--- a/docs/HIE-QP-E03 자격증 발행 및 관리 규칙.docx
+++ b/docs/HIE-QP-E03 자격증 발행 및 관리 규칙.docx
@@ -1401,7 +1401,7 @@
           <w:sz w:val="18"/>
           <w:szCs w:val="18"/>
         </w:rPr>
-        <w:t xml:space="preserve">HIE-QP-E01 이 우선한다.</w:t>
+        <w:t xml:space="preserve">HIE-QP-E01이 우선한다.</w:t>
       </w:r>
     </w:p>
     <w:p>
@@ -1421,7 +1421,7 @@
           <w:sz w:val="18"/>
           <w:szCs w:val="18"/>
         </w:rPr>
-        <w:t xml:space="preserve">조항마다 근거가 되는 HIE-QP-E01 의 항 번호를 </w:t>
+        <w:t xml:space="preserve">조항마다 근거가 되는 HIE-QP-E01의 항 번호를 </w:t>
       </w:r>
       <w:r>
         <w:rPr>
@@ -1496,7 +1496,7 @@
           <w:sz w:val="20"/>
           <w:szCs w:val="20"/>
         </w:rPr>
-        <w:t xml:space="preserve">1.1 이 규칙은 HIE-QP-E01 에 따라 자격이 인정된 비파괴검사 요원에게 발행하는 자격증의 발행, 유효기간 관리, 재자격, 자격종료와 복권, 기록 관리에 대한 세부 절차를 규정한다.</w:t>
+        <w:t xml:space="preserve">1.1이 규칙은 HIE-QP-E01에 따라 자격이 인정된 비파괴검사 요원에게 발행하는 자격증의 발행, 유효기간 관리, 재자격, 자격종료와 복권, 기록 관리에 대한 세부 절차를 규정한다.</w:t>
       </w:r>
     </w:p>
     <w:p>
@@ -1517,7 +1517,7 @@
           <w:sz w:val="20"/>
           <w:szCs w:val="20"/>
         </w:rPr>
-        <w:t xml:space="preserve">1.2 이 규칙은 회사에 소속된 NDE Level Ⅰ, Ⅱ, Ⅲ 요원에게 적용한다.</w:t>
+        <w:t xml:space="preserve">1.2이 규칙은 회사에 소속된 NDE Level Ⅰ, Ⅱ, Ⅲ 요원에게 적용한다.</w:t>
       </w:r>
     </w:p>
     <w:p>
@@ -1643,7 +1643,7 @@
           <w:sz w:val="20"/>
           <w:szCs w:val="20"/>
         </w:rPr>
-        <w:t xml:space="preserve">2.3 HIE 의 품질 매뉴얼</w:t>
+        <w:t xml:space="preserve">2.3 HIE의 품질 매뉴얼</w:t>
       </w:r>
     </w:p>
     <w:p>
@@ -1748,7 +1748,7 @@
           <w:sz w:val="20"/>
           <w:szCs w:val="20"/>
         </w:rPr>
-        <w:t xml:space="preserve"> 는 비파괴검사요원의 모든 Level 에 대한 자격인정에 대해 전적인 책임을 진다. (E01 3.4, 7.6.1)</w:t>
+        <w:t xml:space="preserve">는 비파괴검사요원의 모든 Level에 대한 자격인정에 대해 전적인 책임을 진다. (E01 3.4, 7.6.1)</w:t>
       </w:r>
     </w:p>
     <w:p>
@@ -1789,7 +1789,7 @@
           <w:sz w:val="20"/>
           <w:szCs w:val="20"/>
         </w:rPr>
-        <w:t xml:space="preserve"> 는 자격증을 발급하기 위한 응시자의 자격인정 기록을 검토한다. (E01 3.2) 또한 모든 비파괴검사 요원의 자격 부여 및 재자격 부여가 HIE-QP-E01 에 따라 수행되고 있는지 검토하고 승인할 책임이 있다. (E01 3.3)</w:t>
+        <w:t xml:space="preserve">는 자격증을 발급하기 위한 응시자의 자격인정 기록을 검토한다. (E01 3.2) 또한 모든 비파괴검사 요원의 자격 부여 및 재자격 부여가 HIE-QP-E01에 따라 수행되고 있는지 검토하고 승인할 책임이 있다. (E01 3.3)</w:t>
       </w:r>
     </w:p>
     <w:p>
@@ -1830,7 +1830,7 @@
           <w:sz w:val="20"/>
           <w:szCs w:val="20"/>
         </w:rPr>
-        <w:t xml:space="preserve"> 는 자격증의 작성과 발행 실무, 유효기간 관리, 발급대장 관리, 자격인정 기록의 보관에 대한 책임을 가진다.</w:t>
+        <w:t xml:space="preserve">는 자격증의 작성과 발행 실무, 유효기간 관리, 발급대장 관리, 자격인정 기록의 보관에 대한 책임을 가진다.</w:t>
       </w:r>
     </w:p>
     <w:p>
@@ -1934,7 +1934,7 @@
           <w:sz w:val="20"/>
           <w:szCs w:val="20"/>
         </w:rPr>
-        <w:t xml:space="preserve"> 자격이 인정된 비파괴검사 요원에게 발행하는 증서. HIE-QP-E01 7.6.7 은 "자격 인증서" 로, 다른 기관의 규칙은 "합격증" 으로 부르기도 하나 모두 같은 것을 가리킨다. 이 규칙에서는 </w:t>
+        <w:t xml:space="preserve"> 자격이 인정된 비파괴검사 요원에게 발행하는 증서. HIE-QP-E01 7.6.7은 "자격 인증서" 로, 다른 기관의 규칙은 "합격증" 으로 부르기도 하나 모두 같은 것을 가리킨다. 이 규칙에서는 </w:t>
       </w:r>
       <w:r>
         <w:rPr>
@@ -2224,7 +2224,7 @@
           <w:sz w:val="20"/>
           <w:szCs w:val="20"/>
         </w:rPr>
-        <w:t xml:space="preserve">5.1.1 자격증은 HIE-QP-E01 7.1 부터 7.5 까지에 따른 </w:t>
+        <w:t xml:space="preserve">5.1.1 자격증은 HIE-QP-E01 7.1 ~ 7.5에 따른 </w:t>
       </w:r>
       <w:r>
         <w:rPr>
@@ -2265,7 +2265,7 @@
           <w:sz w:val="20"/>
           <w:szCs w:val="20"/>
         </w:rPr>
-        <w:t xml:space="preserve">5.1.2 자격부여를 받고자 하는 검사요원은 HIE-QP-E01 에 명시된 요구사항에 적합해야 한다. (E01 7.6.2)</w:t>
+        <w:t xml:space="preserve">5.1.2 자격부여를 받고자 하는 검사요원은 HIE-QP-E01에 명시된 요구사항에 적합해야 한다. (E01 7.6.2)</w:t>
       </w:r>
     </w:p>
     <w:p>
@@ -2286,7 +2286,7 @@
           <w:sz w:val="20"/>
           <w:szCs w:val="20"/>
         </w:rPr>
-        <w:t xml:space="preserve">5.1.3 자격증의 발행은 대표 NDE Level Ⅲ 가 자격인정 기록을 검토하고 (E01 3.2), 대표이사의 책임 아래 이루어진다. (E01 7.6.1)</w:t>
+        <w:t xml:space="preserve">5.1.3 자격증의 발행은 대표 NDE Level Ⅲ가 자격인정 기록을 검토하고 (E01 3.2), 대표이사의 책임 아래 이루어진다. (E01 7.6.1)</w:t>
       </w:r>
     </w:p>
     <w:p>
@@ -2895,7 +2895,7 @@
                 <w:sz w:val="18"/>
                 <w:szCs w:val="18"/>
               </w:rPr>
-              <w:t xml:space="preserve"> 의 법적 이름(풀네임)과 서명. Level Ⅲ 와 인증 기관이 별도의 위치로 식별되는 경우 양쪽 모두 표시하며, 해당되는 경우 서명한 인원의 ASNT 자격 사항을 함께 밝힌다</w:t>
+              <w:t xml:space="preserve">의 법적 이름(풀네임)과 서명. Level Ⅲ와 인증 기관이 별도의 위치로 식별되는 경우 양쪽 모두 표시하며, 해당되는 경우 서명한 인원의 ASNT 자격 사항을 함께 밝힌다</w:t>
             </w:r>
           </w:p>
         </w:tc>
@@ -2993,7 +2993,7 @@
           <w:sz w:val="20"/>
           <w:szCs w:val="20"/>
         </w:rPr>
-        <w:t xml:space="preserve">5.2.2 자격증은 지정된 NDE Level Ⅲ 가 서명할 때 </w:t>
+        <w:t xml:space="preserve">5.2.2 자격증은 지정된 NDE Level Ⅲ가 서명할 때 </w:t>
       </w:r>
       <w:r>
         <w:rPr>
@@ -3013,7 +3013,7 @@
           <w:sz w:val="20"/>
           <w:szCs w:val="20"/>
         </w:rPr>
-        <w:t xml:space="preserve"> 한다. (E01 7.6.7 6))</w:t>
+        <w:t xml:space="preserve"> 한다. (E01 7.6.7-6)</w:t>
       </w:r>
     </w:p>
     <w:p>
@@ -3337,7 +3337,7 @@
           <w:sz w:val="20"/>
           <w:szCs w:val="20"/>
         </w:rPr>
-        <w:t xml:space="preserve">5.3.2 ID 카드에는 5.2.1 의 기재 사항과 함께 다음을 넣는다.</w:t>
+        <w:t xml:space="preserve">5.3.2 ID 카드에는 5.2.1의 기재 사항과 함께 다음을 넣는다.</w:t>
       </w:r>
     </w:p>
     <w:p>
@@ -3453,7 +3453,7 @@
           <w:sz w:val="20"/>
           <w:szCs w:val="20"/>
         </w:rPr>
-        <w:t xml:space="preserve"> 으로 관리한다.</w:t>
+        <w:t xml:space="preserve">으로 관리한다.</w:t>
       </w:r>
     </w:p>
     <w:p>
@@ -3537,7 +3537,7 @@
           <w:sz w:val="20"/>
           <w:szCs w:val="20"/>
         </w:rPr>
-        <w:t xml:space="preserve"> 를 제출하여 재발급받을 수 있다.</w:t>
+        <w:t xml:space="preserve">를 제출하여 재발급받을 수 있다.</w:t>
       </w:r>
     </w:p>
     <w:p>
@@ -3558,7 +3558,7 @@
           <w:sz w:val="20"/>
           <w:szCs w:val="20"/>
         </w:rPr>
-        <w:t xml:space="preserve">5.5.2 재발급은 대표 NDE Level Ⅲ 의 승인을 거쳐 발행하며, 그 사유를 </w:t>
+        <w:t xml:space="preserve">5.5.2 재발급은 대표 NDE Level Ⅲ의 승인을 거쳐 발행하며, 그 사유를 </w:t>
       </w:r>
       <w:r>
         <w:rPr>
@@ -3578,7 +3578,7 @@
           <w:sz w:val="20"/>
           <w:szCs w:val="20"/>
         </w:rPr>
-        <w:t xml:space="preserve"> 에 남긴다.</w:t>
+        <w:t xml:space="preserve">에 남긴다.</w:t>
       </w:r>
     </w:p>
     <w:p>
@@ -4024,7 +4024,7 @@
           <w:sz w:val="20"/>
           <w:szCs w:val="20"/>
         </w:rPr>
-        <w:t xml:space="preserve">6.2.1 NDE Level Ⅲ / QA 는 자격증 발급대장을 바탕으로 </w:t>
+        <w:t xml:space="preserve">6.2.1 NDE Level Ⅲ / QA는 자격증 발급대장을 바탕으로 </w:t>
       </w:r>
       <w:r>
         <w:rPr>
@@ -4085,7 +4085,7 @@
           <w:sz w:val="20"/>
           <w:szCs w:val="20"/>
         </w:rPr>
-        <w:t xml:space="preserve">6.2.2 만료 예정자는 HIE-QP-E02 7.1.1 의 연간 시험 시행계획에 재자격 대상자로 반영한다.</w:t>
+        <w:t xml:space="preserve">6.2.2 만료 예정자는 HIE-QP-E02 7.1.1의 연간 시험 시행계획에 재자격 대상자로 반영한다.</w:t>
       </w:r>
     </w:p>
     <w:p>
@@ -4158,7 +4158,7 @@
           <w:sz w:val="20"/>
           <w:szCs w:val="20"/>
         </w:rPr>
-        <w:t xml:space="preserve">대표 NDE Level Ⅲ 가 필요하다고 판단한 부분</w:t>
+        <w:t xml:space="preserve">대표 NDE Level Ⅲ가 필요하다고 판단한 부분</w:t>
       </w:r>
       <w:r>
         <w:rPr>
@@ -4209,7 +4209,7 @@
           <w:sz w:val="20"/>
           <w:szCs w:val="20"/>
         </w:rPr>
-        <w:t xml:space="preserve"> 는 필기(종목·전문)시험, 실기시험, 실증시험으로 재자격 인증될 수 있다. 다음 조건이 모두 충족되면 </w:t>
+        <w:t xml:space="preserve">는 필기(종목·전문)시험, 실기시험, 실증시험으로 재자격 인증될 수 있다. 다음 조건이 모두 충족되면 </w:t>
       </w:r>
       <w:r>
         <w:rPr>
@@ -4287,7 +4287,7 @@
           <w:sz w:val="20"/>
           <w:szCs w:val="20"/>
         </w:rPr>
-        <w:t xml:space="preserve">6.3.3 이 절차서에 </w:t>
+        <w:t xml:space="preserve">6.3.3이 절차서에 </w:t>
       </w:r>
       <w:r>
         <w:rPr>
@@ -4431,7 +4431,7 @@
           <w:sz w:val="20"/>
           <w:szCs w:val="20"/>
         </w:rPr>
-        <w:t xml:space="preserve"> NDE Level Ⅰ 및 Ⅱ 검사원은 NDE Level Ⅲ 에 의하여 실기시험을 실시하여 재평가되어야 한다. (E01 7.7.2)</w:t>
+        <w:t xml:space="preserve"> NDE Level Ⅰ 및 Ⅱ 검사원은 NDE Level Ⅲ에 의하여 실기시험을 실시하여 재평가되어야 한다. (E01 7.7.2)</w:t>
       </w:r>
     </w:p>
     <w:p>
@@ -4496,7 +4496,7 @@
           <w:sz w:val="20"/>
           <w:szCs w:val="20"/>
         </w:rPr>
-        <w:t xml:space="preserve">7.1.1 검사업무의 중단이란 Level Ⅰ 과 Ⅱ 는 자격인정된 NDE 종목 업무를 </w:t>
+        <w:t xml:space="preserve">7.1.1 검사업무의 중단이란 Level Ⅰ과 Ⅱ는 자격인정된 NDE 종목 업무를 </w:t>
       </w:r>
       <w:r>
         <w:rPr>
@@ -4516,7 +4516,7 @@
           <w:sz w:val="20"/>
           <w:szCs w:val="20"/>
         </w:rPr>
-        <w:t xml:space="preserve">을 말한다. Level Ⅲ 는 NDE 와 관련된 업무(비파괴검사, 품질보증 활동, NDE/QA 교육 활동 등)를 기준으로 한다. (E01 7.8.1)</w:t>
+        <w:t xml:space="preserve">을 말한다. Level Ⅲ는 NDE와 관련된 업무(비파괴검사, 품질보증 활동, NDE/QA 교육 활동 등)를 기준으로 한다. (E01 7.8.1)</w:t>
       </w:r>
     </w:p>
     <w:p>
@@ -4557,7 +4557,7 @@
           <w:sz w:val="20"/>
           <w:szCs w:val="20"/>
         </w:rPr>
-        <w:t xml:space="preserve">하면 해당 NDE Level 의 시험에 의하여 재자격인정을 받아야 한다. (E01 7.8.2)</w:t>
+        <w:t xml:space="preserve">하면 해당 NDE Level의 시험에 의하여 재자격인정을 받아야 한다. (E01 7.8.2)</w:t>
       </w:r>
     </w:p>
     <w:p>
@@ -4682,7 +4682,7 @@
           <w:sz w:val="20"/>
           <w:szCs w:val="20"/>
         </w:rPr>
-        <w:t xml:space="preserve">7.2.3 자격이 종료되면 NDE Level Ⅲ / QA 는 발급대장에 종료 일자와 사유를 기재하고, 자격증과 ID 카드를 회수한다.</w:t>
+        <w:t xml:space="preserve">7.2.3 자격이 종료되면 NDE Level Ⅲ / QA는 발급대장에 종료 일자와 사유를 기재하고, 자격증과 ID 카드를 회수한다.</w:t>
       </w:r>
     </w:p>
     <w:p>
@@ -4725,7 +4725,7 @@
           <w:sz w:val="20"/>
           <w:szCs w:val="20"/>
         </w:rPr>
-        <w:t xml:space="preserve">7.3.1 자격인정이 종료된 Level Ⅰ, Ⅱ 또는 Ⅲ 검사요원은 다음 조건이 모두 대표 NDE Level Ⅲ 에게 만족되도록 부합될 때, </w:t>
+        <w:t xml:space="preserve">7.3.1 자격인정이 종료된 Level Ⅰ, Ⅱ 또는 Ⅲ 검사요원은 다음 조건을 대표 NDE Level Ⅲ가 모두 충족되었다고 인정할 때, </w:t>
       </w:r>
       <w:r>
         <w:rPr>
@@ -4745,7 +4745,7 @@
           <w:sz w:val="20"/>
           <w:szCs w:val="20"/>
         </w:rPr>
-        <w:t xml:space="preserve"> 이전의 자격 Level 로 자격인정받을 수 있다. (E01 7.10.3)</w:t>
+        <w:t xml:space="preserve"> 이전의 자격 Level로 자격인정받을 수 있다. (E01 7.10.3)</w:t>
       </w:r>
     </w:p>
     <w:p>
@@ -4829,7 +4829,7 @@
           <w:sz w:val="20"/>
           <w:szCs w:val="20"/>
         </w:rPr>
-        <w:t xml:space="preserve">NDE Level Ⅲ 에 의해 규정된 추가 훈련</w:t>
+        <w:t xml:space="preserve">NDE Level Ⅲ에 의해 규정된 추가 훈련</w:t>
       </w:r>
       <w:r>
         <w:rPr>
@@ -4839,7 +4839,7 @@
           <w:sz w:val="20"/>
           <w:szCs w:val="20"/>
         </w:rPr>
-        <w:t xml:space="preserve">을 받아야 한다. (E01 7.10.3 4))</w:t>
+        <w:t xml:space="preserve">을 받아야 한다. (E01 7.10.3-4)</w:t>
       </w:r>
     </w:p>
     <w:p>
@@ -5061,7 +5061,7 @@
                 <w:sz w:val="18"/>
                 <w:szCs w:val="18"/>
               </w:rPr>
-              <w:t xml:space="preserve">HIE 가 7.6.6 절에서 요구되는 자격인정 요원의 </w:t>
+              <w:t xml:space="preserve">HIE가 7.6.6 절에서 요구되는 자격인정 요원의 </w:t>
             </w:r>
             <w:r>
               <w:rPr>
@@ -5436,7 +5436,7 @@
           <w:sz w:val="20"/>
           <w:szCs w:val="20"/>
         </w:rPr>
-        <w:t xml:space="preserve">8.2.1 자격 인정서 및 전 시험기록에는 다음 사항이 포함되어야 한다. (E01 7.6.6)</w:t>
+        <w:t xml:space="preserve">8.2.1 자격인정서 및 전 시험 기록에는 다음 사항이 포함되어야 한다. (E01 7.6.6)</w:t>
       </w:r>
     </w:p>
     <w:p>
@@ -6404,7 +6404,7 @@
           <w:sz w:val="20"/>
           <w:szCs w:val="20"/>
         </w:rPr>
-        <w:t xml:space="preserve">8.2.2 6) 의 시험지 사본은 HIE-QP-E02 에 따라 CBT 로 시행한 경우 </w:t>
+        <w:t xml:space="preserve">8.2.2 6)의 시험지 사본은 HIE-QP-E02에 따라 CBT로 시행한 경우 </w:t>
       </w:r>
       <w:r>
         <w:rPr>
@@ -6508,7 +6508,7 @@
           <w:sz w:val="20"/>
           <w:szCs w:val="20"/>
         </w:rPr>
-        <w:t xml:space="preserve"> 및 HIE-QP-E02 7.10.2 에 따른다.</w:t>
+        <w:t xml:space="preserve"> 및 HIE-QP-E02 7.10.2에 따른다.</w:t>
       </w:r>
     </w:p>
     <w:p>
@@ -6551,7 +6551,7 @@
           <w:sz w:val="20"/>
           <w:szCs w:val="20"/>
         </w:rPr>
-        <w:t xml:space="preserve">8.4.1 자격인정 기록은 임의로 폐기하지 않는다. 폐기할 때에는 대표 NDE Level Ⅲ 의 승인을 받고, 폐기 일자·승인 기록·폐기 대상 기록명·폐기 방법을 기록으로 남긴다.</w:t>
+        <w:t xml:space="preserve">8.4.1 자격인정 기록은 임의로 폐기하지 않는다. 폐기할 때에는 대표 NDE Level Ⅲ의 승인을 받고, 폐기 일자·승인 기록·폐기 대상 기록명·폐기 방법을 기록으로 남긴다.</w:t>
       </w:r>
     </w:p>
     <w:p>
@@ -10462,7 +10462,7 @@
           <w:sz w:val="20"/>
           <w:szCs w:val="20"/>
         </w:rPr>
-        <w:t xml:space="preserve"> 모두 채운다. (E01 7.6.7 6))</w:t>
+        <w:t xml:space="preserve"> 모두 채운다. (E01 7.6.7-6)</w:t>
       </w:r>
     </w:p>
     <w:p>
@@ -10494,7 +10494,7 @@
           <w:sz w:val="20"/>
           <w:szCs w:val="20"/>
         </w:rPr>
-        <w:t xml:space="preserve">4. Level Ⅲ 와 인증 기관이 별도의 위치로 식별되는 경우 양쪽을 모두 적는다.</w:t>
+        <w:t xml:space="preserve">4. Level Ⅲ와 인증 기관이 별도의 위치로 식별되는 경우 양쪽을 모두 적는다.</w:t>
       </w:r>
     </w:p>
     <w:p>
@@ -10510,7 +10510,7 @@
           <w:sz w:val="20"/>
           <w:szCs w:val="20"/>
         </w:rPr>
-        <w:t xml:space="preserve">(E01 7.6.7 5))</w:t>
+        <w:t xml:space="preserve">(E01 7.6.7-5)</w:t>
       </w:r>
     </w:p>
     <w:p>
@@ -15685,47 +15685,6 @@
       </w:pPr>
     </w:p>
     <w:p>
-      <w:pPr>
-        <w:spacing w:after="60" w:before="60" w:line="300"/>
-        <w:jc w:val="both"/>
-      </w:pPr>
-      <w:r>
-        <w:rPr>
-          <w:rFonts w:ascii="D2Coding" w:cs="D2Coding" w:eastAsia="D2Coding" w:hAnsi="D2Coding"/>
-          <w:b w:val="false"/>
-          <w:bCs w:val="false"/>
-          <w:sz w:val="20"/>
-          <w:szCs w:val="20"/>
-        </w:rPr>
-        <w:t xml:space="preserve">HIE-QP-E03-01 Rev.0</w:t>
-      </w:r>
-      <w:r>
-        <w:rPr>
-          <w:rFonts w:ascii="맑은 고딕" w:cs="맑은 고딕" w:eastAsia="맑은 고딕" w:hAnsi="맑은 고딕"/>
-          <w:b w:val="false"/>
-          <w:bCs w:val="false"/>
-          <w:sz w:val="20"/>
-          <w:szCs w:val="20"/>
-        </w:rPr>
-        <w:t xml:space="preserve">    </w:t>
-      </w:r>
-      <w:r>
-        <w:rPr>
-          <w:rFonts w:ascii="D2Coding" w:cs="D2Coding" w:eastAsia="D2Coding" w:hAnsi="D2Coding"/>
-          <w:b w:val="false"/>
-          <w:bCs w:val="false"/>
-          <w:sz w:val="20"/>
-          <w:szCs w:val="20"/>
-        </w:rPr>
-        <w:t xml:space="preserve">A4(210mm×297mm)</w:t>
-      </w:r>
-    </w:p>
-    <w:p>
-      <w:pPr>
-        <w:spacing w:after="60"/>
-      </w:pPr>
-    </w:p>
-    <w:p>
       <w:r>
         <w:br w:type="page"/>
       </w:r>
@@ -17574,47 +17533,6 @@
       <w:pPr>
         <w:spacing w:after="160"/>
       </w:pPr>
-    </w:p>
-    <w:p>
-      <w:pPr>
-        <w:spacing w:after="60"/>
-      </w:pPr>
-    </w:p>
-    <w:p>
-      <w:pPr>
-        <w:spacing w:after="60" w:before="60" w:line="300"/>
-        <w:jc w:val="both"/>
-      </w:pPr>
-      <w:r>
-        <w:rPr>
-          <w:rFonts w:ascii="D2Coding" w:cs="D2Coding" w:eastAsia="D2Coding" w:hAnsi="D2Coding"/>
-          <w:b w:val="false"/>
-          <w:bCs w:val="false"/>
-          <w:sz w:val="20"/>
-          <w:szCs w:val="20"/>
-        </w:rPr>
-        <w:t xml:space="preserve">HIE-QP-E03-02 Rev.0</w:t>
-      </w:r>
-      <w:r>
-        <w:rPr>
-          <w:rFonts w:ascii="맑은 고딕" w:cs="맑은 고딕" w:eastAsia="맑은 고딕" w:hAnsi="맑은 고딕"/>
-          <w:b w:val="false"/>
-          <w:bCs w:val="false"/>
-          <w:sz w:val="20"/>
-          <w:szCs w:val="20"/>
-        </w:rPr>
-        <w:t xml:space="preserve">    </w:t>
-      </w:r>
-      <w:r>
-        <w:rPr>
-          <w:rFonts w:ascii="D2Coding" w:cs="D2Coding" w:eastAsia="D2Coding" w:hAnsi="D2Coding"/>
-          <w:b w:val="false"/>
-          <w:bCs w:val="false"/>
-          <w:sz w:val="20"/>
-          <w:szCs w:val="20"/>
-        </w:rPr>
-        <w:t xml:space="preserve">A4(210mm×297mm)</w:t>
-      </w:r>
     </w:p>
     <w:p>
       <w:pPr>
@@ -19815,47 +19733,6 @@
       </w:pPr>
     </w:p>
     <w:p>
-      <w:pPr>
-        <w:spacing w:after="60" w:before="60" w:line="300"/>
-        <w:jc w:val="both"/>
-      </w:pPr>
-      <w:r>
-        <w:rPr>
-          <w:rFonts w:ascii="D2Coding" w:cs="D2Coding" w:eastAsia="D2Coding" w:hAnsi="D2Coding"/>
-          <w:b w:val="false"/>
-          <w:bCs w:val="false"/>
-          <w:sz w:val="20"/>
-          <w:szCs w:val="20"/>
-        </w:rPr>
-        <w:t xml:space="preserve">HIE-QP-E03-03 Rev.0</w:t>
-      </w:r>
-      <w:r>
-        <w:rPr>
-          <w:rFonts w:ascii="맑은 고딕" w:cs="맑은 고딕" w:eastAsia="맑은 고딕" w:hAnsi="맑은 고딕"/>
-          <w:b w:val="false"/>
-          <w:bCs w:val="false"/>
-          <w:sz w:val="20"/>
-          <w:szCs w:val="20"/>
-        </w:rPr>
-        <w:t xml:space="preserve">    </w:t>
-      </w:r>
-      <w:r>
-        <w:rPr>
-          <w:rFonts w:ascii="D2Coding" w:cs="D2Coding" w:eastAsia="D2Coding" w:hAnsi="D2Coding"/>
-          <w:b w:val="false"/>
-          <w:bCs w:val="false"/>
-          <w:sz w:val="20"/>
-          <w:szCs w:val="20"/>
-        </w:rPr>
-        <w:t xml:space="preserve">A4(210mm×297mm)</w:t>
-      </w:r>
-    </w:p>
-    <w:p>
-      <w:pPr>
-        <w:spacing w:after="60"/>
-      </w:pPr>
-    </w:p>
-    <w:p>
       <w:r>
         <w:br w:type="page"/>
       </w:r>
@@ -23564,47 +23441,6 @@
       </w:pPr>
     </w:p>
     <w:p>
-      <w:pPr>
-        <w:spacing w:after="60" w:before="60" w:line="300"/>
-        <w:jc w:val="both"/>
-      </w:pPr>
-      <w:r>
-        <w:rPr>
-          <w:rFonts w:ascii="D2Coding" w:cs="D2Coding" w:eastAsia="D2Coding" w:hAnsi="D2Coding"/>
-          <w:b w:val="false"/>
-          <w:bCs w:val="false"/>
-          <w:sz w:val="20"/>
-          <w:szCs w:val="20"/>
-        </w:rPr>
-        <w:t xml:space="preserve">HIE-QP-E03-04 Rev.0</w:t>
-      </w:r>
-      <w:r>
-        <w:rPr>
-          <w:rFonts w:ascii="맑은 고딕" w:cs="맑은 고딕" w:eastAsia="맑은 고딕" w:hAnsi="맑은 고딕"/>
-          <w:b w:val="false"/>
-          <w:bCs w:val="false"/>
-          <w:sz w:val="20"/>
-          <w:szCs w:val="20"/>
-        </w:rPr>
-        <w:t xml:space="preserve">    </w:t>
-      </w:r>
-      <w:r>
-        <w:rPr>
-          <w:rFonts w:ascii="D2Coding" w:cs="D2Coding" w:eastAsia="D2Coding" w:hAnsi="D2Coding"/>
-          <w:b w:val="false"/>
-          <w:bCs w:val="false"/>
-          <w:sz w:val="20"/>
-          <w:szCs w:val="20"/>
-        </w:rPr>
-        <w:t xml:space="preserve">A4(210mm×297mm)</w:t>
-      </w:r>
-    </w:p>
-    <w:p>
-      <w:pPr>
-        <w:spacing w:after="60"/>
-      </w:pPr>
-    </w:p>
-    <w:p>
       <w:r>
         <w:br w:type="page"/>
       </w:r>
@@ -25607,7 +25443,7 @@
                 <w:sz w:val="18"/>
                 <w:szCs w:val="18"/>
               </w:rPr>
-              <w:t xml:space="preserve">4) 위 1)~3)을 만족하지 않는 경우 — NDE Level Ⅲ 가 규정한 </w:t>
+              <w:t xml:space="preserve">4) 위 1)~3)을 만족하지 않는 경우 — NDE Level Ⅲ가 규정한 </w:t>
             </w:r>
             <w:r>
               <w:rPr>
@@ -26445,47 +26281,6 @@
       <w:pPr>
         <w:spacing w:after="160"/>
       </w:pPr>
-    </w:p>
-    <w:p>
-      <w:pPr>
-        <w:spacing w:after="60"/>
-      </w:pPr>
-    </w:p>
-    <w:p>
-      <w:pPr>
-        <w:spacing w:after="60" w:before="60" w:line="300"/>
-        <w:jc w:val="both"/>
-      </w:pPr>
-      <w:r>
-        <w:rPr>
-          <w:rFonts w:ascii="D2Coding" w:cs="D2Coding" w:eastAsia="D2Coding" w:hAnsi="D2Coding"/>
-          <w:b w:val="false"/>
-          <w:bCs w:val="false"/>
-          <w:sz w:val="20"/>
-          <w:szCs w:val="20"/>
-        </w:rPr>
-        <w:t xml:space="preserve">HIE-QP-E03-05 Rev.0</w:t>
-      </w:r>
-      <w:r>
-        <w:rPr>
-          <w:rFonts w:ascii="맑은 고딕" w:cs="맑은 고딕" w:eastAsia="맑은 고딕" w:hAnsi="맑은 고딕"/>
-          <w:b w:val="false"/>
-          <w:bCs w:val="false"/>
-          <w:sz w:val="20"/>
-          <w:szCs w:val="20"/>
-        </w:rPr>
-        <w:t xml:space="preserve">    </w:t>
-      </w:r>
-      <w:r>
-        <w:rPr>
-          <w:rFonts w:ascii="D2Coding" w:cs="D2Coding" w:eastAsia="D2Coding" w:hAnsi="D2Coding"/>
-          <w:b w:val="false"/>
-          <w:bCs w:val="false"/>
-          <w:sz w:val="20"/>
-          <w:szCs w:val="20"/>
-        </w:rPr>
-        <w:t xml:space="preserve">A4(210mm×297mm)</w:t>
-      </w:r>
     </w:p>
     <w:p>
       <w:pPr>

--- a/docs/HIE-QP-E03 자격증 발행 및 관리 규칙.docx
+++ b/docs/HIE-QP-E03 자격증 발행 및 관리 규칙.docx
@@ -466,7 +466,7 @@
                 <w:sz w:val="18"/>
                 <w:szCs w:val="18"/>
               </w:rPr>
-              <w:t xml:space="preserve">기술부 TECH Dep't</w:t>
+              <w:t xml:space="preserve">QM Dep't</w:t>
             </w:r>
           </w:p>
         </w:tc>
@@ -495,10 +495,8 @@
         </w:tblBorders>
       </w:tblPr>
       <w:tblGrid>
-        <w:gridCol w:w="918"/>
-        <w:gridCol w:w="2524"/>
-        <w:gridCol w:w="3672"/>
-        <w:gridCol w:w="2525"/>
+        <w:gridCol w:w="8203"/>
+        <w:gridCol w:w="1436"/>
       </w:tblGrid>
       <w:tr>
         <w:trPr>
@@ -506,7 +504,7 @@
         </w:trPr>
         <w:tc>
           <w:tcPr>
-            <w:tcW w:type="dxa" w:w="918"/>
+            <w:tcW w:type="dxa" w:w="8203"/>
             <w:tcBorders>
               <w:top w:val="single" w:color="999999" w:sz="4"/>
               <w:left w:val="single" w:color="999999" w:sz="4"/>
@@ -537,7 +535,7 @@
         </w:tc>
         <w:tc>
           <w:tcPr>
-            <w:tcW w:type="dxa" w:w="2524"/>
+            <w:tcW w:type="dxa" w:w="1436"/>
             <w:tcBorders>
               <w:top w:val="single" w:color="999999" w:sz="4"/>
               <w:left w:val="single" w:color="999999" w:sz="4"/>
@@ -559,123 +557,10 @@
             <w:r>
               <w:rPr>
                 <w:rFonts w:ascii="맑은 고딕" w:cs="맑은 고딕" w:eastAsia="맑은 고딕" w:hAnsi="맑은 고딕"/>
-                <w:b/>
-                <w:bCs/>
-                <w:sz w:val="18"/>
-                <w:szCs w:val="18"/>
-              </w:rPr>
-              <w:t xml:space="preserve">작 성 자</w:t>
-            </w:r>
-          </w:p>
-          <w:p>
-            <w:pPr>
-              <w:spacing w:after="20" w:before="20"/>
-            </w:pPr>
-            <w:r>
-              <w:rPr>
-                <w:rFonts w:ascii="맑은 고딕" w:cs="맑은 고딕" w:eastAsia="맑은 고딕" w:hAnsi="맑은 고딕"/>
-                <w:b/>
-                <w:bCs/>
-                <w:sz w:val="18"/>
-                <w:szCs w:val="18"/>
-              </w:rPr>
-              <w:t xml:space="preserve">Prepared by</w:t>
-            </w:r>
-          </w:p>
-        </w:tc>
-        <w:tc>
-          <w:tcPr>
-            <w:tcW w:type="dxa" w:w="3672"/>
-            <w:tcBorders>
-              <w:top w:val="single" w:color="999999" w:sz="4"/>
-              <w:left w:val="single" w:color="999999" w:sz="4"/>
-              <w:bottom w:val="single" w:color="999999" w:sz="4"/>
-              <w:right w:val="single" w:color="999999" w:sz="4"/>
-            </w:tcBorders>
-            <w:shd w:fill="EFEFEF" w:val="clear"/>
-            <w:tcMar>
-              <w:top w:type="dxa" w:w="60"/>
-              <w:left w:type="dxa" w:w="90"/>
-              <w:bottom w:type="dxa" w:w="60"/>
-              <w:right w:type="dxa" w:w="90"/>
-            </w:tcMar>
-          </w:tcPr>
-          <w:p>
-            <w:pPr>
-              <w:spacing w:after="20" w:before="20"/>
-            </w:pPr>
-            <w:r>
-              <w:rPr>
-                <w:rFonts w:ascii="맑은 고딕" w:cs="맑은 고딕" w:eastAsia="맑은 고딕" w:hAnsi="맑은 고딕"/>
-                <w:b/>
-                <w:bCs/>
-                <w:sz w:val="18"/>
-                <w:szCs w:val="18"/>
-              </w:rPr>
-              <w:t xml:space="preserve">검 토 자</w:t>
-            </w:r>
-          </w:p>
-          <w:p>
-            <w:pPr>
-              <w:spacing w:after="20" w:before="20"/>
-            </w:pPr>
-            <w:r>
-              <w:rPr>
-                <w:rFonts w:ascii="맑은 고딕" w:cs="맑은 고딕" w:eastAsia="맑은 고딕" w:hAnsi="맑은 고딕"/>
-                <w:b/>
-                <w:bCs/>
-                <w:sz w:val="18"/>
-                <w:szCs w:val="18"/>
-              </w:rPr>
-              <w:t xml:space="preserve">Reviewed by</w:t>
-            </w:r>
-          </w:p>
-        </w:tc>
-        <w:tc>
-          <w:tcPr>
-            <w:tcW w:type="dxa" w:w="2525"/>
-            <w:tcBorders>
-              <w:top w:val="single" w:color="999999" w:sz="4"/>
-              <w:left w:val="single" w:color="999999" w:sz="4"/>
-              <w:bottom w:val="single" w:color="999999" w:sz="4"/>
-              <w:right w:val="single" w:color="999999" w:sz="4"/>
-            </w:tcBorders>
-            <w:shd w:fill="EFEFEF" w:val="clear"/>
-            <w:tcMar>
-              <w:top w:type="dxa" w:w="60"/>
-              <w:left w:type="dxa" w:w="90"/>
-              <w:bottom w:type="dxa" w:w="60"/>
-              <w:right w:type="dxa" w:w="90"/>
-            </w:tcMar>
-          </w:tcPr>
-          <w:p>
-            <w:pPr>
-              <w:spacing w:after="20" w:before="20"/>
-            </w:pPr>
-            <w:r>
-              <w:rPr>
-                <w:rFonts w:ascii="맑은 고딕" w:cs="맑은 고딕" w:eastAsia="맑은 고딕" w:hAnsi="맑은 고딕"/>
-                <w:b/>
-                <w:bCs/>
-                <w:sz w:val="18"/>
-                <w:szCs w:val="18"/>
-              </w:rPr>
-              <w:t xml:space="preserve">승 인 자</w:t>
-            </w:r>
-          </w:p>
-          <w:p>
-            <w:pPr>
-              <w:spacing w:after="20" w:before="20"/>
-            </w:pPr>
-            <w:r>
-              <w:rPr>
-                <w:rFonts w:ascii="맑은 고딕" w:cs="맑은 고딕" w:eastAsia="맑은 고딕" w:hAnsi="맑은 고딕"/>
-                <w:b/>
-                <w:bCs/>
-                <w:sz w:val="18"/>
-                <w:szCs w:val="18"/>
-              </w:rPr>
-              <w:t xml:space="preserve">Approved by</w:t>
+                <w:sz w:val="18"/>
+                <w:szCs w:val="18"/>
+              </w:rPr>
+              <w:t xml:space="preserve"/>
             </w:r>
           </w:p>
         </w:tc>
@@ -686,7 +571,7 @@
         </w:trPr>
         <w:tc>
           <w:tcPr>
-            <w:tcW w:type="dxa" w:w="918"/>
+            <w:tcW w:type="dxa" w:w="8203"/>
             <w:tcBorders>
               <w:top w:val="single" w:color="999999" w:sz="4"/>
               <w:left w:val="single" w:color="999999" w:sz="4"/>
@@ -712,97 +597,248 @@
                 <w:sz w:val="18"/>
                 <w:szCs w:val="18"/>
               </w:rPr>
-              <w:t xml:space="preserve">성명</w:t>
-            </w:r>
-          </w:p>
-        </w:tc>
-        <w:tc>
-          <w:tcPr>
-            <w:tcW w:type="dxa" w:w="2524"/>
-            <w:tcBorders>
-              <w:top w:val="single" w:color="999999" w:sz="4"/>
-              <w:left w:val="single" w:color="999999" w:sz="4"/>
-              <w:bottom w:val="single" w:color="999999" w:sz="4"/>
-              <w:right w:val="single" w:color="999999" w:sz="4"/>
-            </w:tcBorders>
-            <w:tcMar>
-              <w:top w:type="dxa" w:w="60"/>
-              <w:left w:type="dxa" w:w="90"/>
-              <w:bottom w:type="dxa" w:w="60"/>
-              <w:right w:type="dxa" w:w="90"/>
-            </w:tcMar>
-          </w:tcPr>
-          <w:p>
-            <w:pPr>
-              <w:spacing w:after="20" w:before="20"/>
-            </w:pPr>
-            <w:r>
-              <w:rPr>
-                <w:rFonts w:ascii="맑은 고딕" w:cs="맑은 고딕" w:eastAsia="맑은 고딕" w:hAnsi="맑은 고딕"/>
-                <w:sz w:val="18"/>
-                <w:szCs w:val="18"/>
-              </w:rPr>
-              <w:t xml:space="preserve"/>
-            </w:r>
-          </w:p>
-        </w:tc>
-        <w:tc>
-          <w:tcPr>
-            <w:tcW w:type="dxa" w:w="3672"/>
-            <w:tcBorders>
-              <w:top w:val="single" w:color="999999" w:sz="4"/>
-              <w:left w:val="single" w:color="999999" w:sz="4"/>
-              <w:bottom w:val="single" w:color="999999" w:sz="4"/>
-              <w:right w:val="single" w:color="999999" w:sz="4"/>
-            </w:tcBorders>
-            <w:tcMar>
-              <w:top w:type="dxa" w:w="60"/>
-              <w:left w:type="dxa" w:w="90"/>
-              <w:bottom w:type="dxa" w:w="60"/>
-              <w:right w:type="dxa" w:w="90"/>
-            </w:tcMar>
-          </w:tcPr>
-          <w:p>
-            <w:pPr>
-              <w:spacing w:after="20" w:before="20"/>
-            </w:pPr>
-            <w:r>
-              <w:rPr>
-                <w:rFonts w:ascii="맑은 고딕" w:cs="맑은 고딕" w:eastAsia="맑은 고딕" w:hAnsi="맑은 고딕"/>
-                <w:sz w:val="18"/>
-                <w:szCs w:val="18"/>
-              </w:rPr>
-              <w:t xml:space="preserve"/>
-            </w:r>
-          </w:p>
-        </w:tc>
-        <w:tc>
-          <w:tcPr>
-            <w:tcW w:type="dxa" w:w="2525"/>
-            <w:tcBorders>
-              <w:top w:val="single" w:color="999999" w:sz="4"/>
-              <w:left w:val="single" w:color="999999" w:sz="4"/>
-              <w:bottom w:val="single" w:color="999999" w:sz="4"/>
-              <w:right w:val="single" w:color="999999" w:sz="4"/>
-            </w:tcBorders>
-            <w:tcMar>
-              <w:top w:type="dxa" w:w="60"/>
-              <w:left w:type="dxa" w:w="90"/>
-              <w:bottom w:type="dxa" w:w="60"/>
-              <w:right w:type="dxa" w:w="90"/>
-            </w:tcMar>
-          </w:tcPr>
-          <w:p>
-            <w:pPr>
-              <w:spacing w:after="20" w:before="20"/>
-            </w:pPr>
-            <w:r>
-              <w:rPr>
-                <w:rFonts w:ascii="맑은 고딕" w:cs="맑은 고딕" w:eastAsia="맑은 고딕" w:hAnsi="맑은 고딕"/>
-                <w:sz w:val="18"/>
-                <w:szCs w:val="18"/>
-              </w:rPr>
-              <w:t xml:space="preserve"/>
+              <w:t xml:space="preserve">□ 관리본    □ 비관리본    Controlled Copy For Reference</w:t>
+            </w:r>
+          </w:p>
+        </w:tc>
+        <w:tc>
+          <w:tcPr>
+            <w:tcW w:type="dxa" w:w="1436"/>
+            <w:tcBorders>
+              <w:top w:val="single" w:color="999999" w:sz="4"/>
+              <w:left w:val="single" w:color="999999" w:sz="4"/>
+              <w:bottom w:val="single" w:color="999999" w:sz="4"/>
+              <w:right w:val="single" w:color="999999" w:sz="4"/>
+            </w:tcBorders>
+            <w:tcMar>
+              <w:top w:type="dxa" w:w="60"/>
+              <w:left w:type="dxa" w:w="90"/>
+              <w:bottom w:type="dxa" w:w="60"/>
+              <w:right w:type="dxa" w:w="90"/>
+            </w:tcMar>
+          </w:tcPr>
+          <w:p>
+            <w:pPr>
+              <w:spacing w:after="20" w:before="20"/>
+            </w:pPr>
+            <w:r>
+              <w:rPr>
+                <w:rFonts w:ascii="맑은 고딕" w:cs="맑은 고딕" w:eastAsia="맑은 고딕" w:hAnsi="맑은 고딕"/>
+                <w:b w:val="false"/>
+                <w:bCs w:val="false"/>
+                <w:sz w:val="18"/>
+                <w:szCs w:val="18"/>
+              </w:rPr>
+              <w:t xml:space="preserve">관리 번호 :</w:t>
+            </w:r>
+          </w:p>
+        </w:tc>
+      </w:tr>
+    </w:tbl>
+    <w:p>
+      <w:pPr>
+        <w:spacing w:after="160"/>
+      </w:pPr>
+    </w:p>
+    <w:p>
+      <w:pPr>
+        <w:spacing w:after="60"/>
+      </w:pPr>
+    </w:p>
+    <w:tbl>
+      <w:tblPr>
+        <w:tblW w:type="dxa" w:w="9639"/>
+        <w:tblBorders>
+          <w:top w:val="single" w:color="auto" w:sz="4"/>
+          <w:left w:val="single" w:color="auto" w:sz="4"/>
+          <w:bottom w:val="single" w:color="auto" w:sz="4"/>
+          <w:right w:val="single" w:color="auto" w:sz="4"/>
+          <w:insideH w:val="single" w:color="auto" w:sz="4"/>
+          <w:insideV w:val="single" w:color="auto" w:sz="4"/>
+        </w:tblBorders>
+      </w:tblPr>
+      <w:tblGrid>
+        <w:gridCol w:w="856"/>
+        <w:gridCol w:w="3427"/>
+        <w:gridCol w:w="2356"/>
+        <w:gridCol w:w="3000"/>
+      </w:tblGrid>
+      <w:tr>
+        <w:trPr>
+          <w:tblHeader/>
+        </w:trPr>
+        <w:tc>
+          <w:tcPr>
+            <w:tcW w:type="dxa" w:w="856"/>
+            <w:tcBorders>
+              <w:top w:val="single" w:color="999999" w:sz="4"/>
+              <w:left w:val="single" w:color="999999" w:sz="4"/>
+              <w:bottom w:val="single" w:color="999999" w:sz="4"/>
+              <w:right w:val="single" w:color="999999" w:sz="4"/>
+            </w:tcBorders>
+            <w:shd w:fill="EFEFEF" w:val="clear"/>
+            <w:tcMar>
+              <w:top w:type="dxa" w:w="60"/>
+              <w:left w:type="dxa" w:w="90"/>
+              <w:bottom w:type="dxa" w:w="60"/>
+              <w:right w:type="dxa" w:w="90"/>
+            </w:tcMar>
+          </w:tcPr>
+          <w:p>
+            <w:pPr>
+              <w:spacing w:after="20" w:before="20"/>
+            </w:pPr>
+            <w:r>
+              <w:rPr>
+                <w:rFonts w:ascii="맑은 고딕" w:cs="맑은 고딕" w:eastAsia="맑은 고딕" w:hAnsi="맑은 고딕"/>
+                <w:sz w:val="18"/>
+                <w:szCs w:val="18"/>
+              </w:rPr>
+              <w:t xml:space="preserve"/>
+            </w:r>
+          </w:p>
+        </w:tc>
+        <w:tc>
+          <w:tcPr>
+            <w:tcW w:type="dxa" w:w="3427"/>
+            <w:tcBorders>
+              <w:top w:val="single" w:color="999999" w:sz="4"/>
+              <w:left w:val="single" w:color="999999" w:sz="4"/>
+              <w:bottom w:val="single" w:color="999999" w:sz="4"/>
+              <w:right w:val="single" w:color="999999" w:sz="4"/>
+            </w:tcBorders>
+            <w:shd w:fill="EFEFEF" w:val="clear"/>
+            <w:tcMar>
+              <w:top w:type="dxa" w:w="60"/>
+              <w:left w:type="dxa" w:w="90"/>
+              <w:bottom w:type="dxa" w:w="60"/>
+              <w:right w:type="dxa" w:w="90"/>
+            </w:tcMar>
+          </w:tcPr>
+          <w:p>
+            <w:pPr>
+              <w:spacing w:after="20" w:before="20"/>
+            </w:pPr>
+            <w:r>
+              <w:rPr>
+                <w:rFonts w:ascii="맑은 고딕" w:cs="맑은 고딕" w:eastAsia="맑은 고딕" w:hAnsi="맑은 고딕"/>
+                <w:b/>
+                <w:bCs/>
+                <w:sz w:val="18"/>
+                <w:szCs w:val="18"/>
+              </w:rPr>
+              <w:t xml:space="preserve">작 성 자</w:t>
+            </w:r>
+          </w:p>
+          <w:p>
+            <w:pPr>
+              <w:spacing w:after="20" w:before="20"/>
+            </w:pPr>
+            <w:r>
+              <w:rPr>
+                <w:rFonts w:ascii="맑은 고딕" w:cs="맑은 고딕" w:eastAsia="맑은 고딕" w:hAnsi="맑은 고딕"/>
+                <w:b/>
+                <w:bCs/>
+                <w:sz w:val="18"/>
+                <w:szCs w:val="18"/>
+              </w:rPr>
+              <w:t xml:space="preserve">Prepared by</w:t>
+            </w:r>
+          </w:p>
+        </w:tc>
+        <w:tc>
+          <w:tcPr>
+            <w:tcW w:type="dxa" w:w="2356"/>
+            <w:tcBorders>
+              <w:top w:val="single" w:color="999999" w:sz="4"/>
+              <w:left w:val="single" w:color="999999" w:sz="4"/>
+              <w:bottom w:val="single" w:color="999999" w:sz="4"/>
+              <w:right w:val="single" w:color="999999" w:sz="4"/>
+            </w:tcBorders>
+            <w:shd w:fill="EFEFEF" w:val="clear"/>
+            <w:tcMar>
+              <w:top w:type="dxa" w:w="60"/>
+              <w:left w:type="dxa" w:w="90"/>
+              <w:bottom w:type="dxa" w:w="60"/>
+              <w:right w:type="dxa" w:w="90"/>
+            </w:tcMar>
+          </w:tcPr>
+          <w:p>
+            <w:pPr>
+              <w:spacing w:after="20" w:before="20"/>
+            </w:pPr>
+            <w:r>
+              <w:rPr>
+                <w:rFonts w:ascii="맑은 고딕" w:cs="맑은 고딕" w:eastAsia="맑은 고딕" w:hAnsi="맑은 고딕"/>
+                <w:b/>
+                <w:bCs/>
+                <w:sz w:val="18"/>
+                <w:szCs w:val="18"/>
+              </w:rPr>
+              <w:t xml:space="preserve">검 토 자</w:t>
+            </w:r>
+          </w:p>
+          <w:p>
+            <w:pPr>
+              <w:spacing w:after="20" w:before="20"/>
+            </w:pPr>
+            <w:r>
+              <w:rPr>
+                <w:rFonts w:ascii="맑은 고딕" w:cs="맑은 고딕" w:eastAsia="맑은 고딕" w:hAnsi="맑은 고딕"/>
+                <w:b/>
+                <w:bCs/>
+                <w:sz w:val="18"/>
+                <w:szCs w:val="18"/>
+              </w:rPr>
+              <w:t xml:space="preserve">Reviewed by</w:t>
+            </w:r>
+          </w:p>
+        </w:tc>
+        <w:tc>
+          <w:tcPr>
+            <w:tcW w:type="dxa" w:w="3000"/>
+            <w:tcBorders>
+              <w:top w:val="single" w:color="999999" w:sz="4"/>
+              <w:left w:val="single" w:color="999999" w:sz="4"/>
+              <w:bottom w:val="single" w:color="999999" w:sz="4"/>
+              <w:right w:val="single" w:color="999999" w:sz="4"/>
+            </w:tcBorders>
+            <w:shd w:fill="EFEFEF" w:val="clear"/>
+            <w:tcMar>
+              <w:top w:type="dxa" w:w="60"/>
+              <w:left w:type="dxa" w:w="90"/>
+              <w:bottom w:type="dxa" w:w="60"/>
+              <w:right w:type="dxa" w:w="90"/>
+            </w:tcMar>
+          </w:tcPr>
+          <w:p>
+            <w:pPr>
+              <w:spacing w:after="20" w:before="20"/>
+            </w:pPr>
+            <w:r>
+              <w:rPr>
+                <w:rFonts w:ascii="맑은 고딕" w:cs="맑은 고딕" w:eastAsia="맑은 고딕" w:hAnsi="맑은 고딕"/>
+                <w:b/>
+                <w:bCs/>
+                <w:sz w:val="18"/>
+                <w:szCs w:val="18"/>
+              </w:rPr>
+              <w:t xml:space="preserve">승 인 자</w:t>
+            </w:r>
+          </w:p>
+          <w:p>
+            <w:pPr>
+              <w:spacing w:after="20" w:before="20"/>
+            </w:pPr>
+            <w:r>
+              <w:rPr>
+                <w:rFonts w:ascii="맑은 고딕" w:cs="맑은 고딕" w:eastAsia="맑은 고딕" w:hAnsi="맑은 고딕"/>
+                <w:b/>
+                <w:bCs/>
+                <w:sz w:val="18"/>
+                <w:szCs w:val="18"/>
+              </w:rPr>
+              <w:t xml:space="preserve">Approved by</w:t>
             </w:r>
           </w:p>
         </w:tc>
@@ -813,7 +849,7 @@
         </w:trPr>
         <w:tc>
           <w:tcPr>
-            <w:tcW w:type="dxa" w:w="918"/>
+            <w:tcW w:type="dxa" w:w="856"/>
             <w:tcBorders>
               <w:top w:val="single" w:color="999999" w:sz="4"/>
               <w:left w:val="single" w:color="999999" w:sz="4"/>
@@ -839,103 +875,97 @@
                 <w:sz w:val="18"/>
                 <w:szCs w:val="18"/>
               </w:rPr>
-              <w:t xml:space="preserve">직책</w:t>
-            </w:r>
-          </w:p>
-        </w:tc>
-        <w:tc>
-          <w:tcPr>
-            <w:tcW w:type="dxa" w:w="2524"/>
-            <w:tcBorders>
-              <w:top w:val="single" w:color="999999" w:sz="4"/>
-              <w:left w:val="single" w:color="999999" w:sz="4"/>
-              <w:bottom w:val="single" w:color="999999" w:sz="4"/>
-              <w:right w:val="single" w:color="999999" w:sz="4"/>
-            </w:tcBorders>
-            <w:tcMar>
-              <w:top w:type="dxa" w:w="60"/>
-              <w:left w:type="dxa" w:w="90"/>
-              <w:bottom w:type="dxa" w:w="60"/>
-              <w:right w:type="dxa" w:w="90"/>
-            </w:tcMar>
-          </w:tcPr>
-          <w:p>
-            <w:pPr>
-              <w:spacing w:after="20" w:before="20"/>
-            </w:pPr>
-            <w:r>
-              <w:rPr>
-                <w:rFonts w:ascii="맑은 고딕" w:cs="맑은 고딕" w:eastAsia="맑은 고딕" w:hAnsi="맑은 고딕"/>
-                <w:b w:val="false"/>
-                <w:bCs w:val="false"/>
-                <w:sz w:val="18"/>
-                <w:szCs w:val="18"/>
-              </w:rPr>
-              <w:t xml:space="preserve">NDE Level Ⅱ</w:t>
-            </w:r>
-          </w:p>
-        </w:tc>
-        <w:tc>
-          <w:tcPr>
-            <w:tcW w:type="dxa" w:w="3672"/>
-            <w:tcBorders>
-              <w:top w:val="single" w:color="999999" w:sz="4"/>
-              <w:left w:val="single" w:color="999999" w:sz="4"/>
-              <w:bottom w:val="single" w:color="999999" w:sz="4"/>
-              <w:right w:val="single" w:color="999999" w:sz="4"/>
-            </w:tcBorders>
-            <w:tcMar>
-              <w:top w:type="dxa" w:w="60"/>
-              <w:left w:type="dxa" w:w="90"/>
-              <w:bottom w:type="dxa" w:w="60"/>
-              <w:right w:type="dxa" w:w="90"/>
-            </w:tcMar>
-          </w:tcPr>
-          <w:p>
-            <w:pPr>
-              <w:spacing w:after="20" w:before="20"/>
-            </w:pPr>
-            <w:r>
-              <w:rPr>
-                <w:rFonts w:ascii="맑은 고딕" w:cs="맑은 고딕" w:eastAsia="맑은 고딕" w:hAnsi="맑은 고딕"/>
-                <w:b w:val="false"/>
-                <w:bCs w:val="false"/>
-                <w:sz w:val="18"/>
-                <w:szCs w:val="18"/>
-              </w:rPr>
-              <w:t xml:space="preserve">NDE Level Ⅲ / QA</w:t>
-            </w:r>
-          </w:p>
-        </w:tc>
-        <w:tc>
-          <w:tcPr>
-            <w:tcW w:type="dxa" w:w="2525"/>
-            <w:tcBorders>
-              <w:top w:val="single" w:color="999999" w:sz="4"/>
-              <w:left w:val="single" w:color="999999" w:sz="4"/>
-              <w:bottom w:val="single" w:color="999999" w:sz="4"/>
-              <w:right w:val="single" w:color="999999" w:sz="4"/>
-            </w:tcBorders>
-            <w:tcMar>
-              <w:top w:type="dxa" w:w="60"/>
-              <w:left w:type="dxa" w:w="90"/>
-              <w:bottom w:type="dxa" w:w="60"/>
-              <w:right w:type="dxa" w:w="90"/>
-            </w:tcMar>
-          </w:tcPr>
-          <w:p>
-            <w:pPr>
-              <w:spacing w:after="20" w:before="20"/>
-            </w:pPr>
-            <w:r>
-              <w:rPr>
-                <w:rFonts w:ascii="맑은 고딕" w:cs="맑은 고딕" w:eastAsia="맑은 고딕" w:hAnsi="맑은 고딕"/>
-                <w:b w:val="false"/>
-                <w:bCs w:val="false"/>
-                <w:sz w:val="18"/>
-                <w:szCs w:val="18"/>
-              </w:rPr>
-              <w:t xml:space="preserve">NDE Level Ⅲ</w:t>
+              <w:t xml:space="preserve">성명</w:t>
+            </w:r>
+          </w:p>
+        </w:tc>
+        <w:tc>
+          <w:tcPr>
+            <w:tcW w:type="dxa" w:w="3427"/>
+            <w:tcBorders>
+              <w:top w:val="single" w:color="999999" w:sz="4"/>
+              <w:left w:val="single" w:color="999999" w:sz="4"/>
+              <w:bottom w:val="single" w:color="999999" w:sz="4"/>
+              <w:right w:val="single" w:color="999999" w:sz="4"/>
+            </w:tcBorders>
+            <w:tcMar>
+              <w:top w:type="dxa" w:w="60"/>
+              <w:left w:type="dxa" w:w="90"/>
+              <w:bottom w:type="dxa" w:w="60"/>
+              <w:right w:type="dxa" w:w="90"/>
+            </w:tcMar>
+          </w:tcPr>
+          <w:p>
+            <w:pPr>
+              <w:spacing w:after="20" w:before="20"/>
+            </w:pPr>
+            <w:r>
+              <w:rPr>
+                <w:rFonts w:ascii="맑은 고딕" w:cs="맑은 고딕" w:eastAsia="맑은 고딕" w:hAnsi="맑은 고딕"/>
+                <w:sz w:val="18"/>
+                <w:szCs w:val="18"/>
+              </w:rPr>
+              <w:t xml:space="preserve"/>
+            </w:r>
+          </w:p>
+        </w:tc>
+        <w:tc>
+          <w:tcPr>
+            <w:tcW w:type="dxa" w:w="2356"/>
+            <w:tcBorders>
+              <w:top w:val="single" w:color="999999" w:sz="4"/>
+              <w:left w:val="single" w:color="999999" w:sz="4"/>
+              <w:bottom w:val="single" w:color="999999" w:sz="4"/>
+              <w:right w:val="single" w:color="999999" w:sz="4"/>
+            </w:tcBorders>
+            <w:tcMar>
+              <w:top w:type="dxa" w:w="60"/>
+              <w:left w:type="dxa" w:w="90"/>
+              <w:bottom w:type="dxa" w:w="60"/>
+              <w:right w:type="dxa" w:w="90"/>
+            </w:tcMar>
+          </w:tcPr>
+          <w:p>
+            <w:pPr>
+              <w:spacing w:after="20" w:before="20"/>
+            </w:pPr>
+            <w:r>
+              <w:rPr>
+                <w:rFonts w:ascii="맑은 고딕" w:cs="맑은 고딕" w:eastAsia="맑은 고딕" w:hAnsi="맑은 고딕"/>
+                <w:sz w:val="18"/>
+                <w:szCs w:val="18"/>
+              </w:rPr>
+              <w:t xml:space="preserve"/>
+            </w:r>
+          </w:p>
+        </w:tc>
+        <w:tc>
+          <w:tcPr>
+            <w:tcW w:type="dxa" w:w="3000"/>
+            <w:tcBorders>
+              <w:top w:val="single" w:color="999999" w:sz="4"/>
+              <w:left w:val="single" w:color="999999" w:sz="4"/>
+              <w:bottom w:val="single" w:color="999999" w:sz="4"/>
+              <w:right w:val="single" w:color="999999" w:sz="4"/>
+            </w:tcBorders>
+            <w:tcMar>
+              <w:top w:type="dxa" w:w="60"/>
+              <w:left w:type="dxa" w:w="90"/>
+              <w:bottom w:type="dxa" w:w="60"/>
+              <w:right w:type="dxa" w:w="90"/>
+            </w:tcMar>
+          </w:tcPr>
+          <w:p>
+            <w:pPr>
+              <w:spacing w:after="20" w:before="20"/>
+            </w:pPr>
+            <w:r>
+              <w:rPr>
+                <w:rFonts w:ascii="맑은 고딕" w:cs="맑은 고딕" w:eastAsia="맑은 고딕" w:hAnsi="맑은 고딕"/>
+                <w:sz w:val="18"/>
+                <w:szCs w:val="18"/>
+              </w:rPr>
+              <w:t xml:space="preserve"/>
             </w:r>
           </w:p>
         </w:tc>
@@ -946,7 +976,7 @@
         </w:trPr>
         <w:tc>
           <w:tcPr>
-            <w:tcW w:type="dxa" w:w="918"/>
+            <w:tcW w:type="dxa" w:w="856"/>
             <w:tcBorders>
               <w:top w:val="single" w:color="999999" w:sz="4"/>
               <w:left w:val="single" w:color="999999" w:sz="4"/>
@@ -972,73 +1002,206 @@
                 <w:sz w:val="18"/>
                 <w:szCs w:val="18"/>
               </w:rPr>
+              <w:t xml:space="preserve">직책</w:t>
+            </w:r>
+          </w:p>
+        </w:tc>
+        <w:tc>
+          <w:tcPr>
+            <w:tcW w:type="dxa" w:w="3427"/>
+            <w:tcBorders>
+              <w:top w:val="single" w:color="999999" w:sz="4"/>
+              <w:left w:val="single" w:color="999999" w:sz="4"/>
+              <w:bottom w:val="single" w:color="999999" w:sz="4"/>
+              <w:right w:val="single" w:color="999999" w:sz="4"/>
+            </w:tcBorders>
+            <w:tcMar>
+              <w:top w:type="dxa" w:w="60"/>
+              <w:left w:type="dxa" w:w="90"/>
+              <w:bottom w:type="dxa" w:w="60"/>
+              <w:right w:type="dxa" w:w="90"/>
+            </w:tcMar>
+          </w:tcPr>
+          <w:p>
+            <w:pPr>
+              <w:spacing w:after="20" w:before="20"/>
+            </w:pPr>
+            <w:r>
+              <w:rPr>
+                <w:rFonts w:ascii="맑은 고딕" w:cs="맑은 고딕" w:eastAsia="맑은 고딕" w:hAnsi="맑은 고딕"/>
+                <w:b w:val="false"/>
+                <w:bCs w:val="false"/>
+                <w:sz w:val="18"/>
+                <w:szCs w:val="18"/>
+              </w:rPr>
+              <w:t xml:space="preserve">NDE Level Ⅲ / QA</w:t>
+            </w:r>
+          </w:p>
+        </w:tc>
+        <w:tc>
+          <w:tcPr>
+            <w:tcW w:type="dxa" w:w="2356"/>
+            <w:tcBorders>
+              <w:top w:val="single" w:color="999999" w:sz="4"/>
+              <w:left w:val="single" w:color="999999" w:sz="4"/>
+              <w:bottom w:val="single" w:color="999999" w:sz="4"/>
+              <w:right w:val="single" w:color="999999" w:sz="4"/>
+            </w:tcBorders>
+            <w:tcMar>
+              <w:top w:type="dxa" w:w="60"/>
+              <w:left w:type="dxa" w:w="90"/>
+              <w:bottom w:type="dxa" w:w="60"/>
+              <w:right w:type="dxa" w:w="90"/>
+            </w:tcMar>
+          </w:tcPr>
+          <w:p>
+            <w:pPr>
+              <w:spacing w:after="20" w:before="20"/>
+            </w:pPr>
+            <w:r>
+              <w:rPr>
+                <w:rFonts w:ascii="맑은 고딕" w:cs="맑은 고딕" w:eastAsia="맑은 고딕" w:hAnsi="맑은 고딕"/>
+                <w:b w:val="false"/>
+                <w:bCs w:val="false"/>
+                <w:sz w:val="18"/>
+                <w:szCs w:val="18"/>
+              </w:rPr>
+              <w:t xml:space="preserve">품질부서장</w:t>
+            </w:r>
+          </w:p>
+        </w:tc>
+        <w:tc>
+          <w:tcPr>
+            <w:tcW w:type="dxa" w:w="3000"/>
+            <w:tcBorders>
+              <w:top w:val="single" w:color="999999" w:sz="4"/>
+              <w:left w:val="single" w:color="999999" w:sz="4"/>
+              <w:bottom w:val="single" w:color="999999" w:sz="4"/>
+              <w:right w:val="single" w:color="999999" w:sz="4"/>
+            </w:tcBorders>
+            <w:tcMar>
+              <w:top w:type="dxa" w:w="60"/>
+              <w:left w:type="dxa" w:w="90"/>
+              <w:bottom w:type="dxa" w:w="60"/>
+              <w:right w:type="dxa" w:w="90"/>
+            </w:tcMar>
+          </w:tcPr>
+          <w:p>
+            <w:pPr>
+              <w:spacing w:after="20" w:before="20"/>
+            </w:pPr>
+            <w:r>
+              <w:rPr>
+                <w:rFonts w:ascii="맑은 고딕" w:cs="맑은 고딕" w:eastAsia="맑은 고딕" w:hAnsi="맑은 고딕"/>
+                <w:b w:val="false"/>
+                <w:bCs w:val="false"/>
+                <w:sz w:val="18"/>
+                <w:szCs w:val="18"/>
+              </w:rPr>
+              <w:t xml:space="preserve">대표 NDE Level Ⅲ</w:t>
+            </w:r>
+          </w:p>
+        </w:tc>
+      </w:tr>
+      <w:tr>
+        <w:trPr>
+          <w:tblHeader w:val="false"/>
+        </w:trPr>
+        <w:tc>
+          <w:tcPr>
+            <w:tcW w:type="dxa" w:w="856"/>
+            <w:tcBorders>
+              <w:top w:val="single" w:color="999999" w:sz="4"/>
+              <w:left w:val="single" w:color="999999" w:sz="4"/>
+              <w:bottom w:val="single" w:color="999999" w:sz="4"/>
+              <w:right w:val="single" w:color="999999" w:sz="4"/>
+            </w:tcBorders>
+            <w:tcMar>
+              <w:top w:type="dxa" w:w="60"/>
+              <w:left w:type="dxa" w:w="90"/>
+              <w:bottom w:type="dxa" w:w="60"/>
+              <w:right w:type="dxa" w:w="90"/>
+            </w:tcMar>
+          </w:tcPr>
+          <w:p>
+            <w:pPr>
+              <w:spacing w:after="20" w:before="20"/>
+            </w:pPr>
+            <w:r>
+              <w:rPr>
+                <w:rFonts w:ascii="맑은 고딕" w:cs="맑은 고딕" w:eastAsia="맑은 고딕" w:hAnsi="맑은 고딕"/>
+                <w:b w:val="false"/>
+                <w:bCs w:val="false"/>
+                <w:sz w:val="18"/>
+                <w:szCs w:val="18"/>
+              </w:rPr>
               <w:t xml:space="preserve">서명</w:t>
             </w:r>
           </w:p>
         </w:tc>
         <w:tc>
           <w:tcPr>
-            <w:tcW w:type="dxa" w:w="2524"/>
-            <w:tcBorders>
-              <w:top w:val="single" w:color="999999" w:sz="4"/>
-              <w:left w:val="single" w:color="999999" w:sz="4"/>
-              <w:bottom w:val="single" w:color="999999" w:sz="4"/>
-              <w:right w:val="single" w:color="999999" w:sz="4"/>
-            </w:tcBorders>
-            <w:tcMar>
-              <w:top w:type="dxa" w:w="60"/>
-              <w:left w:type="dxa" w:w="90"/>
-              <w:bottom w:type="dxa" w:w="60"/>
-              <w:right w:type="dxa" w:w="90"/>
-            </w:tcMar>
-          </w:tcPr>
-          <w:p>
-            <w:pPr>
-              <w:spacing w:after="20" w:before="20"/>
-            </w:pPr>
-            <w:r>
-              <w:rPr>
-                <w:rFonts w:ascii="맑은 고딕" w:cs="맑은 고딕" w:eastAsia="맑은 고딕" w:hAnsi="맑은 고딕"/>
-                <w:sz w:val="18"/>
-                <w:szCs w:val="18"/>
-              </w:rPr>
-              <w:t xml:space="preserve"/>
-            </w:r>
-          </w:p>
-        </w:tc>
-        <w:tc>
-          <w:tcPr>
-            <w:tcW w:type="dxa" w:w="3672"/>
-            <w:tcBorders>
-              <w:top w:val="single" w:color="999999" w:sz="4"/>
-              <w:left w:val="single" w:color="999999" w:sz="4"/>
-              <w:bottom w:val="single" w:color="999999" w:sz="4"/>
-              <w:right w:val="single" w:color="999999" w:sz="4"/>
-            </w:tcBorders>
-            <w:tcMar>
-              <w:top w:type="dxa" w:w="60"/>
-              <w:left w:type="dxa" w:w="90"/>
-              <w:bottom w:type="dxa" w:w="60"/>
-              <w:right w:type="dxa" w:w="90"/>
-            </w:tcMar>
-          </w:tcPr>
-          <w:p>
-            <w:pPr>
-              <w:spacing w:after="20" w:before="20"/>
-            </w:pPr>
-            <w:r>
-              <w:rPr>
-                <w:rFonts w:ascii="맑은 고딕" w:cs="맑은 고딕" w:eastAsia="맑은 고딕" w:hAnsi="맑은 고딕"/>
-                <w:sz w:val="18"/>
-                <w:szCs w:val="18"/>
-              </w:rPr>
-              <w:t xml:space="preserve"/>
-            </w:r>
-          </w:p>
-        </w:tc>
-        <w:tc>
-          <w:tcPr>
-            <w:tcW w:type="dxa" w:w="2525"/>
+            <w:tcW w:type="dxa" w:w="3427"/>
+            <w:tcBorders>
+              <w:top w:val="single" w:color="999999" w:sz="4"/>
+              <w:left w:val="single" w:color="999999" w:sz="4"/>
+              <w:bottom w:val="single" w:color="999999" w:sz="4"/>
+              <w:right w:val="single" w:color="999999" w:sz="4"/>
+            </w:tcBorders>
+            <w:tcMar>
+              <w:top w:type="dxa" w:w="60"/>
+              <w:left w:type="dxa" w:w="90"/>
+              <w:bottom w:type="dxa" w:w="60"/>
+              <w:right w:type="dxa" w:w="90"/>
+            </w:tcMar>
+          </w:tcPr>
+          <w:p>
+            <w:pPr>
+              <w:spacing w:after="20" w:before="20"/>
+            </w:pPr>
+            <w:r>
+              <w:rPr>
+                <w:rFonts w:ascii="맑은 고딕" w:cs="맑은 고딕" w:eastAsia="맑은 고딕" w:hAnsi="맑은 고딕"/>
+                <w:sz w:val="18"/>
+                <w:szCs w:val="18"/>
+              </w:rPr>
+              <w:t xml:space="preserve"/>
+            </w:r>
+          </w:p>
+        </w:tc>
+        <w:tc>
+          <w:tcPr>
+            <w:tcW w:type="dxa" w:w="2356"/>
+            <w:tcBorders>
+              <w:top w:val="single" w:color="999999" w:sz="4"/>
+              <w:left w:val="single" w:color="999999" w:sz="4"/>
+              <w:bottom w:val="single" w:color="999999" w:sz="4"/>
+              <w:right w:val="single" w:color="999999" w:sz="4"/>
+            </w:tcBorders>
+            <w:tcMar>
+              <w:top w:type="dxa" w:w="60"/>
+              <w:left w:type="dxa" w:w="90"/>
+              <w:bottom w:type="dxa" w:w="60"/>
+              <w:right w:type="dxa" w:w="90"/>
+            </w:tcMar>
+          </w:tcPr>
+          <w:p>
+            <w:pPr>
+              <w:spacing w:after="20" w:before="20"/>
+            </w:pPr>
+            <w:r>
+              <w:rPr>
+                <w:rFonts w:ascii="맑은 고딕" w:cs="맑은 고딕" w:eastAsia="맑은 고딕" w:hAnsi="맑은 고딕"/>
+                <w:sz w:val="18"/>
+                <w:szCs w:val="18"/>
+              </w:rPr>
+              <w:t xml:space="preserve"/>
+            </w:r>
+          </w:p>
+        </w:tc>
+        <w:tc>
+          <w:tcPr>
+            <w:tcW w:type="dxa" w:w="3000"/>
             <w:tcBorders>
               <w:top w:val="single" w:color="999999" w:sz="4"/>
               <w:left w:val="single" w:color="999999" w:sz="4"/>
@@ -2337,6 +2500,47 @@
     </w:p>
     <w:p>
       <w:pPr>
+        <w:spacing w:after="60" w:before="60" w:line="300"/>
+        <w:jc w:val="both"/>
+      </w:pPr>
+      <w:r>
+        <w:rPr>
+          <w:rFonts w:ascii="맑은 고딕" w:cs="맑은 고딕" w:eastAsia="맑은 고딕" w:hAnsi="맑은 고딕"/>
+          <w:b w:val="false"/>
+          <w:bCs w:val="false"/>
+          <w:sz w:val="20"/>
+          <w:szCs w:val="20"/>
+        </w:rPr>
+        <w:t xml:space="preserve">5.1.5 </w:t>
+      </w:r>
+      <w:r>
+        <w:rPr>
+          <w:rFonts w:ascii="맑은 고딕" w:cs="맑은 고딕" w:eastAsia="맑은 고딕" w:hAnsi="맑은 고딕"/>
+          <w:b/>
+          <w:bCs/>
+          <w:sz w:val="20"/>
+          <w:szCs w:val="20"/>
+        </w:rPr>
+        <w:t xml:space="preserve">TOFD·PAUT·FMC 기법의 자격증은 UT Level Ⅱ 자격이 인증된 사람에게만 발행한다.</w:t>
+      </w:r>
+      <w:r>
+        <w:rPr>
+          <w:rFonts w:ascii="맑은 고딕" w:cs="맑은 고딕" w:eastAsia="맑은 고딕" w:hAnsi="맑은 고딕"/>
+          <w:b w:val="false"/>
+          <w:bCs w:val="false"/>
+          <w:sz w:val="20"/>
+          <w:szCs w:val="20"/>
+        </w:rPr>
+        <w:t xml:space="preserve"> (E01 표 3 Note 8) UT Level Ⅱ 자격이 종료되거나 만료되면 이들 기법의 자격도 함께 효력을 잃는다.</w:t>
+      </w:r>
+    </w:p>
+    <w:p>
+      <w:pPr>
+        <w:spacing w:after="60"/>
+      </w:pPr>
+    </w:p>
+    <w:p>
+      <w:pPr>
         <w:pStyle w:val="Heading3"/>
         <w:spacing w:after="120" w:before="240"/>
       </w:pPr>
@@ -3137,7 +3341,21 @@
           <w:sz w:val="16"/>
           <w:szCs w:val="16"/>
         </w:rPr>
-        <w:t xml:space="preserve">Method     UT (including TOFD, PAUT)</w:t>
+        <w:t xml:space="preserve">Method     UT</w:t>
+      </w:r>
+    </w:p>
+    <w:p>
+      <w:pPr>
+        <w:shd w:fill="F5F5F5" w:val="clear"/>
+        <w:spacing w:after="0" w:before="0"/>
+      </w:pPr>
+      <w:r>
+        <w:rPr>
+          <w:rFonts w:ascii="D2Coding" w:cs="D2Coding" w:eastAsia="D2Coding" w:hAnsi="D2Coding"/>
+          <w:sz w:val="16"/>
+          <w:szCs w:val="16"/>
+        </w:rPr>
+        <w:t xml:space="preserve">Technique  TOFD, PAUT</w:t>
       </w:r>
     </w:p>
     <w:p>
@@ -6365,7 +6583,7 @@
                 <w:sz w:val="18"/>
                 <w:szCs w:val="18"/>
               </w:rPr>
-              <w:t xml:space="preserve">자격인정 권한을 갖은 </w:t>
+              <w:t xml:space="preserve">자격인정 권한을 가진 </w:t>
             </w:r>
             <w:r>
               <w:rPr>
@@ -9795,7 +10013,7 @@
           <w:sz w:val="16"/>
           <w:szCs w:val="16"/>
         </w:rPr>
-        <w:t xml:space="preserve">      │                 │</w:t>
+        <w:t xml:space="preserve">      │           │</w:t>
       </w:r>
     </w:p>
     <w:p>
@@ -9809,7 +10027,7 @@
           <w:sz w:val="16"/>
           <w:szCs w:val="16"/>
         </w:rPr>
-        <w:t xml:space="preserve">  6개월 이내         6개월 초과</w:t>
+        <w:t xml:space="preserve">  6개월 이내   6개월 초과</w:t>
       </w:r>
     </w:p>
     <w:p>
@@ -9823,7 +10041,7 @@
           <w:sz w:val="16"/>
           <w:szCs w:val="16"/>
         </w:rPr>
-        <w:t xml:space="preserve">  기록 유지 &amp;        또는 기간 만기</w:t>
+        <w:t xml:space="preserve">  기록 유지    또는 기간 만기</w:t>
       </w:r>
     </w:p>
     <w:p>
@@ -9837,7 +10055,7 @@
           <w:sz w:val="16"/>
           <w:szCs w:val="16"/>
         </w:rPr>
-        <w:t xml:space="preserve">  기간 미만기           │</w:t>
+        <w:t xml:space="preserve">  기간 미만기       │</w:t>
       </w:r>
     </w:p>
     <w:p>
@@ -9851,7 +10069,7 @@
           <w:sz w:val="16"/>
           <w:szCs w:val="16"/>
         </w:rPr>
-        <w:t xml:space="preserve">      │                 │</w:t>
+        <w:t xml:space="preserve">      │           │</w:t>
       </w:r>
     </w:p>
     <w:p>
@@ -9865,7 +10083,7 @@
           <w:sz w:val="16"/>
           <w:szCs w:val="16"/>
         </w:rPr>
-        <w:t xml:space="preserve">    복권              재시험</w:t>
+        <w:t xml:space="preserve">     복권       재시험</w:t>
       </w:r>
     </w:p>
     <w:p>
@@ -9879,7 +10097,7 @@
           <w:sz w:val="16"/>
           <w:szCs w:val="16"/>
         </w:rPr>
-        <w:t xml:space="preserve"> (시험 없음)      (E01 7.10.3, 7.3)</w:t>
+        <w:t xml:space="preserve">  (시험 없음)  (E01 7.10.3, 7.3)</w:t>
       </w:r>
     </w:p>
     <w:p>
@@ -9893,7 +10111,7 @@
           <w:sz w:val="16"/>
           <w:szCs w:val="16"/>
         </w:rPr>
-        <w:t xml:space="preserve"> (E01 7.11)</w:t>
+        <w:t xml:space="preserve">  (E01 7.11)</w:t>
       </w:r>
     </w:p>
     <w:p>
@@ -10616,7 +10834,7 @@
                 <w:sz w:val="18"/>
                 <w:szCs w:val="18"/>
               </w:rPr>
-              <w:t xml:space="preserve">□ 관리본   ■ 비관리본   Controlled Copy For Reference</w:t>
+              <w:t xml:space="preserve">□ 관리본    □ 비관리본    Controlled Copy For Reference</w:t>
             </w:r>
           </w:p>
         </w:tc>
@@ -17130,10 +17348,9 @@
         </w:tblBorders>
       </w:tblPr>
       <w:tblGrid>
-        <w:gridCol w:w="1645"/>
-        <w:gridCol w:w="3761"/>
-        <w:gridCol w:w="940"/>
-        <w:gridCol w:w="3293"/>
+        <w:gridCol w:w="1823"/>
+        <w:gridCol w:w="4168"/>
+        <w:gridCol w:w="3648"/>
       </w:tblGrid>
       <w:tr>
         <w:trPr>
@@ -17141,7 +17358,7 @@
         </w:trPr>
         <w:tc>
           <w:tcPr>
-            <w:tcW w:type="dxa" w:w="1645"/>
+            <w:tcW w:type="dxa" w:w="1823"/>
             <w:tcBorders>
               <w:top w:val="single" w:color="999999" w:sz="4"/>
               <w:left w:val="single" w:color="999999" w:sz="4"/>
@@ -17172,7 +17389,7 @@
         </w:tc>
         <w:tc>
           <w:tcPr>
-            <w:tcW w:type="dxa" w:w="3761"/>
+            <w:tcW w:type="dxa" w:w="4168"/>
             <w:tcBorders>
               <w:top w:val="single" w:color="999999" w:sz="4"/>
               <w:left w:val="single" w:color="999999" w:sz="4"/>
@@ -17199,13 +17416,13 @@
                 <w:sz w:val="18"/>
                 <w:szCs w:val="18"/>
               </w:rPr>
-              <w:t xml:space="preserve">담 당</w:t>
-            </w:r>
-          </w:p>
-        </w:tc>
-        <w:tc>
-          <w:tcPr>
-            <w:tcW w:type="dxa" w:w="940"/>
+              <w:t xml:space="preserve">작 성 자</w:t>
+            </w:r>
+          </w:p>
+        </w:tc>
+        <w:tc>
+          <w:tcPr>
+            <w:tcW w:type="dxa" w:w="3648"/>
             <w:tcBorders>
               <w:top w:val="single" w:color="999999" w:sz="4"/>
               <w:left w:val="single" w:color="999999" w:sz="4"/>
@@ -17232,40 +17449,7 @@
                 <w:sz w:val="18"/>
                 <w:szCs w:val="18"/>
               </w:rPr>
-              <w:t xml:space="preserve">검 토</w:t>
-            </w:r>
-          </w:p>
-        </w:tc>
-        <w:tc>
-          <w:tcPr>
-            <w:tcW w:type="dxa" w:w="3293"/>
-            <w:tcBorders>
-              <w:top w:val="single" w:color="999999" w:sz="4"/>
-              <w:left w:val="single" w:color="999999" w:sz="4"/>
-              <w:bottom w:val="single" w:color="999999" w:sz="4"/>
-              <w:right w:val="single" w:color="999999" w:sz="4"/>
-            </w:tcBorders>
-            <w:shd w:fill="EFEFEF" w:val="clear"/>
-            <w:tcMar>
-              <w:top w:type="dxa" w:w="60"/>
-              <w:left w:type="dxa" w:w="90"/>
-              <w:bottom w:type="dxa" w:w="60"/>
-              <w:right w:type="dxa" w:w="90"/>
-            </w:tcMar>
-          </w:tcPr>
-          <w:p>
-            <w:pPr>
-              <w:spacing w:after="20" w:before="20"/>
-            </w:pPr>
-            <w:r>
-              <w:rPr>
-                <w:rFonts w:ascii="맑은 고딕" w:cs="맑은 고딕" w:eastAsia="맑은 고딕" w:hAnsi="맑은 고딕"/>
-                <w:b/>
-                <w:bCs/>
-                <w:sz w:val="18"/>
-                <w:szCs w:val="18"/>
-              </w:rPr>
-              <w:t xml:space="preserve">승 인</w:t>
+              <w:t xml:space="preserve">승 인 자</w:t>
             </w:r>
           </w:p>
         </w:tc>
@@ -17276,7 +17460,7 @@
         </w:trPr>
         <w:tc>
           <w:tcPr>
-            <w:tcW w:type="dxa" w:w="1645"/>
+            <w:tcW w:type="dxa" w:w="1823"/>
             <w:tcBorders>
               <w:top w:val="single" w:color="999999" w:sz="4"/>
               <w:left w:val="single" w:color="999999" w:sz="4"/>
@@ -17308,7 +17492,7 @@
         </w:tc>
         <w:tc>
           <w:tcPr>
-            <w:tcW w:type="dxa" w:w="3761"/>
+            <w:tcW w:type="dxa" w:w="4168"/>
             <w:tcBorders>
               <w:top w:val="single" w:color="999999" w:sz="4"/>
               <w:left w:val="single" w:color="999999" w:sz="4"/>
@@ -17340,37 +17524,7 @@
         </w:tc>
         <w:tc>
           <w:tcPr>
-            <w:tcW w:type="dxa" w:w="940"/>
-            <w:tcBorders>
-              <w:top w:val="single" w:color="999999" w:sz="4"/>
-              <w:left w:val="single" w:color="999999" w:sz="4"/>
-              <w:bottom w:val="single" w:color="999999" w:sz="4"/>
-              <w:right w:val="single" w:color="999999" w:sz="4"/>
-            </w:tcBorders>
-            <w:tcMar>
-              <w:top w:type="dxa" w:w="60"/>
-              <w:left w:type="dxa" w:w="90"/>
-              <w:bottom w:type="dxa" w:w="60"/>
-              <w:right w:type="dxa" w:w="90"/>
-            </w:tcMar>
-          </w:tcPr>
-          <w:p>
-            <w:pPr>
-              <w:spacing w:after="20" w:before="20"/>
-            </w:pPr>
-            <w:r>
-              <w:rPr>
-                <w:rFonts w:ascii="맑은 고딕" w:cs="맑은 고딕" w:eastAsia="맑은 고딕" w:hAnsi="맑은 고딕"/>
-                <w:sz w:val="18"/>
-                <w:szCs w:val="18"/>
-              </w:rPr>
-              <w:t xml:space="preserve"/>
-            </w:r>
-          </w:p>
-        </w:tc>
-        <w:tc>
-          <w:tcPr>
-            <w:tcW w:type="dxa" w:w="3293"/>
+            <w:tcW w:type="dxa" w:w="3648"/>
             <w:tcBorders>
               <w:top w:val="single" w:color="999999" w:sz="4"/>
               <w:left w:val="single" w:color="999999" w:sz="4"/>
@@ -17407,7 +17561,7 @@
         </w:trPr>
         <w:tc>
           <w:tcPr>
-            <w:tcW w:type="dxa" w:w="1645"/>
+            <w:tcW w:type="dxa" w:w="1823"/>
             <w:tcBorders>
               <w:top w:val="single" w:color="999999" w:sz="4"/>
               <w:left w:val="single" w:color="999999" w:sz="4"/>
@@ -17439,67 +17593,134 @@
         </w:tc>
         <w:tc>
           <w:tcPr>
-            <w:tcW w:type="dxa" w:w="3761"/>
-            <w:tcBorders>
-              <w:top w:val="single" w:color="999999" w:sz="4"/>
-              <w:left w:val="single" w:color="999999" w:sz="4"/>
-              <w:bottom w:val="single" w:color="999999" w:sz="4"/>
-              <w:right w:val="single" w:color="999999" w:sz="4"/>
-            </w:tcBorders>
-            <w:tcMar>
-              <w:top w:type="dxa" w:w="60"/>
-              <w:left w:type="dxa" w:w="90"/>
-              <w:bottom w:type="dxa" w:w="60"/>
-              <w:right w:type="dxa" w:w="90"/>
-            </w:tcMar>
-          </w:tcPr>
-          <w:p>
-            <w:pPr>
-              <w:spacing w:after="20" w:before="20"/>
-            </w:pPr>
-            <w:r>
-              <w:rPr>
-                <w:rFonts w:ascii="맑은 고딕" w:cs="맑은 고딕" w:eastAsia="맑은 고딕" w:hAnsi="맑은 고딕"/>
-                <w:sz w:val="18"/>
-                <w:szCs w:val="18"/>
-              </w:rPr>
-              <w:t xml:space="preserve"/>
-            </w:r>
-          </w:p>
-        </w:tc>
-        <w:tc>
-          <w:tcPr>
-            <w:tcW w:type="dxa" w:w="940"/>
-            <w:tcBorders>
-              <w:top w:val="single" w:color="999999" w:sz="4"/>
-              <w:left w:val="single" w:color="999999" w:sz="4"/>
-              <w:bottom w:val="single" w:color="999999" w:sz="4"/>
-              <w:right w:val="single" w:color="999999" w:sz="4"/>
-            </w:tcBorders>
-            <w:tcMar>
-              <w:top w:type="dxa" w:w="60"/>
-              <w:left w:type="dxa" w:w="90"/>
-              <w:bottom w:type="dxa" w:w="60"/>
-              <w:right w:type="dxa" w:w="90"/>
-            </w:tcMar>
-          </w:tcPr>
-          <w:p>
-            <w:pPr>
-              <w:spacing w:after="20" w:before="20"/>
-            </w:pPr>
-            <w:r>
-              <w:rPr>
-                <w:rFonts w:ascii="맑은 고딕" w:cs="맑은 고딕" w:eastAsia="맑은 고딕" w:hAnsi="맑은 고딕"/>
-                <w:sz w:val="18"/>
-                <w:szCs w:val="18"/>
-              </w:rPr>
-              <w:t xml:space="preserve"/>
-            </w:r>
-          </w:p>
-        </w:tc>
-        <w:tc>
-          <w:tcPr>
-            <w:tcW w:type="dxa" w:w="3293"/>
+            <w:tcW w:type="dxa" w:w="4168"/>
+            <w:tcBorders>
+              <w:top w:val="single" w:color="999999" w:sz="4"/>
+              <w:left w:val="single" w:color="999999" w:sz="4"/>
+              <w:bottom w:val="single" w:color="999999" w:sz="4"/>
+              <w:right w:val="single" w:color="999999" w:sz="4"/>
+            </w:tcBorders>
+            <w:tcMar>
+              <w:top w:type="dxa" w:w="60"/>
+              <w:left w:type="dxa" w:w="90"/>
+              <w:bottom w:type="dxa" w:w="60"/>
+              <w:right w:type="dxa" w:w="90"/>
+            </w:tcMar>
+          </w:tcPr>
+          <w:p>
+            <w:pPr>
+              <w:spacing w:after="20" w:before="20"/>
+            </w:pPr>
+            <w:r>
+              <w:rPr>
+                <w:rFonts w:ascii="맑은 고딕" w:cs="맑은 고딕" w:eastAsia="맑은 고딕" w:hAnsi="맑은 고딕"/>
+                <w:sz w:val="18"/>
+                <w:szCs w:val="18"/>
+              </w:rPr>
+              <w:t xml:space="preserve"/>
+            </w:r>
+          </w:p>
+        </w:tc>
+        <w:tc>
+          <w:tcPr>
+            <w:tcW w:type="dxa" w:w="3648"/>
+            <w:tcBorders>
+              <w:top w:val="single" w:color="999999" w:sz="4"/>
+              <w:left w:val="single" w:color="999999" w:sz="4"/>
+              <w:bottom w:val="single" w:color="999999" w:sz="4"/>
+              <w:right w:val="single" w:color="999999" w:sz="4"/>
+            </w:tcBorders>
+            <w:tcMar>
+              <w:top w:type="dxa" w:w="60"/>
+              <w:left w:type="dxa" w:w="90"/>
+              <w:bottom w:type="dxa" w:w="60"/>
+              <w:right w:type="dxa" w:w="90"/>
+            </w:tcMar>
+          </w:tcPr>
+          <w:p>
+            <w:pPr>
+              <w:spacing w:after="20" w:before="20"/>
+            </w:pPr>
+            <w:r>
+              <w:rPr>
+                <w:rFonts w:ascii="맑은 고딕" w:cs="맑은 고딕" w:eastAsia="맑은 고딕" w:hAnsi="맑은 고딕"/>
+                <w:sz w:val="18"/>
+                <w:szCs w:val="18"/>
+              </w:rPr>
+              <w:t xml:space="preserve"/>
+            </w:r>
+          </w:p>
+        </w:tc>
+      </w:tr>
+      <w:tr>
+        <w:trPr>
+          <w:tblHeader w:val="false"/>
+        </w:trPr>
+        <w:tc>
+          <w:tcPr>
+            <w:tcW w:type="dxa" w:w="1823"/>
+            <w:tcBorders>
+              <w:top w:val="single" w:color="999999" w:sz="4"/>
+              <w:left w:val="single" w:color="999999" w:sz="4"/>
+              <w:bottom w:val="single" w:color="999999" w:sz="4"/>
+              <w:right w:val="single" w:color="999999" w:sz="4"/>
+            </w:tcBorders>
+            <w:tcMar>
+              <w:top w:type="dxa" w:w="60"/>
+              <w:left w:type="dxa" w:w="90"/>
+              <w:bottom w:type="dxa" w:w="60"/>
+              <w:right w:type="dxa" w:w="90"/>
+            </w:tcMar>
+          </w:tcPr>
+          <w:p>
+            <w:pPr>
+              <w:spacing w:after="20" w:before="20"/>
+            </w:pPr>
+            <w:r>
+              <w:rPr>
+                <w:rFonts w:ascii="맑은 고딕" w:cs="맑은 고딕" w:eastAsia="맑은 고딕" w:hAnsi="맑은 고딕"/>
+                <w:b w:val="false"/>
+                <w:bCs w:val="false"/>
+                <w:sz w:val="18"/>
+                <w:szCs w:val="18"/>
+              </w:rPr>
+              <w:t xml:space="preserve">일 자</w:t>
+            </w:r>
+          </w:p>
+        </w:tc>
+        <w:tc>
+          <w:tcPr>
+            <w:tcW w:type="dxa" w:w="4168"/>
+            <w:tcBorders>
+              <w:top w:val="single" w:color="999999" w:sz="4"/>
+              <w:left w:val="single" w:color="999999" w:sz="4"/>
+              <w:bottom w:val="single" w:color="999999" w:sz="4"/>
+              <w:right w:val="single" w:color="999999" w:sz="4"/>
+            </w:tcBorders>
+            <w:tcMar>
+              <w:top w:type="dxa" w:w="60"/>
+              <w:left w:type="dxa" w:w="90"/>
+              <w:bottom w:type="dxa" w:w="60"/>
+              <w:right w:type="dxa" w:w="90"/>
+            </w:tcMar>
+          </w:tcPr>
+          <w:p>
+            <w:pPr>
+              <w:spacing w:after="20" w:before="20"/>
+            </w:pPr>
+            <w:r>
+              <w:rPr>
+                <w:rFonts w:ascii="맑은 고딕" w:cs="맑은 고딕" w:eastAsia="맑은 고딕" w:hAnsi="맑은 고딕"/>
+                <w:sz w:val="18"/>
+                <w:szCs w:val="18"/>
+              </w:rPr>
+              <w:t xml:space="preserve"/>
+            </w:r>
+          </w:p>
+        </w:tc>
+        <w:tc>
+          <w:tcPr>
+            <w:tcW w:type="dxa" w:w="3648"/>
             <w:tcBorders>
               <w:top w:val="single" w:color="999999" w:sz="4"/>
               <w:left w:val="single" w:color="999999" w:sz="4"/>
@@ -19733,6 +19954,478 @@
       </w:pPr>
     </w:p>
     <w:p>
+      <w:pPr>
+        <w:pBdr>
+          <w:left w:val="single" w:color="003B73" w:sz="12" w:space="8"/>
+        </w:pBdr>
+        <w:spacing w:after="160" w:before="80" w:line="280"/>
+        <w:ind w:left="240"/>
+      </w:pPr>
+      <w:r>
+        <w:rPr>
+          <w:rFonts w:ascii="맑은 고딕" w:cs="맑은 고딕" w:eastAsia="맑은 고딕" w:hAnsi="맑은 고딕"/>
+          <w:b w:val="false"/>
+          <w:bCs w:val="false"/>
+          <w:color w:val="444444"/>
+          <w:sz w:val="18"/>
+          <w:szCs w:val="18"/>
+        </w:rPr>
+        <w:t xml:space="preserve">재발급하는 자격증의 </w:t>
+      </w:r>
+      <w:r>
+        <w:rPr>
+          <w:rFonts w:ascii="맑은 고딕" w:cs="맑은 고딕" w:eastAsia="맑은 고딕" w:hAnsi="맑은 고딕"/>
+          <w:b/>
+          <w:bCs/>
+          <w:color w:val="444444"/>
+          <w:sz w:val="18"/>
+          <w:szCs w:val="18"/>
+        </w:rPr>
+        <w:t xml:space="preserve">인증 일자와 만료 일자는 최초 발행한 것과 같다.</w:t>
+      </w:r>
+      <w:r>
+        <w:rPr>
+          <w:rFonts w:ascii="맑은 고딕" w:cs="맑은 고딕" w:eastAsia="맑은 고딕" w:hAnsi="맑은 고딕"/>
+          <w:b w:val="false"/>
+          <w:bCs w:val="false"/>
+          <w:color w:val="444444"/>
+          <w:sz w:val="18"/>
+          <w:szCs w:val="18"/>
+        </w:rPr>
+        <w:t xml:space="preserve"> 재발급으로 유효기간이 연장되지 않는다. (HIE-QP-E03 5.5.3)</w:t>
+      </w:r>
+    </w:p>
+    <w:p>
+      <w:pPr>
+        <w:spacing w:after="60"/>
+      </w:pPr>
+    </w:p>
+    <w:tbl>
+      <w:tblPr>
+        <w:tblW w:type="dxa" w:w="9639"/>
+        <w:tblBorders>
+          <w:top w:val="single" w:color="auto" w:sz="4"/>
+          <w:left w:val="single" w:color="auto" w:sz="4"/>
+          <w:bottom w:val="single" w:color="auto" w:sz="4"/>
+          <w:right w:val="single" w:color="auto" w:sz="4"/>
+          <w:insideH w:val="single" w:color="auto" w:sz="4"/>
+          <w:insideV w:val="single" w:color="auto" w:sz="4"/>
+        </w:tblBorders>
+      </w:tblPr>
+      <w:tblGrid>
+        <w:gridCol w:w="1823"/>
+        <w:gridCol w:w="4168"/>
+        <w:gridCol w:w="3648"/>
+      </w:tblGrid>
+      <w:tr>
+        <w:trPr>
+          <w:tblHeader/>
+        </w:trPr>
+        <w:tc>
+          <w:tcPr>
+            <w:tcW w:type="dxa" w:w="1823"/>
+            <w:tcBorders>
+              <w:top w:val="single" w:color="999999" w:sz="4"/>
+              <w:left w:val="single" w:color="999999" w:sz="4"/>
+              <w:bottom w:val="single" w:color="999999" w:sz="4"/>
+              <w:right w:val="single" w:color="999999" w:sz="4"/>
+            </w:tcBorders>
+            <w:shd w:fill="EFEFEF" w:val="clear"/>
+            <w:tcMar>
+              <w:top w:type="dxa" w:w="60"/>
+              <w:left w:type="dxa" w:w="90"/>
+              <w:bottom w:type="dxa" w:w="60"/>
+              <w:right w:type="dxa" w:w="90"/>
+            </w:tcMar>
+          </w:tcPr>
+          <w:p>
+            <w:pPr>
+              <w:spacing w:after="20" w:before="20"/>
+            </w:pPr>
+            <w:r>
+              <w:rPr>
+                <w:rFonts w:ascii="맑은 고딕" w:cs="맑은 고딕" w:eastAsia="맑은 고딕" w:hAnsi="맑은 고딕"/>
+                <w:sz w:val="18"/>
+                <w:szCs w:val="18"/>
+              </w:rPr>
+              <w:t xml:space="preserve"/>
+            </w:r>
+          </w:p>
+        </w:tc>
+        <w:tc>
+          <w:tcPr>
+            <w:tcW w:type="dxa" w:w="4168"/>
+            <w:tcBorders>
+              <w:top w:val="single" w:color="999999" w:sz="4"/>
+              <w:left w:val="single" w:color="999999" w:sz="4"/>
+              <w:bottom w:val="single" w:color="999999" w:sz="4"/>
+              <w:right w:val="single" w:color="999999" w:sz="4"/>
+            </w:tcBorders>
+            <w:shd w:fill="EFEFEF" w:val="clear"/>
+            <w:tcMar>
+              <w:top w:type="dxa" w:w="60"/>
+              <w:left w:type="dxa" w:w="90"/>
+              <w:bottom w:type="dxa" w:w="60"/>
+              <w:right w:type="dxa" w:w="90"/>
+            </w:tcMar>
+          </w:tcPr>
+          <w:p>
+            <w:pPr>
+              <w:spacing w:after="20" w:before="20"/>
+            </w:pPr>
+            <w:r>
+              <w:rPr>
+                <w:rFonts w:ascii="맑은 고딕" w:cs="맑은 고딕" w:eastAsia="맑은 고딕" w:hAnsi="맑은 고딕"/>
+                <w:b/>
+                <w:bCs/>
+                <w:sz w:val="18"/>
+                <w:szCs w:val="18"/>
+              </w:rPr>
+              <w:t xml:space="preserve">작 성 자</w:t>
+            </w:r>
+          </w:p>
+        </w:tc>
+        <w:tc>
+          <w:tcPr>
+            <w:tcW w:type="dxa" w:w="3648"/>
+            <w:tcBorders>
+              <w:top w:val="single" w:color="999999" w:sz="4"/>
+              <w:left w:val="single" w:color="999999" w:sz="4"/>
+              <w:bottom w:val="single" w:color="999999" w:sz="4"/>
+              <w:right w:val="single" w:color="999999" w:sz="4"/>
+            </w:tcBorders>
+            <w:shd w:fill="EFEFEF" w:val="clear"/>
+            <w:tcMar>
+              <w:top w:type="dxa" w:w="60"/>
+              <w:left w:type="dxa" w:w="90"/>
+              <w:bottom w:type="dxa" w:w="60"/>
+              <w:right w:type="dxa" w:w="90"/>
+            </w:tcMar>
+          </w:tcPr>
+          <w:p>
+            <w:pPr>
+              <w:spacing w:after="20" w:before="20"/>
+            </w:pPr>
+            <w:r>
+              <w:rPr>
+                <w:rFonts w:ascii="맑은 고딕" w:cs="맑은 고딕" w:eastAsia="맑은 고딕" w:hAnsi="맑은 고딕"/>
+                <w:b/>
+                <w:bCs/>
+                <w:sz w:val="18"/>
+                <w:szCs w:val="18"/>
+              </w:rPr>
+              <w:t xml:space="preserve">확 인 자</w:t>
+            </w:r>
+          </w:p>
+        </w:tc>
+      </w:tr>
+      <w:tr>
+        <w:trPr>
+          <w:tblHeader w:val="false"/>
+        </w:trPr>
+        <w:tc>
+          <w:tcPr>
+            <w:tcW w:type="dxa" w:w="1823"/>
+            <w:tcBorders>
+              <w:top w:val="single" w:color="999999" w:sz="4"/>
+              <w:left w:val="single" w:color="999999" w:sz="4"/>
+              <w:bottom w:val="single" w:color="999999" w:sz="4"/>
+              <w:right w:val="single" w:color="999999" w:sz="4"/>
+            </w:tcBorders>
+            <w:tcMar>
+              <w:top w:type="dxa" w:w="60"/>
+              <w:left w:type="dxa" w:w="90"/>
+              <w:bottom w:type="dxa" w:w="60"/>
+              <w:right w:type="dxa" w:w="90"/>
+            </w:tcMar>
+          </w:tcPr>
+          <w:p>
+            <w:pPr>
+              <w:spacing w:after="20" w:before="20"/>
+            </w:pPr>
+            <w:r>
+              <w:rPr>
+                <w:rFonts w:ascii="맑은 고딕" w:cs="맑은 고딕" w:eastAsia="맑은 고딕" w:hAnsi="맑은 고딕"/>
+                <w:b w:val="false"/>
+                <w:bCs w:val="false"/>
+                <w:sz w:val="18"/>
+                <w:szCs w:val="18"/>
+              </w:rPr>
+              <w:t xml:space="preserve">직 책</w:t>
+            </w:r>
+          </w:p>
+        </w:tc>
+        <w:tc>
+          <w:tcPr>
+            <w:tcW w:type="dxa" w:w="4168"/>
+            <w:tcBorders>
+              <w:top w:val="single" w:color="999999" w:sz="4"/>
+              <w:left w:val="single" w:color="999999" w:sz="4"/>
+              <w:bottom w:val="single" w:color="999999" w:sz="4"/>
+              <w:right w:val="single" w:color="999999" w:sz="4"/>
+            </w:tcBorders>
+            <w:tcMar>
+              <w:top w:type="dxa" w:w="60"/>
+              <w:left w:type="dxa" w:w="90"/>
+              <w:bottom w:type="dxa" w:w="60"/>
+              <w:right w:type="dxa" w:w="90"/>
+            </w:tcMar>
+          </w:tcPr>
+          <w:p>
+            <w:pPr>
+              <w:spacing w:after="20" w:before="20"/>
+            </w:pPr>
+            <w:r>
+              <w:rPr>
+                <w:rFonts w:ascii="맑은 고딕" w:cs="맑은 고딕" w:eastAsia="맑은 고딕" w:hAnsi="맑은 고딕"/>
+                <w:b w:val="false"/>
+                <w:bCs w:val="false"/>
+                <w:sz w:val="18"/>
+                <w:szCs w:val="18"/>
+              </w:rPr>
+              <w:t xml:space="preserve">NDE Level Ⅲ / QA</w:t>
+            </w:r>
+          </w:p>
+        </w:tc>
+        <w:tc>
+          <w:tcPr>
+            <w:tcW w:type="dxa" w:w="3648"/>
+            <w:tcBorders>
+              <w:top w:val="single" w:color="999999" w:sz="4"/>
+              <w:left w:val="single" w:color="999999" w:sz="4"/>
+              <w:bottom w:val="single" w:color="999999" w:sz="4"/>
+              <w:right w:val="single" w:color="999999" w:sz="4"/>
+            </w:tcBorders>
+            <w:tcMar>
+              <w:top w:type="dxa" w:w="60"/>
+              <w:left w:type="dxa" w:w="90"/>
+              <w:bottom w:type="dxa" w:w="60"/>
+              <w:right w:type="dxa" w:w="90"/>
+            </w:tcMar>
+          </w:tcPr>
+          <w:p>
+            <w:pPr>
+              <w:spacing w:after="20" w:before="20"/>
+            </w:pPr>
+            <w:r>
+              <w:rPr>
+                <w:rFonts w:ascii="맑은 고딕" w:cs="맑은 고딕" w:eastAsia="맑은 고딕" w:hAnsi="맑은 고딕"/>
+                <w:b w:val="false"/>
+                <w:bCs w:val="false"/>
+                <w:sz w:val="18"/>
+                <w:szCs w:val="18"/>
+              </w:rPr>
+              <w:t xml:space="preserve">대표 NDE Level Ⅲ</w:t>
+            </w:r>
+          </w:p>
+        </w:tc>
+      </w:tr>
+      <w:tr>
+        <w:trPr>
+          <w:tblHeader w:val="false"/>
+        </w:trPr>
+        <w:tc>
+          <w:tcPr>
+            <w:tcW w:type="dxa" w:w="1823"/>
+            <w:tcBorders>
+              <w:top w:val="single" w:color="999999" w:sz="4"/>
+              <w:left w:val="single" w:color="999999" w:sz="4"/>
+              <w:bottom w:val="single" w:color="999999" w:sz="4"/>
+              <w:right w:val="single" w:color="999999" w:sz="4"/>
+            </w:tcBorders>
+            <w:tcMar>
+              <w:top w:type="dxa" w:w="60"/>
+              <w:left w:type="dxa" w:w="90"/>
+              <w:bottom w:type="dxa" w:w="60"/>
+              <w:right w:type="dxa" w:w="90"/>
+            </w:tcMar>
+          </w:tcPr>
+          <w:p>
+            <w:pPr>
+              <w:spacing w:after="20" w:before="20"/>
+            </w:pPr>
+            <w:r>
+              <w:rPr>
+                <w:rFonts w:ascii="맑은 고딕" w:cs="맑은 고딕" w:eastAsia="맑은 고딕" w:hAnsi="맑은 고딕"/>
+                <w:b w:val="false"/>
+                <w:bCs w:val="false"/>
+                <w:sz w:val="18"/>
+                <w:szCs w:val="18"/>
+              </w:rPr>
+              <w:t xml:space="preserve">성명 / 서명</w:t>
+            </w:r>
+          </w:p>
+        </w:tc>
+        <w:tc>
+          <w:tcPr>
+            <w:tcW w:type="dxa" w:w="4168"/>
+            <w:tcBorders>
+              <w:top w:val="single" w:color="999999" w:sz="4"/>
+              <w:left w:val="single" w:color="999999" w:sz="4"/>
+              <w:bottom w:val="single" w:color="999999" w:sz="4"/>
+              <w:right w:val="single" w:color="999999" w:sz="4"/>
+            </w:tcBorders>
+            <w:tcMar>
+              <w:top w:type="dxa" w:w="60"/>
+              <w:left w:type="dxa" w:w="90"/>
+              <w:bottom w:type="dxa" w:w="60"/>
+              <w:right w:type="dxa" w:w="90"/>
+            </w:tcMar>
+          </w:tcPr>
+          <w:p>
+            <w:pPr>
+              <w:spacing w:after="20" w:before="20"/>
+            </w:pPr>
+            <w:r>
+              <w:rPr>
+                <w:rFonts w:ascii="맑은 고딕" w:cs="맑은 고딕" w:eastAsia="맑은 고딕" w:hAnsi="맑은 고딕"/>
+                <w:sz w:val="18"/>
+                <w:szCs w:val="18"/>
+              </w:rPr>
+              <w:t xml:space="preserve"/>
+            </w:r>
+          </w:p>
+        </w:tc>
+        <w:tc>
+          <w:tcPr>
+            <w:tcW w:type="dxa" w:w="3648"/>
+            <w:tcBorders>
+              <w:top w:val="single" w:color="999999" w:sz="4"/>
+              <w:left w:val="single" w:color="999999" w:sz="4"/>
+              <w:bottom w:val="single" w:color="999999" w:sz="4"/>
+              <w:right w:val="single" w:color="999999" w:sz="4"/>
+            </w:tcBorders>
+            <w:tcMar>
+              <w:top w:type="dxa" w:w="60"/>
+              <w:left w:type="dxa" w:w="90"/>
+              <w:bottom w:type="dxa" w:w="60"/>
+              <w:right w:type="dxa" w:w="90"/>
+            </w:tcMar>
+          </w:tcPr>
+          <w:p>
+            <w:pPr>
+              <w:spacing w:after="20" w:before="20"/>
+            </w:pPr>
+            <w:r>
+              <w:rPr>
+                <w:rFonts w:ascii="맑은 고딕" w:cs="맑은 고딕" w:eastAsia="맑은 고딕" w:hAnsi="맑은 고딕"/>
+                <w:sz w:val="18"/>
+                <w:szCs w:val="18"/>
+              </w:rPr>
+              <w:t xml:space="preserve"/>
+            </w:r>
+          </w:p>
+        </w:tc>
+      </w:tr>
+      <w:tr>
+        <w:trPr>
+          <w:tblHeader w:val="false"/>
+        </w:trPr>
+        <w:tc>
+          <w:tcPr>
+            <w:tcW w:type="dxa" w:w="1823"/>
+            <w:tcBorders>
+              <w:top w:val="single" w:color="999999" w:sz="4"/>
+              <w:left w:val="single" w:color="999999" w:sz="4"/>
+              <w:bottom w:val="single" w:color="999999" w:sz="4"/>
+              <w:right w:val="single" w:color="999999" w:sz="4"/>
+            </w:tcBorders>
+            <w:tcMar>
+              <w:top w:type="dxa" w:w="60"/>
+              <w:left w:type="dxa" w:w="90"/>
+              <w:bottom w:type="dxa" w:w="60"/>
+              <w:right w:type="dxa" w:w="90"/>
+            </w:tcMar>
+          </w:tcPr>
+          <w:p>
+            <w:pPr>
+              <w:spacing w:after="20" w:before="20"/>
+            </w:pPr>
+            <w:r>
+              <w:rPr>
+                <w:rFonts w:ascii="맑은 고딕" w:cs="맑은 고딕" w:eastAsia="맑은 고딕" w:hAnsi="맑은 고딕"/>
+                <w:b w:val="false"/>
+                <w:bCs w:val="false"/>
+                <w:sz w:val="18"/>
+                <w:szCs w:val="18"/>
+              </w:rPr>
+              <w:t xml:space="preserve">일 자</w:t>
+            </w:r>
+          </w:p>
+        </w:tc>
+        <w:tc>
+          <w:tcPr>
+            <w:tcW w:type="dxa" w:w="4168"/>
+            <w:tcBorders>
+              <w:top w:val="single" w:color="999999" w:sz="4"/>
+              <w:left w:val="single" w:color="999999" w:sz="4"/>
+              <w:bottom w:val="single" w:color="999999" w:sz="4"/>
+              <w:right w:val="single" w:color="999999" w:sz="4"/>
+            </w:tcBorders>
+            <w:tcMar>
+              <w:top w:type="dxa" w:w="60"/>
+              <w:left w:type="dxa" w:w="90"/>
+              <w:bottom w:type="dxa" w:w="60"/>
+              <w:right w:type="dxa" w:w="90"/>
+            </w:tcMar>
+          </w:tcPr>
+          <w:p>
+            <w:pPr>
+              <w:spacing w:after="20" w:before="20"/>
+            </w:pPr>
+            <w:r>
+              <w:rPr>
+                <w:rFonts w:ascii="맑은 고딕" w:cs="맑은 고딕" w:eastAsia="맑은 고딕" w:hAnsi="맑은 고딕"/>
+                <w:sz w:val="18"/>
+                <w:szCs w:val="18"/>
+              </w:rPr>
+              <w:t xml:space="preserve"/>
+            </w:r>
+          </w:p>
+        </w:tc>
+        <w:tc>
+          <w:tcPr>
+            <w:tcW w:type="dxa" w:w="3648"/>
+            <w:tcBorders>
+              <w:top w:val="single" w:color="999999" w:sz="4"/>
+              <w:left w:val="single" w:color="999999" w:sz="4"/>
+              <w:bottom w:val="single" w:color="999999" w:sz="4"/>
+              <w:right w:val="single" w:color="999999" w:sz="4"/>
+            </w:tcBorders>
+            <w:tcMar>
+              <w:top w:type="dxa" w:w="60"/>
+              <w:left w:type="dxa" w:w="90"/>
+              <w:bottom w:type="dxa" w:w="60"/>
+              <w:right w:type="dxa" w:w="90"/>
+            </w:tcMar>
+          </w:tcPr>
+          <w:p>
+            <w:pPr>
+              <w:spacing w:after="20" w:before="20"/>
+            </w:pPr>
+            <w:r>
+              <w:rPr>
+                <w:rFonts w:ascii="맑은 고딕" w:cs="맑은 고딕" w:eastAsia="맑은 고딕" w:hAnsi="맑은 고딕"/>
+                <w:sz w:val="18"/>
+                <w:szCs w:val="18"/>
+              </w:rPr>
+              <w:t xml:space="preserve"/>
+            </w:r>
+          </w:p>
+        </w:tc>
+      </w:tr>
+    </w:tbl>
+    <w:p>
+      <w:pPr>
+        <w:spacing w:after="160"/>
+      </w:pPr>
+    </w:p>
+    <w:p>
+      <w:pPr>
+        <w:spacing w:after="60"/>
+      </w:pPr>
+    </w:p>
+    <w:p>
       <w:r>
         <w:br w:type="page"/>
       </w:r>
@@ -23226,7 +23919,7 @@
                 <w:sz w:val="18"/>
                 <w:szCs w:val="18"/>
               </w:rPr>
-              <w:t xml:space="preserve">확 인</w:t>
+              <w:t xml:space="preserve">확 인 자</w:t>
             </w:r>
           </w:p>
         </w:tc>
@@ -23365,6 +24058,103 @@
                 <w:szCs w:val="18"/>
               </w:rPr>
               <w:t xml:space="preserve">성명 / 서명</w:t>
+            </w:r>
+          </w:p>
+        </w:tc>
+        <w:tc>
+          <w:tcPr>
+            <w:tcW w:type="dxa" w:w="4168"/>
+            <w:tcBorders>
+              <w:top w:val="single" w:color="999999" w:sz="4"/>
+              <w:left w:val="single" w:color="999999" w:sz="4"/>
+              <w:bottom w:val="single" w:color="999999" w:sz="4"/>
+              <w:right w:val="single" w:color="999999" w:sz="4"/>
+            </w:tcBorders>
+            <w:tcMar>
+              <w:top w:type="dxa" w:w="60"/>
+              <w:left w:type="dxa" w:w="90"/>
+              <w:bottom w:type="dxa" w:w="60"/>
+              <w:right w:type="dxa" w:w="90"/>
+            </w:tcMar>
+          </w:tcPr>
+          <w:p>
+            <w:pPr>
+              <w:spacing w:after="20" w:before="20"/>
+            </w:pPr>
+            <w:r>
+              <w:rPr>
+                <w:rFonts w:ascii="맑은 고딕" w:cs="맑은 고딕" w:eastAsia="맑은 고딕" w:hAnsi="맑은 고딕"/>
+                <w:sz w:val="18"/>
+                <w:szCs w:val="18"/>
+              </w:rPr>
+              <w:t xml:space="preserve"/>
+            </w:r>
+          </w:p>
+        </w:tc>
+        <w:tc>
+          <w:tcPr>
+            <w:tcW w:type="dxa" w:w="3648"/>
+            <w:tcBorders>
+              <w:top w:val="single" w:color="999999" w:sz="4"/>
+              <w:left w:val="single" w:color="999999" w:sz="4"/>
+              <w:bottom w:val="single" w:color="999999" w:sz="4"/>
+              <w:right w:val="single" w:color="999999" w:sz="4"/>
+            </w:tcBorders>
+            <w:tcMar>
+              <w:top w:type="dxa" w:w="60"/>
+              <w:left w:type="dxa" w:w="90"/>
+              <w:bottom w:type="dxa" w:w="60"/>
+              <w:right w:type="dxa" w:w="90"/>
+            </w:tcMar>
+          </w:tcPr>
+          <w:p>
+            <w:pPr>
+              <w:spacing w:after="20" w:before="20"/>
+            </w:pPr>
+            <w:r>
+              <w:rPr>
+                <w:rFonts w:ascii="맑은 고딕" w:cs="맑은 고딕" w:eastAsia="맑은 고딕" w:hAnsi="맑은 고딕"/>
+                <w:sz w:val="18"/>
+                <w:szCs w:val="18"/>
+              </w:rPr>
+              <w:t xml:space="preserve"/>
+            </w:r>
+          </w:p>
+        </w:tc>
+      </w:tr>
+      <w:tr>
+        <w:trPr>
+          <w:tblHeader w:val="false"/>
+        </w:trPr>
+        <w:tc>
+          <w:tcPr>
+            <w:tcW w:type="dxa" w:w="1823"/>
+            <w:tcBorders>
+              <w:top w:val="single" w:color="999999" w:sz="4"/>
+              <w:left w:val="single" w:color="999999" w:sz="4"/>
+              <w:bottom w:val="single" w:color="999999" w:sz="4"/>
+              <w:right w:val="single" w:color="999999" w:sz="4"/>
+            </w:tcBorders>
+            <w:tcMar>
+              <w:top w:type="dxa" w:w="60"/>
+              <w:left w:type="dxa" w:w="90"/>
+              <w:bottom w:type="dxa" w:w="60"/>
+              <w:right w:type="dxa" w:w="90"/>
+            </w:tcMar>
+          </w:tcPr>
+          <w:p>
+            <w:pPr>
+              <w:spacing w:after="20" w:before="20"/>
+            </w:pPr>
+            <w:r>
+              <w:rPr>
+                <w:rFonts w:ascii="맑은 고딕" w:cs="맑은 고딕" w:eastAsia="맑은 고딕" w:hAnsi="맑은 고딕"/>
+                <w:b w:val="false"/>
+                <w:bCs w:val="false"/>
+                <w:sz w:val="18"/>
+                <w:szCs w:val="18"/>
+              </w:rPr>
+              <w:t xml:space="preserve">일 자</w:t>
             </w:r>
           </w:p>
         </w:tc>

--- a/docs/HIE-QP-E03 자격증 발행 및 관리 규칙.docx
+++ b/docs/HIE-QP-E03 자격증 발행 및 관리 규칙.docx
@@ -5496,7 +5496,27 @@
           <w:sz w:val="20"/>
           <w:szCs w:val="20"/>
         </w:rPr>
-        <w:t xml:space="preserve">7.4.2 복권한 경우 발급대장에 복권 일자와 근거를 기재하고 자격증을 다시 내어 준다. 이때 </w:t>
+        <w:t xml:space="preserve">7.4.2 복권한 경우 </w:t>
+      </w:r>
+      <w:r>
+        <w:rPr>
+          <w:rFonts w:ascii="맑은 고딕" w:cs="맑은 고딕" w:eastAsia="맑은 고딕" w:hAnsi="맑은 고딕"/>
+          <w:b/>
+          <w:bCs/>
+          <w:sz w:val="20"/>
+          <w:szCs w:val="20"/>
+        </w:rPr>
+        <w:t xml:space="preserve">자격종료·복권 기록(HIE-QP-E03-05)</w:t>
+      </w:r>
+      <w:r>
+        <w:rPr>
+          <w:rFonts w:ascii="맑은 고딕" w:cs="맑은 고딕" w:eastAsia="맑은 고딕" w:hAnsi="맑은 고딕"/>
+          <w:b w:val="false"/>
+          <w:bCs w:val="false"/>
+          <w:sz w:val="20"/>
+          <w:szCs w:val="20"/>
+        </w:rPr>
+        <w:t xml:space="preserve">과 발급대장에 복권 일자와 근거를 기재하고 자격증을 다시 내어 준다. 이때 </w:t>
       </w:r>
       <w:r>
         <w:rPr>
@@ -7545,10 +7565,11 @@
         </w:tblBorders>
       </w:tblPr>
       <w:tblGrid>
-        <w:gridCol w:w="2112"/>
-        <w:gridCol w:w="2112"/>
-        <w:gridCol w:w="3036"/>
-        <w:gridCol w:w="2379"/>
+        <w:gridCol w:w="1318"/>
+        <w:gridCol w:w="1812"/>
+        <w:gridCol w:w="3295"/>
+        <w:gridCol w:w="1812"/>
+        <w:gridCol w:w="1402"/>
       </w:tblGrid>
       <w:tr>
         <w:trPr>
@@ -7556,7 +7577,7 @@
         </w:trPr>
         <w:tc>
           <w:tcPr>
-            <w:tcW w:type="dxa" w:w="2112"/>
+            <w:tcW w:type="dxa" w:w="1318"/>
             <w:tcBorders>
               <w:top w:val="single" w:color="999999" w:sz="4"/>
               <w:left w:val="single" w:color="999999" w:sz="4"/>
@@ -7589,7 +7610,7 @@
         </w:tc>
         <w:tc>
           <w:tcPr>
-            <w:tcW w:type="dxa" w:w="2112"/>
+            <w:tcW w:type="dxa" w:w="1812"/>
             <w:tcBorders>
               <w:top w:val="single" w:color="999999" w:sz="4"/>
               <w:left w:val="single" w:color="999999" w:sz="4"/>
@@ -7622,7 +7643,7 @@
         </w:tc>
         <w:tc>
           <w:tcPr>
-            <w:tcW w:type="dxa" w:w="3036"/>
+            <w:tcW w:type="dxa" w:w="3295"/>
             <w:tcBorders>
               <w:top w:val="single" w:color="999999" w:sz="4"/>
               <w:left w:val="single" w:color="999999" w:sz="4"/>
@@ -7655,7 +7676,7 @@
         </w:tc>
         <w:tc>
           <w:tcPr>
-            <w:tcW w:type="dxa" w:w="2379"/>
+            <w:tcW w:type="dxa" w:w="1812"/>
             <w:tcBorders>
               <w:top w:val="single" w:color="999999" w:sz="4"/>
               <w:left w:val="single" w:color="999999" w:sz="4"/>
@@ -7683,6 +7704,39 @@
                 <w:szCs w:val="18"/>
               </w:rPr>
               <w:t xml:space="preserve">출력</w:t>
+            </w:r>
+          </w:p>
+        </w:tc>
+        <w:tc>
+          <w:tcPr>
+            <w:tcW w:type="dxa" w:w="1402"/>
+            <w:tcBorders>
+              <w:top w:val="single" w:color="999999" w:sz="4"/>
+              <w:left w:val="single" w:color="999999" w:sz="4"/>
+              <w:bottom w:val="single" w:color="999999" w:sz="4"/>
+              <w:right w:val="single" w:color="999999" w:sz="4"/>
+            </w:tcBorders>
+            <w:shd w:fill="EFEFEF" w:val="clear"/>
+            <w:tcMar>
+              <w:top w:type="dxa" w:w="60"/>
+              <w:left w:type="dxa" w:w="90"/>
+              <w:bottom w:type="dxa" w:w="60"/>
+              <w:right w:type="dxa" w:w="90"/>
+            </w:tcMar>
+          </w:tcPr>
+          <w:p>
+            <w:pPr>
+              <w:spacing w:after="20" w:before="20"/>
+            </w:pPr>
+            <w:r>
+              <w:rPr>
+                <w:rFonts w:ascii="맑은 고딕" w:cs="맑은 고딕" w:eastAsia="맑은 고딕" w:hAnsi="맑은 고딕"/>
+                <w:b/>
+                <w:bCs/>
+                <w:sz w:val="18"/>
+                <w:szCs w:val="18"/>
+              </w:rPr>
+              <w:t xml:space="preserve">근거</w:t>
             </w:r>
           </w:p>
         </w:tc>
@@ -7693,7 +7747,7 @@
         </w:trPr>
         <w:tc>
           <w:tcPr>
-            <w:tcW w:type="dxa" w:w="2112"/>
+            <w:tcW w:type="dxa" w:w="1318"/>
             <w:tcBorders>
               <w:top w:val="single" w:color="999999" w:sz="4"/>
               <w:left w:val="single" w:color="999999" w:sz="4"/>
@@ -7725,7 +7779,7 @@
         </w:tc>
         <w:tc>
           <w:tcPr>
-            <w:tcW w:type="dxa" w:w="2112"/>
+            <w:tcW w:type="dxa" w:w="1812"/>
             <w:tcBorders>
               <w:top w:val="single" w:color="999999" w:sz="4"/>
               <w:left w:val="single" w:color="999999" w:sz="4"/>
@@ -7757,7 +7811,7 @@
         </w:tc>
         <w:tc>
           <w:tcPr>
-            <w:tcW w:type="dxa" w:w="3036"/>
+            <w:tcW w:type="dxa" w:w="3295"/>
             <w:tcBorders>
               <w:top w:val="single" w:color="999999" w:sz="4"/>
               <w:left w:val="single" w:color="999999" w:sz="4"/>
@@ -7789,7 +7843,7 @@
         </w:tc>
         <w:tc>
           <w:tcPr>
-            <w:tcW w:type="dxa" w:w="2379"/>
+            <w:tcW w:type="dxa" w:w="1812"/>
             <w:tcBorders>
               <w:top w:val="single" w:color="999999" w:sz="4"/>
               <w:left w:val="single" w:color="999999" w:sz="4"/>
@@ -7816,6 +7870,38 @@
                 <w:szCs w:val="18"/>
               </w:rPr>
               <w:t xml:space="preserve">자격인정 기록</w:t>
+            </w:r>
+          </w:p>
+        </w:tc>
+        <w:tc>
+          <w:tcPr>
+            <w:tcW w:type="dxa" w:w="1402"/>
+            <w:tcBorders>
+              <w:top w:val="single" w:color="999999" w:sz="4"/>
+              <w:left w:val="single" w:color="999999" w:sz="4"/>
+              <w:bottom w:val="single" w:color="999999" w:sz="4"/>
+              <w:right w:val="single" w:color="999999" w:sz="4"/>
+            </w:tcBorders>
+            <w:tcMar>
+              <w:top w:type="dxa" w:w="60"/>
+              <w:left w:type="dxa" w:w="90"/>
+              <w:bottom w:type="dxa" w:w="60"/>
+              <w:right w:type="dxa" w:w="90"/>
+            </w:tcMar>
+          </w:tcPr>
+          <w:p>
+            <w:pPr>
+              <w:spacing w:after="20" w:before="20"/>
+            </w:pPr>
+            <w:r>
+              <w:rPr>
+                <w:rFonts w:ascii="맑은 고딕" w:cs="맑은 고딕" w:eastAsia="맑은 고딕" w:hAnsi="맑은 고딕"/>
+                <w:b w:val="false"/>
+                <w:bCs w:val="false"/>
+                <w:sz w:val="18"/>
+                <w:szCs w:val="18"/>
+              </w:rPr>
+              <w:t xml:space="preserve">8.2</w:t>
             </w:r>
           </w:p>
         </w:tc>
@@ -7826,7 +7912,7 @@
         </w:trPr>
         <w:tc>
           <w:tcPr>
-            <w:tcW w:type="dxa" w:w="2112"/>
+            <w:tcW w:type="dxa" w:w="1318"/>
             <w:tcBorders>
               <w:top w:val="single" w:color="999999" w:sz="4"/>
               <w:left w:val="single" w:color="999999" w:sz="4"/>
@@ -7858,67 +7944,97 @@
         </w:tc>
         <w:tc>
           <w:tcPr>
-            <w:tcW w:type="dxa" w:w="2112"/>
-            <w:tcBorders>
-              <w:top w:val="single" w:color="999999" w:sz="4"/>
-              <w:left w:val="single" w:color="999999" w:sz="4"/>
-              <w:bottom w:val="single" w:color="999999" w:sz="4"/>
-              <w:right w:val="single" w:color="999999" w:sz="4"/>
-            </w:tcBorders>
-            <w:tcMar>
-              <w:top w:type="dxa" w:w="60"/>
-              <w:left w:type="dxa" w:w="90"/>
-              <w:bottom w:type="dxa" w:w="60"/>
-              <w:right w:type="dxa" w:w="90"/>
-            </w:tcMar>
-          </w:tcPr>
-          <w:p>
-            <w:pPr>
-              <w:spacing w:after="20" w:before="20"/>
-            </w:pPr>
-            <w:r>
-              <w:rPr>
-                <w:rFonts w:ascii="맑은 고딕" w:cs="맑은 고딕" w:eastAsia="맑은 고딕" w:hAnsi="맑은 고딕"/>
-                <w:sz w:val="18"/>
-                <w:szCs w:val="18"/>
-              </w:rPr>
-              <w:t xml:space="preserve"/>
-            </w:r>
-          </w:p>
-        </w:tc>
-        <w:tc>
-          <w:tcPr>
-            <w:tcW w:type="dxa" w:w="3036"/>
-            <w:tcBorders>
-              <w:top w:val="single" w:color="999999" w:sz="4"/>
-              <w:left w:val="single" w:color="999999" w:sz="4"/>
-              <w:bottom w:val="single" w:color="999999" w:sz="4"/>
-              <w:right w:val="single" w:color="999999" w:sz="4"/>
-            </w:tcBorders>
-            <w:tcMar>
-              <w:top w:type="dxa" w:w="60"/>
-              <w:left w:type="dxa" w:w="90"/>
-              <w:bottom w:type="dxa" w:w="60"/>
-              <w:right w:type="dxa" w:w="90"/>
-            </w:tcMar>
-          </w:tcPr>
-          <w:p>
-            <w:pPr>
-              <w:spacing w:after="20" w:before="20"/>
-            </w:pPr>
-            <w:r>
-              <w:rPr>
-                <w:rFonts w:ascii="맑은 고딕" w:cs="맑은 고딕" w:eastAsia="맑은 고딕" w:hAnsi="맑은 고딕"/>
-                <w:sz w:val="18"/>
-                <w:szCs w:val="18"/>
-              </w:rPr>
-              <w:t xml:space="preserve"/>
-            </w:r>
-          </w:p>
-        </w:tc>
-        <w:tc>
-          <w:tcPr>
-            <w:tcW w:type="dxa" w:w="2379"/>
+            <w:tcW w:type="dxa" w:w="1812"/>
+            <w:tcBorders>
+              <w:top w:val="single" w:color="999999" w:sz="4"/>
+              <w:left w:val="single" w:color="999999" w:sz="4"/>
+              <w:bottom w:val="single" w:color="999999" w:sz="4"/>
+              <w:right w:val="single" w:color="999999" w:sz="4"/>
+            </w:tcBorders>
+            <w:tcMar>
+              <w:top w:type="dxa" w:w="60"/>
+              <w:left w:type="dxa" w:w="90"/>
+              <w:bottom w:type="dxa" w:w="60"/>
+              <w:right w:type="dxa" w:w="90"/>
+            </w:tcMar>
+          </w:tcPr>
+          <w:p>
+            <w:pPr>
+              <w:spacing w:after="20" w:before="20"/>
+            </w:pPr>
+            <w:r>
+              <w:rPr>
+                <w:rFonts w:ascii="맑은 고딕" w:cs="맑은 고딕" w:eastAsia="맑은 고딕" w:hAnsi="맑은 고딕"/>
+                <w:sz w:val="18"/>
+                <w:szCs w:val="18"/>
+              </w:rPr>
+              <w:t xml:space="preserve"/>
+            </w:r>
+          </w:p>
+        </w:tc>
+        <w:tc>
+          <w:tcPr>
+            <w:tcW w:type="dxa" w:w="3295"/>
+            <w:tcBorders>
+              <w:top w:val="single" w:color="999999" w:sz="4"/>
+              <w:left w:val="single" w:color="999999" w:sz="4"/>
+              <w:bottom w:val="single" w:color="999999" w:sz="4"/>
+              <w:right w:val="single" w:color="999999" w:sz="4"/>
+            </w:tcBorders>
+            <w:tcMar>
+              <w:top w:type="dxa" w:w="60"/>
+              <w:left w:type="dxa" w:w="90"/>
+              <w:bottom w:type="dxa" w:w="60"/>
+              <w:right w:type="dxa" w:w="90"/>
+            </w:tcMar>
+          </w:tcPr>
+          <w:p>
+            <w:pPr>
+              <w:spacing w:after="20" w:before="20"/>
+            </w:pPr>
+            <w:r>
+              <w:rPr>
+                <w:rFonts w:ascii="맑은 고딕" w:cs="맑은 고딕" w:eastAsia="맑은 고딕" w:hAnsi="맑은 고딕"/>
+                <w:sz w:val="18"/>
+                <w:szCs w:val="18"/>
+              </w:rPr>
+              <w:t xml:space="preserve"/>
+            </w:r>
+          </w:p>
+        </w:tc>
+        <w:tc>
+          <w:tcPr>
+            <w:tcW w:type="dxa" w:w="1812"/>
+            <w:tcBorders>
+              <w:top w:val="single" w:color="999999" w:sz="4"/>
+              <w:left w:val="single" w:color="999999" w:sz="4"/>
+              <w:bottom w:val="single" w:color="999999" w:sz="4"/>
+              <w:right w:val="single" w:color="999999" w:sz="4"/>
+            </w:tcBorders>
+            <w:tcMar>
+              <w:top w:type="dxa" w:w="60"/>
+              <w:left w:type="dxa" w:w="90"/>
+              <w:bottom w:type="dxa" w:w="60"/>
+              <w:right w:type="dxa" w:w="90"/>
+            </w:tcMar>
+          </w:tcPr>
+          <w:p>
+            <w:pPr>
+              <w:spacing w:after="20" w:before="20"/>
+            </w:pPr>
+            <w:r>
+              <w:rPr>
+                <w:rFonts w:ascii="맑은 고딕" w:cs="맑은 고딕" w:eastAsia="맑은 고딕" w:hAnsi="맑은 고딕"/>
+                <w:sz w:val="18"/>
+                <w:szCs w:val="18"/>
+              </w:rPr>
+              <w:t xml:space="preserve"/>
+            </w:r>
+          </w:p>
+        </w:tc>
+        <w:tc>
+          <w:tcPr>
+            <w:tcW w:type="dxa" w:w="1402"/>
             <w:tcBorders>
               <w:top w:val="single" w:color="999999" w:sz="4"/>
               <w:left w:val="single" w:color="999999" w:sz="4"/>
@@ -7953,7 +8069,7 @@
         </w:trPr>
         <w:tc>
           <w:tcPr>
-            <w:tcW w:type="dxa" w:w="2112"/>
+            <w:tcW w:type="dxa" w:w="1318"/>
             <w:tcBorders>
               <w:top w:val="single" w:color="999999" w:sz="4"/>
               <w:left w:val="single" w:color="999999" w:sz="4"/>
@@ -7979,13 +8095,13 @@
                 <w:sz w:val="18"/>
                 <w:szCs w:val="18"/>
               </w:rPr>
-              <w:t xml:space="preserve">대표 NDE Level Ⅲ</w:t>
-            </w:r>
-          </w:p>
-        </w:tc>
-        <w:tc>
-          <w:tcPr>
-            <w:tcW w:type="dxa" w:w="2112"/>
+              <w:t xml:space="preserve">NDE Level Ⅲ / QA</w:t>
+            </w:r>
+          </w:p>
+        </w:tc>
+        <w:tc>
+          <w:tcPr>
+            <w:tcW w:type="dxa" w:w="1812"/>
             <w:tcBorders>
               <w:top w:val="single" w:color="999999" w:sz="4"/>
               <w:left w:val="single" w:color="999999" w:sz="4"/>
@@ -8011,13 +8127,13 @@
                 <w:sz w:val="18"/>
                 <w:szCs w:val="18"/>
               </w:rPr>
-              <w:t xml:space="preserve">자격인정 기록</w:t>
-            </w:r>
-          </w:p>
-        </w:tc>
-        <w:tc>
-          <w:tcPr>
-            <w:tcW w:type="dxa" w:w="3036"/>
+              <w:t xml:space="preserve">자격인정 기록, 발급대장 (E03-01)</w:t>
+            </w:r>
+          </w:p>
+        </w:tc>
+        <w:tc>
+          <w:tcPr>
+            <w:tcW w:type="dxa" w:w="3295"/>
             <w:tcBorders>
               <w:top w:val="single" w:color="999999" w:sz="4"/>
               <w:left w:val="single" w:color="999999" w:sz="4"/>
@@ -8043,13 +8159,23 @@
                 <w:sz w:val="18"/>
                 <w:szCs w:val="18"/>
               </w:rPr>
-              <w:t xml:space="preserve">기록 검토 (E01 3.2)</w:t>
-            </w:r>
-          </w:p>
-        </w:tc>
-        <w:tc>
-          <w:tcPr>
-            <w:tcW w:type="dxa" w:w="2379"/>
+              <w:t xml:space="preserve">발행 조건 확인 — 훈련생 제외, </w:t>
+            </w:r>
+            <w:r>
+              <w:rPr>
+                <w:rFonts w:ascii="맑은 고딕" w:cs="맑은 고딕" w:eastAsia="맑은 고딕" w:hAnsi="맑은 고딕"/>
+                <w:b/>
+                <w:bCs/>
+                <w:sz w:val="18"/>
+                <w:szCs w:val="18"/>
+              </w:rPr>
+              <w:t xml:space="preserve">TOFD·PAUT·FMC 는 UT Level Ⅱ 선수 자격</w:t>
+            </w:r>
+          </w:p>
+        </w:tc>
+        <w:tc>
+          <w:tcPr>
+            <w:tcW w:type="dxa" w:w="1812"/>
             <w:tcBorders>
               <w:top w:val="single" w:color="999999" w:sz="4"/>
               <w:left w:val="single" w:color="999999" w:sz="4"/>
@@ -8075,7 +8201,39 @@
                 <w:sz w:val="18"/>
                 <w:szCs w:val="18"/>
               </w:rPr>
-              <w:t xml:space="preserve">검토 결과</w:t>
+              <w:t xml:space="preserve">확인된 대상자</w:t>
+            </w:r>
+          </w:p>
+        </w:tc>
+        <w:tc>
+          <w:tcPr>
+            <w:tcW w:type="dxa" w:w="1402"/>
+            <w:tcBorders>
+              <w:top w:val="single" w:color="999999" w:sz="4"/>
+              <w:left w:val="single" w:color="999999" w:sz="4"/>
+              <w:bottom w:val="single" w:color="999999" w:sz="4"/>
+              <w:right w:val="single" w:color="999999" w:sz="4"/>
+            </w:tcBorders>
+            <w:tcMar>
+              <w:top w:type="dxa" w:w="60"/>
+              <w:left w:type="dxa" w:w="90"/>
+              <w:bottom w:type="dxa" w:w="60"/>
+              <w:right w:type="dxa" w:w="90"/>
+            </w:tcMar>
+          </w:tcPr>
+          <w:p>
+            <w:pPr>
+              <w:spacing w:after="20" w:before="20"/>
+            </w:pPr>
+            <w:r>
+              <w:rPr>
+                <w:rFonts w:ascii="맑은 고딕" w:cs="맑은 고딕" w:eastAsia="맑은 고딕" w:hAnsi="맑은 고딕"/>
+                <w:b w:val="false"/>
+                <w:bCs w:val="false"/>
+                <w:sz w:val="18"/>
+                <w:szCs w:val="18"/>
+              </w:rPr>
+              <w:t xml:space="preserve">5.1.4, 5.1.5</w:t>
             </w:r>
           </w:p>
         </w:tc>
@@ -8086,7 +8244,7 @@
         </w:trPr>
         <w:tc>
           <w:tcPr>
-            <w:tcW w:type="dxa" w:w="2112"/>
+            <w:tcW w:type="dxa" w:w="1318"/>
             <w:tcBorders>
               <w:top w:val="single" w:color="999999" w:sz="4"/>
               <w:left w:val="single" w:color="999999" w:sz="4"/>
@@ -8118,67 +8276,97 @@
         </w:tc>
         <w:tc>
           <w:tcPr>
-            <w:tcW w:type="dxa" w:w="2112"/>
-            <w:tcBorders>
-              <w:top w:val="single" w:color="999999" w:sz="4"/>
-              <w:left w:val="single" w:color="999999" w:sz="4"/>
-              <w:bottom w:val="single" w:color="999999" w:sz="4"/>
-              <w:right w:val="single" w:color="999999" w:sz="4"/>
-            </w:tcBorders>
-            <w:tcMar>
-              <w:top w:type="dxa" w:w="60"/>
-              <w:left w:type="dxa" w:w="90"/>
-              <w:bottom w:type="dxa" w:w="60"/>
-              <w:right w:type="dxa" w:w="90"/>
-            </w:tcMar>
-          </w:tcPr>
-          <w:p>
-            <w:pPr>
-              <w:spacing w:after="20" w:before="20"/>
-            </w:pPr>
-            <w:r>
-              <w:rPr>
-                <w:rFonts w:ascii="맑은 고딕" w:cs="맑은 고딕" w:eastAsia="맑은 고딕" w:hAnsi="맑은 고딕"/>
-                <w:sz w:val="18"/>
-                <w:szCs w:val="18"/>
-              </w:rPr>
-              <w:t xml:space="preserve"/>
-            </w:r>
-          </w:p>
-        </w:tc>
-        <w:tc>
-          <w:tcPr>
-            <w:tcW w:type="dxa" w:w="3036"/>
-            <w:tcBorders>
-              <w:top w:val="single" w:color="999999" w:sz="4"/>
-              <w:left w:val="single" w:color="999999" w:sz="4"/>
-              <w:bottom w:val="single" w:color="999999" w:sz="4"/>
-              <w:right w:val="single" w:color="999999" w:sz="4"/>
-            </w:tcBorders>
-            <w:tcMar>
-              <w:top w:type="dxa" w:w="60"/>
-              <w:left w:type="dxa" w:w="90"/>
-              <w:bottom w:type="dxa" w:w="60"/>
-              <w:right w:type="dxa" w:w="90"/>
-            </w:tcMar>
-          </w:tcPr>
-          <w:p>
-            <w:pPr>
-              <w:spacing w:after="20" w:before="20"/>
-            </w:pPr>
-            <w:r>
-              <w:rPr>
-                <w:rFonts w:ascii="맑은 고딕" w:cs="맑은 고딕" w:eastAsia="맑은 고딕" w:hAnsi="맑은 고딕"/>
-                <w:sz w:val="18"/>
-                <w:szCs w:val="18"/>
-              </w:rPr>
-              <w:t xml:space="preserve"/>
-            </w:r>
-          </w:p>
-        </w:tc>
-        <w:tc>
-          <w:tcPr>
-            <w:tcW w:type="dxa" w:w="2379"/>
+            <w:tcW w:type="dxa" w:w="1812"/>
+            <w:tcBorders>
+              <w:top w:val="single" w:color="999999" w:sz="4"/>
+              <w:left w:val="single" w:color="999999" w:sz="4"/>
+              <w:bottom w:val="single" w:color="999999" w:sz="4"/>
+              <w:right w:val="single" w:color="999999" w:sz="4"/>
+            </w:tcBorders>
+            <w:tcMar>
+              <w:top w:type="dxa" w:w="60"/>
+              <w:left w:type="dxa" w:w="90"/>
+              <w:bottom w:type="dxa" w:w="60"/>
+              <w:right w:type="dxa" w:w="90"/>
+            </w:tcMar>
+          </w:tcPr>
+          <w:p>
+            <w:pPr>
+              <w:spacing w:after="20" w:before="20"/>
+            </w:pPr>
+            <w:r>
+              <w:rPr>
+                <w:rFonts w:ascii="맑은 고딕" w:cs="맑은 고딕" w:eastAsia="맑은 고딕" w:hAnsi="맑은 고딕"/>
+                <w:sz w:val="18"/>
+                <w:szCs w:val="18"/>
+              </w:rPr>
+              <w:t xml:space="preserve"/>
+            </w:r>
+          </w:p>
+        </w:tc>
+        <w:tc>
+          <w:tcPr>
+            <w:tcW w:type="dxa" w:w="3295"/>
+            <w:tcBorders>
+              <w:top w:val="single" w:color="999999" w:sz="4"/>
+              <w:left w:val="single" w:color="999999" w:sz="4"/>
+              <w:bottom w:val="single" w:color="999999" w:sz="4"/>
+              <w:right w:val="single" w:color="999999" w:sz="4"/>
+            </w:tcBorders>
+            <w:tcMar>
+              <w:top w:type="dxa" w:w="60"/>
+              <w:left w:type="dxa" w:w="90"/>
+              <w:bottom w:type="dxa" w:w="60"/>
+              <w:right w:type="dxa" w:w="90"/>
+            </w:tcMar>
+          </w:tcPr>
+          <w:p>
+            <w:pPr>
+              <w:spacing w:after="20" w:before="20"/>
+            </w:pPr>
+            <w:r>
+              <w:rPr>
+                <w:rFonts w:ascii="맑은 고딕" w:cs="맑은 고딕" w:eastAsia="맑은 고딕" w:hAnsi="맑은 고딕"/>
+                <w:sz w:val="18"/>
+                <w:szCs w:val="18"/>
+              </w:rPr>
+              <w:t xml:space="preserve"/>
+            </w:r>
+          </w:p>
+        </w:tc>
+        <w:tc>
+          <w:tcPr>
+            <w:tcW w:type="dxa" w:w="1812"/>
+            <w:tcBorders>
+              <w:top w:val="single" w:color="999999" w:sz="4"/>
+              <w:left w:val="single" w:color="999999" w:sz="4"/>
+              <w:bottom w:val="single" w:color="999999" w:sz="4"/>
+              <w:right w:val="single" w:color="999999" w:sz="4"/>
+            </w:tcBorders>
+            <w:tcMar>
+              <w:top w:type="dxa" w:w="60"/>
+              <w:left w:type="dxa" w:w="90"/>
+              <w:bottom w:type="dxa" w:w="60"/>
+              <w:right w:type="dxa" w:w="90"/>
+            </w:tcMar>
+          </w:tcPr>
+          <w:p>
+            <w:pPr>
+              <w:spacing w:after="20" w:before="20"/>
+            </w:pPr>
+            <w:r>
+              <w:rPr>
+                <w:rFonts w:ascii="맑은 고딕" w:cs="맑은 고딕" w:eastAsia="맑은 고딕" w:hAnsi="맑은 고딕"/>
+                <w:sz w:val="18"/>
+                <w:szCs w:val="18"/>
+              </w:rPr>
+              <w:t xml:space="preserve"/>
+            </w:r>
+          </w:p>
+        </w:tc>
+        <w:tc>
+          <w:tcPr>
+            <w:tcW w:type="dxa" w:w="1402"/>
             <w:tcBorders>
               <w:top w:val="single" w:color="999999" w:sz="4"/>
               <w:left w:val="single" w:color="999999" w:sz="4"/>
@@ -8213,7 +8401,7 @@
         </w:trPr>
         <w:tc>
           <w:tcPr>
-            <w:tcW w:type="dxa" w:w="2112"/>
+            <w:tcW w:type="dxa" w:w="1318"/>
             <w:tcBorders>
               <w:top w:val="single" w:color="999999" w:sz="4"/>
               <w:left w:val="single" w:color="999999" w:sz="4"/>
@@ -8239,13 +8427,13 @@
                 <w:sz w:val="18"/>
                 <w:szCs w:val="18"/>
               </w:rPr>
-              <w:t xml:space="preserve">대표이사</w:t>
-            </w:r>
-          </w:p>
-        </w:tc>
-        <w:tc>
-          <w:tcPr>
-            <w:tcW w:type="dxa" w:w="2112"/>
+              <w:t xml:space="preserve">대표 NDE Level Ⅲ</w:t>
+            </w:r>
+          </w:p>
+        </w:tc>
+        <w:tc>
+          <w:tcPr>
+            <w:tcW w:type="dxa" w:w="1812"/>
             <w:tcBorders>
               <w:top w:val="single" w:color="999999" w:sz="4"/>
               <w:left w:val="single" w:color="999999" w:sz="4"/>
@@ -8271,13 +8459,13 @@
                 <w:sz w:val="18"/>
                 <w:szCs w:val="18"/>
               </w:rPr>
-              <w:t xml:space="preserve">검토 결과</w:t>
-            </w:r>
-          </w:p>
-        </w:tc>
-        <w:tc>
-          <w:tcPr>
-            <w:tcW w:type="dxa" w:w="3036"/>
+              <w:t xml:space="preserve">자격인정 기록</w:t>
+            </w:r>
+          </w:p>
+        </w:tc>
+        <w:tc>
+          <w:tcPr>
+            <w:tcW w:type="dxa" w:w="3295"/>
             <w:tcBorders>
               <w:top w:val="single" w:color="999999" w:sz="4"/>
               <w:left w:val="single" w:color="999999" w:sz="4"/>
@@ -8303,13 +8491,13 @@
                 <w:sz w:val="18"/>
                 <w:szCs w:val="18"/>
               </w:rPr>
-              <w:t xml:space="preserve">자격인정 승인 (E01 7.6.1)</w:t>
-            </w:r>
-          </w:p>
-        </w:tc>
-        <w:tc>
-          <w:tcPr>
-            <w:tcW w:type="dxa" w:w="2379"/>
+              <w:t xml:space="preserve">기록 검토</w:t>
+            </w:r>
+          </w:p>
+        </w:tc>
+        <w:tc>
+          <w:tcPr>
+            <w:tcW w:type="dxa" w:w="1812"/>
             <w:tcBorders>
               <w:top w:val="single" w:color="999999" w:sz="4"/>
               <w:left w:val="single" w:color="999999" w:sz="4"/>
@@ -8335,7 +8523,39 @@
                 <w:sz w:val="18"/>
                 <w:szCs w:val="18"/>
               </w:rPr>
-              <w:t xml:space="preserve">승인</w:t>
+              <w:t xml:space="preserve">검토 결과</w:t>
+            </w:r>
+          </w:p>
+        </w:tc>
+        <w:tc>
+          <w:tcPr>
+            <w:tcW w:type="dxa" w:w="1402"/>
+            <w:tcBorders>
+              <w:top w:val="single" w:color="999999" w:sz="4"/>
+              <w:left w:val="single" w:color="999999" w:sz="4"/>
+              <w:bottom w:val="single" w:color="999999" w:sz="4"/>
+              <w:right w:val="single" w:color="999999" w:sz="4"/>
+            </w:tcBorders>
+            <w:tcMar>
+              <w:top w:type="dxa" w:w="60"/>
+              <w:left w:type="dxa" w:w="90"/>
+              <w:bottom w:type="dxa" w:w="60"/>
+              <w:right w:type="dxa" w:w="90"/>
+            </w:tcMar>
+          </w:tcPr>
+          <w:p>
+            <w:pPr>
+              <w:spacing w:after="20" w:before="20"/>
+            </w:pPr>
+            <w:r>
+              <w:rPr>
+                <w:rFonts w:ascii="맑은 고딕" w:cs="맑은 고딕" w:eastAsia="맑은 고딕" w:hAnsi="맑은 고딕"/>
+                <w:b w:val="false"/>
+                <w:bCs w:val="false"/>
+                <w:sz w:val="18"/>
+                <w:szCs w:val="18"/>
+              </w:rPr>
+              <w:t xml:space="preserve">5.1.3 (E01 3.2)</w:t>
             </w:r>
           </w:p>
         </w:tc>
@@ -8346,7 +8566,7 @@
         </w:trPr>
         <w:tc>
           <w:tcPr>
-            <w:tcW w:type="dxa" w:w="2112"/>
+            <w:tcW w:type="dxa" w:w="1318"/>
             <w:tcBorders>
               <w:top w:val="single" w:color="999999" w:sz="4"/>
               <w:left w:val="single" w:color="999999" w:sz="4"/>
@@ -8378,67 +8598,97 @@
         </w:tc>
         <w:tc>
           <w:tcPr>
-            <w:tcW w:type="dxa" w:w="2112"/>
-            <w:tcBorders>
-              <w:top w:val="single" w:color="999999" w:sz="4"/>
-              <w:left w:val="single" w:color="999999" w:sz="4"/>
-              <w:bottom w:val="single" w:color="999999" w:sz="4"/>
-              <w:right w:val="single" w:color="999999" w:sz="4"/>
-            </w:tcBorders>
-            <w:tcMar>
-              <w:top w:type="dxa" w:w="60"/>
-              <w:left w:type="dxa" w:w="90"/>
-              <w:bottom w:type="dxa" w:w="60"/>
-              <w:right w:type="dxa" w:w="90"/>
-            </w:tcMar>
-          </w:tcPr>
-          <w:p>
-            <w:pPr>
-              <w:spacing w:after="20" w:before="20"/>
-            </w:pPr>
-            <w:r>
-              <w:rPr>
-                <w:rFonts w:ascii="맑은 고딕" w:cs="맑은 고딕" w:eastAsia="맑은 고딕" w:hAnsi="맑은 고딕"/>
-                <w:sz w:val="18"/>
-                <w:szCs w:val="18"/>
-              </w:rPr>
-              <w:t xml:space="preserve"/>
-            </w:r>
-          </w:p>
-        </w:tc>
-        <w:tc>
-          <w:tcPr>
-            <w:tcW w:type="dxa" w:w="3036"/>
-            <w:tcBorders>
-              <w:top w:val="single" w:color="999999" w:sz="4"/>
-              <w:left w:val="single" w:color="999999" w:sz="4"/>
-              <w:bottom w:val="single" w:color="999999" w:sz="4"/>
-              <w:right w:val="single" w:color="999999" w:sz="4"/>
-            </w:tcBorders>
-            <w:tcMar>
-              <w:top w:type="dxa" w:w="60"/>
-              <w:left w:type="dxa" w:w="90"/>
-              <w:bottom w:type="dxa" w:w="60"/>
-              <w:right w:type="dxa" w:w="90"/>
-            </w:tcMar>
-          </w:tcPr>
-          <w:p>
-            <w:pPr>
-              <w:spacing w:after="20" w:before="20"/>
-            </w:pPr>
-            <w:r>
-              <w:rPr>
-                <w:rFonts w:ascii="맑은 고딕" w:cs="맑은 고딕" w:eastAsia="맑은 고딕" w:hAnsi="맑은 고딕"/>
-                <w:sz w:val="18"/>
-                <w:szCs w:val="18"/>
-              </w:rPr>
-              <w:t xml:space="preserve"/>
-            </w:r>
-          </w:p>
-        </w:tc>
-        <w:tc>
-          <w:tcPr>
-            <w:tcW w:type="dxa" w:w="2379"/>
+            <w:tcW w:type="dxa" w:w="1812"/>
+            <w:tcBorders>
+              <w:top w:val="single" w:color="999999" w:sz="4"/>
+              <w:left w:val="single" w:color="999999" w:sz="4"/>
+              <w:bottom w:val="single" w:color="999999" w:sz="4"/>
+              <w:right w:val="single" w:color="999999" w:sz="4"/>
+            </w:tcBorders>
+            <w:tcMar>
+              <w:top w:type="dxa" w:w="60"/>
+              <w:left w:type="dxa" w:w="90"/>
+              <w:bottom w:type="dxa" w:w="60"/>
+              <w:right w:type="dxa" w:w="90"/>
+            </w:tcMar>
+          </w:tcPr>
+          <w:p>
+            <w:pPr>
+              <w:spacing w:after="20" w:before="20"/>
+            </w:pPr>
+            <w:r>
+              <w:rPr>
+                <w:rFonts w:ascii="맑은 고딕" w:cs="맑은 고딕" w:eastAsia="맑은 고딕" w:hAnsi="맑은 고딕"/>
+                <w:sz w:val="18"/>
+                <w:szCs w:val="18"/>
+              </w:rPr>
+              <w:t xml:space="preserve"/>
+            </w:r>
+          </w:p>
+        </w:tc>
+        <w:tc>
+          <w:tcPr>
+            <w:tcW w:type="dxa" w:w="3295"/>
+            <w:tcBorders>
+              <w:top w:val="single" w:color="999999" w:sz="4"/>
+              <w:left w:val="single" w:color="999999" w:sz="4"/>
+              <w:bottom w:val="single" w:color="999999" w:sz="4"/>
+              <w:right w:val="single" w:color="999999" w:sz="4"/>
+            </w:tcBorders>
+            <w:tcMar>
+              <w:top w:type="dxa" w:w="60"/>
+              <w:left w:type="dxa" w:w="90"/>
+              <w:bottom w:type="dxa" w:w="60"/>
+              <w:right w:type="dxa" w:w="90"/>
+            </w:tcMar>
+          </w:tcPr>
+          <w:p>
+            <w:pPr>
+              <w:spacing w:after="20" w:before="20"/>
+            </w:pPr>
+            <w:r>
+              <w:rPr>
+                <w:rFonts w:ascii="맑은 고딕" w:cs="맑은 고딕" w:eastAsia="맑은 고딕" w:hAnsi="맑은 고딕"/>
+                <w:sz w:val="18"/>
+                <w:szCs w:val="18"/>
+              </w:rPr>
+              <w:t xml:space="preserve"/>
+            </w:r>
+          </w:p>
+        </w:tc>
+        <w:tc>
+          <w:tcPr>
+            <w:tcW w:type="dxa" w:w="1812"/>
+            <w:tcBorders>
+              <w:top w:val="single" w:color="999999" w:sz="4"/>
+              <w:left w:val="single" w:color="999999" w:sz="4"/>
+              <w:bottom w:val="single" w:color="999999" w:sz="4"/>
+              <w:right w:val="single" w:color="999999" w:sz="4"/>
+            </w:tcBorders>
+            <w:tcMar>
+              <w:top w:type="dxa" w:w="60"/>
+              <w:left w:type="dxa" w:w="90"/>
+              <w:bottom w:type="dxa" w:w="60"/>
+              <w:right w:type="dxa" w:w="90"/>
+            </w:tcMar>
+          </w:tcPr>
+          <w:p>
+            <w:pPr>
+              <w:spacing w:after="20" w:before="20"/>
+            </w:pPr>
+            <w:r>
+              <w:rPr>
+                <w:rFonts w:ascii="맑은 고딕" w:cs="맑은 고딕" w:eastAsia="맑은 고딕" w:hAnsi="맑은 고딕"/>
+                <w:sz w:val="18"/>
+                <w:szCs w:val="18"/>
+              </w:rPr>
+              <w:t xml:space="preserve"/>
+            </w:r>
+          </w:p>
+        </w:tc>
+        <w:tc>
+          <w:tcPr>
+            <w:tcW w:type="dxa" w:w="1402"/>
             <w:tcBorders>
               <w:top w:val="single" w:color="999999" w:sz="4"/>
               <w:left w:val="single" w:color="999999" w:sz="4"/>
@@ -8473,7 +8723,7 @@
         </w:trPr>
         <w:tc>
           <w:tcPr>
-            <w:tcW w:type="dxa" w:w="2112"/>
+            <w:tcW w:type="dxa" w:w="1318"/>
             <w:tcBorders>
               <w:top w:val="single" w:color="999999" w:sz="4"/>
               <w:left w:val="single" w:color="999999" w:sz="4"/>
@@ -8499,13 +8749,13 @@
                 <w:sz w:val="18"/>
                 <w:szCs w:val="18"/>
               </w:rPr>
-              <w:t xml:space="preserve">NDE Level Ⅲ / QA</w:t>
-            </w:r>
-          </w:p>
-        </w:tc>
-        <w:tc>
-          <w:tcPr>
-            <w:tcW w:type="dxa" w:w="2112"/>
+              <w:t xml:space="preserve">대표이사</w:t>
+            </w:r>
+          </w:p>
+        </w:tc>
+        <w:tc>
+          <w:tcPr>
+            <w:tcW w:type="dxa" w:w="1812"/>
             <w:tcBorders>
               <w:top w:val="single" w:color="999999" w:sz="4"/>
               <w:left w:val="single" w:color="999999" w:sz="4"/>
@@ -8531,13 +8781,13 @@
                 <w:sz w:val="18"/>
                 <w:szCs w:val="18"/>
               </w:rPr>
-              <w:t xml:space="preserve">승인</w:t>
-            </w:r>
-          </w:p>
-        </w:tc>
-        <w:tc>
-          <w:tcPr>
-            <w:tcW w:type="dxa" w:w="3036"/>
+              <w:t xml:space="preserve">검토 결과</w:t>
+            </w:r>
+          </w:p>
+        </w:tc>
+        <w:tc>
+          <w:tcPr>
+            <w:tcW w:type="dxa" w:w="3295"/>
             <w:tcBorders>
               <w:top w:val="single" w:color="999999" w:sz="4"/>
               <w:left w:val="single" w:color="999999" w:sz="4"/>
@@ -8563,13 +8813,13 @@
                 <w:sz w:val="18"/>
                 <w:szCs w:val="18"/>
               </w:rPr>
-              <w:t xml:space="preserve">자격증 작성 (E01 7.6.7)</w:t>
-            </w:r>
-          </w:p>
-        </w:tc>
-        <w:tc>
-          <w:tcPr>
-            <w:tcW w:type="dxa" w:w="2379"/>
+              <w:t xml:space="preserve">자격인정 승인</w:t>
+            </w:r>
+          </w:p>
+        </w:tc>
+        <w:tc>
+          <w:tcPr>
+            <w:tcW w:type="dxa" w:w="1812"/>
             <w:tcBorders>
               <w:top w:val="single" w:color="999999" w:sz="4"/>
               <w:left w:val="single" w:color="999999" w:sz="4"/>
@@ -8595,7 +8845,39 @@
                 <w:sz w:val="18"/>
                 <w:szCs w:val="18"/>
               </w:rPr>
-              <w:t xml:space="preserve">자격증, ID 카드</w:t>
+              <w:t xml:space="preserve">승인</w:t>
+            </w:r>
+          </w:p>
+        </w:tc>
+        <w:tc>
+          <w:tcPr>
+            <w:tcW w:type="dxa" w:w="1402"/>
+            <w:tcBorders>
+              <w:top w:val="single" w:color="999999" w:sz="4"/>
+              <w:left w:val="single" w:color="999999" w:sz="4"/>
+              <w:bottom w:val="single" w:color="999999" w:sz="4"/>
+              <w:right w:val="single" w:color="999999" w:sz="4"/>
+            </w:tcBorders>
+            <w:tcMar>
+              <w:top w:type="dxa" w:w="60"/>
+              <w:left w:type="dxa" w:w="90"/>
+              <w:bottom w:type="dxa" w:w="60"/>
+              <w:right w:type="dxa" w:w="90"/>
+            </w:tcMar>
+          </w:tcPr>
+          <w:p>
+            <w:pPr>
+              <w:spacing w:after="20" w:before="20"/>
+            </w:pPr>
+            <w:r>
+              <w:rPr>
+                <w:rFonts w:ascii="맑은 고딕" w:cs="맑은 고딕" w:eastAsia="맑은 고딕" w:hAnsi="맑은 고딕"/>
+                <w:b w:val="false"/>
+                <w:bCs w:val="false"/>
+                <w:sz w:val="18"/>
+                <w:szCs w:val="18"/>
+              </w:rPr>
+              <w:t xml:space="preserve">5.1.3 (E01 7.6.1)</w:t>
             </w:r>
           </w:p>
         </w:tc>
@@ -8606,7 +8888,7 @@
         </w:trPr>
         <w:tc>
           <w:tcPr>
-            <w:tcW w:type="dxa" w:w="2112"/>
+            <w:tcW w:type="dxa" w:w="1318"/>
             <w:tcBorders>
               <w:top w:val="single" w:color="999999" w:sz="4"/>
               <w:left w:val="single" w:color="999999" w:sz="4"/>
@@ -8638,67 +8920,97 @@
         </w:tc>
         <w:tc>
           <w:tcPr>
-            <w:tcW w:type="dxa" w:w="2112"/>
-            <w:tcBorders>
-              <w:top w:val="single" w:color="999999" w:sz="4"/>
-              <w:left w:val="single" w:color="999999" w:sz="4"/>
-              <w:bottom w:val="single" w:color="999999" w:sz="4"/>
-              <w:right w:val="single" w:color="999999" w:sz="4"/>
-            </w:tcBorders>
-            <w:tcMar>
-              <w:top w:type="dxa" w:w="60"/>
-              <w:left w:type="dxa" w:w="90"/>
-              <w:bottom w:type="dxa" w:w="60"/>
-              <w:right w:type="dxa" w:w="90"/>
-            </w:tcMar>
-          </w:tcPr>
-          <w:p>
-            <w:pPr>
-              <w:spacing w:after="20" w:before="20"/>
-            </w:pPr>
-            <w:r>
-              <w:rPr>
-                <w:rFonts w:ascii="맑은 고딕" w:cs="맑은 고딕" w:eastAsia="맑은 고딕" w:hAnsi="맑은 고딕"/>
-                <w:sz w:val="18"/>
-                <w:szCs w:val="18"/>
-              </w:rPr>
-              <w:t xml:space="preserve"/>
-            </w:r>
-          </w:p>
-        </w:tc>
-        <w:tc>
-          <w:tcPr>
-            <w:tcW w:type="dxa" w:w="3036"/>
-            <w:tcBorders>
-              <w:top w:val="single" w:color="999999" w:sz="4"/>
-              <w:left w:val="single" w:color="999999" w:sz="4"/>
-              <w:bottom w:val="single" w:color="999999" w:sz="4"/>
-              <w:right w:val="single" w:color="999999" w:sz="4"/>
-            </w:tcBorders>
-            <w:tcMar>
-              <w:top w:type="dxa" w:w="60"/>
-              <w:left w:type="dxa" w:w="90"/>
-              <w:bottom w:type="dxa" w:w="60"/>
-              <w:right w:type="dxa" w:w="90"/>
-            </w:tcMar>
-          </w:tcPr>
-          <w:p>
-            <w:pPr>
-              <w:spacing w:after="20" w:before="20"/>
-            </w:pPr>
-            <w:r>
-              <w:rPr>
-                <w:rFonts w:ascii="맑은 고딕" w:cs="맑은 고딕" w:eastAsia="맑은 고딕" w:hAnsi="맑은 고딕"/>
-                <w:sz w:val="18"/>
-                <w:szCs w:val="18"/>
-              </w:rPr>
-              <w:t xml:space="preserve"/>
-            </w:r>
-          </w:p>
-        </w:tc>
-        <w:tc>
-          <w:tcPr>
-            <w:tcW w:type="dxa" w:w="2379"/>
+            <w:tcW w:type="dxa" w:w="1812"/>
+            <w:tcBorders>
+              <w:top w:val="single" w:color="999999" w:sz="4"/>
+              <w:left w:val="single" w:color="999999" w:sz="4"/>
+              <w:bottom w:val="single" w:color="999999" w:sz="4"/>
+              <w:right w:val="single" w:color="999999" w:sz="4"/>
+            </w:tcBorders>
+            <w:tcMar>
+              <w:top w:type="dxa" w:w="60"/>
+              <w:left w:type="dxa" w:w="90"/>
+              <w:bottom w:type="dxa" w:w="60"/>
+              <w:right w:type="dxa" w:w="90"/>
+            </w:tcMar>
+          </w:tcPr>
+          <w:p>
+            <w:pPr>
+              <w:spacing w:after="20" w:before="20"/>
+            </w:pPr>
+            <w:r>
+              <w:rPr>
+                <w:rFonts w:ascii="맑은 고딕" w:cs="맑은 고딕" w:eastAsia="맑은 고딕" w:hAnsi="맑은 고딕"/>
+                <w:sz w:val="18"/>
+                <w:szCs w:val="18"/>
+              </w:rPr>
+              <w:t xml:space="preserve"/>
+            </w:r>
+          </w:p>
+        </w:tc>
+        <w:tc>
+          <w:tcPr>
+            <w:tcW w:type="dxa" w:w="3295"/>
+            <w:tcBorders>
+              <w:top w:val="single" w:color="999999" w:sz="4"/>
+              <w:left w:val="single" w:color="999999" w:sz="4"/>
+              <w:bottom w:val="single" w:color="999999" w:sz="4"/>
+              <w:right w:val="single" w:color="999999" w:sz="4"/>
+            </w:tcBorders>
+            <w:tcMar>
+              <w:top w:type="dxa" w:w="60"/>
+              <w:left w:type="dxa" w:w="90"/>
+              <w:bottom w:type="dxa" w:w="60"/>
+              <w:right w:type="dxa" w:w="90"/>
+            </w:tcMar>
+          </w:tcPr>
+          <w:p>
+            <w:pPr>
+              <w:spacing w:after="20" w:before="20"/>
+            </w:pPr>
+            <w:r>
+              <w:rPr>
+                <w:rFonts w:ascii="맑은 고딕" w:cs="맑은 고딕" w:eastAsia="맑은 고딕" w:hAnsi="맑은 고딕"/>
+                <w:sz w:val="18"/>
+                <w:szCs w:val="18"/>
+              </w:rPr>
+              <w:t xml:space="preserve"/>
+            </w:r>
+          </w:p>
+        </w:tc>
+        <w:tc>
+          <w:tcPr>
+            <w:tcW w:type="dxa" w:w="1812"/>
+            <w:tcBorders>
+              <w:top w:val="single" w:color="999999" w:sz="4"/>
+              <w:left w:val="single" w:color="999999" w:sz="4"/>
+              <w:bottom w:val="single" w:color="999999" w:sz="4"/>
+              <w:right w:val="single" w:color="999999" w:sz="4"/>
+            </w:tcBorders>
+            <w:tcMar>
+              <w:top w:type="dxa" w:w="60"/>
+              <w:left w:type="dxa" w:w="90"/>
+              <w:bottom w:type="dxa" w:w="60"/>
+              <w:right w:type="dxa" w:w="90"/>
+            </w:tcMar>
+          </w:tcPr>
+          <w:p>
+            <w:pPr>
+              <w:spacing w:after="20" w:before="20"/>
+            </w:pPr>
+            <w:r>
+              <w:rPr>
+                <w:rFonts w:ascii="맑은 고딕" w:cs="맑은 고딕" w:eastAsia="맑은 고딕" w:hAnsi="맑은 고딕"/>
+                <w:sz w:val="18"/>
+                <w:szCs w:val="18"/>
+              </w:rPr>
+              <w:t xml:space="preserve"/>
+            </w:r>
+          </w:p>
+        </w:tc>
+        <w:tc>
+          <w:tcPr>
+            <w:tcW w:type="dxa" w:w="1402"/>
             <w:tcBorders>
               <w:top w:val="single" w:color="999999" w:sz="4"/>
               <w:left w:val="single" w:color="999999" w:sz="4"/>
@@ -8733,7 +9045,7 @@
         </w:trPr>
         <w:tc>
           <w:tcPr>
-            <w:tcW w:type="dxa" w:w="2112"/>
+            <w:tcW w:type="dxa" w:w="1318"/>
             <w:tcBorders>
               <w:top w:val="single" w:color="999999" w:sz="4"/>
               <w:left w:val="single" w:color="999999" w:sz="4"/>
@@ -8759,13 +9071,13 @@
                 <w:sz w:val="18"/>
                 <w:szCs w:val="18"/>
               </w:rPr>
-              <w:t xml:space="preserve">대표 NDE Level Ⅲ</w:t>
-            </w:r>
-          </w:p>
-        </w:tc>
-        <w:tc>
-          <w:tcPr>
-            <w:tcW w:type="dxa" w:w="2112"/>
+              <w:t xml:space="preserve">NDE Level Ⅲ / QA</w:t>
+            </w:r>
+          </w:p>
+        </w:tc>
+        <w:tc>
+          <w:tcPr>
+            <w:tcW w:type="dxa" w:w="1812"/>
             <w:tcBorders>
               <w:top w:val="single" w:color="999999" w:sz="4"/>
               <w:left w:val="single" w:color="999999" w:sz="4"/>
@@ -8791,13 +9103,13 @@
                 <w:sz w:val="18"/>
                 <w:szCs w:val="18"/>
               </w:rPr>
-              <w:t xml:space="preserve">자격증</w:t>
-            </w:r>
-          </w:p>
-        </w:tc>
-        <w:tc>
-          <w:tcPr>
-            <w:tcW w:type="dxa" w:w="3036"/>
+              <w:t xml:space="preserve">승인</w:t>
+            </w:r>
+          </w:p>
+        </w:tc>
+        <w:tc>
+          <w:tcPr>
+            <w:tcW w:type="dxa" w:w="3295"/>
             <w:tcBorders>
               <w:top w:val="single" w:color="999999" w:sz="4"/>
               <w:left w:val="single" w:color="999999" w:sz="4"/>
@@ -8823,13 +9135,13 @@
                 <w:sz w:val="18"/>
                 <w:szCs w:val="18"/>
               </w:rPr>
-              <w:t xml:space="preserve">서명 — 빈칸 없이 완성</w:t>
-            </w:r>
-          </w:p>
-        </w:tc>
-        <w:tc>
-          <w:tcPr>
-            <w:tcW w:type="dxa" w:w="2379"/>
+              <w:t xml:space="preserve">자격증 작성 — 5.2.1의 11개 항목 기재</w:t>
+            </w:r>
+          </w:p>
+        </w:tc>
+        <w:tc>
+          <w:tcPr>
+            <w:tcW w:type="dxa" w:w="1812"/>
             <w:tcBorders>
               <w:top w:val="single" w:color="999999" w:sz="4"/>
               <w:left w:val="single" w:color="999999" w:sz="4"/>
@@ -8855,7 +9167,39 @@
                 <w:sz w:val="18"/>
                 <w:szCs w:val="18"/>
               </w:rPr>
-              <w:t xml:space="preserve">서명된 자격증</w:t>
+              <w:t xml:space="preserve">자격증, ID 카드</w:t>
+            </w:r>
+          </w:p>
+        </w:tc>
+        <w:tc>
+          <w:tcPr>
+            <w:tcW w:type="dxa" w:w="1402"/>
+            <w:tcBorders>
+              <w:top w:val="single" w:color="999999" w:sz="4"/>
+              <w:left w:val="single" w:color="999999" w:sz="4"/>
+              <w:bottom w:val="single" w:color="999999" w:sz="4"/>
+              <w:right w:val="single" w:color="999999" w:sz="4"/>
+            </w:tcBorders>
+            <w:tcMar>
+              <w:top w:type="dxa" w:w="60"/>
+              <w:left w:type="dxa" w:w="90"/>
+              <w:bottom w:type="dxa" w:w="60"/>
+              <w:right w:type="dxa" w:w="90"/>
+            </w:tcMar>
+          </w:tcPr>
+          <w:p>
+            <w:pPr>
+              <w:spacing w:after="20" w:before="20"/>
+            </w:pPr>
+            <w:r>
+              <w:rPr>
+                <w:rFonts w:ascii="맑은 고딕" w:cs="맑은 고딕" w:eastAsia="맑은 고딕" w:hAnsi="맑은 고딕"/>
+                <w:b w:val="false"/>
+                <w:bCs w:val="false"/>
+                <w:sz w:val="18"/>
+                <w:szCs w:val="18"/>
+              </w:rPr>
+              <w:t xml:space="preserve">5.2, 5.3</w:t>
             </w:r>
           </w:p>
         </w:tc>
@@ -8866,7 +9210,7 @@
         </w:trPr>
         <w:tc>
           <w:tcPr>
-            <w:tcW w:type="dxa" w:w="2112"/>
+            <w:tcW w:type="dxa" w:w="1318"/>
             <w:tcBorders>
               <w:top w:val="single" w:color="999999" w:sz="4"/>
               <w:left w:val="single" w:color="999999" w:sz="4"/>
@@ -8898,67 +9242,97 @@
         </w:tc>
         <w:tc>
           <w:tcPr>
-            <w:tcW w:type="dxa" w:w="2112"/>
-            <w:tcBorders>
-              <w:top w:val="single" w:color="999999" w:sz="4"/>
-              <w:left w:val="single" w:color="999999" w:sz="4"/>
-              <w:bottom w:val="single" w:color="999999" w:sz="4"/>
-              <w:right w:val="single" w:color="999999" w:sz="4"/>
-            </w:tcBorders>
-            <w:tcMar>
-              <w:top w:type="dxa" w:w="60"/>
-              <w:left w:type="dxa" w:w="90"/>
-              <w:bottom w:type="dxa" w:w="60"/>
-              <w:right w:type="dxa" w:w="90"/>
-            </w:tcMar>
-          </w:tcPr>
-          <w:p>
-            <w:pPr>
-              <w:spacing w:after="20" w:before="20"/>
-            </w:pPr>
-            <w:r>
-              <w:rPr>
-                <w:rFonts w:ascii="맑은 고딕" w:cs="맑은 고딕" w:eastAsia="맑은 고딕" w:hAnsi="맑은 고딕"/>
-                <w:sz w:val="18"/>
-                <w:szCs w:val="18"/>
-              </w:rPr>
-              <w:t xml:space="preserve"/>
-            </w:r>
-          </w:p>
-        </w:tc>
-        <w:tc>
-          <w:tcPr>
-            <w:tcW w:type="dxa" w:w="3036"/>
-            <w:tcBorders>
-              <w:top w:val="single" w:color="999999" w:sz="4"/>
-              <w:left w:val="single" w:color="999999" w:sz="4"/>
-              <w:bottom w:val="single" w:color="999999" w:sz="4"/>
-              <w:right w:val="single" w:color="999999" w:sz="4"/>
-            </w:tcBorders>
-            <w:tcMar>
-              <w:top w:type="dxa" w:w="60"/>
-              <w:left w:type="dxa" w:w="90"/>
-              <w:bottom w:type="dxa" w:w="60"/>
-              <w:right w:type="dxa" w:w="90"/>
-            </w:tcMar>
-          </w:tcPr>
-          <w:p>
-            <w:pPr>
-              <w:spacing w:after="20" w:before="20"/>
-            </w:pPr>
-            <w:r>
-              <w:rPr>
-                <w:rFonts w:ascii="맑은 고딕" w:cs="맑은 고딕" w:eastAsia="맑은 고딕" w:hAnsi="맑은 고딕"/>
-                <w:sz w:val="18"/>
-                <w:szCs w:val="18"/>
-              </w:rPr>
-              <w:t xml:space="preserve"/>
-            </w:r>
-          </w:p>
-        </w:tc>
-        <w:tc>
-          <w:tcPr>
-            <w:tcW w:type="dxa" w:w="2379"/>
+            <w:tcW w:type="dxa" w:w="1812"/>
+            <w:tcBorders>
+              <w:top w:val="single" w:color="999999" w:sz="4"/>
+              <w:left w:val="single" w:color="999999" w:sz="4"/>
+              <w:bottom w:val="single" w:color="999999" w:sz="4"/>
+              <w:right w:val="single" w:color="999999" w:sz="4"/>
+            </w:tcBorders>
+            <w:tcMar>
+              <w:top w:type="dxa" w:w="60"/>
+              <w:left w:type="dxa" w:w="90"/>
+              <w:bottom w:type="dxa" w:w="60"/>
+              <w:right w:type="dxa" w:w="90"/>
+            </w:tcMar>
+          </w:tcPr>
+          <w:p>
+            <w:pPr>
+              <w:spacing w:after="20" w:before="20"/>
+            </w:pPr>
+            <w:r>
+              <w:rPr>
+                <w:rFonts w:ascii="맑은 고딕" w:cs="맑은 고딕" w:eastAsia="맑은 고딕" w:hAnsi="맑은 고딕"/>
+                <w:sz w:val="18"/>
+                <w:szCs w:val="18"/>
+              </w:rPr>
+              <w:t xml:space="preserve"/>
+            </w:r>
+          </w:p>
+        </w:tc>
+        <w:tc>
+          <w:tcPr>
+            <w:tcW w:type="dxa" w:w="3295"/>
+            <w:tcBorders>
+              <w:top w:val="single" w:color="999999" w:sz="4"/>
+              <w:left w:val="single" w:color="999999" w:sz="4"/>
+              <w:bottom w:val="single" w:color="999999" w:sz="4"/>
+              <w:right w:val="single" w:color="999999" w:sz="4"/>
+            </w:tcBorders>
+            <w:tcMar>
+              <w:top w:type="dxa" w:w="60"/>
+              <w:left w:type="dxa" w:w="90"/>
+              <w:bottom w:type="dxa" w:w="60"/>
+              <w:right w:type="dxa" w:w="90"/>
+            </w:tcMar>
+          </w:tcPr>
+          <w:p>
+            <w:pPr>
+              <w:spacing w:after="20" w:before="20"/>
+            </w:pPr>
+            <w:r>
+              <w:rPr>
+                <w:rFonts w:ascii="맑은 고딕" w:cs="맑은 고딕" w:eastAsia="맑은 고딕" w:hAnsi="맑은 고딕"/>
+                <w:sz w:val="18"/>
+                <w:szCs w:val="18"/>
+              </w:rPr>
+              <w:t xml:space="preserve"/>
+            </w:r>
+          </w:p>
+        </w:tc>
+        <w:tc>
+          <w:tcPr>
+            <w:tcW w:type="dxa" w:w="1812"/>
+            <w:tcBorders>
+              <w:top w:val="single" w:color="999999" w:sz="4"/>
+              <w:left w:val="single" w:color="999999" w:sz="4"/>
+              <w:bottom w:val="single" w:color="999999" w:sz="4"/>
+              <w:right w:val="single" w:color="999999" w:sz="4"/>
+            </w:tcBorders>
+            <w:tcMar>
+              <w:top w:type="dxa" w:w="60"/>
+              <w:left w:type="dxa" w:w="90"/>
+              <w:bottom w:type="dxa" w:w="60"/>
+              <w:right w:type="dxa" w:w="90"/>
+            </w:tcMar>
+          </w:tcPr>
+          <w:p>
+            <w:pPr>
+              <w:spacing w:after="20" w:before="20"/>
+            </w:pPr>
+            <w:r>
+              <w:rPr>
+                <w:rFonts w:ascii="맑은 고딕" w:cs="맑은 고딕" w:eastAsia="맑은 고딕" w:hAnsi="맑은 고딕"/>
+                <w:sz w:val="18"/>
+                <w:szCs w:val="18"/>
+              </w:rPr>
+              <w:t xml:space="preserve"/>
+            </w:r>
+          </w:p>
+        </w:tc>
+        <w:tc>
+          <w:tcPr>
+            <w:tcW w:type="dxa" w:w="1402"/>
             <w:tcBorders>
               <w:top w:val="single" w:color="999999" w:sz="4"/>
               <w:left w:val="single" w:color="999999" w:sz="4"/>
@@ -8993,7 +9367,7 @@
         </w:trPr>
         <w:tc>
           <w:tcPr>
-            <w:tcW w:type="dxa" w:w="2112"/>
+            <w:tcW w:type="dxa" w:w="1318"/>
             <w:tcBorders>
               <w:top w:val="single" w:color="999999" w:sz="4"/>
               <w:left w:val="single" w:color="999999" w:sz="4"/>
@@ -9019,13 +9393,13 @@
                 <w:sz w:val="18"/>
                 <w:szCs w:val="18"/>
               </w:rPr>
-              <w:t xml:space="preserve">NDE Level Ⅲ / QA</w:t>
-            </w:r>
-          </w:p>
-        </w:tc>
-        <w:tc>
-          <w:tcPr>
-            <w:tcW w:type="dxa" w:w="2112"/>
+              <w:t xml:space="preserve">대표 NDE Level Ⅲ</w:t>
+            </w:r>
+          </w:p>
+        </w:tc>
+        <w:tc>
+          <w:tcPr>
+            <w:tcW w:type="dxa" w:w="1812"/>
             <w:tcBorders>
               <w:top w:val="single" w:color="999999" w:sz="4"/>
               <w:left w:val="single" w:color="999999" w:sz="4"/>
@@ -9051,13 +9425,13 @@
                 <w:sz w:val="18"/>
                 <w:szCs w:val="18"/>
               </w:rPr>
-              <w:t xml:space="preserve">서명된 자격증</w:t>
-            </w:r>
-          </w:p>
-        </w:tc>
-        <w:tc>
-          <w:tcPr>
-            <w:tcW w:type="dxa" w:w="3036"/>
+              <w:t xml:space="preserve">자격증</w:t>
+            </w:r>
+          </w:p>
+        </w:tc>
+        <w:tc>
+          <w:tcPr>
+            <w:tcW w:type="dxa" w:w="3295"/>
             <w:tcBorders>
               <w:top w:val="single" w:color="999999" w:sz="4"/>
               <w:left w:val="single" w:color="999999" w:sz="4"/>
@@ -9083,13 +9457,23 @@
                 <w:sz w:val="18"/>
                 <w:szCs w:val="18"/>
               </w:rPr>
-              <w:t xml:space="preserve">교부 및 대장 기재</w:t>
-            </w:r>
-          </w:p>
-        </w:tc>
-        <w:tc>
-          <w:tcPr>
-            <w:tcW w:type="dxa" w:w="2379"/>
+              <w:t xml:space="preserve">서명 — </w:t>
+            </w:r>
+            <w:r>
+              <w:rPr>
+                <w:rFonts w:ascii="맑은 고딕" w:cs="맑은 고딕" w:eastAsia="맑은 고딕" w:hAnsi="맑은 고딕"/>
+                <w:b/>
+                <w:bCs/>
+                <w:sz w:val="18"/>
+                <w:szCs w:val="18"/>
+              </w:rPr>
+              <w:t xml:space="preserve">빈칸이 남지 않도록 완성</w:t>
+            </w:r>
+          </w:p>
+        </w:tc>
+        <w:tc>
+          <w:tcPr>
+            <w:tcW w:type="dxa" w:w="1812"/>
             <w:tcBorders>
               <w:top w:val="single" w:color="999999" w:sz="4"/>
               <w:left w:val="single" w:color="999999" w:sz="4"/>
@@ -9115,7 +9499,39 @@
                 <w:sz w:val="18"/>
                 <w:szCs w:val="18"/>
               </w:rPr>
-              <w:t xml:space="preserve">발급대장 (E03-01)</w:t>
+              <w:t xml:space="preserve">서명된 자격증</w:t>
+            </w:r>
+          </w:p>
+        </w:tc>
+        <w:tc>
+          <w:tcPr>
+            <w:tcW w:type="dxa" w:w="1402"/>
+            <w:tcBorders>
+              <w:top w:val="single" w:color="999999" w:sz="4"/>
+              <w:left w:val="single" w:color="999999" w:sz="4"/>
+              <w:bottom w:val="single" w:color="999999" w:sz="4"/>
+              <w:right w:val="single" w:color="999999" w:sz="4"/>
+            </w:tcBorders>
+            <w:tcMar>
+              <w:top w:type="dxa" w:w="60"/>
+              <w:left w:type="dxa" w:w="90"/>
+              <w:bottom w:type="dxa" w:w="60"/>
+              <w:right w:type="dxa" w:w="90"/>
+            </w:tcMar>
+          </w:tcPr>
+          <w:p>
+            <w:pPr>
+              <w:spacing w:after="20" w:before="20"/>
+            </w:pPr>
+            <w:r>
+              <w:rPr>
+                <w:rFonts w:ascii="맑은 고딕" w:cs="맑은 고딕" w:eastAsia="맑은 고딕" w:hAnsi="맑은 고딕"/>
+                <w:b w:val="false"/>
+                <w:bCs w:val="false"/>
+                <w:sz w:val="18"/>
+                <w:szCs w:val="18"/>
+              </w:rPr>
+              <w:t xml:space="preserve">5.2.2</w:t>
             </w:r>
           </w:p>
         </w:tc>
@@ -9126,7 +9542,7 @@
         </w:trPr>
         <w:tc>
           <w:tcPr>
-            <w:tcW w:type="dxa" w:w="2112"/>
+            <w:tcW w:type="dxa" w:w="1318"/>
             <w:tcBorders>
               <w:top w:val="single" w:color="999999" w:sz="4"/>
               <w:left w:val="single" w:color="999999" w:sz="4"/>
@@ -9158,67 +9574,97 @@
         </w:tc>
         <w:tc>
           <w:tcPr>
-            <w:tcW w:type="dxa" w:w="2112"/>
-            <w:tcBorders>
-              <w:top w:val="single" w:color="999999" w:sz="4"/>
-              <w:left w:val="single" w:color="999999" w:sz="4"/>
-              <w:bottom w:val="single" w:color="999999" w:sz="4"/>
-              <w:right w:val="single" w:color="999999" w:sz="4"/>
-            </w:tcBorders>
-            <w:tcMar>
-              <w:top w:type="dxa" w:w="60"/>
-              <w:left w:type="dxa" w:w="90"/>
-              <w:bottom w:type="dxa" w:w="60"/>
-              <w:right w:type="dxa" w:w="90"/>
-            </w:tcMar>
-          </w:tcPr>
-          <w:p>
-            <w:pPr>
-              <w:spacing w:after="20" w:before="20"/>
-            </w:pPr>
-            <w:r>
-              <w:rPr>
-                <w:rFonts w:ascii="맑은 고딕" w:cs="맑은 고딕" w:eastAsia="맑은 고딕" w:hAnsi="맑은 고딕"/>
-                <w:sz w:val="18"/>
-                <w:szCs w:val="18"/>
-              </w:rPr>
-              <w:t xml:space="preserve"/>
-            </w:r>
-          </w:p>
-        </w:tc>
-        <w:tc>
-          <w:tcPr>
-            <w:tcW w:type="dxa" w:w="3036"/>
-            <w:tcBorders>
-              <w:top w:val="single" w:color="999999" w:sz="4"/>
-              <w:left w:val="single" w:color="999999" w:sz="4"/>
-              <w:bottom w:val="single" w:color="999999" w:sz="4"/>
-              <w:right w:val="single" w:color="999999" w:sz="4"/>
-            </w:tcBorders>
-            <w:tcMar>
-              <w:top w:type="dxa" w:w="60"/>
-              <w:left w:type="dxa" w:w="90"/>
-              <w:bottom w:type="dxa" w:w="60"/>
-              <w:right w:type="dxa" w:w="90"/>
-            </w:tcMar>
-          </w:tcPr>
-          <w:p>
-            <w:pPr>
-              <w:spacing w:after="20" w:before="20"/>
-            </w:pPr>
-            <w:r>
-              <w:rPr>
-                <w:rFonts w:ascii="맑은 고딕" w:cs="맑은 고딕" w:eastAsia="맑은 고딕" w:hAnsi="맑은 고딕"/>
-                <w:sz w:val="18"/>
-                <w:szCs w:val="18"/>
-              </w:rPr>
-              <w:t xml:space="preserve"/>
-            </w:r>
-          </w:p>
-        </w:tc>
-        <w:tc>
-          <w:tcPr>
-            <w:tcW w:type="dxa" w:w="2379"/>
+            <w:tcW w:type="dxa" w:w="1812"/>
+            <w:tcBorders>
+              <w:top w:val="single" w:color="999999" w:sz="4"/>
+              <w:left w:val="single" w:color="999999" w:sz="4"/>
+              <w:bottom w:val="single" w:color="999999" w:sz="4"/>
+              <w:right w:val="single" w:color="999999" w:sz="4"/>
+            </w:tcBorders>
+            <w:tcMar>
+              <w:top w:type="dxa" w:w="60"/>
+              <w:left w:type="dxa" w:w="90"/>
+              <w:bottom w:type="dxa" w:w="60"/>
+              <w:right w:type="dxa" w:w="90"/>
+            </w:tcMar>
+          </w:tcPr>
+          <w:p>
+            <w:pPr>
+              <w:spacing w:after="20" w:before="20"/>
+            </w:pPr>
+            <w:r>
+              <w:rPr>
+                <w:rFonts w:ascii="맑은 고딕" w:cs="맑은 고딕" w:eastAsia="맑은 고딕" w:hAnsi="맑은 고딕"/>
+                <w:sz w:val="18"/>
+                <w:szCs w:val="18"/>
+              </w:rPr>
+              <w:t xml:space="preserve"/>
+            </w:r>
+          </w:p>
+        </w:tc>
+        <w:tc>
+          <w:tcPr>
+            <w:tcW w:type="dxa" w:w="3295"/>
+            <w:tcBorders>
+              <w:top w:val="single" w:color="999999" w:sz="4"/>
+              <w:left w:val="single" w:color="999999" w:sz="4"/>
+              <w:bottom w:val="single" w:color="999999" w:sz="4"/>
+              <w:right w:val="single" w:color="999999" w:sz="4"/>
+            </w:tcBorders>
+            <w:tcMar>
+              <w:top w:type="dxa" w:w="60"/>
+              <w:left w:type="dxa" w:w="90"/>
+              <w:bottom w:type="dxa" w:w="60"/>
+              <w:right w:type="dxa" w:w="90"/>
+            </w:tcMar>
+          </w:tcPr>
+          <w:p>
+            <w:pPr>
+              <w:spacing w:after="20" w:before="20"/>
+            </w:pPr>
+            <w:r>
+              <w:rPr>
+                <w:rFonts w:ascii="맑은 고딕" w:cs="맑은 고딕" w:eastAsia="맑은 고딕" w:hAnsi="맑은 고딕"/>
+                <w:sz w:val="18"/>
+                <w:szCs w:val="18"/>
+              </w:rPr>
+              <w:t xml:space="preserve"/>
+            </w:r>
+          </w:p>
+        </w:tc>
+        <w:tc>
+          <w:tcPr>
+            <w:tcW w:type="dxa" w:w="1812"/>
+            <w:tcBorders>
+              <w:top w:val="single" w:color="999999" w:sz="4"/>
+              <w:left w:val="single" w:color="999999" w:sz="4"/>
+              <w:bottom w:val="single" w:color="999999" w:sz="4"/>
+              <w:right w:val="single" w:color="999999" w:sz="4"/>
+            </w:tcBorders>
+            <w:tcMar>
+              <w:top w:type="dxa" w:w="60"/>
+              <w:left w:type="dxa" w:w="90"/>
+              <w:bottom w:type="dxa" w:w="60"/>
+              <w:right w:type="dxa" w:w="90"/>
+            </w:tcMar>
+          </w:tcPr>
+          <w:p>
+            <w:pPr>
+              <w:spacing w:after="20" w:before="20"/>
+            </w:pPr>
+            <w:r>
+              <w:rPr>
+                <w:rFonts w:ascii="맑은 고딕" w:cs="맑은 고딕" w:eastAsia="맑은 고딕" w:hAnsi="맑은 고딕"/>
+                <w:sz w:val="18"/>
+                <w:szCs w:val="18"/>
+              </w:rPr>
+              <w:t xml:space="preserve"/>
+            </w:r>
+          </w:p>
+        </w:tc>
+        <w:tc>
+          <w:tcPr>
+            <w:tcW w:type="dxa" w:w="1402"/>
             <w:tcBorders>
               <w:top w:val="single" w:color="999999" w:sz="4"/>
               <w:left w:val="single" w:color="999999" w:sz="4"/>
@@ -9253,7 +9699,7 @@
         </w:trPr>
         <w:tc>
           <w:tcPr>
-            <w:tcW w:type="dxa" w:w="2112"/>
+            <w:tcW w:type="dxa" w:w="1318"/>
             <w:tcBorders>
               <w:top w:val="single" w:color="999999" w:sz="4"/>
               <w:left w:val="single" w:color="999999" w:sz="4"/>
@@ -9285,7 +9731,7 @@
         </w:tc>
         <w:tc>
           <w:tcPr>
-            <w:tcW w:type="dxa" w:w="2112"/>
+            <w:tcW w:type="dxa" w:w="1812"/>
             <w:tcBorders>
               <w:top w:val="single" w:color="999999" w:sz="4"/>
               <w:left w:val="single" w:color="999999" w:sz="4"/>
@@ -9311,13 +9757,13 @@
                 <w:sz w:val="18"/>
                 <w:szCs w:val="18"/>
               </w:rPr>
-              <w:t xml:space="preserve">발급대장</w:t>
-            </w:r>
-          </w:p>
-        </w:tc>
-        <w:tc>
-          <w:tcPr>
-            <w:tcW w:type="dxa" w:w="3036"/>
+              <w:t xml:space="preserve">서명된 자격증</w:t>
+            </w:r>
+          </w:p>
+        </w:tc>
+        <w:tc>
+          <w:tcPr>
+            <w:tcW w:type="dxa" w:w="3295"/>
             <w:tcBorders>
               <w:top w:val="single" w:color="999999" w:sz="4"/>
               <w:left w:val="single" w:color="999999" w:sz="4"/>
@@ -9343,13 +9789,13 @@
                 <w:sz w:val="18"/>
                 <w:szCs w:val="18"/>
               </w:rPr>
-              <w:t xml:space="preserve">만료 예정자 관리 (만료 3개월 전 통보)</w:t>
-            </w:r>
-          </w:p>
-        </w:tc>
-        <w:tc>
-          <w:tcPr>
-            <w:tcW w:type="dxa" w:w="2379"/>
+              <w:t xml:space="preserve">교부 및 대장 기재</w:t>
+            </w:r>
+          </w:p>
+        </w:tc>
+        <w:tc>
+          <w:tcPr>
+            <w:tcW w:type="dxa" w:w="1812"/>
             <w:tcBorders>
               <w:top w:val="single" w:color="999999" w:sz="4"/>
               <w:left w:val="single" w:color="999999" w:sz="4"/>
@@ -9375,7 +9821,39 @@
                 <w:sz w:val="18"/>
                 <w:szCs w:val="18"/>
               </w:rPr>
-              <w:t xml:space="preserve">만료 예정자 명단 (E03-04)</w:t>
+              <w:t xml:space="preserve">발급대장 (E03-01)</w:t>
+            </w:r>
+          </w:p>
+        </w:tc>
+        <w:tc>
+          <w:tcPr>
+            <w:tcW w:type="dxa" w:w="1402"/>
+            <w:tcBorders>
+              <w:top w:val="single" w:color="999999" w:sz="4"/>
+              <w:left w:val="single" w:color="999999" w:sz="4"/>
+              <w:bottom w:val="single" w:color="999999" w:sz="4"/>
+              <w:right w:val="single" w:color="999999" w:sz="4"/>
+            </w:tcBorders>
+            <w:tcMar>
+              <w:top w:type="dxa" w:w="60"/>
+              <w:left w:type="dxa" w:w="90"/>
+              <w:bottom w:type="dxa" w:w="60"/>
+              <w:right w:type="dxa" w:w="90"/>
+            </w:tcMar>
+          </w:tcPr>
+          <w:p>
+            <w:pPr>
+              <w:spacing w:after="20" w:before="20"/>
+            </w:pPr>
+            <w:r>
+              <w:rPr>
+                <w:rFonts w:ascii="맑은 고딕" w:cs="맑은 고딕" w:eastAsia="맑은 고딕" w:hAnsi="맑은 고딕"/>
+                <w:b w:val="false"/>
+                <w:bCs w:val="false"/>
+                <w:sz w:val="18"/>
+                <w:szCs w:val="18"/>
+              </w:rPr>
+              <w:t xml:space="preserve">5.4</w:t>
             </w:r>
           </w:p>
         </w:tc>
@@ -9386,7 +9864,7 @@
         </w:trPr>
         <w:tc>
           <w:tcPr>
-            <w:tcW w:type="dxa" w:w="2112"/>
+            <w:tcW w:type="dxa" w:w="1318"/>
             <w:tcBorders>
               <w:top w:val="single" w:color="999999" w:sz="4"/>
               <w:left w:val="single" w:color="999999" w:sz="4"/>
@@ -9418,67 +9896,97 @@
         </w:tc>
         <w:tc>
           <w:tcPr>
-            <w:tcW w:type="dxa" w:w="2112"/>
-            <w:tcBorders>
-              <w:top w:val="single" w:color="999999" w:sz="4"/>
-              <w:left w:val="single" w:color="999999" w:sz="4"/>
-              <w:bottom w:val="single" w:color="999999" w:sz="4"/>
-              <w:right w:val="single" w:color="999999" w:sz="4"/>
-            </w:tcBorders>
-            <w:tcMar>
-              <w:top w:type="dxa" w:w="60"/>
-              <w:left w:type="dxa" w:w="90"/>
-              <w:bottom w:type="dxa" w:w="60"/>
-              <w:right w:type="dxa" w:w="90"/>
-            </w:tcMar>
-          </w:tcPr>
-          <w:p>
-            <w:pPr>
-              <w:spacing w:after="20" w:before="20"/>
-            </w:pPr>
-            <w:r>
-              <w:rPr>
-                <w:rFonts w:ascii="맑은 고딕" w:cs="맑은 고딕" w:eastAsia="맑은 고딕" w:hAnsi="맑은 고딕"/>
-                <w:sz w:val="18"/>
-                <w:szCs w:val="18"/>
-              </w:rPr>
-              <w:t xml:space="preserve"/>
-            </w:r>
-          </w:p>
-        </w:tc>
-        <w:tc>
-          <w:tcPr>
-            <w:tcW w:type="dxa" w:w="3036"/>
-            <w:tcBorders>
-              <w:top w:val="single" w:color="999999" w:sz="4"/>
-              <w:left w:val="single" w:color="999999" w:sz="4"/>
-              <w:bottom w:val="single" w:color="999999" w:sz="4"/>
-              <w:right w:val="single" w:color="999999" w:sz="4"/>
-            </w:tcBorders>
-            <w:tcMar>
-              <w:top w:type="dxa" w:w="60"/>
-              <w:left w:type="dxa" w:w="90"/>
-              <w:bottom w:type="dxa" w:w="60"/>
-              <w:right w:type="dxa" w:w="90"/>
-            </w:tcMar>
-          </w:tcPr>
-          <w:p>
-            <w:pPr>
-              <w:spacing w:after="20" w:before="20"/>
-            </w:pPr>
-            <w:r>
-              <w:rPr>
-                <w:rFonts w:ascii="맑은 고딕" w:cs="맑은 고딕" w:eastAsia="맑은 고딕" w:hAnsi="맑은 고딕"/>
-                <w:sz w:val="18"/>
-                <w:szCs w:val="18"/>
-              </w:rPr>
-              <w:t xml:space="preserve"/>
-            </w:r>
-          </w:p>
-        </w:tc>
-        <w:tc>
-          <w:tcPr>
-            <w:tcW w:type="dxa" w:w="2379"/>
+            <w:tcW w:type="dxa" w:w="1812"/>
+            <w:tcBorders>
+              <w:top w:val="single" w:color="999999" w:sz="4"/>
+              <w:left w:val="single" w:color="999999" w:sz="4"/>
+              <w:bottom w:val="single" w:color="999999" w:sz="4"/>
+              <w:right w:val="single" w:color="999999" w:sz="4"/>
+            </w:tcBorders>
+            <w:tcMar>
+              <w:top w:type="dxa" w:w="60"/>
+              <w:left w:type="dxa" w:w="90"/>
+              <w:bottom w:type="dxa" w:w="60"/>
+              <w:right w:type="dxa" w:w="90"/>
+            </w:tcMar>
+          </w:tcPr>
+          <w:p>
+            <w:pPr>
+              <w:spacing w:after="20" w:before="20"/>
+            </w:pPr>
+            <w:r>
+              <w:rPr>
+                <w:rFonts w:ascii="맑은 고딕" w:cs="맑은 고딕" w:eastAsia="맑은 고딕" w:hAnsi="맑은 고딕"/>
+                <w:sz w:val="18"/>
+                <w:szCs w:val="18"/>
+              </w:rPr>
+              <w:t xml:space="preserve"/>
+            </w:r>
+          </w:p>
+        </w:tc>
+        <w:tc>
+          <w:tcPr>
+            <w:tcW w:type="dxa" w:w="3295"/>
+            <w:tcBorders>
+              <w:top w:val="single" w:color="999999" w:sz="4"/>
+              <w:left w:val="single" w:color="999999" w:sz="4"/>
+              <w:bottom w:val="single" w:color="999999" w:sz="4"/>
+              <w:right w:val="single" w:color="999999" w:sz="4"/>
+            </w:tcBorders>
+            <w:tcMar>
+              <w:top w:type="dxa" w:w="60"/>
+              <w:left w:type="dxa" w:w="90"/>
+              <w:bottom w:type="dxa" w:w="60"/>
+              <w:right w:type="dxa" w:w="90"/>
+            </w:tcMar>
+          </w:tcPr>
+          <w:p>
+            <w:pPr>
+              <w:spacing w:after="20" w:before="20"/>
+            </w:pPr>
+            <w:r>
+              <w:rPr>
+                <w:rFonts w:ascii="맑은 고딕" w:cs="맑은 고딕" w:eastAsia="맑은 고딕" w:hAnsi="맑은 고딕"/>
+                <w:sz w:val="18"/>
+                <w:szCs w:val="18"/>
+              </w:rPr>
+              <w:t xml:space="preserve"/>
+            </w:r>
+          </w:p>
+        </w:tc>
+        <w:tc>
+          <w:tcPr>
+            <w:tcW w:type="dxa" w:w="1812"/>
+            <w:tcBorders>
+              <w:top w:val="single" w:color="999999" w:sz="4"/>
+              <w:left w:val="single" w:color="999999" w:sz="4"/>
+              <w:bottom w:val="single" w:color="999999" w:sz="4"/>
+              <w:right w:val="single" w:color="999999" w:sz="4"/>
+            </w:tcBorders>
+            <w:tcMar>
+              <w:top w:type="dxa" w:w="60"/>
+              <w:left w:type="dxa" w:w="90"/>
+              <w:bottom w:type="dxa" w:w="60"/>
+              <w:right w:type="dxa" w:w="90"/>
+            </w:tcMar>
+          </w:tcPr>
+          <w:p>
+            <w:pPr>
+              <w:spacing w:after="20" w:before="20"/>
+            </w:pPr>
+            <w:r>
+              <w:rPr>
+                <w:rFonts w:ascii="맑은 고딕" w:cs="맑은 고딕" w:eastAsia="맑은 고딕" w:hAnsi="맑은 고딕"/>
+                <w:sz w:val="18"/>
+                <w:szCs w:val="18"/>
+              </w:rPr>
+              <w:t xml:space="preserve"/>
+            </w:r>
+          </w:p>
+        </w:tc>
+        <w:tc>
+          <w:tcPr>
+            <w:tcW w:type="dxa" w:w="1402"/>
             <w:tcBorders>
               <w:top w:val="single" w:color="999999" w:sz="4"/>
               <w:left w:val="single" w:color="999999" w:sz="4"/>
@@ -9513,7 +10021,7 @@
         </w:trPr>
         <w:tc>
           <w:tcPr>
-            <w:tcW w:type="dxa" w:w="2112"/>
+            <w:tcW w:type="dxa" w:w="1318"/>
             <w:tcBorders>
               <w:top w:val="single" w:color="999999" w:sz="4"/>
               <w:left w:val="single" w:color="999999" w:sz="4"/>
@@ -9545,7 +10053,7 @@
         </w:tc>
         <w:tc>
           <w:tcPr>
-            <w:tcW w:type="dxa" w:w="2112"/>
+            <w:tcW w:type="dxa" w:w="1812"/>
             <w:tcBorders>
               <w:top w:val="single" w:color="999999" w:sz="4"/>
               <w:left w:val="single" w:color="999999" w:sz="4"/>
@@ -9571,13 +10079,13 @@
                 <w:sz w:val="18"/>
                 <w:szCs w:val="18"/>
               </w:rPr>
-              <w:t xml:space="preserve">만료 예정자 명단</w:t>
-            </w:r>
-          </w:p>
-        </w:tc>
-        <w:tc>
-          <w:tcPr>
-            <w:tcW w:type="dxa" w:w="3036"/>
+              <w:t xml:space="preserve">발급대장</w:t>
+            </w:r>
+          </w:p>
+        </w:tc>
+        <w:tc>
+          <w:tcPr>
+            <w:tcW w:type="dxa" w:w="3295"/>
             <w:tcBorders>
               <w:top w:val="single" w:color="999999" w:sz="4"/>
               <w:left w:val="single" w:color="999999" w:sz="4"/>
@@ -9603,30 +10111,18 @@
                 <w:sz w:val="18"/>
                 <w:szCs w:val="18"/>
               </w:rPr>
-              <w:t xml:space="preserve">재자격 시험 반영 (E02 7.1.1)</w:t>
-            </w:r>
-          </w:p>
-        </w:tc>
-        <w:tc>
-          <w:tcPr>
-            <w:tcW w:type="dxa" w:w="2379"/>
-            <w:tcBorders>
-              <w:top w:val="single" w:color="999999" w:sz="4"/>
-              <w:left w:val="single" w:color="999999" w:sz="4"/>
-              <w:bottom w:val="single" w:color="999999" w:sz="4"/>
-              <w:right w:val="single" w:color="999999" w:sz="4"/>
-            </w:tcBorders>
-            <w:tcMar>
-              <w:top w:type="dxa" w:w="60"/>
-              <w:left w:type="dxa" w:w="90"/>
-              <w:bottom w:type="dxa" w:w="60"/>
-              <w:right w:type="dxa" w:w="90"/>
-            </w:tcMar>
-          </w:tcPr>
-          <w:p>
-            <w:pPr>
-              <w:spacing w:after="20" w:before="20"/>
-            </w:pPr>
+              <w:t xml:space="preserve">만료 예정자 관리 — 자격 만료 </w:t>
+            </w:r>
+            <w:r>
+              <w:rPr>
+                <w:rFonts w:ascii="맑은 고딕" w:cs="맑은 고딕" w:eastAsia="맑은 고딕" w:hAnsi="맑은 고딕"/>
+                <w:b/>
+                <w:bCs/>
+                <w:sz w:val="18"/>
+                <w:szCs w:val="18"/>
+              </w:rPr>
+              <w:t xml:space="preserve">3개월 전</w:t>
+            </w:r>
             <w:r>
               <w:rPr>
                 <w:rFonts w:ascii="맑은 고딕" w:cs="맑은 고딕" w:eastAsia="맑은 고딕" w:hAnsi="맑은 고딕"/>
@@ -9635,7 +10131,71 @@
                 <w:sz w:val="18"/>
                 <w:szCs w:val="18"/>
               </w:rPr>
-              <w:t xml:space="preserve">연간 시험 시행계획</w:t>
+              <w:t xml:space="preserve"> 및 시력검사 만료 통보</w:t>
+            </w:r>
+          </w:p>
+        </w:tc>
+        <w:tc>
+          <w:tcPr>
+            <w:tcW w:type="dxa" w:w="1812"/>
+            <w:tcBorders>
+              <w:top w:val="single" w:color="999999" w:sz="4"/>
+              <w:left w:val="single" w:color="999999" w:sz="4"/>
+              <w:bottom w:val="single" w:color="999999" w:sz="4"/>
+              <w:right w:val="single" w:color="999999" w:sz="4"/>
+            </w:tcBorders>
+            <w:tcMar>
+              <w:top w:type="dxa" w:w="60"/>
+              <w:left w:type="dxa" w:w="90"/>
+              <w:bottom w:type="dxa" w:w="60"/>
+              <w:right w:type="dxa" w:w="90"/>
+            </w:tcMar>
+          </w:tcPr>
+          <w:p>
+            <w:pPr>
+              <w:spacing w:after="20" w:before="20"/>
+            </w:pPr>
+            <w:r>
+              <w:rPr>
+                <w:rFonts w:ascii="맑은 고딕" w:cs="맑은 고딕" w:eastAsia="맑은 고딕" w:hAnsi="맑은 고딕"/>
+                <w:b w:val="false"/>
+                <w:bCs w:val="false"/>
+                <w:sz w:val="18"/>
+                <w:szCs w:val="18"/>
+              </w:rPr>
+              <w:t xml:space="preserve">만료 예정자 명단 (E03-04)</w:t>
+            </w:r>
+          </w:p>
+        </w:tc>
+        <w:tc>
+          <w:tcPr>
+            <w:tcW w:type="dxa" w:w="1402"/>
+            <w:tcBorders>
+              <w:top w:val="single" w:color="999999" w:sz="4"/>
+              <w:left w:val="single" w:color="999999" w:sz="4"/>
+              <w:bottom w:val="single" w:color="999999" w:sz="4"/>
+              <w:right w:val="single" w:color="999999" w:sz="4"/>
+            </w:tcBorders>
+            <w:tcMar>
+              <w:top w:type="dxa" w:w="60"/>
+              <w:left w:type="dxa" w:w="90"/>
+              <w:bottom w:type="dxa" w:w="60"/>
+              <w:right w:type="dxa" w:w="90"/>
+            </w:tcMar>
+          </w:tcPr>
+          <w:p>
+            <w:pPr>
+              <w:spacing w:after="20" w:before="20"/>
+            </w:pPr>
+            <w:r>
+              <w:rPr>
+                <w:rFonts w:ascii="맑은 고딕" w:cs="맑은 고딕" w:eastAsia="맑은 고딕" w:hAnsi="맑은 고딕"/>
+                <w:b w:val="false"/>
+                <w:bCs w:val="false"/>
+                <w:sz w:val="18"/>
+                <w:szCs w:val="18"/>
+              </w:rPr>
+              <w:t xml:space="preserve">6.1.2, 6.2.1</w:t>
             </w:r>
           </w:p>
         </w:tc>
@@ -9646,7 +10206,7 @@
         </w:trPr>
         <w:tc>
           <w:tcPr>
-            <w:tcW w:type="dxa" w:w="2112"/>
+            <w:tcW w:type="dxa" w:w="1318"/>
             <w:tcBorders>
               <w:top w:val="single" w:color="999999" w:sz="4"/>
               <w:left w:val="single" w:color="999999" w:sz="4"/>
@@ -9678,67 +10238,97 @@
         </w:tc>
         <w:tc>
           <w:tcPr>
-            <w:tcW w:type="dxa" w:w="2112"/>
-            <w:tcBorders>
-              <w:top w:val="single" w:color="999999" w:sz="4"/>
-              <w:left w:val="single" w:color="999999" w:sz="4"/>
-              <w:bottom w:val="single" w:color="999999" w:sz="4"/>
-              <w:right w:val="single" w:color="999999" w:sz="4"/>
-            </w:tcBorders>
-            <w:tcMar>
-              <w:top w:type="dxa" w:w="60"/>
-              <w:left w:type="dxa" w:w="90"/>
-              <w:bottom w:type="dxa" w:w="60"/>
-              <w:right w:type="dxa" w:w="90"/>
-            </w:tcMar>
-          </w:tcPr>
-          <w:p>
-            <w:pPr>
-              <w:spacing w:after="20" w:before="20"/>
-            </w:pPr>
-            <w:r>
-              <w:rPr>
-                <w:rFonts w:ascii="맑은 고딕" w:cs="맑은 고딕" w:eastAsia="맑은 고딕" w:hAnsi="맑은 고딕"/>
-                <w:sz w:val="18"/>
-                <w:szCs w:val="18"/>
-              </w:rPr>
-              <w:t xml:space="preserve"/>
-            </w:r>
-          </w:p>
-        </w:tc>
-        <w:tc>
-          <w:tcPr>
-            <w:tcW w:type="dxa" w:w="3036"/>
-            <w:tcBorders>
-              <w:top w:val="single" w:color="999999" w:sz="4"/>
-              <w:left w:val="single" w:color="999999" w:sz="4"/>
-              <w:bottom w:val="single" w:color="999999" w:sz="4"/>
-              <w:right w:val="single" w:color="999999" w:sz="4"/>
-            </w:tcBorders>
-            <w:tcMar>
-              <w:top w:type="dxa" w:w="60"/>
-              <w:left w:type="dxa" w:w="90"/>
-              <w:bottom w:type="dxa" w:w="60"/>
-              <w:right w:type="dxa" w:w="90"/>
-            </w:tcMar>
-          </w:tcPr>
-          <w:p>
-            <w:pPr>
-              <w:spacing w:after="20" w:before="20"/>
-            </w:pPr>
-            <w:r>
-              <w:rPr>
-                <w:rFonts w:ascii="맑은 고딕" w:cs="맑은 고딕" w:eastAsia="맑은 고딕" w:hAnsi="맑은 고딕"/>
-                <w:sz w:val="18"/>
-                <w:szCs w:val="18"/>
-              </w:rPr>
-              <w:t xml:space="preserve"/>
-            </w:r>
-          </w:p>
-        </w:tc>
-        <w:tc>
-          <w:tcPr>
-            <w:tcW w:type="dxa" w:w="2379"/>
+            <w:tcW w:type="dxa" w:w="1812"/>
+            <w:tcBorders>
+              <w:top w:val="single" w:color="999999" w:sz="4"/>
+              <w:left w:val="single" w:color="999999" w:sz="4"/>
+              <w:bottom w:val="single" w:color="999999" w:sz="4"/>
+              <w:right w:val="single" w:color="999999" w:sz="4"/>
+            </w:tcBorders>
+            <w:tcMar>
+              <w:top w:type="dxa" w:w="60"/>
+              <w:left w:type="dxa" w:w="90"/>
+              <w:bottom w:type="dxa" w:w="60"/>
+              <w:right w:type="dxa" w:w="90"/>
+            </w:tcMar>
+          </w:tcPr>
+          <w:p>
+            <w:pPr>
+              <w:spacing w:after="20" w:before="20"/>
+            </w:pPr>
+            <w:r>
+              <w:rPr>
+                <w:rFonts w:ascii="맑은 고딕" w:cs="맑은 고딕" w:eastAsia="맑은 고딕" w:hAnsi="맑은 고딕"/>
+                <w:sz w:val="18"/>
+                <w:szCs w:val="18"/>
+              </w:rPr>
+              <w:t xml:space="preserve"/>
+            </w:r>
+          </w:p>
+        </w:tc>
+        <w:tc>
+          <w:tcPr>
+            <w:tcW w:type="dxa" w:w="3295"/>
+            <w:tcBorders>
+              <w:top w:val="single" w:color="999999" w:sz="4"/>
+              <w:left w:val="single" w:color="999999" w:sz="4"/>
+              <w:bottom w:val="single" w:color="999999" w:sz="4"/>
+              <w:right w:val="single" w:color="999999" w:sz="4"/>
+            </w:tcBorders>
+            <w:tcMar>
+              <w:top w:type="dxa" w:w="60"/>
+              <w:left w:type="dxa" w:w="90"/>
+              <w:bottom w:type="dxa" w:w="60"/>
+              <w:right w:type="dxa" w:w="90"/>
+            </w:tcMar>
+          </w:tcPr>
+          <w:p>
+            <w:pPr>
+              <w:spacing w:after="20" w:before="20"/>
+            </w:pPr>
+            <w:r>
+              <w:rPr>
+                <w:rFonts w:ascii="맑은 고딕" w:cs="맑은 고딕" w:eastAsia="맑은 고딕" w:hAnsi="맑은 고딕"/>
+                <w:sz w:val="18"/>
+                <w:szCs w:val="18"/>
+              </w:rPr>
+              <w:t xml:space="preserve"/>
+            </w:r>
+          </w:p>
+        </w:tc>
+        <w:tc>
+          <w:tcPr>
+            <w:tcW w:type="dxa" w:w="1812"/>
+            <w:tcBorders>
+              <w:top w:val="single" w:color="999999" w:sz="4"/>
+              <w:left w:val="single" w:color="999999" w:sz="4"/>
+              <w:bottom w:val="single" w:color="999999" w:sz="4"/>
+              <w:right w:val="single" w:color="999999" w:sz="4"/>
+            </w:tcBorders>
+            <w:tcMar>
+              <w:top w:type="dxa" w:w="60"/>
+              <w:left w:type="dxa" w:w="90"/>
+              <w:bottom w:type="dxa" w:w="60"/>
+              <w:right w:type="dxa" w:w="90"/>
+            </w:tcMar>
+          </w:tcPr>
+          <w:p>
+            <w:pPr>
+              <w:spacing w:after="20" w:before="20"/>
+            </w:pPr>
+            <w:r>
+              <w:rPr>
+                <w:rFonts w:ascii="맑은 고딕" w:cs="맑은 고딕" w:eastAsia="맑은 고딕" w:hAnsi="맑은 고딕"/>
+                <w:sz w:val="18"/>
+                <w:szCs w:val="18"/>
+              </w:rPr>
+              <w:t xml:space="preserve"/>
+            </w:r>
+          </w:p>
+        </w:tc>
+        <w:tc>
+          <w:tcPr>
+            <w:tcW w:type="dxa" w:w="1402"/>
             <w:tcBorders>
               <w:top w:val="single" w:color="999999" w:sz="4"/>
               <w:left w:val="single" w:color="999999" w:sz="4"/>
@@ -9773,7 +10363,7 @@
         </w:trPr>
         <w:tc>
           <w:tcPr>
-            <w:tcW w:type="dxa" w:w="2112"/>
+            <w:tcW w:type="dxa" w:w="1318"/>
             <w:tcBorders>
               <w:top w:val="single" w:color="999999" w:sz="4"/>
               <w:left w:val="single" w:color="999999" w:sz="4"/>
@@ -9805,7 +10395,7 @@
         </w:tc>
         <w:tc>
           <w:tcPr>
-            <w:tcW w:type="dxa" w:w="2112"/>
+            <w:tcW w:type="dxa" w:w="1812"/>
             <w:tcBorders>
               <w:top w:val="single" w:color="999999" w:sz="4"/>
               <w:left w:val="single" w:color="999999" w:sz="4"/>
@@ -9831,13 +10421,13 @@
                 <w:sz w:val="18"/>
                 <w:szCs w:val="18"/>
               </w:rPr>
-              <w:t xml:space="preserve">전 기록</w:t>
-            </w:r>
-          </w:p>
-        </w:tc>
-        <w:tc>
-          <w:tcPr>
-            <w:tcW w:type="dxa" w:w="3036"/>
+              <w:t xml:space="preserve">만료 예정자 명단</w:t>
+            </w:r>
+          </w:p>
+        </w:tc>
+        <w:tc>
+          <w:tcPr>
+            <w:tcW w:type="dxa" w:w="3295"/>
             <w:tcBorders>
               <w:top w:val="single" w:color="999999" w:sz="4"/>
               <w:left w:val="single" w:color="999999" w:sz="4"/>
@@ -9863,13 +10453,13 @@
                 <w:sz w:val="18"/>
                 <w:szCs w:val="18"/>
               </w:rPr>
-              <w:t xml:space="preserve">기록 보관 (퇴사 후 5년)</w:t>
-            </w:r>
-          </w:p>
-        </w:tc>
-        <w:tc>
-          <w:tcPr>
-            <w:tcW w:type="dxa" w:w="2379"/>
+              <w:t xml:space="preserve">재자격 시험 반영</w:t>
+            </w:r>
+          </w:p>
+        </w:tc>
+        <w:tc>
+          <w:tcPr>
+            <w:tcW w:type="dxa" w:w="1812"/>
             <w:tcBorders>
               <w:top w:val="single" w:color="999999" w:sz="4"/>
               <w:left w:val="single" w:color="999999" w:sz="4"/>
@@ -9895,7 +10485,683 @@
                 <w:sz w:val="18"/>
                 <w:szCs w:val="18"/>
               </w:rPr>
+              <w:t xml:space="preserve">연간 시험 시행계획 (E02 7.1.1)</w:t>
+            </w:r>
+          </w:p>
+        </w:tc>
+        <w:tc>
+          <w:tcPr>
+            <w:tcW w:type="dxa" w:w="1402"/>
+            <w:tcBorders>
+              <w:top w:val="single" w:color="999999" w:sz="4"/>
+              <w:left w:val="single" w:color="999999" w:sz="4"/>
+              <w:bottom w:val="single" w:color="999999" w:sz="4"/>
+              <w:right w:val="single" w:color="999999" w:sz="4"/>
+            </w:tcBorders>
+            <w:tcMar>
+              <w:top w:type="dxa" w:w="60"/>
+              <w:left w:type="dxa" w:w="90"/>
+              <w:bottom w:type="dxa" w:w="60"/>
+              <w:right w:type="dxa" w:w="90"/>
+            </w:tcMar>
+          </w:tcPr>
+          <w:p>
+            <w:pPr>
+              <w:spacing w:after="20" w:before="20"/>
+            </w:pPr>
+            <w:r>
+              <w:rPr>
+                <w:rFonts w:ascii="맑은 고딕" w:cs="맑은 고딕" w:eastAsia="맑은 고딕" w:hAnsi="맑은 고딕"/>
+                <w:b w:val="false"/>
+                <w:bCs w:val="false"/>
+                <w:sz w:val="18"/>
+                <w:szCs w:val="18"/>
+              </w:rPr>
+              <w:t xml:space="preserve">6.2.2</w:t>
+            </w:r>
+          </w:p>
+        </w:tc>
+      </w:tr>
+      <w:tr>
+        <w:trPr>
+          <w:tblHeader w:val="false"/>
+        </w:trPr>
+        <w:tc>
+          <w:tcPr>
+            <w:tcW w:type="dxa" w:w="1318"/>
+            <w:tcBorders>
+              <w:top w:val="single" w:color="999999" w:sz="4"/>
+              <w:left w:val="single" w:color="999999" w:sz="4"/>
+              <w:bottom w:val="single" w:color="999999" w:sz="4"/>
+              <w:right w:val="single" w:color="999999" w:sz="4"/>
+            </w:tcBorders>
+            <w:tcMar>
+              <w:top w:type="dxa" w:w="60"/>
+              <w:left w:type="dxa" w:w="90"/>
+              <w:bottom w:type="dxa" w:w="60"/>
+              <w:right w:type="dxa" w:w="90"/>
+            </w:tcMar>
+          </w:tcPr>
+          <w:p>
+            <w:pPr>
+              <w:spacing w:after="20" w:before="20"/>
+            </w:pPr>
+            <w:r>
+              <w:rPr>
+                <w:rFonts w:ascii="맑은 고딕" w:cs="맑은 고딕" w:eastAsia="맑은 고딕" w:hAnsi="맑은 고딕"/>
+                <w:b w:val="false"/>
+                <w:bCs w:val="false"/>
+                <w:sz w:val="18"/>
+                <w:szCs w:val="18"/>
+              </w:rPr>
+              <w:t xml:space="preserve">↓</w:t>
+            </w:r>
+          </w:p>
+        </w:tc>
+        <w:tc>
+          <w:tcPr>
+            <w:tcW w:type="dxa" w:w="1812"/>
+            <w:tcBorders>
+              <w:top w:val="single" w:color="999999" w:sz="4"/>
+              <w:left w:val="single" w:color="999999" w:sz="4"/>
+              <w:bottom w:val="single" w:color="999999" w:sz="4"/>
+              <w:right w:val="single" w:color="999999" w:sz="4"/>
+            </w:tcBorders>
+            <w:tcMar>
+              <w:top w:type="dxa" w:w="60"/>
+              <w:left w:type="dxa" w:w="90"/>
+              <w:bottom w:type="dxa" w:w="60"/>
+              <w:right w:type="dxa" w:w="90"/>
+            </w:tcMar>
+          </w:tcPr>
+          <w:p>
+            <w:pPr>
+              <w:spacing w:after="20" w:before="20"/>
+            </w:pPr>
+            <w:r>
+              <w:rPr>
+                <w:rFonts w:ascii="맑은 고딕" w:cs="맑은 고딕" w:eastAsia="맑은 고딕" w:hAnsi="맑은 고딕"/>
+                <w:sz w:val="18"/>
+                <w:szCs w:val="18"/>
+              </w:rPr>
+              <w:t xml:space="preserve"/>
+            </w:r>
+          </w:p>
+        </w:tc>
+        <w:tc>
+          <w:tcPr>
+            <w:tcW w:type="dxa" w:w="3295"/>
+            <w:tcBorders>
+              <w:top w:val="single" w:color="999999" w:sz="4"/>
+              <w:left w:val="single" w:color="999999" w:sz="4"/>
+              <w:bottom w:val="single" w:color="999999" w:sz="4"/>
+              <w:right w:val="single" w:color="999999" w:sz="4"/>
+            </w:tcBorders>
+            <w:tcMar>
+              <w:top w:type="dxa" w:w="60"/>
+              <w:left w:type="dxa" w:w="90"/>
+              <w:bottom w:type="dxa" w:w="60"/>
+              <w:right w:type="dxa" w:w="90"/>
+            </w:tcMar>
+          </w:tcPr>
+          <w:p>
+            <w:pPr>
+              <w:spacing w:after="20" w:before="20"/>
+            </w:pPr>
+            <w:r>
+              <w:rPr>
+                <w:rFonts w:ascii="맑은 고딕" w:cs="맑은 고딕" w:eastAsia="맑은 고딕" w:hAnsi="맑은 고딕"/>
+                <w:sz w:val="18"/>
+                <w:szCs w:val="18"/>
+              </w:rPr>
+              <w:t xml:space="preserve"/>
+            </w:r>
+          </w:p>
+        </w:tc>
+        <w:tc>
+          <w:tcPr>
+            <w:tcW w:type="dxa" w:w="1812"/>
+            <w:tcBorders>
+              <w:top w:val="single" w:color="999999" w:sz="4"/>
+              <w:left w:val="single" w:color="999999" w:sz="4"/>
+              <w:bottom w:val="single" w:color="999999" w:sz="4"/>
+              <w:right w:val="single" w:color="999999" w:sz="4"/>
+            </w:tcBorders>
+            <w:tcMar>
+              <w:top w:type="dxa" w:w="60"/>
+              <w:left w:type="dxa" w:w="90"/>
+              <w:bottom w:type="dxa" w:w="60"/>
+              <w:right w:type="dxa" w:w="90"/>
+            </w:tcMar>
+          </w:tcPr>
+          <w:p>
+            <w:pPr>
+              <w:spacing w:after="20" w:before="20"/>
+            </w:pPr>
+            <w:r>
+              <w:rPr>
+                <w:rFonts w:ascii="맑은 고딕" w:cs="맑은 고딕" w:eastAsia="맑은 고딕" w:hAnsi="맑은 고딕"/>
+                <w:sz w:val="18"/>
+                <w:szCs w:val="18"/>
+              </w:rPr>
+              <w:t xml:space="preserve"/>
+            </w:r>
+          </w:p>
+        </w:tc>
+        <w:tc>
+          <w:tcPr>
+            <w:tcW w:type="dxa" w:w="1402"/>
+            <w:tcBorders>
+              <w:top w:val="single" w:color="999999" w:sz="4"/>
+              <w:left w:val="single" w:color="999999" w:sz="4"/>
+              <w:bottom w:val="single" w:color="999999" w:sz="4"/>
+              <w:right w:val="single" w:color="999999" w:sz="4"/>
+            </w:tcBorders>
+            <w:tcMar>
+              <w:top w:type="dxa" w:w="60"/>
+              <w:left w:type="dxa" w:w="90"/>
+              <w:bottom w:type="dxa" w:w="60"/>
+              <w:right w:type="dxa" w:w="90"/>
+            </w:tcMar>
+          </w:tcPr>
+          <w:p>
+            <w:pPr>
+              <w:spacing w:after="20" w:before="20"/>
+            </w:pPr>
+            <w:r>
+              <w:rPr>
+                <w:rFonts w:ascii="맑은 고딕" w:cs="맑은 고딕" w:eastAsia="맑은 고딕" w:hAnsi="맑은 고딕"/>
+                <w:sz w:val="18"/>
+                <w:szCs w:val="18"/>
+              </w:rPr>
+              <w:t xml:space="preserve"/>
+            </w:r>
+          </w:p>
+        </w:tc>
+      </w:tr>
+      <w:tr>
+        <w:trPr>
+          <w:tblHeader w:val="false"/>
+        </w:trPr>
+        <w:tc>
+          <w:tcPr>
+            <w:tcW w:type="dxa" w:w="1318"/>
+            <w:tcBorders>
+              <w:top w:val="single" w:color="999999" w:sz="4"/>
+              <w:left w:val="single" w:color="999999" w:sz="4"/>
+              <w:bottom w:val="single" w:color="999999" w:sz="4"/>
+              <w:right w:val="single" w:color="999999" w:sz="4"/>
+            </w:tcBorders>
+            <w:tcMar>
+              <w:top w:type="dxa" w:w="60"/>
+              <w:left w:type="dxa" w:w="90"/>
+              <w:bottom w:type="dxa" w:w="60"/>
+              <w:right w:type="dxa" w:w="90"/>
+            </w:tcMar>
+          </w:tcPr>
+          <w:p>
+            <w:pPr>
+              <w:spacing w:after="20" w:before="20"/>
+            </w:pPr>
+            <w:r>
+              <w:rPr>
+                <w:rFonts w:ascii="맑은 고딕" w:cs="맑은 고딕" w:eastAsia="맑은 고딕" w:hAnsi="맑은 고딕"/>
+                <w:b w:val="false"/>
+                <w:bCs w:val="false"/>
+                <w:sz w:val="18"/>
+                <w:szCs w:val="18"/>
+              </w:rPr>
+              <w:t xml:space="preserve">NDE Level Ⅲ</w:t>
+            </w:r>
+          </w:p>
+        </w:tc>
+        <w:tc>
+          <w:tcPr>
+            <w:tcW w:type="dxa" w:w="1812"/>
+            <w:tcBorders>
+              <w:top w:val="single" w:color="999999" w:sz="4"/>
+              <w:left w:val="single" w:color="999999" w:sz="4"/>
+              <w:bottom w:val="single" w:color="999999" w:sz="4"/>
+              <w:right w:val="single" w:color="999999" w:sz="4"/>
+            </w:tcBorders>
+            <w:tcMar>
+              <w:top w:type="dxa" w:w="60"/>
+              <w:left w:type="dxa" w:w="90"/>
+              <w:bottom w:type="dxa" w:w="60"/>
+              <w:right w:type="dxa" w:w="90"/>
+            </w:tcMar>
+          </w:tcPr>
+          <w:p>
+            <w:pPr>
+              <w:spacing w:after="20" w:before="20"/>
+            </w:pPr>
+            <w:r>
+              <w:rPr>
+                <w:rFonts w:ascii="맑은 고딕" w:cs="맑은 고딕" w:eastAsia="맑은 고딕" w:hAnsi="맑은 고딕"/>
+                <w:b w:val="false"/>
+                <w:bCs w:val="false"/>
+                <w:sz w:val="18"/>
+                <w:szCs w:val="18"/>
+              </w:rPr>
+              <w:t xml:space="preserve">재자격 시험 결과</w:t>
+            </w:r>
+          </w:p>
+        </w:tc>
+        <w:tc>
+          <w:tcPr>
+            <w:tcW w:type="dxa" w:w="3295"/>
+            <w:tcBorders>
+              <w:top w:val="single" w:color="999999" w:sz="4"/>
+              <w:left w:val="single" w:color="999999" w:sz="4"/>
+              <w:bottom w:val="single" w:color="999999" w:sz="4"/>
+              <w:right w:val="single" w:color="999999" w:sz="4"/>
+            </w:tcBorders>
+            <w:tcMar>
+              <w:top w:type="dxa" w:w="60"/>
+              <w:left w:type="dxa" w:w="90"/>
+              <w:bottom w:type="dxa" w:w="60"/>
+              <w:right w:type="dxa" w:w="90"/>
+            </w:tcMar>
+          </w:tcPr>
+          <w:p>
+            <w:pPr>
+              <w:spacing w:after="20" w:before="20"/>
+            </w:pPr>
+            <w:r>
+              <w:rPr>
+                <w:rFonts w:ascii="맑은 고딕" w:cs="맑은 고딕" w:eastAsia="맑은 고딕" w:hAnsi="맑은 고딕"/>
+                <w:b w:val="false"/>
+                <w:bCs w:val="false"/>
+                <w:sz w:val="18"/>
+                <w:szCs w:val="18"/>
+              </w:rPr>
+              <w:t xml:space="preserve">재자격 인정 → 자격증 재발행 (위로 되돌아간다)</w:t>
+            </w:r>
+          </w:p>
+        </w:tc>
+        <w:tc>
+          <w:tcPr>
+            <w:tcW w:type="dxa" w:w="1812"/>
+            <w:tcBorders>
+              <w:top w:val="single" w:color="999999" w:sz="4"/>
+              <w:left w:val="single" w:color="999999" w:sz="4"/>
+              <w:bottom w:val="single" w:color="999999" w:sz="4"/>
+              <w:right w:val="single" w:color="999999" w:sz="4"/>
+            </w:tcBorders>
+            <w:tcMar>
+              <w:top w:type="dxa" w:w="60"/>
+              <w:left w:type="dxa" w:w="90"/>
+              <w:bottom w:type="dxa" w:w="60"/>
+              <w:right w:type="dxa" w:w="90"/>
+            </w:tcMar>
+          </w:tcPr>
+          <w:p>
+            <w:pPr>
+              <w:spacing w:after="20" w:before="20"/>
+            </w:pPr>
+            <w:r>
+              <w:rPr>
+                <w:rFonts w:ascii="맑은 고딕" w:cs="맑은 고딕" w:eastAsia="맑은 고딕" w:hAnsi="맑은 고딕"/>
+                <w:b w:val="false"/>
+                <w:bCs w:val="false"/>
+                <w:sz w:val="18"/>
+                <w:szCs w:val="18"/>
+              </w:rPr>
+              <w:t xml:space="preserve">자격증</w:t>
+            </w:r>
+          </w:p>
+        </w:tc>
+        <w:tc>
+          <w:tcPr>
+            <w:tcW w:type="dxa" w:w="1402"/>
+            <w:tcBorders>
+              <w:top w:val="single" w:color="999999" w:sz="4"/>
+              <w:left w:val="single" w:color="999999" w:sz="4"/>
+              <w:bottom w:val="single" w:color="999999" w:sz="4"/>
+              <w:right w:val="single" w:color="999999" w:sz="4"/>
+            </w:tcBorders>
+            <w:tcMar>
+              <w:top w:type="dxa" w:w="60"/>
+              <w:left w:type="dxa" w:w="90"/>
+              <w:bottom w:type="dxa" w:w="60"/>
+              <w:right w:type="dxa" w:w="90"/>
+            </w:tcMar>
+          </w:tcPr>
+          <w:p>
+            <w:pPr>
+              <w:spacing w:after="20" w:before="20"/>
+            </w:pPr>
+            <w:r>
+              <w:rPr>
+                <w:rFonts w:ascii="맑은 고딕" w:cs="맑은 고딕" w:eastAsia="맑은 고딕" w:hAnsi="맑은 고딕"/>
+                <w:b w:val="false"/>
+                <w:bCs w:val="false"/>
+                <w:sz w:val="18"/>
+                <w:szCs w:val="18"/>
+              </w:rPr>
+              <w:t xml:space="preserve">6.3</w:t>
+            </w:r>
+          </w:p>
+        </w:tc>
+      </w:tr>
+      <w:tr>
+        <w:trPr>
+          <w:tblHeader w:val="false"/>
+        </w:trPr>
+        <w:tc>
+          <w:tcPr>
+            <w:tcW w:type="dxa" w:w="1318"/>
+            <w:tcBorders>
+              <w:top w:val="single" w:color="999999" w:sz="4"/>
+              <w:left w:val="single" w:color="999999" w:sz="4"/>
+              <w:bottom w:val="single" w:color="999999" w:sz="4"/>
+              <w:right w:val="single" w:color="999999" w:sz="4"/>
+            </w:tcBorders>
+            <w:tcMar>
+              <w:top w:type="dxa" w:w="60"/>
+              <w:left w:type="dxa" w:w="90"/>
+              <w:bottom w:type="dxa" w:w="60"/>
+              <w:right w:type="dxa" w:w="90"/>
+            </w:tcMar>
+          </w:tcPr>
+          <w:p>
+            <w:pPr>
+              <w:spacing w:after="20" w:before="20"/>
+            </w:pPr>
+            <w:r>
+              <w:rPr>
+                <w:rFonts w:ascii="맑은 고딕" w:cs="맑은 고딕" w:eastAsia="맑은 고딕" w:hAnsi="맑은 고딕"/>
+                <w:b w:val="false"/>
+                <w:bCs w:val="false"/>
+                <w:sz w:val="18"/>
+                <w:szCs w:val="18"/>
+              </w:rPr>
+              <w:t xml:space="preserve">↓</w:t>
+            </w:r>
+          </w:p>
+        </w:tc>
+        <w:tc>
+          <w:tcPr>
+            <w:tcW w:type="dxa" w:w="1812"/>
+            <w:tcBorders>
+              <w:top w:val="single" w:color="999999" w:sz="4"/>
+              <w:left w:val="single" w:color="999999" w:sz="4"/>
+              <w:bottom w:val="single" w:color="999999" w:sz="4"/>
+              <w:right w:val="single" w:color="999999" w:sz="4"/>
+            </w:tcBorders>
+            <w:tcMar>
+              <w:top w:type="dxa" w:w="60"/>
+              <w:left w:type="dxa" w:w="90"/>
+              <w:bottom w:type="dxa" w:w="60"/>
+              <w:right w:type="dxa" w:w="90"/>
+            </w:tcMar>
+          </w:tcPr>
+          <w:p>
+            <w:pPr>
+              <w:spacing w:after="20" w:before="20"/>
+            </w:pPr>
+            <w:r>
+              <w:rPr>
+                <w:rFonts w:ascii="맑은 고딕" w:cs="맑은 고딕" w:eastAsia="맑은 고딕" w:hAnsi="맑은 고딕"/>
+                <w:sz w:val="18"/>
+                <w:szCs w:val="18"/>
+              </w:rPr>
+              <w:t xml:space="preserve"/>
+            </w:r>
+          </w:p>
+        </w:tc>
+        <w:tc>
+          <w:tcPr>
+            <w:tcW w:type="dxa" w:w="3295"/>
+            <w:tcBorders>
+              <w:top w:val="single" w:color="999999" w:sz="4"/>
+              <w:left w:val="single" w:color="999999" w:sz="4"/>
+              <w:bottom w:val="single" w:color="999999" w:sz="4"/>
+              <w:right w:val="single" w:color="999999" w:sz="4"/>
+            </w:tcBorders>
+            <w:tcMar>
+              <w:top w:type="dxa" w:w="60"/>
+              <w:left w:type="dxa" w:w="90"/>
+              <w:bottom w:type="dxa" w:w="60"/>
+              <w:right w:type="dxa" w:w="90"/>
+            </w:tcMar>
+          </w:tcPr>
+          <w:p>
+            <w:pPr>
+              <w:spacing w:after="20" w:before="20"/>
+            </w:pPr>
+            <w:r>
+              <w:rPr>
+                <w:rFonts w:ascii="맑은 고딕" w:cs="맑은 고딕" w:eastAsia="맑은 고딕" w:hAnsi="맑은 고딕"/>
+                <w:sz w:val="18"/>
+                <w:szCs w:val="18"/>
+              </w:rPr>
+              <w:t xml:space="preserve"/>
+            </w:r>
+          </w:p>
+        </w:tc>
+        <w:tc>
+          <w:tcPr>
+            <w:tcW w:type="dxa" w:w="1812"/>
+            <w:tcBorders>
+              <w:top w:val="single" w:color="999999" w:sz="4"/>
+              <w:left w:val="single" w:color="999999" w:sz="4"/>
+              <w:bottom w:val="single" w:color="999999" w:sz="4"/>
+              <w:right w:val="single" w:color="999999" w:sz="4"/>
+            </w:tcBorders>
+            <w:tcMar>
+              <w:top w:type="dxa" w:w="60"/>
+              <w:left w:type="dxa" w:w="90"/>
+              <w:bottom w:type="dxa" w:w="60"/>
+              <w:right w:type="dxa" w:w="90"/>
+            </w:tcMar>
+          </w:tcPr>
+          <w:p>
+            <w:pPr>
+              <w:spacing w:after="20" w:before="20"/>
+            </w:pPr>
+            <w:r>
+              <w:rPr>
+                <w:rFonts w:ascii="맑은 고딕" w:cs="맑은 고딕" w:eastAsia="맑은 고딕" w:hAnsi="맑은 고딕"/>
+                <w:sz w:val="18"/>
+                <w:szCs w:val="18"/>
+              </w:rPr>
+              <w:t xml:space="preserve"/>
+            </w:r>
+          </w:p>
+        </w:tc>
+        <w:tc>
+          <w:tcPr>
+            <w:tcW w:type="dxa" w:w="1402"/>
+            <w:tcBorders>
+              <w:top w:val="single" w:color="999999" w:sz="4"/>
+              <w:left w:val="single" w:color="999999" w:sz="4"/>
+              <w:bottom w:val="single" w:color="999999" w:sz="4"/>
+              <w:right w:val="single" w:color="999999" w:sz="4"/>
+            </w:tcBorders>
+            <w:tcMar>
+              <w:top w:type="dxa" w:w="60"/>
+              <w:left w:type="dxa" w:w="90"/>
+              <w:bottom w:type="dxa" w:w="60"/>
+              <w:right w:type="dxa" w:w="90"/>
+            </w:tcMar>
+          </w:tcPr>
+          <w:p>
+            <w:pPr>
+              <w:spacing w:after="20" w:before="20"/>
+            </w:pPr>
+            <w:r>
+              <w:rPr>
+                <w:rFonts w:ascii="맑은 고딕" w:cs="맑은 고딕" w:eastAsia="맑은 고딕" w:hAnsi="맑은 고딕"/>
+                <w:sz w:val="18"/>
+                <w:szCs w:val="18"/>
+              </w:rPr>
+              <w:t xml:space="preserve"/>
+            </w:r>
+          </w:p>
+        </w:tc>
+      </w:tr>
+      <w:tr>
+        <w:trPr>
+          <w:tblHeader w:val="false"/>
+        </w:trPr>
+        <w:tc>
+          <w:tcPr>
+            <w:tcW w:type="dxa" w:w="1318"/>
+            <w:tcBorders>
+              <w:top w:val="single" w:color="999999" w:sz="4"/>
+              <w:left w:val="single" w:color="999999" w:sz="4"/>
+              <w:bottom w:val="single" w:color="999999" w:sz="4"/>
+              <w:right w:val="single" w:color="999999" w:sz="4"/>
+            </w:tcBorders>
+            <w:tcMar>
+              <w:top w:type="dxa" w:w="60"/>
+              <w:left w:type="dxa" w:w="90"/>
+              <w:bottom w:type="dxa" w:w="60"/>
+              <w:right w:type="dxa" w:w="90"/>
+            </w:tcMar>
+          </w:tcPr>
+          <w:p>
+            <w:pPr>
+              <w:spacing w:after="20" w:before="20"/>
+            </w:pPr>
+            <w:r>
+              <w:rPr>
+                <w:rFonts w:ascii="맑은 고딕" w:cs="맑은 고딕" w:eastAsia="맑은 고딕" w:hAnsi="맑은 고딕"/>
+                <w:b w:val="false"/>
+                <w:bCs w:val="false"/>
+                <w:sz w:val="18"/>
+                <w:szCs w:val="18"/>
+              </w:rPr>
+              <w:t xml:space="preserve">NDE Level Ⅲ / QA</w:t>
+            </w:r>
+          </w:p>
+        </w:tc>
+        <w:tc>
+          <w:tcPr>
+            <w:tcW w:type="dxa" w:w="1812"/>
+            <w:tcBorders>
+              <w:top w:val="single" w:color="999999" w:sz="4"/>
+              <w:left w:val="single" w:color="999999" w:sz="4"/>
+              <w:bottom w:val="single" w:color="999999" w:sz="4"/>
+              <w:right w:val="single" w:color="999999" w:sz="4"/>
+            </w:tcBorders>
+            <w:tcMar>
+              <w:top w:type="dxa" w:w="60"/>
+              <w:left w:type="dxa" w:w="90"/>
+              <w:bottom w:type="dxa" w:w="60"/>
+              <w:right w:type="dxa" w:w="90"/>
+            </w:tcMar>
+          </w:tcPr>
+          <w:p>
+            <w:pPr>
+              <w:spacing w:after="20" w:before="20"/>
+            </w:pPr>
+            <w:r>
+              <w:rPr>
+                <w:rFonts w:ascii="맑은 고딕" w:cs="맑은 고딕" w:eastAsia="맑은 고딕" w:hAnsi="맑은 고딕"/>
+                <w:b w:val="false"/>
+                <w:bCs w:val="false"/>
+                <w:sz w:val="18"/>
+                <w:szCs w:val="18"/>
+              </w:rPr>
+              <w:t xml:space="preserve">전 기록</w:t>
+            </w:r>
+          </w:p>
+        </w:tc>
+        <w:tc>
+          <w:tcPr>
+            <w:tcW w:type="dxa" w:w="3295"/>
+            <w:tcBorders>
+              <w:top w:val="single" w:color="999999" w:sz="4"/>
+              <w:left w:val="single" w:color="999999" w:sz="4"/>
+              <w:bottom w:val="single" w:color="999999" w:sz="4"/>
+              <w:right w:val="single" w:color="999999" w:sz="4"/>
+            </w:tcBorders>
+            <w:tcMar>
+              <w:top w:type="dxa" w:w="60"/>
+              <w:left w:type="dxa" w:w="90"/>
+              <w:bottom w:type="dxa" w:w="60"/>
+              <w:right w:type="dxa" w:w="90"/>
+            </w:tcMar>
+          </w:tcPr>
+          <w:p>
+            <w:pPr>
+              <w:spacing w:after="20" w:before="20"/>
+            </w:pPr>
+            <w:r>
+              <w:rPr>
+                <w:rFonts w:ascii="맑은 고딕" w:cs="맑은 고딕" w:eastAsia="맑은 고딕" w:hAnsi="맑은 고딕"/>
+                <w:b w:val="false"/>
+                <w:bCs w:val="false"/>
+                <w:sz w:val="18"/>
+                <w:szCs w:val="18"/>
+              </w:rPr>
+              <w:t xml:space="preserve">기록 보관 (퇴사 후 5년)</w:t>
+            </w:r>
+          </w:p>
+        </w:tc>
+        <w:tc>
+          <w:tcPr>
+            <w:tcW w:type="dxa" w:w="1812"/>
+            <w:tcBorders>
+              <w:top w:val="single" w:color="999999" w:sz="4"/>
+              <w:left w:val="single" w:color="999999" w:sz="4"/>
+              <w:bottom w:val="single" w:color="999999" w:sz="4"/>
+              <w:right w:val="single" w:color="999999" w:sz="4"/>
+            </w:tcBorders>
+            <w:tcMar>
+              <w:top w:type="dxa" w:w="60"/>
+              <w:left w:type="dxa" w:w="90"/>
+              <w:bottom w:type="dxa" w:w="60"/>
+              <w:right w:type="dxa" w:w="90"/>
+            </w:tcMar>
+          </w:tcPr>
+          <w:p>
+            <w:pPr>
+              <w:spacing w:after="20" w:before="20"/>
+            </w:pPr>
+            <w:r>
+              <w:rPr>
+                <w:rFonts w:ascii="맑은 고딕" w:cs="맑은 고딕" w:eastAsia="맑은 고딕" w:hAnsi="맑은 고딕"/>
+                <w:b w:val="false"/>
+                <w:bCs w:val="false"/>
+                <w:sz w:val="18"/>
+                <w:szCs w:val="18"/>
+              </w:rPr>
               <w:t xml:space="preserve">—</w:t>
+            </w:r>
+          </w:p>
+        </w:tc>
+        <w:tc>
+          <w:tcPr>
+            <w:tcW w:type="dxa" w:w="1402"/>
+            <w:tcBorders>
+              <w:top w:val="single" w:color="999999" w:sz="4"/>
+              <w:left w:val="single" w:color="999999" w:sz="4"/>
+              <w:bottom w:val="single" w:color="999999" w:sz="4"/>
+              <w:right w:val="single" w:color="999999" w:sz="4"/>
+            </w:tcBorders>
+            <w:tcMar>
+              <w:top w:type="dxa" w:w="60"/>
+              <w:left w:type="dxa" w:w="90"/>
+              <w:bottom w:type="dxa" w:w="60"/>
+              <w:right w:type="dxa" w:w="90"/>
+            </w:tcMar>
+          </w:tcPr>
+          <w:p>
+            <w:pPr>
+              <w:spacing w:after="20" w:before="20"/>
+            </w:pPr>
+            <w:r>
+              <w:rPr>
+                <w:rFonts w:ascii="맑은 고딕" w:cs="맑은 고딕" w:eastAsia="맑은 고딕" w:hAnsi="맑은 고딕"/>
+                <w:b w:val="false"/>
+                <w:bCs w:val="false"/>
+                <w:sz w:val="18"/>
+                <w:szCs w:val="18"/>
+              </w:rPr>
+              <w:t xml:space="preserve">8.1</w:t>
             </w:r>
           </w:p>
         </w:tc>
@@ -9924,6 +11190,1056 @@
           <w:sz w:val="20"/>
           <w:szCs w:val="20"/>
         </w:rPr>
+        <w:t xml:space="preserve">곁가지 — 재발급</w:t>
+      </w:r>
+      <w:r>
+        <w:rPr>
+          <w:rFonts w:ascii="맑은 고딕" w:cs="맑은 고딕" w:eastAsia="맑은 고딕" w:hAnsi="맑은 고딕"/>
+          <w:b w:val="false"/>
+          <w:bCs w:val="false"/>
+          <w:sz w:val="20"/>
+          <w:szCs w:val="20"/>
+        </w:rPr>
+        <w:t xml:space="preserve"> (자격증을 잃어버리거나 훼손한 경우)</w:t>
+      </w:r>
+    </w:p>
+    <w:p>
+      <w:pPr>
+        <w:spacing w:after="60"/>
+      </w:pPr>
+    </w:p>
+    <w:tbl>
+      <w:tblPr>
+        <w:tblW w:type="dxa" w:w="9639"/>
+        <w:tblBorders>
+          <w:top w:val="single" w:color="auto" w:sz="4"/>
+          <w:left w:val="single" w:color="auto" w:sz="4"/>
+          <w:bottom w:val="single" w:color="auto" w:sz="4"/>
+          <w:right w:val="single" w:color="auto" w:sz="4"/>
+          <w:insideH w:val="single" w:color="auto" w:sz="4"/>
+          <w:insideV w:val="single" w:color="auto" w:sz="4"/>
+        </w:tblBorders>
+      </w:tblPr>
+      <w:tblGrid>
+        <w:gridCol w:w="1772"/>
+        <w:gridCol w:w="775"/>
+        <w:gridCol w:w="3545"/>
+        <w:gridCol w:w="2215"/>
+        <w:gridCol w:w="1332"/>
+      </w:tblGrid>
+      <w:tr>
+        <w:trPr>
+          <w:tblHeader/>
+        </w:trPr>
+        <w:tc>
+          <w:tcPr>
+            <w:tcW w:type="dxa" w:w="1772"/>
+            <w:tcBorders>
+              <w:top w:val="single" w:color="999999" w:sz="4"/>
+              <w:left w:val="single" w:color="999999" w:sz="4"/>
+              <w:bottom w:val="single" w:color="999999" w:sz="4"/>
+              <w:right w:val="single" w:color="999999" w:sz="4"/>
+            </w:tcBorders>
+            <w:shd w:fill="EFEFEF" w:val="clear"/>
+            <w:tcMar>
+              <w:top w:type="dxa" w:w="60"/>
+              <w:left w:type="dxa" w:w="90"/>
+              <w:bottom w:type="dxa" w:w="60"/>
+              <w:right w:type="dxa" w:w="90"/>
+            </w:tcMar>
+          </w:tcPr>
+          <w:p>
+            <w:pPr>
+              <w:spacing w:after="20" w:before="20"/>
+            </w:pPr>
+            <w:r>
+              <w:rPr>
+                <w:rFonts w:ascii="맑은 고딕" w:cs="맑은 고딕" w:eastAsia="맑은 고딕" w:hAnsi="맑은 고딕"/>
+                <w:b/>
+                <w:bCs/>
+                <w:sz w:val="18"/>
+                <w:szCs w:val="18"/>
+              </w:rPr>
+              <w:t xml:space="preserve">담당</w:t>
+            </w:r>
+          </w:p>
+        </w:tc>
+        <w:tc>
+          <w:tcPr>
+            <w:tcW w:type="dxa" w:w="775"/>
+            <w:tcBorders>
+              <w:top w:val="single" w:color="999999" w:sz="4"/>
+              <w:left w:val="single" w:color="999999" w:sz="4"/>
+              <w:bottom w:val="single" w:color="999999" w:sz="4"/>
+              <w:right w:val="single" w:color="999999" w:sz="4"/>
+            </w:tcBorders>
+            <w:shd w:fill="EFEFEF" w:val="clear"/>
+            <w:tcMar>
+              <w:top w:type="dxa" w:w="60"/>
+              <w:left w:type="dxa" w:w="90"/>
+              <w:bottom w:type="dxa" w:w="60"/>
+              <w:right w:type="dxa" w:w="90"/>
+            </w:tcMar>
+          </w:tcPr>
+          <w:p>
+            <w:pPr>
+              <w:spacing w:after="20" w:before="20"/>
+            </w:pPr>
+            <w:r>
+              <w:rPr>
+                <w:rFonts w:ascii="맑은 고딕" w:cs="맑은 고딕" w:eastAsia="맑은 고딕" w:hAnsi="맑은 고딕"/>
+                <w:b/>
+                <w:bCs/>
+                <w:sz w:val="18"/>
+                <w:szCs w:val="18"/>
+              </w:rPr>
+              <w:t xml:space="preserve">입력</w:t>
+            </w:r>
+          </w:p>
+        </w:tc>
+        <w:tc>
+          <w:tcPr>
+            <w:tcW w:type="dxa" w:w="3545"/>
+            <w:tcBorders>
+              <w:top w:val="single" w:color="999999" w:sz="4"/>
+              <w:left w:val="single" w:color="999999" w:sz="4"/>
+              <w:bottom w:val="single" w:color="999999" w:sz="4"/>
+              <w:right w:val="single" w:color="999999" w:sz="4"/>
+            </w:tcBorders>
+            <w:shd w:fill="EFEFEF" w:val="clear"/>
+            <w:tcMar>
+              <w:top w:type="dxa" w:w="60"/>
+              <w:left w:type="dxa" w:w="90"/>
+              <w:bottom w:type="dxa" w:w="60"/>
+              <w:right w:type="dxa" w:w="90"/>
+            </w:tcMar>
+          </w:tcPr>
+          <w:p>
+            <w:pPr>
+              <w:spacing w:after="20" w:before="20"/>
+            </w:pPr>
+            <w:r>
+              <w:rPr>
+                <w:rFonts w:ascii="맑은 고딕" w:cs="맑은 고딕" w:eastAsia="맑은 고딕" w:hAnsi="맑은 고딕"/>
+                <w:b/>
+                <w:bCs/>
+                <w:sz w:val="18"/>
+                <w:szCs w:val="18"/>
+              </w:rPr>
+              <w:t xml:space="preserve">업무</w:t>
+            </w:r>
+          </w:p>
+        </w:tc>
+        <w:tc>
+          <w:tcPr>
+            <w:tcW w:type="dxa" w:w="2215"/>
+            <w:tcBorders>
+              <w:top w:val="single" w:color="999999" w:sz="4"/>
+              <w:left w:val="single" w:color="999999" w:sz="4"/>
+              <w:bottom w:val="single" w:color="999999" w:sz="4"/>
+              <w:right w:val="single" w:color="999999" w:sz="4"/>
+            </w:tcBorders>
+            <w:shd w:fill="EFEFEF" w:val="clear"/>
+            <w:tcMar>
+              <w:top w:type="dxa" w:w="60"/>
+              <w:left w:type="dxa" w:w="90"/>
+              <w:bottom w:type="dxa" w:w="60"/>
+              <w:right w:type="dxa" w:w="90"/>
+            </w:tcMar>
+          </w:tcPr>
+          <w:p>
+            <w:pPr>
+              <w:spacing w:after="20" w:before="20"/>
+            </w:pPr>
+            <w:r>
+              <w:rPr>
+                <w:rFonts w:ascii="맑은 고딕" w:cs="맑은 고딕" w:eastAsia="맑은 고딕" w:hAnsi="맑은 고딕"/>
+                <w:b/>
+                <w:bCs/>
+                <w:sz w:val="18"/>
+                <w:szCs w:val="18"/>
+              </w:rPr>
+              <w:t xml:space="preserve">출력</w:t>
+            </w:r>
+          </w:p>
+        </w:tc>
+        <w:tc>
+          <w:tcPr>
+            <w:tcW w:type="dxa" w:w="1332"/>
+            <w:tcBorders>
+              <w:top w:val="single" w:color="999999" w:sz="4"/>
+              <w:left w:val="single" w:color="999999" w:sz="4"/>
+              <w:bottom w:val="single" w:color="999999" w:sz="4"/>
+              <w:right w:val="single" w:color="999999" w:sz="4"/>
+            </w:tcBorders>
+            <w:shd w:fill="EFEFEF" w:val="clear"/>
+            <w:tcMar>
+              <w:top w:type="dxa" w:w="60"/>
+              <w:left w:type="dxa" w:w="90"/>
+              <w:bottom w:type="dxa" w:w="60"/>
+              <w:right w:type="dxa" w:w="90"/>
+            </w:tcMar>
+          </w:tcPr>
+          <w:p>
+            <w:pPr>
+              <w:spacing w:after="20" w:before="20"/>
+            </w:pPr>
+            <w:r>
+              <w:rPr>
+                <w:rFonts w:ascii="맑은 고딕" w:cs="맑은 고딕" w:eastAsia="맑은 고딕" w:hAnsi="맑은 고딕"/>
+                <w:b/>
+                <w:bCs/>
+                <w:sz w:val="18"/>
+                <w:szCs w:val="18"/>
+              </w:rPr>
+              <w:t xml:space="preserve">근거</w:t>
+            </w:r>
+          </w:p>
+        </w:tc>
+      </w:tr>
+      <w:tr>
+        <w:trPr>
+          <w:tblHeader w:val="false"/>
+        </w:trPr>
+        <w:tc>
+          <w:tcPr>
+            <w:tcW w:type="dxa" w:w="1772"/>
+            <w:tcBorders>
+              <w:top w:val="single" w:color="999999" w:sz="4"/>
+              <w:left w:val="single" w:color="999999" w:sz="4"/>
+              <w:bottom w:val="single" w:color="999999" w:sz="4"/>
+              <w:right w:val="single" w:color="999999" w:sz="4"/>
+            </w:tcBorders>
+            <w:tcMar>
+              <w:top w:type="dxa" w:w="60"/>
+              <w:left w:type="dxa" w:w="90"/>
+              <w:bottom w:type="dxa" w:w="60"/>
+              <w:right w:type="dxa" w:w="90"/>
+            </w:tcMar>
+          </w:tcPr>
+          <w:p>
+            <w:pPr>
+              <w:spacing w:after="20" w:before="20"/>
+            </w:pPr>
+            <w:r>
+              <w:rPr>
+                <w:rFonts w:ascii="맑은 고딕" w:cs="맑은 고딕" w:eastAsia="맑은 고딕" w:hAnsi="맑은 고딕"/>
+                <w:b w:val="false"/>
+                <w:bCs w:val="false"/>
+                <w:sz w:val="18"/>
+                <w:szCs w:val="18"/>
+              </w:rPr>
+              <w:t xml:space="preserve">본인</w:t>
+            </w:r>
+          </w:p>
+        </w:tc>
+        <w:tc>
+          <w:tcPr>
+            <w:tcW w:type="dxa" w:w="775"/>
+            <w:tcBorders>
+              <w:top w:val="single" w:color="999999" w:sz="4"/>
+              <w:left w:val="single" w:color="999999" w:sz="4"/>
+              <w:bottom w:val="single" w:color="999999" w:sz="4"/>
+              <w:right w:val="single" w:color="999999" w:sz="4"/>
+            </w:tcBorders>
+            <w:tcMar>
+              <w:top w:type="dxa" w:w="60"/>
+              <w:left w:type="dxa" w:w="90"/>
+              <w:bottom w:type="dxa" w:w="60"/>
+              <w:right w:type="dxa" w:w="90"/>
+            </w:tcMar>
+          </w:tcPr>
+          <w:p>
+            <w:pPr>
+              <w:spacing w:after="20" w:before="20"/>
+            </w:pPr>
+            <w:r>
+              <w:rPr>
+                <w:rFonts w:ascii="맑은 고딕" w:cs="맑은 고딕" w:eastAsia="맑은 고딕" w:hAnsi="맑은 고딕"/>
+                <w:b w:val="false"/>
+                <w:bCs w:val="false"/>
+                <w:sz w:val="18"/>
+                <w:szCs w:val="18"/>
+              </w:rPr>
+              <w:t xml:space="preserve">—</w:t>
+            </w:r>
+          </w:p>
+        </w:tc>
+        <w:tc>
+          <w:tcPr>
+            <w:tcW w:type="dxa" w:w="3545"/>
+            <w:tcBorders>
+              <w:top w:val="single" w:color="999999" w:sz="4"/>
+              <w:left w:val="single" w:color="999999" w:sz="4"/>
+              <w:bottom w:val="single" w:color="999999" w:sz="4"/>
+              <w:right w:val="single" w:color="999999" w:sz="4"/>
+            </w:tcBorders>
+            <w:tcMar>
+              <w:top w:type="dxa" w:w="60"/>
+              <w:left w:type="dxa" w:w="90"/>
+              <w:bottom w:type="dxa" w:w="60"/>
+              <w:right w:type="dxa" w:w="90"/>
+            </w:tcMar>
+          </w:tcPr>
+          <w:p>
+            <w:pPr>
+              <w:spacing w:after="20" w:before="20"/>
+            </w:pPr>
+            <w:r>
+              <w:rPr>
+                <w:rFonts w:ascii="맑은 고딕" w:cs="맑은 고딕" w:eastAsia="맑은 고딕" w:hAnsi="맑은 고딕"/>
+                <w:b w:val="false"/>
+                <w:bCs w:val="false"/>
+                <w:sz w:val="18"/>
+                <w:szCs w:val="18"/>
+              </w:rPr>
+              <w:t xml:space="preserve">재발급 신청</w:t>
+            </w:r>
+          </w:p>
+        </w:tc>
+        <w:tc>
+          <w:tcPr>
+            <w:tcW w:type="dxa" w:w="2215"/>
+            <w:tcBorders>
+              <w:top w:val="single" w:color="999999" w:sz="4"/>
+              <w:left w:val="single" w:color="999999" w:sz="4"/>
+              <w:bottom w:val="single" w:color="999999" w:sz="4"/>
+              <w:right w:val="single" w:color="999999" w:sz="4"/>
+            </w:tcBorders>
+            <w:tcMar>
+              <w:top w:type="dxa" w:w="60"/>
+              <w:left w:type="dxa" w:w="90"/>
+              <w:bottom w:type="dxa" w:w="60"/>
+              <w:right w:type="dxa" w:w="90"/>
+            </w:tcMar>
+          </w:tcPr>
+          <w:p>
+            <w:pPr>
+              <w:spacing w:after="20" w:before="20"/>
+            </w:pPr>
+            <w:r>
+              <w:rPr>
+                <w:rFonts w:ascii="맑은 고딕" w:cs="맑은 고딕" w:eastAsia="맑은 고딕" w:hAnsi="맑은 고딕"/>
+                <w:b w:val="false"/>
+                <w:bCs w:val="false"/>
+                <w:sz w:val="18"/>
+                <w:szCs w:val="18"/>
+              </w:rPr>
+              <w:t xml:space="preserve">재발급 신청서 (E03-02)</w:t>
+            </w:r>
+          </w:p>
+        </w:tc>
+        <w:tc>
+          <w:tcPr>
+            <w:tcW w:type="dxa" w:w="1332"/>
+            <w:tcBorders>
+              <w:top w:val="single" w:color="999999" w:sz="4"/>
+              <w:left w:val="single" w:color="999999" w:sz="4"/>
+              <w:bottom w:val="single" w:color="999999" w:sz="4"/>
+              <w:right w:val="single" w:color="999999" w:sz="4"/>
+            </w:tcBorders>
+            <w:tcMar>
+              <w:top w:type="dxa" w:w="60"/>
+              <w:left w:type="dxa" w:w="90"/>
+              <w:bottom w:type="dxa" w:w="60"/>
+              <w:right w:type="dxa" w:w="90"/>
+            </w:tcMar>
+          </w:tcPr>
+          <w:p>
+            <w:pPr>
+              <w:spacing w:after="20" w:before="20"/>
+            </w:pPr>
+            <w:r>
+              <w:rPr>
+                <w:rFonts w:ascii="맑은 고딕" w:cs="맑은 고딕" w:eastAsia="맑은 고딕" w:hAnsi="맑은 고딕"/>
+                <w:b w:val="false"/>
+                <w:bCs w:val="false"/>
+                <w:sz w:val="18"/>
+                <w:szCs w:val="18"/>
+              </w:rPr>
+              <w:t xml:space="preserve">5.5.1</w:t>
+            </w:r>
+          </w:p>
+        </w:tc>
+      </w:tr>
+      <w:tr>
+        <w:trPr>
+          <w:tblHeader w:val="false"/>
+        </w:trPr>
+        <w:tc>
+          <w:tcPr>
+            <w:tcW w:type="dxa" w:w="1772"/>
+            <w:tcBorders>
+              <w:top w:val="single" w:color="999999" w:sz="4"/>
+              <w:left w:val="single" w:color="999999" w:sz="4"/>
+              <w:bottom w:val="single" w:color="999999" w:sz="4"/>
+              <w:right w:val="single" w:color="999999" w:sz="4"/>
+            </w:tcBorders>
+            <w:tcMar>
+              <w:top w:type="dxa" w:w="60"/>
+              <w:left w:type="dxa" w:w="90"/>
+              <w:bottom w:type="dxa" w:w="60"/>
+              <w:right w:type="dxa" w:w="90"/>
+            </w:tcMar>
+          </w:tcPr>
+          <w:p>
+            <w:pPr>
+              <w:spacing w:after="20" w:before="20"/>
+            </w:pPr>
+            <w:r>
+              <w:rPr>
+                <w:rFonts w:ascii="맑은 고딕" w:cs="맑은 고딕" w:eastAsia="맑은 고딕" w:hAnsi="맑은 고딕"/>
+                <w:b w:val="false"/>
+                <w:bCs w:val="false"/>
+                <w:sz w:val="18"/>
+                <w:szCs w:val="18"/>
+              </w:rPr>
+              <w:t xml:space="preserve">↓</w:t>
+            </w:r>
+          </w:p>
+        </w:tc>
+        <w:tc>
+          <w:tcPr>
+            <w:tcW w:type="dxa" w:w="775"/>
+            <w:tcBorders>
+              <w:top w:val="single" w:color="999999" w:sz="4"/>
+              <w:left w:val="single" w:color="999999" w:sz="4"/>
+              <w:bottom w:val="single" w:color="999999" w:sz="4"/>
+              <w:right w:val="single" w:color="999999" w:sz="4"/>
+            </w:tcBorders>
+            <w:tcMar>
+              <w:top w:type="dxa" w:w="60"/>
+              <w:left w:type="dxa" w:w="90"/>
+              <w:bottom w:type="dxa" w:w="60"/>
+              <w:right w:type="dxa" w:w="90"/>
+            </w:tcMar>
+          </w:tcPr>
+          <w:p>
+            <w:pPr>
+              <w:spacing w:after="20" w:before="20"/>
+            </w:pPr>
+            <w:r>
+              <w:rPr>
+                <w:rFonts w:ascii="맑은 고딕" w:cs="맑은 고딕" w:eastAsia="맑은 고딕" w:hAnsi="맑은 고딕"/>
+                <w:sz w:val="18"/>
+                <w:szCs w:val="18"/>
+              </w:rPr>
+              <w:t xml:space="preserve"/>
+            </w:r>
+          </w:p>
+        </w:tc>
+        <w:tc>
+          <w:tcPr>
+            <w:tcW w:type="dxa" w:w="3545"/>
+            <w:tcBorders>
+              <w:top w:val="single" w:color="999999" w:sz="4"/>
+              <w:left w:val="single" w:color="999999" w:sz="4"/>
+              <w:bottom w:val="single" w:color="999999" w:sz="4"/>
+              <w:right w:val="single" w:color="999999" w:sz="4"/>
+            </w:tcBorders>
+            <w:tcMar>
+              <w:top w:type="dxa" w:w="60"/>
+              <w:left w:type="dxa" w:w="90"/>
+              <w:bottom w:type="dxa" w:w="60"/>
+              <w:right w:type="dxa" w:w="90"/>
+            </w:tcMar>
+          </w:tcPr>
+          <w:p>
+            <w:pPr>
+              <w:spacing w:after="20" w:before="20"/>
+            </w:pPr>
+            <w:r>
+              <w:rPr>
+                <w:rFonts w:ascii="맑은 고딕" w:cs="맑은 고딕" w:eastAsia="맑은 고딕" w:hAnsi="맑은 고딕"/>
+                <w:sz w:val="18"/>
+                <w:szCs w:val="18"/>
+              </w:rPr>
+              <w:t xml:space="preserve"/>
+            </w:r>
+          </w:p>
+        </w:tc>
+        <w:tc>
+          <w:tcPr>
+            <w:tcW w:type="dxa" w:w="2215"/>
+            <w:tcBorders>
+              <w:top w:val="single" w:color="999999" w:sz="4"/>
+              <w:left w:val="single" w:color="999999" w:sz="4"/>
+              <w:bottom w:val="single" w:color="999999" w:sz="4"/>
+              <w:right w:val="single" w:color="999999" w:sz="4"/>
+            </w:tcBorders>
+            <w:tcMar>
+              <w:top w:type="dxa" w:w="60"/>
+              <w:left w:type="dxa" w:w="90"/>
+              <w:bottom w:type="dxa" w:w="60"/>
+              <w:right w:type="dxa" w:w="90"/>
+            </w:tcMar>
+          </w:tcPr>
+          <w:p>
+            <w:pPr>
+              <w:spacing w:after="20" w:before="20"/>
+            </w:pPr>
+            <w:r>
+              <w:rPr>
+                <w:rFonts w:ascii="맑은 고딕" w:cs="맑은 고딕" w:eastAsia="맑은 고딕" w:hAnsi="맑은 고딕"/>
+                <w:sz w:val="18"/>
+                <w:szCs w:val="18"/>
+              </w:rPr>
+              <w:t xml:space="preserve"/>
+            </w:r>
+          </w:p>
+        </w:tc>
+        <w:tc>
+          <w:tcPr>
+            <w:tcW w:type="dxa" w:w="1332"/>
+            <w:tcBorders>
+              <w:top w:val="single" w:color="999999" w:sz="4"/>
+              <w:left w:val="single" w:color="999999" w:sz="4"/>
+              <w:bottom w:val="single" w:color="999999" w:sz="4"/>
+              <w:right w:val="single" w:color="999999" w:sz="4"/>
+            </w:tcBorders>
+            <w:tcMar>
+              <w:top w:type="dxa" w:w="60"/>
+              <w:left w:type="dxa" w:w="90"/>
+              <w:bottom w:type="dxa" w:w="60"/>
+              <w:right w:type="dxa" w:w="90"/>
+            </w:tcMar>
+          </w:tcPr>
+          <w:p>
+            <w:pPr>
+              <w:spacing w:after="20" w:before="20"/>
+            </w:pPr>
+            <w:r>
+              <w:rPr>
+                <w:rFonts w:ascii="맑은 고딕" w:cs="맑은 고딕" w:eastAsia="맑은 고딕" w:hAnsi="맑은 고딕"/>
+                <w:sz w:val="18"/>
+                <w:szCs w:val="18"/>
+              </w:rPr>
+              <w:t xml:space="preserve"/>
+            </w:r>
+          </w:p>
+        </w:tc>
+      </w:tr>
+      <w:tr>
+        <w:trPr>
+          <w:tblHeader w:val="false"/>
+        </w:trPr>
+        <w:tc>
+          <w:tcPr>
+            <w:tcW w:type="dxa" w:w="1772"/>
+            <w:tcBorders>
+              <w:top w:val="single" w:color="999999" w:sz="4"/>
+              <w:left w:val="single" w:color="999999" w:sz="4"/>
+              <w:bottom w:val="single" w:color="999999" w:sz="4"/>
+              <w:right w:val="single" w:color="999999" w:sz="4"/>
+            </w:tcBorders>
+            <w:tcMar>
+              <w:top w:type="dxa" w:w="60"/>
+              <w:left w:type="dxa" w:w="90"/>
+              <w:bottom w:type="dxa" w:w="60"/>
+              <w:right w:type="dxa" w:w="90"/>
+            </w:tcMar>
+          </w:tcPr>
+          <w:p>
+            <w:pPr>
+              <w:spacing w:after="20" w:before="20"/>
+            </w:pPr>
+            <w:r>
+              <w:rPr>
+                <w:rFonts w:ascii="맑은 고딕" w:cs="맑은 고딕" w:eastAsia="맑은 고딕" w:hAnsi="맑은 고딕"/>
+                <w:b w:val="false"/>
+                <w:bCs w:val="false"/>
+                <w:sz w:val="18"/>
+                <w:szCs w:val="18"/>
+              </w:rPr>
+              <w:t xml:space="preserve">대표 NDE Level Ⅲ</w:t>
+            </w:r>
+          </w:p>
+        </w:tc>
+        <w:tc>
+          <w:tcPr>
+            <w:tcW w:type="dxa" w:w="775"/>
+            <w:tcBorders>
+              <w:top w:val="single" w:color="999999" w:sz="4"/>
+              <w:left w:val="single" w:color="999999" w:sz="4"/>
+              <w:bottom w:val="single" w:color="999999" w:sz="4"/>
+              <w:right w:val="single" w:color="999999" w:sz="4"/>
+            </w:tcBorders>
+            <w:tcMar>
+              <w:top w:type="dxa" w:w="60"/>
+              <w:left w:type="dxa" w:w="90"/>
+              <w:bottom w:type="dxa" w:w="60"/>
+              <w:right w:type="dxa" w:w="90"/>
+            </w:tcMar>
+          </w:tcPr>
+          <w:p>
+            <w:pPr>
+              <w:spacing w:after="20" w:before="20"/>
+            </w:pPr>
+            <w:r>
+              <w:rPr>
+                <w:rFonts w:ascii="맑은 고딕" w:cs="맑은 고딕" w:eastAsia="맑은 고딕" w:hAnsi="맑은 고딕"/>
+                <w:b w:val="false"/>
+                <w:bCs w:val="false"/>
+                <w:sz w:val="18"/>
+                <w:szCs w:val="18"/>
+              </w:rPr>
+              <w:t xml:space="preserve">재발급 신청서</w:t>
+            </w:r>
+          </w:p>
+        </w:tc>
+        <w:tc>
+          <w:tcPr>
+            <w:tcW w:type="dxa" w:w="3545"/>
+            <w:tcBorders>
+              <w:top w:val="single" w:color="999999" w:sz="4"/>
+              <w:left w:val="single" w:color="999999" w:sz="4"/>
+              <w:bottom w:val="single" w:color="999999" w:sz="4"/>
+              <w:right w:val="single" w:color="999999" w:sz="4"/>
+            </w:tcBorders>
+            <w:tcMar>
+              <w:top w:type="dxa" w:w="60"/>
+              <w:left w:type="dxa" w:w="90"/>
+              <w:bottom w:type="dxa" w:w="60"/>
+              <w:right w:type="dxa" w:w="90"/>
+            </w:tcMar>
+          </w:tcPr>
+          <w:p>
+            <w:pPr>
+              <w:spacing w:after="20" w:before="20"/>
+            </w:pPr>
+            <w:r>
+              <w:rPr>
+                <w:rFonts w:ascii="맑은 고딕" w:cs="맑은 고딕" w:eastAsia="맑은 고딕" w:hAnsi="맑은 고딕"/>
+                <w:b w:val="false"/>
+                <w:bCs w:val="false"/>
+                <w:sz w:val="18"/>
+                <w:szCs w:val="18"/>
+              </w:rPr>
+              <w:t xml:space="preserve">승인</w:t>
+            </w:r>
+          </w:p>
+        </w:tc>
+        <w:tc>
+          <w:tcPr>
+            <w:tcW w:type="dxa" w:w="2215"/>
+            <w:tcBorders>
+              <w:top w:val="single" w:color="999999" w:sz="4"/>
+              <w:left w:val="single" w:color="999999" w:sz="4"/>
+              <w:bottom w:val="single" w:color="999999" w:sz="4"/>
+              <w:right w:val="single" w:color="999999" w:sz="4"/>
+            </w:tcBorders>
+            <w:tcMar>
+              <w:top w:type="dxa" w:w="60"/>
+              <w:left w:type="dxa" w:w="90"/>
+              <w:bottom w:type="dxa" w:w="60"/>
+              <w:right w:type="dxa" w:w="90"/>
+            </w:tcMar>
+          </w:tcPr>
+          <w:p>
+            <w:pPr>
+              <w:spacing w:after="20" w:before="20"/>
+            </w:pPr>
+            <w:r>
+              <w:rPr>
+                <w:rFonts w:ascii="맑은 고딕" w:cs="맑은 고딕" w:eastAsia="맑은 고딕" w:hAnsi="맑은 고딕"/>
+                <w:b w:val="false"/>
+                <w:bCs w:val="false"/>
+                <w:sz w:val="18"/>
+                <w:szCs w:val="18"/>
+              </w:rPr>
+              <w:t xml:space="preserve">승인된 신청서</w:t>
+            </w:r>
+          </w:p>
+        </w:tc>
+        <w:tc>
+          <w:tcPr>
+            <w:tcW w:type="dxa" w:w="1332"/>
+            <w:tcBorders>
+              <w:top w:val="single" w:color="999999" w:sz="4"/>
+              <w:left w:val="single" w:color="999999" w:sz="4"/>
+              <w:bottom w:val="single" w:color="999999" w:sz="4"/>
+              <w:right w:val="single" w:color="999999" w:sz="4"/>
+            </w:tcBorders>
+            <w:tcMar>
+              <w:top w:type="dxa" w:w="60"/>
+              <w:left w:type="dxa" w:w="90"/>
+              <w:bottom w:type="dxa" w:w="60"/>
+              <w:right w:type="dxa" w:w="90"/>
+            </w:tcMar>
+          </w:tcPr>
+          <w:p>
+            <w:pPr>
+              <w:spacing w:after="20" w:before="20"/>
+            </w:pPr>
+            <w:r>
+              <w:rPr>
+                <w:rFonts w:ascii="맑은 고딕" w:cs="맑은 고딕" w:eastAsia="맑은 고딕" w:hAnsi="맑은 고딕"/>
+                <w:b w:val="false"/>
+                <w:bCs w:val="false"/>
+                <w:sz w:val="18"/>
+                <w:szCs w:val="18"/>
+              </w:rPr>
+              <w:t xml:space="preserve">5.5.2</w:t>
+            </w:r>
+          </w:p>
+        </w:tc>
+      </w:tr>
+      <w:tr>
+        <w:trPr>
+          <w:tblHeader w:val="false"/>
+        </w:trPr>
+        <w:tc>
+          <w:tcPr>
+            <w:tcW w:type="dxa" w:w="1772"/>
+            <w:tcBorders>
+              <w:top w:val="single" w:color="999999" w:sz="4"/>
+              <w:left w:val="single" w:color="999999" w:sz="4"/>
+              <w:bottom w:val="single" w:color="999999" w:sz="4"/>
+              <w:right w:val="single" w:color="999999" w:sz="4"/>
+            </w:tcBorders>
+            <w:tcMar>
+              <w:top w:type="dxa" w:w="60"/>
+              <w:left w:type="dxa" w:w="90"/>
+              <w:bottom w:type="dxa" w:w="60"/>
+              <w:right w:type="dxa" w:w="90"/>
+            </w:tcMar>
+          </w:tcPr>
+          <w:p>
+            <w:pPr>
+              <w:spacing w:after="20" w:before="20"/>
+            </w:pPr>
+            <w:r>
+              <w:rPr>
+                <w:rFonts w:ascii="맑은 고딕" w:cs="맑은 고딕" w:eastAsia="맑은 고딕" w:hAnsi="맑은 고딕"/>
+                <w:b w:val="false"/>
+                <w:bCs w:val="false"/>
+                <w:sz w:val="18"/>
+                <w:szCs w:val="18"/>
+              </w:rPr>
+              <w:t xml:space="preserve">↓</w:t>
+            </w:r>
+          </w:p>
+        </w:tc>
+        <w:tc>
+          <w:tcPr>
+            <w:tcW w:type="dxa" w:w="775"/>
+            <w:tcBorders>
+              <w:top w:val="single" w:color="999999" w:sz="4"/>
+              <w:left w:val="single" w:color="999999" w:sz="4"/>
+              <w:bottom w:val="single" w:color="999999" w:sz="4"/>
+              <w:right w:val="single" w:color="999999" w:sz="4"/>
+            </w:tcBorders>
+            <w:tcMar>
+              <w:top w:type="dxa" w:w="60"/>
+              <w:left w:type="dxa" w:w="90"/>
+              <w:bottom w:type="dxa" w:w="60"/>
+              <w:right w:type="dxa" w:w="90"/>
+            </w:tcMar>
+          </w:tcPr>
+          <w:p>
+            <w:pPr>
+              <w:spacing w:after="20" w:before="20"/>
+            </w:pPr>
+            <w:r>
+              <w:rPr>
+                <w:rFonts w:ascii="맑은 고딕" w:cs="맑은 고딕" w:eastAsia="맑은 고딕" w:hAnsi="맑은 고딕"/>
+                <w:sz w:val="18"/>
+                <w:szCs w:val="18"/>
+              </w:rPr>
+              <w:t xml:space="preserve"/>
+            </w:r>
+          </w:p>
+        </w:tc>
+        <w:tc>
+          <w:tcPr>
+            <w:tcW w:type="dxa" w:w="3545"/>
+            <w:tcBorders>
+              <w:top w:val="single" w:color="999999" w:sz="4"/>
+              <w:left w:val="single" w:color="999999" w:sz="4"/>
+              <w:bottom w:val="single" w:color="999999" w:sz="4"/>
+              <w:right w:val="single" w:color="999999" w:sz="4"/>
+            </w:tcBorders>
+            <w:tcMar>
+              <w:top w:type="dxa" w:w="60"/>
+              <w:left w:type="dxa" w:w="90"/>
+              <w:bottom w:type="dxa" w:w="60"/>
+              <w:right w:type="dxa" w:w="90"/>
+            </w:tcMar>
+          </w:tcPr>
+          <w:p>
+            <w:pPr>
+              <w:spacing w:after="20" w:before="20"/>
+            </w:pPr>
+            <w:r>
+              <w:rPr>
+                <w:rFonts w:ascii="맑은 고딕" w:cs="맑은 고딕" w:eastAsia="맑은 고딕" w:hAnsi="맑은 고딕"/>
+                <w:sz w:val="18"/>
+                <w:szCs w:val="18"/>
+              </w:rPr>
+              <w:t xml:space="preserve"/>
+            </w:r>
+          </w:p>
+        </w:tc>
+        <w:tc>
+          <w:tcPr>
+            <w:tcW w:type="dxa" w:w="2215"/>
+            <w:tcBorders>
+              <w:top w:val="single" w:color="999999" w:sz="4"/>
+              <w:left w:val="single" w:color="999999" w:sz="4"/>
+              <w:bottom w:val="single" w:color="999999" w:sz="4"/>
+              <w:right w:val="single" w:color="999999" w:sz="4"/>
+            </w:tcBorders>
+            <w:tcMar>
+              <w:top w:type="dxa" w:w="60"/>
+              <w:left w:type="dxa" w:w="90"/>
+              <w:bottom w:type="dxa" w:w="60"/>
+              <w:right w:type="dxa" w:w="90"/>
+            </w:tcMar>
+          </w:tcPr>
+          <w:p>
+            <w:pPr>
+              <w:spacing w:after="20" w:before="20"/>
+            </w:pPr>
+            <w:r>
+              <w:rPr>
+                <w:rFonts w:ascii="맑은 고딕" w:cs="맑은 고딕" w:eastAsia="맑은 고딕" w:hAnsi="맑은 고딕"/>
+                <w:sz w:val="18"/>
+                <w:szCs w:val="18"/>
+              </w:rPr>
+              <w:t xml:space="preserve"/>
+            </w:r>
+          </w:p>
+        </w:tc>
+        <w:tc>
+          <w:tcPr>
+            <w:tcW w:type="dxa" w:w="1332"/>
+            <w:tcBorders>
+              <w:top w:val="single" w:color="999999" w:sz="4"/>
+              <w:left w:val="single" w:color="999999" w:sz="4"/>
+              <w:bottom w:val="single" w:color="999999" w:sz="4"/>
+              <w:right w:val="single" w:color="999999" w:sz="4"/>
+            </w:tcBorders>
+            <w:tcMar>
+              <w:top w:type="dxa" w:w="60"/>
+              <w:left w:type="dxa" w:w="90"/>
+              <w:bottom w:type="dxa" w:w="60"/>
+              <w:right w:type="dxa" w:w="90"/>
+            </w:tcMar>
+          </w:tcPr>
+          <w:p>
+            <w:pPr>
+              <w:spacing w:after="20" w:before="20"/>
+            </w:pPr>
+            <w:r>
+              <w:rPr>
+                <w:rFonts w:ascii="맑은 고딕" w:cs="맑은 고딕" w:eastAsia="맑은 고딕" w:hAnsi="맑은 고딕"/>
+                <w:sz w:val="18"/>
+                <w:szCs w:val="18"/>
+              </w:rPr>
+              <w:t xml:space="preserve"/>
+            </w:r>
+          </w:p>
+        </w:tc>
+      </w:tr>
+      <w:tr>
+        <w:trPr>
+          <w:tblHeader w:val="false"/>
+        </w:trPr>
+        <w:tc>
+          <w:tcPr>
+            <w:tcW w:type="dxa" w:w="1772"/>
+            <w:tcBorders>
+              <w:top w:val="single" w:color="999999" w:sz="4"/>
+              <w:left w:val="single" w:color="999999" w:sz="4"/>
+              <w:bottom w:val="single" w:color="999999" w:sz="4"/>
+              <w:right w:val="single" w:color="999999" w:sz="4"/>
+            </w:tcBorders>
+            <w:tcMar>
+              <w:top w:type="dxa" w:w="60"/>
+              <w:left w:type="dxa" w:w="90"/>
+              <w:bottom w:type="dxa" w:w="60"/>
+              <w:right w:type="dxa" w:w="90"/>
+            </w:tcMar>
+          </w:tcPr>
+          <w:p>
+            <w:pPr>
+              <w:spacing w:after="20" w:before="20"/>
+            </w:pPr>
+            <w:r>
+              <w:rPr>
+                <w:rFonts w:ascii="맑은 고딕" w:cs="맑은 고딕" w:eastAsia="맑은 고딕" w:hAnsi="맑은 고딕"/>
+                <w:b w:val="false"/>
+                <w:bCs w:val="false"/>
+                <w:sz w:val="18"/>
+                <w:szCs w:val="18"/>
+              </w:rPr>
+              <w:t xml:space="preserve">NDE Level Ⅲ / QA</w:t>
+            </w:r>
+          </w:p>
+        </w:tc>
+        <w:tc>
+          <w:tcPr>
+            <w:tcW w:type="dxa" w:w="775"/>
+            <w:tcBorders>
+              <w:top w:val="single" w:color="999999" w:sz="4"/>
+              <w:left w:val="single" w:color="999999" w:sz="4"/>
+              <w:bottom w:val="single" w:color="999999" w:sz="4"/>
+              <w:right w:val="single" w:color="999999" w:sz="4"/>
+            </w:tcBorders>
+            <w:tcMar>
+              <w:top w:type="dxa" w:w="60"/>
+              <w:left w:type="dxa" w:w="90"/>
+              <w:bottom w:type="dxa" w:w="60"/>
+              <w:right w:type="dxa" w:w="90"/>
+            </w:tcMar>
+          </w:tcPr>
+          <w:p>
+            <w:pPr>
+              <w:spacing w:after="20" w:before="20"/>
+            </w:pPr>
+            <w:r>
+              <w:rPr>
+                <w:rFonts w:ascii="맑은 고딕" w:cs="맑은 고딕" w:eastAsia="맑은 고딕" w:hAnsi="맑은 고딕"/>
+                <w:b w:val="false"/>
+                <w:bCs w:val="false"/>
+                <w:sz w:val="18"/>
+                <w:szCs w:val="18"/>
+              </w:rPr>
+              <w:t xml:space="preserve">승인된 신청서</w:t>
+            </w:r>
+          </w:p>
+        </w:tc>
+        <w:tc>
+          <w:tcPr>
+            <w:tcW w:type="dxa" w:w="3545"/>
+            <w:tcBorders>
+              <w:top w:val="single" w:color="999999" w:sz="4"/>
+              <w:left w:val="single" w:color="999999" w:sz="4"/>
+              <w:bottom w:val="single" w:color="999999" w:sz="4"/>
+              <w:right w:val="single" w:color="999999" w:sz="4"/>
+            </w:tcBorders>
+            <w:tcMar>
+              <w:top w:type="dxa" w:w="60"/>
+              <w:left w:type="dxa" w:w="90"/>
+              <w:bottom w:type="dxa" w:w="60"/>
+              <w:right w:type="dxa" w:w="90"/>
+            </w:tcMar>
+          </w:tcPr>
+          <w:p>
+            <w:pPr>
+              <w:spacing w:after="20" w:before="20"/>
+            </w:pPr>
+            <w:r>
+              <w:rPr>
+                <w:rFonts w:ascii="맑은 고딕" w:cs="맑은 고딕" w:eastAsia="맑은 고딕" w:hAnsi="맑은 고딕"/>
+                <w:b w:val="false"/>
+                <w:bCs w:val="false"/>
+                <w:sz w:val="18"/>
+                <w:szCs w:val="18"/>
+              </w:rPr>
+              <w:t xml:space="preserve">재발행 — </w:t>
+            </w:r>
+            <w:r>
+              <w:rPr>
+                <w:rFonts w:ascii="맑은 고딕" w:cs="맑은 고딕" w:eastAsia="맑은 고딕" w:hAnsi="맑은 고딕"/>
+                <w:b/>
+                <w:bCs/>
+                <w:sz w:val="18"/>
+                <w:szCs w:val="18"/>
+              </w:rPr>
+              <w:t xml:space="preserve">인증·만료 일자는 최초 발행한 것과 같다</w:t>
+            </w:r>
+          </w:p>
+        </w:tc>
+        <w:tc>
+          <w:tcPr>
+            <w:tcW w:type="dxa" w:w="2215"/>
+            <w:tcBorders>
+              <w:top w:val="single" w:color="999999" w:sz="4"/>
+              <w:left w:val="single" w:color="999999" w:sz="4"/>
+              <w:bottom w:val="single" w:color="999999" w:sz="4"/>
+              <w:right w:val="single" w:color="999999" w:sz="4"/>
+            </w:tcBorders>
+            <w:tcMar>
+              <w:top w:type="dxa" w:w="60"/>
+              <w:left w:type="dxa" w:w="90"/>
+              <w:bottom w:type="dxa" w:w="60"/>
+              <w:right w:type="dxa" w:w="90"/>
+            </w:tcMar>
+          </w:tcPr>
+          <w:p>
+            <w:pPr>
+              <w:spacing w:after="20" w:before="20"/>
+            </w:pPr>
+            <w:r>
+              <w:rPr>
+                <w:rFonts w:ascii="맑은 고딕" w:cs="맑은 고딕" w:eastAsia="맑은 고딕" w:hAnsi="맑은 고딕"/>
+                <w:b w:val="false"/>
+                <w:bCs w:val="false"/>
+                <w:sz w:val="18"/>
+                <w:szCs w:val="18"/>
+              </w:rPr>
+              <w:t xml:space="preserve">자격증, 재발급 대장 (E03-03)</w:t>
+            </w:r>
+          </w:p>
+        </w:tc>
+        <w:tc>
+          <w:tcPr>
+            <w:tcW w:type="dxa" w:w="1332"/>
+            <w:tcBorders>
+              <w:top w:val="single" w:color="999999" w:sz="4"/>
+              <w:left w:val="single" w:color="999999" w:sz="4"/>
+              <w:bottom w:val="single" w:color="999999" w:sz="4"/>
+              <w:right w:val="single" w:color="999999" w:sz="4"/>
+            </w:tcBorders>
+            <w:tcMar>
+              <w:top w:type="dxa" w:w="60"/>
+              <w:left w:type="dxa" w:w="90"/>
+              <w:bottom w:type="dxa" w:w="60"/>
+              <w:right w:type="dxa" w:w="90"/>
+            </w:tcMar>
+          </w:tcPr>
+          <w:p>
+            <w:pPr>
+              <w:spacing w:after="20" w:before="20"/>
+            </w:pPr>
+            <w:r>
+              <w:rPr>
+                <w:rFonts w:ascii="맑은 고딕" w:cs="맑은 고딕" w:eastAsia="맑은 고딕" w:hAnsi="맑은 고딕"/>
+                <w:b w:val="false"/>
+                <w:bCs w:val="false"/>
+                <w:sz w:val="18"/>
+                <w:szCs w:val="18"/>
+              </w:rPr>
+              <w:t xml:space="preserve">5.5.2, 5.5.3</w:t>
+            </w:r>
+          </w:p>
+        </w:tc>
+      </w:tr>
+    </w:tbl>
+    <w:p>
+      <w:pPr>
+        <w:spacing w:after="160"/>
+      </w:pPr>
+    </w:p>
+    <w:p>
+      <w:pPr>
+        <w:spacing w:after="60"/>
+      </w:pPr>
+    </w:p>
+    <w:p>
+      <w:pPr>
+        <w:spacing w:after="60" w:before="60" w:line="300"/>
+        <w:jc w:val="both"/>
+      </w:pPr>
+      <w:r>
+        <w:rPr>
+          <w:rFonts w:ascii="맑은 고딕" w:cs="맑은 고딕" w:eastAsia="맑은 고딕" w:hAnsi="맑은 고딕"/>
+          <w:b/>
+          <w:bCs/>
+          <w:sz w:val="20"/>
+          <w:szCs w:val="20"/>
+        </w:rPr>
         <w:t xml:space="preserve">자격종료·복권 경로</w:t>
       </w:r>
     </w:p>
@@ -9971,7 +12287,7 @@
           <w:sz w:val="16"/>
           <w:szCs w:val="16"/>
         </w:rPr>
-        <w:t xml:space="preserve">        자격 취소 (E01 7.10.1, 7.10.2)</w:t>
+        <w:t xml:space="preserve">        자격 취소 (7.2)</w:t>
       </w:r>
     </w:p>
     <w:p>
@@ -9985,7 +12301,7 @@
           <w:sz w:val="16"/>
           <w:szCs w:val="16"/>
         </w:rPr>
-        <w:t xml:space="preserve">            ⇩</w:t>
+        <w:t xml:space="preserve">     자격증·ID 카드 회수</w:t>
       </w:r>
     </w:p>
     <w:p>
@@ -9999,7 +12315,7 @@
           <w:sz w:val="16"/>
           <w:szCs w:val="16"/>
         </w:rPr>
-        <w:t xml:space="preserve">      ┌─────┴─────┐</w:t>
+        <w:t xml:space="preserve">            ⇩</w:t>
       </w:r>
     </w:p>
     <w:p>
@@ -10013,7 +12329,7 @@
           <w:sz w:val="16"/>
           <w:szCs w:val="16"/>
         </w:rPr>
-        <w:t xml:space="preserve">      │           │</w:t>
+        <w:t xml:space="preserve">      ┌─────┴─────┐</w:t>
       </w:r>
     </w:p>
     <w:p>
@@ -10027,7 +12343,7 @@
           <w:sz w:val="16"/>
           <w:szCs w:val="16"/>
         </w:rPr>
-        <w:t xml:space="preserve">  6개월 이내   6개월 초과</w:t>
+        <w:t xml:space="preserve">      │           │</w:t>
       </w:r>
     </w:p>
     <w:p>
@@ -10041,7 +12357,7 @@
           <w:sz w:val="16"/>
           <w:szCs w:val="16"/>
         </w:rPr>
-        <w:t xml:space="preserve">  기록 유지    또는 기간 만기</w:t>
+        <w:t xml:space="preserve">  6개월 이내   6개월 초과</w:t>
       </w:r>
     </w:p>
     <w:p>
@@ -10055,7 +12371,7 @@
           <w:sz w:val="16"/>
           <w:szCs w:val="16"/>
         </w:rPr>
-        <w:t xml:space="preserve">  기간 미만기       │</w:t>
+        <w:t xml:space="preserve">  기록 유지    또는 기간 만기</w:t>
       </w:r>
     </w:p>
     <w:p>
@@ -10069,7 +12385,7 @@
           <w:sz w:val="16"/>
           <w:szCs w:val="16"/>
         </w:rPr>
-        <w:t xml:space="preserve">      │           │</w:t>
+        <w:t xml:space="preserve">  기간 미만기       │</w:t>
       </w:r>
     </w:p>
     <w:p>
@@ -10083,7 +12399,7 @@
           <w:sz w:val="16"/>
           <w:szCs w:val="16"/>
         </w:rPr>
-        <w:t xml:space="preserve">     복권       재시험</w:t>
+        <w:t xml:space="preserve">      │           │</w:t>
       </w:r>
     </w:p>
     <w:p>
@@ -10097,7 +12413,7 @@
           <w:sz w:val="16"/>
           <w:szCs w:val="16"/>
         </w:rPr>
-        <w:t xml:space="preserve">  (시험 없음)  (E01 7.10.3, 7.3)</w:t>
+        <w:t xml:space="preserve">     복권       재시험</w:t>
       </w:r>
     </w:p>
     <w:p>
@@ -10111,7 +12427,21 @@
           <w:sz w:val="16"/>
           <w:szCs w:val="16"/>
         </w:rPr>
-        <w:t xml:space="preserve">  (E01 7.11)</w:t>
+        <w:t xml:space="preserve">  (시험 없음)  (7.3, E02 로)</w:t>
+      </w:r>
+    </w:p>
+    <w:p>
+      <w:pPr>
+        <w:shd w:fill="F5F5F5" w:val="clear"/>
+        <w:spacing w:after="0" w:before="0"/>
+      </w:pPr>
+      <w:r>
+        <w:rPr>
+          <w:rFonts w:ascii="D2Coding" w:cs="D2Coding" w:eastAsia="D2Coding" w:hAnsi="D2Coding"/>
+          <w:sz w:val="16"/>
+          <w:szCs w:val="16"/>
+        </w:rPr>
+        <w:t xml:space="preserve">     (7.4)</w:t>
       </w:r>
     </w:p>
     <w:p>
@@ -15343,7 +17673,29 @@
           <w:sz w:val="18"/>
           <w:szCs w:val="18"/>
         </w:rPr>
-        <w:t xml:space="preserve">로 적는다. (HIE-QP-E01 7.9.2) 최대 재자격 인정주기는 Level Ⅰ·Ⅱ 3년, Level Ⅲ 5년이다.</w:t>
+        <w:t xml:space="preserve">로 적는다. (HIE-QP-E01 7.9.2) 최대 재자격 인정주기는 Level Ⅰ·Ⅱ 3년, Level Ⅲ 5년이다. </w:t>
+      </w:r>
+      <w:r>
+        <w:rPr>
+          <w:rFonts w:ascii="맑은 고딕" w:cs="맑은 고딕" w:eastAsia="맑은 고딕" w:hAnsi="맑은 고딕"/>
+          <w:b/>
+          <w:bCs/>
+          <w:color w:val="444444"/>
+          <w:sz w:val="18"/>
+          <w:szCs w:val="18"/>
+        </w:rPr>
+        <w:t xml:space="preserve">TOFD·PAUT·FMC 기법</w:t>
+      </w:r>
+      <w:r>
+        <w:rPr>
+          <w:rFonts w:ascii="맑은 고딕" w:cs="맑은 고딕" w:eastAsia="맑은 고딕" w:hAnsi="맑은 고딕"/>
+          <w:b w:val="false"/>
+          <w:bCs w:val="false"/>
+          <w:color w:val="444444"/>
+          <w:sz w:val="18"/>
+          <w:szCs w:val="18"/>
+        </w:rPr>
+        <w:t xml:space="preserve">은 UT Level Ⅱ 자격이 인증된 사람에게만 발행하며, UT Level Ⅱ 가 종료·만료되면 함께 효력을 잃는다. (HIE-QP-E03 5.1.5)</w:t>
       </w:r>
     </w:p>
     <w:p>

--- a/docs/HIE-QP-E03 자격증 발행 및 관리 규칙.docx
+++ b/docs/HIE-QP-E03 자격증 발행 및 관리 규칙.docx
@@ -1584,29 +1584,7 @@
           <w:sz w:val="18"/>
           <w:szCs w:val="18"/>
         </w:rPr>
-        <w:t xml:space="preserve">조항마다 근거가 되는 HIE-QP-E01의 항 번호를 </w:t>
-      </w:r>
-      <w:r>
-        <w:rPr>
-          <w:rFonts w:ascii="D2Coding" w:cs="D2Coding" w:eastAsia="D2Coding" w:hAnsi="D2Coding"/>
-          <w:b w:val="false"/>
-          <w:bCs w:val="false"/>
-          <w:color w:val="444444"/>
-          <w:sz w:val="18"/>
-          <w:szCs w:val="18"/>
-        </w:rPr>
-        <w:t xml:space="preserve">(E01 7.6.7)</w:t>
-      </w:r>
-      <w:r>
-        <w:rPr>
-          <w:rFonts w:ascii="맑은 고딕" w:cs="맑은 고딕" w:eastAsia="맑은 고딕" w:hAnsi="맑은 고딕"/>
-          <w:b w:val="false"/>
-          <w:bCs w:val="false"/>
-          <w:color w:val="444444"/>
-          <w:sz w:val="18"/>
-          <w:szCs w:val="18"/>
-        </w:rPr>
-        <w:t xml:space="preserve"> 꼴로 밝혔다. 근거 표시가 없는 조항은 이 규칙에서 새로 정한 시행 세칙이다.</w:t>
+        <w:t xml:space="preserve">조항마다 근거가 되는 HIE-QP-E01의 항·표 번호를 「(E01 7.6.7)」와 같이 표기한다. 근거 표시가 없는 조항은 이 규칙에서 새로 정한 시행 세칙이다.</w:t>
       </w:r>
     </w:p>
     <w:p>
@@ -11190,7 +11168,7 @@
           <w:sz w:val="20"/>
           <w:szCs w:val="20"/>
         </w:rPr>
-        <w:t xml:space="preserve">곁가지 — 재발급</w:t>
+        <w:t xml:space="preserve">분기 — 재발급</w:t>
       </w:r>
       <w:r>
         <w:rPr>
@@ -13042,23 +13020,7 @@
           <w:sz w:val="20"/>
           <w:szCs w:val="20"/>
         </w:rPr>
-        <w:t xml:space="preserve">4. Level Ⅲ와 인증 기관이 별도의 위치로 식별되는 경우 양쪽을 모두 적는다.</w:t>
-      </w:r>
-    </w:p>
-    <w:p>
-      <w:pPr>
-        <w:spacing w:after="60" w:before="60" w:line="300"/>
-        <w:jc w:val="both"/>
-      </w:pPr>
-      <w:r>
-        <w:rPr>
-          <w:rFonts w:ascii="맑은 고딕" w:cs="맑은 고딕" w:eastAsia="맑은 고딕" w:hAnsi="맑은 고딕"/>
-          <w:b w:val="false"/>
-          <w:bCs w:val="false"/>
-          <w:sz w:val="20"/>
-          <w:szCs w:val="20"/>
-        </w:rPr>
-        <w:t xml:space="preserve">(E01 7.6.7-5)</w:t>
+        <w:t xml:space="preserve">4. Level Ⅲ와 인증 기관이 별도의 위치로 식별되는 경우 양쪽을 모두 적는다. (E01 7.6.7-5)</w:t>
       </w:r>
     </w:p>
     <w:p>

--- a/docs/HIE-QP-E03 자격증 발행 및 관리 규칙.docx
+++ b/docs/HIE-QP-E03 자격증 발행 및 관리 규칙.docx
@@ -3216,7 +3216,7 @@
           <w:sz w:val="20"/>
           <w:szCs w:val="20"/>
         </w:rPr>
-        <w:t xml:space="preserve">5.2.3 기재 예</w:t>
+        <w:t xml:space="preserve">5.2.3 기재 예 — 첨부 2의 서식을 채운 보기다.</w:t>
       </w:r>
     </w:p>
     <w:p>
@@ -3224,205 +3224,1061 @@
         <w:spacing w:after="60"/>
       </w:pPr>
     </w:p>
-    <w:p>
-      <w:pPr>
-        <w:shd w:fill="F5F5F5" w:val="clear"/>
-        <w:spacing w:after="0" w:before="0"/>
-      </w:pPr>
-      <w:r>
-        <w:rPr>
-          <w:rFonts w:ascii="D2Coding" w:cs="D2Coding" w:eastAsia="D2Coding" w:hAnsi="D2Coding"/>
-          <w:sz w:val="16"/>
-          <w:szCs w:val="16"/>
-        </w:rPr>
-        <w:t xml:space="preserve">HANKUK INDUSTRIAL ENGINEERING CO., LTD.</w:t>
-      </w:r>
-    </w:p>
-    <w:p>
-      <w:pPr>
-        <w:shd w:fill="F5F5F5" w:val="clear"/>
-        <w:spacing w:after="0" w:before="0"/>
-      </w:pPr>
-      <w:r>
-        <w:rPr>
-          <w:rFonts w:ascii="D2Coding" w:cs="D2Coding" w:eastAsia="D2Coding" w:hAnsi="D2Coding"/>
-          <w:sz w:val="16"/>
-          <w:szCs w:val="16"/>
-        </w:rPr>
-        <w:t xml:space="preserve">Written Practice : HIE-QP-E01 Rev.8</w:t>
-      </w:r>
-    </w:p>
-    <w:p>
-      <w:pPr>
-        <w:shd w:fill="F5F5F5" w:val="clear"/>
-        <w:spacing w:after="0" w:before="0"/>
-      </w:pPr>
-      <w:r>
-        <w:rPr>
-          <w:rFonts w:ascii="D2Coding" w:cs="D2Coding" w:eastAsia="D2Coding" w:hAnsi="D2Coding"/>
-          <w:sz w:val="16"/>
-          <w:szCs w:val="16"/>
-        </w:rPr>
-        <w:t xml:space="preserve">SNT-TC-1A 2020</w:t>
-      </w:r>
-    </w:p>
-    <w:p>
-      <w:pPr>
-        <w:shd w:fill="F5F5F5" w:val="clear"/>
-        <w:spacing w:after="0" w:before="0"/>
-      </w:pPr>
-      <w:r>
-        <w:rPr>
-          <w:rFonts w:ascii="D2Coding" w:cs="D2Coding" w:eastAsia="D2Coding" w:hAnsi="D2Coding"/>
-          <w:sz w:val="16"/>
-          <w:szCs w:val="16"/>
-        </w:rPr>
-        <w:t xml:space="preserve"> </w:t>
-      </w:r>
-    </w:p>
-    <w:p>
-      <w:pPr>
-        <w:shd w:fill="F5F5F5" w:val="clear"/>
-        <w:spacing w:after="0" w:before="0"/>
-      </w:pPr>
-      <w:r>
-        <w:rPr>
-          <w:rFonts w:ascii="D2Coding" w:cs="D2Coding" w:eastAsia="D2Coding" w:hAnsi="D2Coding"/>
-          <w:sz w:val="16"/>
-          <w:szCs w:val="16"/>
-        </w:rPr>
-        <w:t xml:space="preserve">Name       HONG, GIL DONG</w:t>
-      </w:r>
-    </w:p>
-    <w:p>
-      <w:pPr>
-        <w:shd w:fill="F5F5F5" w:val="clear"/>
-        <w:spacing w:after="0" w:before="0"/>
-      </w:pPr>
-      <w:r>
-        <w:rPr>
-          <w:rFonts w:ascii="D2Coding" w:cs="D2Coding" w:eastAsia="D2Coding" w:hAnsi="D2Coding"/>
-          <w:sz w:val="16"/>
-          <w:szCs w:val="16"/>
-        </w:rPr>
-        <w:t xml:space="preserve">Level      NDE Level Ⅱ</w:t>
-      </w:r>
-    </w:p>
-    <w:p>
-      <w:pPr>
-        <w:shd w:fill="F5F5F5" w:val="clear"/>
-        <w:spacing w:after="0" w:before="0"/>
-      </w:pPr>
-      <w:r>
-        <w:rPr>
-          <w:rFonts w:ascii="D2Coding" w:cs="D2Coding" w:eastAsia="D2Coding" w:hAnsi="D2Coding"/>
-          <w:sz w:val="16"/>
-          <w:szCs w:val="16"/>
-        </w:rPr>
-        <w:t xml:space="preserve">Method     UT</w:t>
-      </w:r>
-    </w:p>
-    <w:p>
-      <w:pPr>
-        <w:shd w:fill="F5F5F5" w:val="clear"/>
-        <w:spacing w:after="0" w:before="0"/>
-      </w:pPr>
-      <w:r>
-        <w:rPr>
-          <w:rFonts w:ascii="D2Coding" w:cs="D2Coding" w:eastAsia="D2Coding" w:hAnsi="D2Coding"/>
-          <w:sz w:val="16"/>
-          <w:szCs w:val="16"/>
-        </w:rPr>
-        <w:t xml:space="preserve">Technique  TOFD, PAUT</w:t>
-      </w:r>
-    </w:p>
-    <w:p>
-      <w:pPr>
-        <w:shd w:fill="F5F5F5" w:val="clear"/>
-        <w:spacing w:after="0" w:before="0"/>
-      </w:pPr>
-      <w:r>
-        <w:rPr>
-          <w:rFonts w:ascii="D2Coding" w:cs="D2Coding" w:eastAsia="D2Coding" w:hAnsi="D2Coding"/>
-          <w:sz w:val="16"/>
-          <w:szCs w:val="16"/>
-        </w:rPr>
-        <w:t xml:space="preserve"> </w:t>
-      </w:r>
-    </w:p>
-    <w:p>
-      <w:pPr>
-        <w:shd w:fill="F5F5F5" w:val="clear"/>
-        <w:spacing w:after="0" w:before="0"/>
-      </w:pPr>
-      <w:r>
-        <w:rPr>
-          <w:rFonts w:ascii="D2Coding" w:cs="D2Coding" w:eastAsia="D2Coding" w:hAnsi="D2Coding"/>
-          <w:sz w:val="16"/>
-          <w:szCs w:val="16"/>
-        </w:rPr>
-        <w:t xml:space="preserve">Certified  2026. 08. 25.</w:t>
-      </w:r>
-    </w:p>
-    <w:p>
-      <w:pPr>
-        <w:shd w:fill="F5F5F5" w:val="clear"/>
-        <w:spacing w:after="0" w:before="0"/>
-      </w:pPr>
-      <w:r>
-        <w:rPr>
-          <w:rFonts w:ascii="D2Coding" w:cs="D2Coding" w:eastAsia="D2Coding" w:hAnsi="D2Coding"/>
-          <w:sz w:val="16"/>
-          <w:szCs w:val="16"/>
-        </w:rPr>
-        <w:t xml:space="preserve">Expires    2029. 08. 31.</w:t>
-      </w:r>
-    </w:p>
-    <w:p>
-      <w:pPr>
-        <w:shd w:fill="F5F5F5" w:val="clear"/>
-        <w:spacing w:after="0" w:before="0"/>
-      </w:pPr>
-      <w:r>
-        <w:rPr>
-          <w:rFonts w:ascii="D2Coding" w:cs="D2Coding" w:eastAsia="D2Coding" w:hAnsi="D2Coding"/>
-          <w:sz w:val="16"/>
-          <w:szCs w:val="16"/>
-        </w:rPr>
-        <w:t xml:space="preserve"> </w:t>
-      </w:r>
-    </w:p>
-    <w:p>
-      <w:pPr>
-        <w:shd w:fill="F5F5F5" w:val="clear"/>
-        <w:spacing w:after="0" w:before="0"/>
-      </w:pPr>
-      <w:r>
-        <w:rPr>
-          <w:rFonts w:ascii="D2Coding" w:cs="D2Coding" w:eastAsia="D2Coding" w:hAnsi="D2Coding"/>
-          <w:sz w:val="16"/>
-          <w:szCs w:val="16"/>
-        </w:rPr>
-        <w:t xml:space="preserve">Certified by   Y. H. SEO   (NDE Level Ⅲ, ASNT NDT Level Ⅲ No. ______)</w:t>
-      </w:r>
-    </w:p>
-    <w:p>
-      <w:pPr>
-        <w:shd w:fill="F5F5F5" w:val="clear"/>
-        <w:spacing w:after="0" w:before="0"/>
-      </w:pPr>
-      <w:r>
-        <w:rPr>
-          <w:rFonts w:ascii="D2Coding" w:cs="D2Coding" w:eastAsia="D2Coding" w:hAnsi="D2Coding"/>
-          <w:sz w:val="16"/>
-          <w:szCs w:val="16"/>
-        </w:rPr>
-        <w:t xml:space="preserve">               서명 ______________________</w:t>
-      </w:r>
-    </w:p>
-    <w:p>
-      <w:pPr>
-        <w:spacing w:after="120"/>
+    <w:tbl>
+      <w:tblPr>
+        <w:tblW w:type="dxa" w:w="9639"/>
+        <w:tblBorders>
+          <w:top w:val="single" w:color="auto" w:sz="4"/>
+          <w:left w:val="single" w:color="auto" w:sz="4"/>
+          <w:bottom w:val="single" w:color="auto" w:sz="4"/>
+          <w:right w:val="single" w:color="auto" w:sz="4"/>
+          <w:insideH w:val="single" w:color="auto" w:sz="4"/>
+          <w:insideV w:val="single" w:color="auto" w:sz="4"/>
+        </w:tblBorders>
+      </w:tblPr>
+      <w:tblGrid>
+        <w:gridCol w:w="3969"/>
+        <w:gridCol w:w="5670"/>
+      </w:tblGrid>
+      <w:tr>
+        <w:trPr>
+          <w:tblHeader/>
+        </w:trPr>
+        <w:tc>
+          <w:tcPr>
+            <w:tcW w:type="dxa" w:w="3969"/>
+            <w:tcBorders>
+              <w:top w:val="single" w:color="999999" w:sz="4"/>
+              <w:left w:val="single" w:color="999999" w:sz="4"/>
+              <w:bottom w:val="single" w:color="999999" w:sz="4"/>
+              <w:right w:val="single" w:color="999999" w:sz="4"/>
+            </w:tcBorders>
+            <w:shd w:fill="EFEFEF" w:val="clear"/>
+            <w:tcMar>
+              <w:top w:type="dxa" w:w="60"/>
+              <w:left w:type="dxa" w:w="90"/>
+              <w:bottom w:type="dxa" w:w="60"/>
+              <w:right w:type="dxa" w:w="90"/>
+            </w:tcMar>
+          </w:tcPr>
+          <w:p>
+            <w:pPr>
+              <w:spacing w:after="20" w:before="20"/>
+            </w:pPr>
+            <w:r>
+              <w:rPr>
+                <w:rFonts w:ascii="맑은 고딕" w:cs="맑은 고딕" w:eastAsia="맑은 고딕" w:hAnsi="맑은 고딕"/>
+                <w:b/>
+                <w:bCs/>
+                <w:sz w:val="18"/>
+                <w:szCs w:val="18"/>
+              </w:rPr>
+              <w:t xml:space="preserve">항 목</w:t>
+            </w:r>
+          </w:p>
+        </w:tc>
+        <w:tc>
+          <w:tcPr>
+            <w:tcW w:type="dxa" w:w="5670"/>
+            <w:tcBorders>
+              <w:top w:val="single" w:color="999999" w:sz="4"/>
+              <w:left w:val="single" w:color="999999" w:sz="4"/>
+              <w:bottom w:val="single" w:color="999999" w:sz="4"/>
+              <w:right w:val="single" w:color="999999" w:sz="4"/>
+            </w:tcBorders>
+            <w:shd w:fill="EFEFEF" w:val="clear"/>
+            <w:tcMar>
+              <w:top w:type="dxa" w:w="60"/>
+              <w:left w:type="dxa" w:w="90"/>
+              <w:bottom w:type="dxa" w:w="60"/>
+              <w:right w:type="dxa" w:w="90"/>
+            </w:tcMar>
+          </w:tcPr>
+          <w:p>
+            <w:pPr>
+              <w:spacing w:after="20" w:before="20"/>
+            </w:pPr>
+            <w:r>
+              <w:rPr>
+                <w:rFonts w:ascii="맑은 고딕" w:cs="맑은 고딕" w:eastAsia="맑은 고딕" w:hAnsi="맑은 고딕"/>
+                <w:b/>
+                <w:bCs/>
+                <w:sz w:val="18"/>
+                <w:szCs w:val="18"/>
+              </w:rPr>
+              <w:t xml:space="preserve">기 재 란</w:t>
+            </w:r>
+          </w:p>
+        </w:tc>
+      </w:tr>
+      <w:tr>
+        <w:trPr>
+          <w:tblHeader w:val="false"/>
+        </w:trPr>
+        <w:tc>
+          <w:tcPr>
+            <w:tcW w:type="dxa" w:w="3969"/>
+            <w:tcBorders>
+              <w:top w:val="single" w:color="999999" w:sz="4"/>
+              <w:left w:val="single" w:color="999999" w:sz="4"/>
+              <w:bottom w:val="single" w:color="999999" w:sz="4"/>
+              <w:right w:val="single" w:color="999999" w:sz="4"/>
+            </w:tcBorders>
+            <w:tcMar>
+              <w:top w:type="dxa" w:w="60"/>
+              <w:left w:type="dxa" w:w="90"/>
+              <w:bottom w:type="dxa" w:w="60"/>
+              <w:right w:type="dxa" w:w="90"/>
+            </w:tcMar>
+          </w:tcPr>
+          <w:p>
+            <w:pPr>
+              <w:spacing w:after="20" w:before="20"/>
+            </w:pPr>
+            <w:r>
+              <w:rPr>
+                <w:rFonts w:ascii="맑은 고딕" w:cs="맑은 고딕" w:eastAsia="맑은 고딕" w:hAnsi="맑은 고딕"/>
+                <w:b w:val="false"/>
+                <w:bCs w:val="false"/>
+                <w:sz w:val="18"/>
+                <w:szCs w:val="18"/>
+              </w:rPr>
+              <w:t xml:space="preserve">Written Practice</w:t>
+            </w:r>
+          </w:p>
+        </w:tc>
+        <w:tc>
+          <w:tcPr>
+            <w:tcW w:type="dxa" w:w="5670"/>
+            <w:tcBorders>
+              <w:top w:val="single" w:color="999999" w:sz="4"/>
+              <w:left w:val="single" w:color="999999" w:sz="4"/>
+              <w:bottom w:val="single" w:color="999999" w:sz="4"/>
+              <w:right w:val="single" w:color="999999" w:sz="4"/>
+            </w:tcBorders>
+            <w:tcMar>
+              <w:top w:type="dxa" w:w="60"/>
+              <w:left w:type="dxa" w:w="90"/>
+              <w:bottom w:type="dxa" w:w="60"/>
+              <w:right w:type="dxa" w:w="90"/>
+            </w:tcMar>
+          </w:tcPr>
+          <w:p>
+            <w:pPr>
+              <w:spacing w:after="20" w:before="20"/>
+            </w:pPr>
+            <w:r>
+              <w:rPr>
+                <w:rFonts w:ascii="맑은 고딕" w:cs="맑은 고딕" w:eastAsia="맑은 고딕" w:hAnsi="맑은 고딕"/>
+                <w:b w:val="false"/>
+                <w:bCs w:val="false"/>
+                <w:sz w:val="18"/>
+                <w:szCs w:val="18"/>
+              </w:rPr>
+              <w:t xml:space="preserve">HIE-QP-E01    Rev. 8</w:t>
+            </w:r>
+          </w:p>
+        </w:tc>
+      </w:tr>
+      <w:tr>
+        <w:trPr>
+          <w:tblHeader w:val="false"/>
+        </w:trPr>
+        <w:tc>
+          <w:tcPr>
+            <w:tcW w:type="dxa" w:w="3969"/>
+            <w:tcBorders>
+              <w:top w:val="single" w:color="999999" w:sz="4"/>
+              <w:left w:val="single" w:color="999999" w:sz="4"/>
+              <w:bottom w:val="single" w:color="999999" w:sz="4"/>
+              <w:right w:val="single" w:color="999999" w:sz="4"/>
+            </w:tcBorders>
+            <w:tcMar>
+              <w:top w:type="dxa" w:w="60"/>
+              <w:left w:type="dxa" w:w="90"/>
+              <w:bottom w:type="dxa" w:w="60"/>
+              <w:right w:type="dxa" w:w="90"/>
+            </w:tcMar>
+          </w:tcPr>
+          <w:p>
+            <w:pPr>
+              <w:spacing w:after="20" w:before="20"/>
+            </w:pPr>
+            <w:r>
+              <w:rPr>
+                <w:rFonts w:ascii="맑은 고딕" w:cs="맑은 고딕" w:eastAsia="맑은 고딕" w:hAnsi="맑은 고딕"/>
+                <w:b w:val="false"/>
+                <w:bCs w:val="false"/>
+                <w:sz w:val="18"/>
+                <w:szCs w:val="18"/>
+              </w:rPr>
+              <w:t xml:space="preserve">SNT-TC-1A</w:t>
+            </w:r>
+          </w:p>
+        </w:tc>
+        <w:tc>
+          <w:tcPr>
+            <w:tcW w:type="dxa" w:w="5670"/>
+            <w:tcBorders>
+              <w:top w:val="single" w:color="999999" w:sz="4"/>
+              <w:left w:val="single" w:color="999999" w:sz="4"/>
+              <w:bottom w:val="single" w:color="999999" w:sz="4"/>
+              <w:right w:val="single" w:color="999999" w:sz="4"/>
+            </w:tcBorders>
+            <w:tcMar>
+              <w:top w:type="dxa" w:w="60"/>
+              <w:left w:type="dxa" w:w="90"/>
+              <w:bottom w:type="dxa" w:w="60"/>
+              <w:right w:type="dxa" w:w="90"/>
+            </w:tcMar>
+          </w:tcPr>
+          <w:p>
+            <w:pPr>
+              <w:spacing w:after="20" w:before="20"/>
+            </w:pPr>
+            <w:r>
+              <w:rPr>
+                <w:rFonts w:ascii="맑은 고딕" w:cs="맑은 고딕" w:eastAsia="맑은 고딕" w:hAnsi="맑은 고딕"/>
+                <w:b w:val="false"/>
+                <w:bCs w:val="false"/>
+                <w:sz w:val="18"/>
+                <w:szCs w:val="18"/>
+              </w:rPr>
+              <w:t xml:space="preserve">2020</w:t>
+            </w:r>
+          </w:p>
+        </w:tc>
+      </w:tr>
+      <w:tr>
+        <w:trPr>
+          <w:tblHeader w:val="false"/>
+        </w:trPr>
+        <w:tc>
+          <w:tcPr>
+            <w:tcW w:type="dxa" w:w="3969"/>
+            <w:tcBorders>
+              <w:top w:val="single" w:color="999999" w:sz="4"/>
+              <w:left w:val="single" w:color="999999" w:sz="4"/>
+              <w:bottom w:val="single" w:color="999999" w:sz="4"/>
+              <w:right w:val="single" w:color="999999" w:sz="4"/>
+            </w:tcBorders>
+            <w:tcMar>
+              <w:top w:type="dxa" w:w="60"/>
+              <w:left w:type="dxa" w:w="90"/>
+              <w:bottom w:type="dxa" w:w="60"/>
+              <w:right w:type="dxa" w:w="90"/>
+            </w:tcMar>
+          </w:tcPr>
+          <w:p>
+            <w:pPr>
+              <w:spacing w:after="20" w:before="20"/>
+            </w:pPr>
+            <w:r>
+              <w:rPr>
+                <w:rFonts w:ascii="맑은 고딕" w:cs="맑은 고딕" w:eastAsia="맑은 고딕" w:hAnsi="맑은 고딕"/>
+                <w:b w:val="false"/>
+                <w:bCs w:val="false"/>
+                <w:sz w:val="18"/>
+                <w:szCs w:val="18"/>
+              </w:rPr>
+              <w:t xml:space="preserve">No.   일련번호</w:t>
+            </w:r>
+          </w:p>
+        </w:tc>
+        <w:tc>
+          <w:tcPr>
+            <w:tcW w:type="dxa" w:w="5670"/>
+            <w:tcBorders>
+              <w:top w:val="single" w:color="999999" w:sz="4"/>
+              <w:left w:val="single" w:color="999999" w:sz="4"/>
+              <w:bottom w:val="single" w:color="999999" w:sz="4"/>
+              <w:right w:val="single" w:color="999999" w:sz="4"/>
+            </w:tcBorders>
+            <w:tcMar>
+              <w:top w:type="dxa" w:w="60"/>
+              <w:left w:type="dxa" w:w="90"/>
+              <w:bottom w:type="dxa" w:w="60"/>
+              <w:right w:type="dxa" w:w="90"/>
+            </w:tcMar>
+          </w:tcPr>
+          <w:p>
+            <w:pPr>
+              <w:spacing w:after="20" w:before="20"/>
+            </w:pPr>
+            <w:r>
+              <w:rPr>
+                <w:rFonts w:ascii="맑은 고딕" w:cs="맑은 고딕" w:eastAsia="맑은 고딕" w:hAnsi="맑은 고딕"/>
+                <w:b w:val="false"/>
+                <w:bCs w:val="false"/>
+                <w:sz w:val="18"/>
+                <w:szCs w:val="18"/>
+              </w:rPr>
+              <w:t xml:space="preserve">2026-UT-001</w:t>
+            </w:r>
+          </w:p>
+        </w:tc>
+      </w:tr>
+      <w:tr>
+        <w:trPr>
+          <w:tblHeader w:val="false"/>
+        </w:trPr>
+        <w:tc>
+          <w:tcPr>
+            <w:tcW w:type="dxa" w:w="3969"/>
+            <w:tcBorders>
+              <w:top w:val="single" w:color="999999" w:sz="4"/>
+              <w:left w:val="single" w:color="999999" w:sz="4"/>
+              <w:bottom w:val="single" w:color="999999" w:sz="4"/>
+              <w:right w:val="single" w:color="999999" w:sz="4"/>
+            </w:tcBorders>
+            <w:tcMar>
+              <w:top w:type="dxa" w:w="60"/>
+              <w:left w:type="dxa" w:w="90"/>
+              <w:bottom w:type="dxa" w:w="60"/>
+              <w:right w:type="dxa" w:w="90"/>
+            </w:tcMar>
+          </w:tcPr>
+          <w:p>
+            <w:pPr>
+              <w:spacing w:after="20" w:before="20"/>
+            </w:pPr>
+            <w:r>
+              <w:rPr>
+                <w:rFonts w:ascii="맑은 고딕" w:cs="맑은 고딕" w:eastAsia="맑은 고딕" w:hAnsi="맑은 고딕"/>
+                <w:b w:val="false"/>
+                <w:bCs w:val="false"/>
+                <w:sz w:val="18"/>
+                <w:szCs w:val="18"/>
+              </w:rPr>
+              <w:t xml:space="preserve">Name   성명</w:t>
+            </w:r>
+          </w:p>
+        </w:tc>
+        <w:tc>
+          <w:tcPr>
+            <w:tcW w:type="dxa" w:w="5670"/>
+            <w:tcBorders>
+              <w:top w:val="single" w:color="999999" w:sz="4"/>
+              <w:left w:val="single" w:color="999999" w:sz="4"/>
+              <w:bottom w:val="single" w:color="999999" w:sz="4"/>
+              <w:right w:val="single" w:color="999999" w:sz="4"/>
+            </w:tcBorders>
+            <w:tcMar>
+              <w:top w:type="dxa" w:w="60"/>
+              <w:left w:type="dxa" w:w="90"/>
+              <w:bottom w:type="dxa" w:w="60"/>
+              <w:right w:type="dxa" w:w="90"/>
+            </w:tcMar>
+          </w:tcPr>
+          <w:p>
+            <w:pPr>
+              <w:spacing w:after="20" w:before="20"/>
+            </w:pPr>
+            <w:r>
+              <w:rPr>
+                <w:rFonts w:ascii="맑은 고딕" w:cs="맑은 고딕" w:eastAsia="맑은 고딕" w:hAnsi="맑은 고딕"/>
+                <w:b w:val="false"/>
+                <w:bCs w:val="false"/>
+                <w:sz w:val="18"/>
+                <w:szCs w:val="18"/>
+              </w:rPr>
+              <w:t xml:space="preserve">HONG, GIL DONG</w:t>
+            </w:r>
+          </w:p>
+        </w:tc>
+      </w:tr>
+      <w:tr>
+        <w:trPr>
+          <w:tblHeader w:val="false"/>
+        </w:trPr>
+        <w:tc>
+          <w:tcPr>
+            <w:tcW w:type="dxa" w:w="3969"/>
+            <w:tcBorders>
+              <w:top w:val="single" w:color="999999" w:sz="4"/>
+              <w:left w:val="single" w:color="999999" w:sz="4"/>
+              <w:bottom w:val="single" w:color="999999" w:sz="4"/>
+              <w:right w:val="single" w:color="999999" w:sz="4"/>
+            </w:tcBorders>
+            <w:tcMar>
+              <w:top w:type="dxa" w:w="60"/>
+              <w:left w:type="dxa" w:w="90"/>
+              <w:bottom w:type="dxa" w:w="60"/>
+              <w:right w:type="dxa" w:w="90"/>
+            </w:tcMar>
+          </w:tcPr>
+          <w:p>
+            <w:pPr>
+              <w:spacing w:after="20" w:before="20"/>
+            </w:pPr>
+            <w:r>
+              <w:rPr>
+                <w:rFonts w:ascii="맑은 고딕" w:cs="맑은 고딕" w:eastAsia="맑은 고딕" w:hAnsi="맑은 고딕"/>
+                <w:b w:val="false"/>
+                <w:bCs w:val="false"/>
+                <w:sz w:val="18"/>
+                <w:szCs w:val="18"/>
+              </w:rPr>
+              <w:t xml:space="preserve">Level   자격 등급</w:t>
+            </w:r>
+          </w:p>
+        </w:tc>
+        <w:tc>
+          <w:tcPr>
+            <w:tcW w:type="dxa" w:w="5670"/>
+            <w:tcBorders>
+              <w:top w:val="single" w:color="999999" w:sz="4"/>
+              <w:left w:val="single" w:color="999999" w:sz="4"/>
+              <w:bottom w:val="single" w:color="999999" w:sz="4"/>
+              <w:right w:val="single" w:color="999999" w:sz="4"/>
+            </w:tcBorders>
+            <w:tcMar>
+              <w:top w:type="dxa" w:w="60"/>
+              <w:left w:type="dxa" w:w="90"/>
+              <w:bottom w:type="dxa" w:w="60"/>
+              <w:right w:type="dxa" w:w="90"/>
+            </w:tcMar>
+          </w:tcPr>
+          <w:p>
+            <w:pPr>
+              <w:spacing w:after="20" w:before="20"/>
+            </w:pPr>
+            <w:r>
+              <w:rPr>
+                <w:rFonts w:ascii="맑은 고딕" w:cs="맑은 고딕" w:eastAsia="맑은 고딕" w:hAnsi="맑은 고딕"/>
+                <w:b w:val="false"/>
+                <w:bCs w:val="false"/>
+                <w:sz w:val="18"/>
+                <w:szCs w:val="18"/>
+              </w:rPr>
+              <w:t xml:space="preserve">NDE Level Ⅱ</w:t>
+            </w:r>
+          </w:p>
+        </w:tc>
+      </w:tr>
+      <w:tr>
+        <w:trPr>
+          <w:tblHeader w:val="false"/>
+        </w:trPr>
+        <w:tc>
+          <w:tcPr>
+            <w:tcW w:type="dxa" w:w="3969"/>
+            <w:tcBorders>
+              <w:top w:val="single" w:color="999999" w:sz="4"/>
+              <w:left w:val="single" w:color="999999" w:sz="4"/>
+              <w:bottom w:val="single" w:color="999999" w:sz="4"/>
+              <w:right w:val="single" w:color="999999" w:sz="4"/>
+            </w:tcBorders>
+            <w:tcMar>
+              <w:top w:type="dxa" w:w="60"/>
+              <w:left w:type="dxa" w:w="90"/>
+              <w:bottom w:type="dxa" w:w="60"/>
+              <w:right w:type="dxa" w:w="90"/>
+            </w:tcMar>
+          </w:tcPr>
+          <w:p>
+            <w:pPr>
+              <w:spacing w:after="20" w:before="20"/>
+            </w:pPr>
+            <w:r>
+              <w:rPr>
+                <w:rFonts w:ascii="맑은 고딕" w:cs="맑은 고딕" w:eastAsia="맑은 고딕" w:hAnsi="맑은 고딕"/>
+                <w:b w:val="false"/>
+                <w:bCs w:val="false"/>
+                <w:sz w:val="18"/>
+                <w:szCs w:val="18"/>
+              </w:rPr>
+              <w:t xml:space="preserve">Method   종목</w:t>
+            </w:r>
+          </w:p>
+        </w:tc>
+        <w:tc>
+          <w:tcPr>
+            <w:tcW w:type="dxa" w:w="5670"/>
+            <w:tcBorders>
+              <w:top w:val="single" w:color="999999" w:sz="4"/>
+              <w:left w:val="single" w:color="999999" w:sz="4"/>
+              <w:bottom w:val="single" w:color="999999" w:sz="4"/>
+              <w:right w:val="single" w:color="999999" w:sz="4"/>
+            </w:tcBorders>
+            <w:tcMar>
+              <w:top w:type="dxa" w:w="60"/>
+              <w:left w:type="dxa" w:w="90"/>
+              <w:bottom w:type="dxa" w:w="60"/>
+              <w:right w:type="dxa" w:w="90"/>
+            </w:tcMar>
+          </w:tcPr>
+          <w:p>
+            <w:pPr>
+              <w:spacing w:after="20" w:before="20"/>
+            </w:pPr>
+            <w:r>
+              <w:rPr>
+                <w:rFonts w:ascii="맑은 고딕" w:cs="맑은 고딕" w:eastAsia="맑은 고딕" w:hAnsi="맑은 고딕"/>
+                <w:b w:val="false"/>
+                <w:bCs w:val="false"/>
+                <w:sz w:val="18"/>
+                <w:szCs w:val="18"/>
+              </w:rPr>
+              <w:t xml:space="preserve">UT</w:t>
+            </w:r>
+          </w:p>
+        </w:tc>
+      </w:tr>
+      <w:tr>
+        <w:trPr>
+          <w:tblHeader w:val="false"/>
+        </w:trPr>
+        <w:tc>
+          <w:tcPr>
+            <w:tcW w:type="dxa" w:w="3969"/>
+            <w:tcBorders>
+              <w:top w:val="single" w:color="999999" w:sz="4"/>
+              <w:left w:val="single" w:color="999999" w:sz="4"/>
+              <w:bottom w:val="single" w:color="999999" w:sz="4"/>
+              <w:right w:val="single" w:color="999999" w:sz="4"/>
+            </w:tcBorders>
+            <w:tcMar>
+              <w:top w:type="dxa" w:w="60"/>
+              <w:left w:type="dxa" w:w="90"/>
+              <w:bottom w:type="dxa" w:w="60"/>
+              <w:right w:type="dxa" w:w="90"/>
+            </w:tcMar>
+          </w:tcPr>
+          <w:p>
+            <w:pPr>
+              <w:spacing w:after="20" w:before="20"/>
+            </w:pPr>
+            <w:r>
+              <w:rPr>
+                <w:rFonts w:ascii="맑은 고딕" w:cs="맑은 고딕" w:eastAsia="맑은 고딕" w:hAnsi="맑은 고딕"/>
+                <w:b w:val="false"/>
+                <w:bCs w:val="false"/>
+                <w:sz w:val="18"/>
+                <w:szCs w:val="18"/>
+              </w:rPr>
+              <w:t xml:space="preserve">Technique   기법</w:t>
+            </w:r>
+          </w:p>
+        </w:tc>
+        <w:tc>
+          <w:tcPr>
+            <w:tcW w:type="dxa" w:w="5670"/>
+            <w:tcBorders>
+              <w:top w:val="single" w:color="999999" w:sz="4"/>
+              <w:left w:val="single" w:color="999999" w:sz="4"/>
+              <w:bottom w:val="single" w:color="999999" w:sz="4"/>
+              <w:right w:val="single" w:color="999999" w:sz="4"/>
+            </w:tcBorders>
+            <w:tcMar>
+              <w:top w:type="dxa" w:w="60"/>
+              <w:left w:type="dxa" w:w="90"/>
+              <w:bottom w:type="dxa" w:w="60"/>
+              <w:right w:type="dxa" w:w="90"/>
+            </w:tcMar>
+          </w:tcPr>
+          <w:p>
+            <w:pPr>
+              <w:spacing w:after="20" w:before="20"/>
+            </w:pPr>
+            <w:r>
+              <w:rPr>
+                <w:rFonts w:ascii="맑은 고딕" w:cs="맑은 고딕" w:eastAsia="맑은 고딕" w:hAnsi="맑은 고딕"/>
+                <w:b w:val="false"/>
+                <w:bCs w:val="false"/>
+                <w:sz w:val="18"/>
+                <w:szCs w:val="18"/>
+              </w:rPr>
+              <w:t xml:space="preserve">TOFD, PAUT</w:t>
+            </w:r>
+          </w:p>
+        </w:tc>
+      </w:tr>
+      <w:tr>
+        <w:trPr>
+          <w:tblHeader w:val="false"/>
+        </w:trPr>
+        <w:tc>
+          <w:tcPr>
+            <w:tcW w:type="dxa" w:w="3969"/>
+            <w:tcBorders>
+              <w:top w:val="single" w:color="999999" w:sz="4"/>
+              <w:left w:val="single" w:color="999999" w:sz="4"/>
+              <w:bottom w:val="single" w:color="999999" w:sz="4"/>
+              <w:right w:val="single" w:color="999999" w:sz="4"/>
+            </w:tcBorders>
+            <w:tcMar>
+              <w:top w:type="dxa" w:w="60"/>
+              <w:left w:type="dxa" w:w="90"/>
+              <w:bottom w:type="dxa" w:w="60"/>
+              <w:right w:type="dxa" w:w="90"/>
+            </w:tcMar>
+          </w:tcPr>
+          <w:p>
+            <w:pPr>
+              <w:spacing w:after="20" w:before="20"/>
+            </w:pPr>
+            <w:r>
+              <w:rPr>
+                <w:rFonts w:ascii="맑은 고딕" w:cs="맑은 고딕" w:eastAsia="맑은 고딕" w:hAnsi="맑은 고딕"/>
+                <w:b w:val="false"/>
+                <w:bCs w:val="false"/>
+                <w:sz w:val="18"/>
+                <w:szCs w:val="18"/>
+              </w:rPr>
+              <w:t xml:space="preserve">Certified   인증 일자</w:t>
+            </w:r>
+          </w:p>
+        </w:tc>
+        <w:tc>
+          <w:tcPr>
+            <w:tcW w:type="dxa" w:w="5670"/>
+            <w:tcBorders>
+              <w:top w:val="single" w:color="999999" w:sz="4"/>
+              <w:left w:val="single" w:color="999999" w:sz="4"/>
+              <w:bottom w:val="single" w:color="999999" w:sz="4"/>
+              <w:right w:val="single" w:color="999999" w:sz="4"/>
+            </w:tcBorders>
+            <w:tcMar>
+              <w:top w:type="dxa" w:w="60"/>
+              <w:left w:type="dxa" w:w="90"/>
+              <w:bottom w:type="dxa" w:w="60"/>
+              <w:right w:type="dxa" w:w="90"/>
+            </w:tcMar>
+          </w:tcPr>
+          <w:p>
+            <w:pPr>
+              <w:spacing w:after="20" w:before="20"/>
+            </w:pPr>
+            <w:r>
+              <w:rPr>
+                <w:rFonts w:ascii="맑은 고딕" w:cs="맑은 고딕" w:eastAsia="맑은 고딕" w:hAnsi="맑은 고딕"/>
+                <w:b w:val="false"/>
+                <w:bCs w:val="false"/>
+                <w:sz w:val="18"/>
+                <w:szCs w:val="18"/>
+              </w:rPr>
+              <w:t xml:space="preserve">2026. 08. 25.</w:t>
+            </w:r>
+          </w:p>
+        </w:tc>
+      </w:tr>
+      <w:tr>
+        <w:trPr>
+          <w:tblHeader w:val="false"/>
+        </w:trPr>
+        <w:tc>
+          <w:tcPr>
+            <w:tcW w:type="dxa" w:w="3969"/>
+            <w:tcBorders>
+              <w:top w:val="single" w:color="999999" w:sz="4"/>
+              <w:left w:val="single" w:color="999999" w:sz="4"/>
+              <w:bottom w:val="single" w:color="999999" w:sz="4"/>
+              <w:right w:val="single" w:color="999999" w:sz="4"/>
+            </w:tcBorders>
+            <w:tcMar>
+              <w:top w:type="dxa" w:w="60"/>
+              <w:left w:type="dxa" w:w="90"/>
+              <w:bottom w:type="dxa" w:w="60"/>
+              <w:right w:type="dxa" w:w="90"/>
+            </w:tcMar>
+          </w:tcPr>
+          <w:p>
+            <w:pPr>
+              <w:spacing w:after="20" w:before="20"/>
+            </w:pPr>
+            <w:r>
+              <w:rPr>
+                <w:rFonts w:ascii="맑은 고딕" w:cs="맑은 고딕" w:eastAsia="맑은 고딕" w:hAnsi="맑은 고딕"/>
+                <w:b w:val="false"/>
+                <w:bCs w:val="false"/>
+                <w:sz w:val="18"/>
+                <w:szCs w:val="18"/>
+              </w:rPr>
+              <w:t xml:space="preserve">Expires   만료 일자</w:t>
+            </w:r>
+          </w:p>
+        </w:tc>
+        <w:tc>
+          <w:tcPr>
+            <w:tcW w:type="dxa" w:w="5670"/>
+            <w:tcBorders>
+              <w:top w:val="single" w:color="999999" w:sz="4"/>
+              <w:left w:val="single" w:color="999999" w:sz="4"/>
+              <w:bottom w:val="single" w:color="999999" w:sz="4"/>
+              <w:right w:val="single" w:color="999999" w:sz="4"/>
+            </w:tcBorders>
+            <w:tcMar>
+              <w:top w:type="dxa" w:w="60"/>
+              <w:left w:type="dxa" w:w="90"/>
+              <w:bottom w:type="dxa" w:w="60"/>
+              <w:right w:type="dxa" w:w="90"/>
+            </w:tcMar>
+          </w:tcPr>
+          <w:p>
+            <w:pPr>
+              <w:spacing w:after="20" w:before="20"/>
+            </w:pPr>
+            <w:r>
+              <w:rPr>
+                <w:rFonts w:ascii="맑은 고딕" w:cs="맑은 고딕" w:eastAsia="맑은 고딕" w:hAnsi="맑은 고딕"/>
+                <w:b w:val="false"/>
+                <w:bCs w:val="false"/>
+                <w:sz w:val="18"/>
+                <w:szCs w:val="18"/>
+              </w:rPr>
+              <w:t xml:space="preserve">2029. 08. 31.</w:t>
+            </w:r>
+          </w:p>
+        </w:tc>
+      </w:tr>
+      <w:tr>
+        <w:trPr>
+          <w:tblHeader w:val="false"/>
+        </w:trPr>
+        <w:tc>
+          <w:tcPr>
+            <w:tcW w:type="dxa" w:w="3969"/>
+            <w:tcBorders>
+              <w:top w:val="single" w:color="999999" w:sz="4"/>
+              <w:left w:val="single" w:color="999999" w:sz="4"/>
+              <w:bottom w:val="single" w:color="999999" w:sz="4"/>
+              <w:right w:val="single" w:color="999999" w:sz="4"/>
+            </w:tcBorders>
+            <w:tcMar>
+              <w:top w:type="dxa" w:w="60"/>
+              <w:left w:type="dxa" w:w="90"/>
+              <w:bottom w:type="dxa" w:w="60"/>
+              <w:right w:type="dxa" w:w="90"/>
+            </w:tcMar>
+          </w:tcPr>
+          <w:p>
+            <w:pPr>
+              <w:spacing w:after="20" w:before="20"/>
+            </w:pPr>
+            <w:r>
+              <w:rPr>
+                <w:rFonts w:ascii="맑은 고딕" w:cs="맑은 고딕" w:eastAsia="맑은 고딕" w:hAnsi="맑은 고딕"/>
+                <w:b w:val="false"/>
+                <w:bCs w:val="false"/>
+                <w:sz w:val="18"/>
+                <w:szCs w:val="18"/>
+              </w:rPr>
+              <w:t xml:space="preserve">Certified by   인증한 사람</w:t>
+            </w:r>
+          </w:p>
+        </w:tc>
+        <w:tc>
+          <w:tcPr>
+            <w:tcW w:type="dxa" w:w="5670"/>
+            <w:tcBorders>
+              <w:top w:val="single" w:color="999999" w:sz="4"/>
+              <w:left w:val="single" w:color="999999" w:sz="4"/>
+              <w:bottom w:val="single" w:color="999999" w:sz="4"/>
+              <w:right w:val="single" w:color="999999" w:sz="4"/>
+            </w:tcBorders>
+            <w:tcMar>
+              <w:top w:type="dxa" w:w="60"/>
+              <w:left w:type="dxa" w:w="90"/>
+              <w:bottom w:type="dxa" w:w="60"/>
+              <w:right w:type="dxa" w:w="90"/>
+            </w:tcMar>
+          </w:tcPr>
+          <w:p>
+            <w:pPr>
+              <w:spacing w:after="20" w:before="20"/>
+            </w:pPr>
+            <w:r>
+              <w:rPr>
+                <w:rFonts w:ascii="맑은 고딕" w:cs="맑은 고딕" w:eastAsia="맑은 고딕" w:hAnsi="맑은 고딕"/>
+                <w:b w:val="false"/>
+                <w:bCs w:val="false"/>
+                <w:sz w:val="18"/>
+                <w:szCs w:val="18"/>
+              </w:rPr>
+              <w:t xml:space="preserve">한국공업엔지니어링㈜</w:t>
+            </w:r>
+          </w:p>
+        </w:tc>
+      </w:tr>
+      <w:tr>
+        <w:trPr>
+          <w:tblHeader w:val="false"/>
+        </w:trPr>
+        <w:tc>
+          <w:tcPr>
+            <w:tcW w:type="dxa" w:w="3969"/>
+            <w:tcBorders>
+              <w:top w:val="single" w:color="999999" w:sz="4"/>
+              <w:left w:val="single" w:color="999999" w:sz="4"/>
+              <w:bottom w:val="single" w:color="999999" w:sz="4"/>
+              <w:right w:val="single" w:color="999999" w:sz="4"/>
+            </w:tcBorders>
+            <w:tcMar>
+              <w:top w:type="dxa" w:w="60"/>
+              <w:left w:type="dxa" w:w="90"/>
+              <w:bottom w:type="dxa" w:w="60"/>
+              <w:right w:type="dxa" w:w="90"/>
+            </w:tcMar>
+          </w:tcPr>
+          <w:p>
+            <w:pPr>
+              <w:spacing w:after="20" w:before="20"/>
+            </w:pPr>
+            <w:r>
+              <w:rPr>
+                <w:rFonts w:ascii="맑은 고딕" w:cs="맑은 고딕" w:eastAsia="맑은 고딕" w:hAnsi="맑은 고딕"/>
+                <w:b w:val="false"/>
+                <w:bCs w:val="false"/>
+                <w:sz w:val="18"/>
+                <w:szCs w:val="18"/>
+              </w:rPr>
+              <w:t xml:space="preserve">NDE Level Ⅲ (성명 풀네임)</w:t>
+            </w:r>
+          </w:p>
+        </w:tc>
+        <w:tc>
+          <w:tcPr>
+            <w:tcW w:type="dxa" w:w="5670"/>
+            <w:tcBorders>
+              <w:top w:val="single" w:color="999999" w:sz="4"/>
+              <w:left w:val="single" w:color="999999" w:sz="4"/>
+              <w:bottom w:val="single" w:color="999999" w:sz="4"/>
+              <w:right w:val="single" w:color="999999" w:sz="4"/>
+            </w:tcBorders>
+            <w:tcMar>
+              <w:top w:type="dxa" w:w="60"/>
+              <w:left w:type="dxa" w:w="90"/>
+              <w:bottom w:type="dxa" w:w="60"/>
+              <w:right w:type="dxa" w:w="90"/>
+            </w:tcMar>
+          </w:tcPr>
+          <w:p>
+            <w:pPr>
+              <w:spacing w:after="20" w:before="20"/>
+            </w:pPr>
+            <w:r>
+              <w:rPr>
+                <w:rFonts w:ascii="맑은 고딕" w:cs="맑은 고딕" w:eastAsia="맑은 고딕" w:hAnsi="맑은 고딕"/>
+                <w:b w:val="false"/>
+                <w:bCs w:val="false"/>
+                <w:sz w:val="18"/>
+                <w:szCs w:val="18"/>
+              </w:rPr>
+              <w:t xml:space="preserve">(대표 NDE Level Ⅲ 성명)</w:t>
+            </w:r>
+          </w:p>
+        </w:tc>
+      </w:tr>
+      <w:tr>
+        <w:trPr>
+          <w:tblHeader w:val="false"/>
+        </w:trPr>
+        <w:tc>
+          <w:tcPr>
+            <w:tcW w:type="dxa" w:w="3969"/>
+            <w:tcBorders>
+              <w:top w:val="single" w:color="999999" w:sz="4"/>
+              <w:left w:val="single" w:color="999999" w:sz="4"/>
+              <w:bottom w:val="single" w:color="999999" w:sz="4"/>
+              <w:right w:val="single" w:color="999999" w:sz="4"/>
+            </w:tcBorders>
+            <w:tcMar>
+              <w:top w:type="dxa" w:w="60"/>
+              <w:left w:type="dxa" w:w="90"/>
+              <w:bottom w:type="dxa" w:w="60"/>
+              <w:right w:type="dxa" w:w="90"/>
+            </w:tcMar>
+          </w:tcPr>
+          <w:p>
+            <w:pPr>
+              <w:spacing w:after="20" w:before="20"/>
+            </w:pPr>
+            <w:r>
+              <w:rPr>
+                <w:rFonts w:ascii="맑은 고딕" w:cs="맑은 고딕" w:eastAsia="맑은 고딕" w:hAnsi="맑은 고딕"/>
+                <w:b w:val="false"/>
+                <w:bCs w:val="false"/>
+                <w:sz w:val="18"/>
+                <w:szCs w:val="18"/>
+              </w:rPr>
+              <w:t xml:space="preserve">ASNT 자격 사항</w:t>
+            </w:r>
+          </w:p>
+        </w:tc>
+        <w:tc>
+          <w:tcPr>
+            <w:tcW w:type="dxa" w:w="5670"/>
+            <w:tcBorders>
+              <w:top w:val="single" w:color="999999" w:sz="4"/>
+              <w:left w:val="single" w:color="999999" w:sz="4"/>
+              <w:bottom w:val="single" w:color="999999" w:sz="4"/>
+              <w:right w:val="single" w:color="999999" w:sz="4"/>
+            </w:tcBorders>
+            <w:tcMar>
+              <w:top w:type="dxa" w:w="60"/>
+              <w:left w:type="dxa" w:w="90"/>
+              <w:bottom w:type="dxa" w:w="60"/>
+              <w:right w:type="dxa" w:w="90"/>
+            </w:tcMar>
+          </w:tcPr>
+          <w:p>
+            <w:pPr>
+              <w:spacing w:after="20" w:before="20"/>
+            </w:pPr>
+            <w:r>
+              <w:rPr>
+                <w:rFonts w:ascii="맑은 고딕" w:cs="맑은 고딕" w:eastAsia="맑은 고딕" w:hAnsi="맑은 고딕"/>
+                <w:b w:val="false"/>
+                <w:bCs w:val="false"/>
+                <w:sz w:val="18"/>
+                <w:szCs w:val="18"/>
+              </w:rPr>
+              <w:t xml:space="preserve">ASNT NDT Level Ⅲ No. (해당하는 경우)</w:t>
+            </w:r>
+          </w:p>
+        </w:tc>
+      </w:tr>
+      <w:tr>
+        <w:trPr>
+          <w:tblHeader w:val="false"/>
+        </w:trPr>
+        <w:tc>
+          <w:tcPr>
+            <w:tcW w:type="dxa" w:w="3969"/>
+            <w:tcBorders>
+              <w:top w:val="single" w:color="999999" w:sz="4"/>
+              <w:left w:val="single" w:color="999999" w:sz="4"/>
+              <w:bottom w:val="single" w:color="999999" w:sz="4"/>
+              <w:right w:val="single" w:color="999999" w:sz="4"/>
+            </w:tcBorders>
+            <w:tcMar>
+              <w:top w:type="dxa" w:w="60"/>
+              <w:left w:type="dxa" w:w="90"/>
+              <w:bottom w:type="dxa" w:w="60"/>
+              <w:right w:type="dxa" w:w="90"/>
+            </w:tcMar>
+          </w:tcPr>
+          <w:p>
+            <w:pPr>
+              <w:spacing w:after="20" w:before="20"/>
+            </w:pPr>
+            <w:r>
+              <w:rPr>
+                <w:rFonts w:ascii="맑은 고딕" w:cs="맑은 고딕" w:eastAsia="맑은 고딕" w:hAnsi="맑은 고딕"/>
+                <w:b w:val="false"/>
+                <w:bCs w:val="false"/>
+                <w:sz w:val="18"/>
+                <w:szCs w:val="18"/>
+              </w:rPr>
+              <w:t xml:space="preserve">인증 기관</w:t>
+            </w:r>
+          </w:p>
+        </w:tc>
+        <w:tc>
+          <w:tcPr>
+            <w:tcW w:type="dxa" w:w="5670"/>
+            <w:tcBorders>
+              <w:top w:val="single" w:color="999999" w:sz="4"/>
+              <w:left w:val="single" w:color="999999" w:sz="4"/>
+              <w:bottom w:val="single" w:color="999999" w:sz="4"/>
+              <w:right w:val="single" w:color="999999" w:sz="4"/>
+            </w:tcBorders>
+            <w:tcMar>
+              <w:top w:type="dxa" w:w="60"/>
+              <w:left w:type="dxa" w:w="90"/>
+              <w:bottom w:type="dxa" w:w="60"/>
+              <w:right w:type="dxa" w:w="90"/>
+            </w:tcMar>
+          </w:tcPr>
+          <w:p>
+            <w:pPr>
+              <w:spacing w:after="20" w:before="20"/>
+            </w:pPr>
+            <w:r>
+              <w:rPr>
+                <w:rFonts w:ascii="맑은 고딕" w:cs="맑은 고딕" w:eastAsia="맑은 고딕" w:hAnsi="맑은 고딕"/>
+                <w:b w:val="false"/>
+                <w:bCs w:val="false"/>
+                <w:sz w:val="18"/>
+                <w:szCs w:val="18"/>
+              </w:rPr>
+              <w:t xml:space="preserve">해당 없음</w:t>
+            </w:r>
+          </w:p>
+        </w:tc>
+      </w:tr>
+      <w:tr>
+        <w:trPr>
+          <w:tblHeader w:val="false"/>
+        </w:trPr>
+        <w:tc>
+          <w:tcPr>
+            <w:tcW w:type="dxa" w:w="3969"/>
+            <w:tcBorders>
+              <w:top w:val="single" w:color="999999" w:sz="4"/>
+              <w:left w:val="single" w:color="999999" w:sz="4"/>
+              <w:bottom w:val="single" w:color="999999" w:sz="4"/>
+              <w:right w:val="single" w:color="999999" w:sz="4"/>
+            </w:tcBorders>
+            <w:tcMar>
+              <w:top w:type="dxa" w:w="60"/>
+              <w:left w:type="dxa" w:w="90"/>
+              <w:bottom w:type="dxa" w:w="60"/>
+              <w:right w:type="dxa" w:w="90"/>
+            </w:tcMar>
+          </w:tcPr>
+          <w:p>
+            <w:pPr>
+              <w:spacing w:after="20" w:before="20"/>
+            </w:pPr>
+            <w:r>
+              <w:rPr>
+                <w:rFonts w:ascii="맑은 고딕" w:cs="맑은 고딕" w:eastAsia="맑은 고딕" w:hAnsi="맑은 고딕"/>
+                <w:b w:val="false"/>
+                <w:bCs w:val="false"/>
+                <w:sz w:val="18"/>
+                <w:szCs w:val="18"/>
+              </w:rPr>
+              <w:t xml:space="preserve">Signature   서명</w:t>
+            </w:r>
+          </w:p>
+        </w:tc>
+        <w:tc>
+          <w:tcPr>
+            <w:tcW w:type="dxa" w:w="5670"/>
+            <w:tcBorders>
+              <w:top w:val="single" w:color="999999" w:sz="4"/>
+              <w:left w:val="single" w:color="999999" w:sz="4"/>
+              <w:bottom w:val="single" w:color="999999" w:sz="4"/>
+              <w:right w:val="single" w:color="999999" w:sz="4"/>
+            </w:tcBorders>
+            <w:tcMar>
+              <w:top w:type="dxa" w:w="60"/>
+              <w:left w:type="dxa" w:w="90"/>
+              <w:bottom w:type="dxa" w:w="60"/>
+              <w:right w:type="dxa" w:w="90"/>
+            </w:tcMar>
+          </w:tcPr>
+          <w:p>
+            <w:pPr>
+              <w:spacing w:after="20" w:before="20"/>
+            </w:pPr>
+            <w:r>
+              <w:rPr>
+                <w:rFonts w:ascii="맑은 고딕" w:cs="맑은 고딕" w:eastAsia="맑은 고딕" w:hAnsi="맑은 고딕"/>
+                <w:sz w:val="18"/>
+                <w:szCs w:val="18"/>
+              </w:rPr>
+              <w:t xml:space="preserve"/>
+            </w:r>
+          </w:p>
+        </w:tc>
+      </w:tr>
+    </w:tbl>
+    <w:p>
+      <w:pPr>
+        <w:spacing w:after="160"/>
       </w:pPr>
     </w:p>
     <w:p>
@@ -3435,7 +4291,7 @@
         <w:pBdr>
           <w:left w:val="single" w:color="003B73" w:sz="12" w:space="8"/>
         </w:pBdr>
-        <w:spacing w:after="160" w:before="80" w:line="280"/>
+        <w:spacing w:after="40" w:before="80" w:line="280"/>
         <w:ind w:left="240"/>
       </w:pPr>
       <w:r>
@@ -3469,7 +4325,49 @@
           <w:sz w:val="18"/>
           <w:szCs w:val="18"/>
         </w:rPr>
-        <w:t xml:space="preserve">이다. (E01 7.9.2) 위 보기에서 2029년 8월이 만료 월이므로 만료일은 8월 31일이 된다.</w:t>
+        <w:t xml:space="preserve">이다. (E01 7.9.2) 위 보기는 Level Ⅱ 이므로 재자격 인정주기가 3년이다. 2026년 8월에 인증하면 만료 월은 2029년 8월이고, 만료일은 그 달의 마지막 날인 8월 31일이 된다.</w:t>
+      </w:r>
+    </w:p>
+    <w:p>
+      <w:pPr>
+        <w:pBdr>
+          <w:left w:val="single" w:color="003B73" w:sz="12" w:space="8"/>
+        </w:pBdr>
+        <w:spacing w:after="160" w:before="40" w:line="280"/>
+        <w:ind w:left="240"/>
+      </w:pPr>
+      <w:r>
+        <w:rPr>
+          <w:rFonts w:ascii="맑은 고딕" w:cs="맑은 고딕" w:eastAsia="맑은 고딕" w:hAnsi="맑은 고딕"/>
+          <w:b w:val="false"/>
+          <w:bCs w:val="false"/>
+          <w:color w:val="444444"/>
+          <w:sz w:val="18"/>
+          <w:szCs w:val="18"/>
+        </w:rPr>
+        <w:t xml:space="preserve">Technique 에 TOFD·PAUT 가 있으므로 이 사람은 </w:t>
+      </w:r>
+      <w:r>
+        <w:rPr>
+          <w:rFonts w:ascii="맑은 고딕" w:cs="맑은 고딕" w:eastAsia="맑은 고딕" w:hAnsi="맑은 고딕"/>
+          <w:b/>
+          <w:bCs/>
+          <w:color w:val="444444"/>
+          <w:sz w:val="18"/>
+          <w:szCs w:val="18"/>
+        </w:rPr>
+        <w:t xml:space="preserve">UT Level Ⅱ 자격이 먼저 인증되어 있어야 한다.</w:t>
+      </w:r>
+      <w:r>
+        <w:rPr>
+          <w:rFonts w:ascii="맑은 고딕" w:cs="맑은 고딕" w:eastAsia="맑은 고딕" w:hAnsi="맑은 고딕"/>
+          <w:b w:val="false"/>
+          <w:bCs w:val="false"/>
+          <w:color w:val="444444"/>
+          <w:sz w:val="18"/>
+          <w:szCs w:val="18"/>
+        </w:rPr>
+        <w:t xml:space="preserve"> (5.1.5)</w:t>
       </w:r>
     </w:p>
     <w:p>
@@ -12226,206 +13124,1151 @@
         <w:spacing w:after="60"/>
       </w:pPr>
     </w:p>
-    <w:p>
-      <w:pPr>
-        <w:shd w:fill="F5F5F5" w:val="clear"/>
-        <w:spacing w:after="0" w:before="0"/>
+    <w:tbl>
+      <w:tblPr>
+        <w:tblW w:type="dxa" w:w="9639"/>
+        <w:tblBorders>
+          <w:top w:val="single" w:color="auto" w:sz="4"/>
+          <w:left w:val="single" w:color="auto" w:sz="4"/>
+          <w:bottom w:val="single" w:color="auto" w:sz="4"/>
+          <w:right w:val="single" w:color="auto" w:sz="4"/>
+          <w:insideH w:val="single" w:color="auto" w:sz="4"/>
+          <w:insideV w:val="single" w:color="auto" w:sz="4"/>
+        </w:tblBorders>
+      </w:tblPr>
+      <w:tblGrid>
+        <w:gridCol w:w="423"/>
+        <w:gridCol w:w="3177"/>
+        <w:gridCol w:w="3919"/>
+        <w:gridCol w:w="2120"/>
+      </w:tblGrid>
+      <w:tr>
+        <w:trPr>
+          <w:tblHeader/>
+        </w:trPr>
+        <w:tc>
+          <w:tcPr>
+            <w:tcW w:type="dxa" w:w="423"/>
+            <w:tcBorders>
+              <w:top w:val="single" w:color="999999" w:sz="4"/>
+              <w:left w:val="single" w:color="999999" w:sz="4"/>
+              <w:bottom w:val="single" w:color="999999" w:sz="4"/>
+              <w:right w:val="single" w:color="999999" w:sz="4"/>
+            </w:tcBorders>
+            <w:shd w:fill="EFEFEF" w:val="clear"/>
+            <w:tcMar>
+              <w:top w:type="dxa" w:w="60"/>
+              <w:left w:type="dxa" w:w="90"/>
+              <w:bottom w:type="dxa" w:w="60"/>
+              <w:right w:type="dxa" w:w="90"/>
+            </w:tcMar>
+          </w:tcPr>
+          <w:p>
+            <w:pPr>
+              <w:spacing w:after="20" w:before="20"/>
+            </w:pPr>
+            <w:r>
+              <w:rPr>
+                <w:rFonts w:ascii="맑은 고딕" w:cs="맑은 고딕" w:eastAsia="맑은 고딕" w:hAnsi="맑은 고딕"/>
+                <w:b/>
+                <w:bCs/>
+                <w:sz w:val="18"/>
+                <w:szCs w:val="18"/>
+              </w:rPr>
+              <w:t xml:space="preserve">단계</w:t>
+            </w:r>
+          </w:p>
+        </w:tc>
+        <w:tc>
+          <w:tcPr>
+            <w:tcW w:type="dxa" w:w="3177"/>
+            <w:tcBorders>
+              <w:top w:val="single" w:color="999999" w:sz="4"/>
+              <w:left w:val="single" w:color="999999" w:sz="4"/>
+              <w:bottom w:val="single" w:color="999999" w:sz="4"/>
+              <w:right w:val="single" w:color="999999" w:sz="4"/>
+            </w:tcBorders>
+            <w:shd w:fill="EFEFEF" w:val="clear"/>
+            <w:tcMar>
+              <w:top w:type="dxa" w:w="60"/>
+              <w:left w:type="dxa" w:w="90"/>
+              <w:bottom w:type="dxa" w:w="60"/>
+              <w:right w:type="dxa" w:w="90"/>
+            </w:tcMar>
+          </w:tcPr>
+          <w:p>
+            <w:pPr>
+              <w:spacing w:after="20" w:before="20"/>
+            </w:pPr>
+            <w:r>
+              <w:rPr>
+                <w:rFonts w:ascii="맑은 고딕" w:cs="맑은 고딕" w:eastAsia="맑은 고딕" w:hAnsi="맑은 고딕"/>
+                <w:b/>
+                <w:bCs/>
+                <w:sz w:val="18"/>
+                <w:szCs w:val="18"/>
+              </w:rPr>
+              <w:t xml:space="preserve">사유·조건</w:t>
+            </w:r>
+          </w:p>
+        </w:tc>
+        <w:tc>
+          <w:tcPr>
+            <w:tcW w:type="dxa" w:w="3919"/>
+            <w:tcBorders>
+              <w:top w:val="single" w:color="999999" w:sz="4"/>
+              <w:left w:val="single" w:color="999999" w:sz="4"/>
+              <w:bottom w:val="single" w:color="999999" w:sz="4"/>
+              <w:right w:val="single" w:color="999999" w:sz="4"/>
+            </w:tcBorders>
+            <w:shd w:fill="EFEFEF" w:val="clear"/>
+            <w:tcMar>
+              <w:top w:type="dxa" w:w="60"/>
+              <w:left w:type="dxa" w:w="90"/>
+              <w:bottom w:type="dxa" w:w="60"/>
+              <w:right w:type="dxa" w:w="90"/>
+            </w:tcMar>
+          </w:tcPr>
+          <w:p>
+            <w:pPr>
+              <w:spacing w:after="20" w:before="20"/>
+            </w:pPr>
+            <w:r>
+              <w:rPr>
+                <w:rFonts w:ascii="맑은 고딕" w:cs="맑은 고딕" w:eastAsia="맑은 고딕" w:hAnsi="맑은 고딕"/>
+                <w:b/>
+                <w:bCs/>
+                <w:sz w:val="18"/>
+                <w:szCs w:val="18"/>
+              </w:rPr>
+              <w:t xml:space="preserve">처리</w:t>
+            </w:r>
+          </w:p>
+        </w:tc>
+        <w:tc>
+          <w:tcPr>
+            <w:tcW w:type="dxa" w:w="2120"/>
+            <w:tcBorders>
+              <w:top w:val="single" w:color="999999" w:sz="4"/>
+              <w:left w:val="single" w:color="999999" w:sz="4"/>
+              <w:bottom w:val="single" w:color="999999" w:sz="4"/>
+              <w:right w:val="single" w:color="999999" w:sz="4"/>
+            </w:tcBorders>
+            <w:shd w:fill="EFEFEF" w:val="clear"/>
+            <w:tcMar>
+              <w:top w:type="dxa" w:w="60"/>
+              <w:left w:type="dxa" w:w="90"/>
+              <w:bottom w:type="dxa" w:w="60"/>
+              <w:right w:type="dxa" w:w="90"/>
+            </w:tcMar>
+          </w:tcPr>
+          <w:p>
+            <w:pPr>
+              <w:spacing w:after="20" w:before="20"/>
+            </w:pPr>
+            <w:r>
+              <w:rPr>
+                <w:rFonts w:ascii="맑은 고딕" w:cs="맑은 고딕" w:eastAsia="맑은 고딕" w:hAnsi="맑은 고딕"/>
+                <w:b/>
+                <w:bCs/>
+                <w:sz w:val="18"/>
+                <w:szCs w:val="18"/>
+              </w:rPr>
+              <w:t xml:space="preserve">근거</w:t>
+            </w:r>
+          </w:p>
+        </w:tc>
+      </w:tr>
+      <w:tr>
+        <w:trPr>
+          <w:tblHeader w:val="false"/>
+        </w:trPr>
+        <w:tc>
+          <w:tcPr>
+            <w:tcW w:type="dxa" w:w="423"/>
+            <w:tcBorders>
+              <w:top w:val="single" w:color="999999" w:sz="4"/>
+              <w:left w:val="single" w:color="999999" w:sz="4"/>
+              <w:bottom w:val="single" w:color="999999" w:sz="4"/>
+              <w:right w:val="single" w:color="999999" w:sz="4"/>
+            </w:tcBorders>
+            <w:tcMar>
+              <w:top w:type="dxa" w:w="60"/>
+              <w:left w:type="dxa" w:w="90"/>
+              <w:bottom w:type="dxa" w:w="60"/>
+              <w:right w:type="dxa" w:w="90"/>
+            </w:tcMar>
+          </w:tcPr>
+          <w:p>
+            <w:pPr>
+              <w:spacing w:after="20" w:before="20"/>
+            </w:pPr>
+            <w:r>
+              <w:rPr>
+                <w:rFonts w:ascii="맑은 고딕" w:cs="맑은 고딕" w:eastAsia="맑은 고딕" w:hAnsi="맑은 고딕"/>
+                <w:b w:val="false"/>
+                <w:bCs w:val="false"/>
+                <w:sz w:val="18"/>
+                <w:szCs w:val="18"/>
+              </w:rPr>
+              <w:t xml:space="preserve">1</w:t>
+            </w:r>
+          </w:p>
+        </w:tc>
+        <w:tc>
+          <w:tcPr>
+            <w:tcW w:type="dxa" w:w="3177"/>
+            <w:tcBorders>
+              <w:top w:val="single" w:color="999999" w:sz="4"/>
+              <w:left w:val="single" w:color="999999" w:sz="4"/>
+              <w:bottom w:val="single" w:color="999999" w:sz="4"/>
+              <w:right w:val="single" w:color="999999" w:sz="4"/>
+            </w:tcBorders>
+            <w:tcMar>
+              <w:top w:type="dxa" w:w="60"/>
+              <w:left w:type="dxa" w:w="90"/>
+              <w:bottom w:type="dxa" w:w="60"/>
+              <w:right w:type="dxa" w:w="90"/>
+            </w:tcMar>
+          </w:tcPr>
+          <w:p>
+            <w:pPr>
+              <w:spacing w:after="20" w:before="20"/>
+            </w:pPr>
+            <w:r>
+              <w:rPr>
+                <w:rFonts w:ascii="맑은 고딕" w:cs="맑은 고딕" w:eastAsia="맑은 고딕" w:hAnsi="맑은 고딕"/>
+                <w:b w:val="false"/>
+                <w:bCs w:val="false"/>
+                <w:sz w:val="18"/>
+                <w:szCs w:val="18"/>
+              </w:rPr>
+              <w:t xml:space="preserve">고용 종료</w:t>
+            </w:r>
+          </w:p>
+        </w:tc>
+        <w:tc>
+          <w:tcPr>
+            <w:tcW w:type="dxa" w:w="3919"/>
+            <w:tcBorders>
+              <w:top w:val="single" w:color="999999" w:sz="4"/>
+              <w:left w:val="single" w:color="999999" w:sz="4"/>
+              <w:bottom w:val="single" w:color="999999" w:sz="4"/>
+              <w:right w:val="single" w:color="999999" w:sz="4"/>
+            </w:tcBorders>
+            <w:tcMar>
+              <w:top w:type="dxa" w:w="60"/>
+              <w:left w:type="dxa" w:w="90"/>
+              <w:bottom w:type="dxa" w:w="60"/>
+              <w:right w:type="dxa" w:w="90"/>
+            </w:tcMar>
+          </w:tcPr>
+          <w:p>
+            <w:pPr>
+              <w:spacing w:after="20" w:before="20"/>
+            </w:pPr>
+            <w:r>
+              <w:rPr>
+                <w:rFonts w:ascii="맑은 고딕" w:cs="맑은 고딕" w:eastAsia="맑은 고딕" w:hAnsi="맑은 고딕"/>
+                <w:b/>
+                <w:bCs/>
+                <w:sz w:val="18"/>
+                <w:szCs w:val="18"/>
+              </w:rPr>
+              <w:t xml:space="preserve">자격 자동 취소</w:t>
+            </w:r>
+          </w:p>
+        </w:tc>
+        <w:tc>
+          <w:tcPr>
+            <w:tcW w:type="dxa" w:w="2120"/>
+            <w:tcBorders>
+              <w:top w:val="single" w:color="999999" w:sz="4"/>
+              <w:left w:val="single" w:color="999999" w:sz="4"/>
+              <w:bottom w:val="single" w:color="999999" w:sz="4"/>
+              <w:right w:val="single" w:color="999999" w:sz="4"/>
+            </w:tcBorders>
+            <w:tcMar>
+              <w:top w:type="dxa" w:w="60"/>
+              <w:left w:type="dxa" w:w="90"/>
+              <w:bottom w:type="dxa" w:w="60"/>
+              <w:right w:type="dxa" w:w="90"/>
+            </w:tcMar>
+          </w:tcPr>
+          <w:p>
+            <w:pPr>
+              <w:spacing w:after="20" w:before="20"/>
+            </w:pPr>
+            <w:r>
+              <w:rPr>
+                <w:rFonts w:ascii="맑은 고딕" w:cs="맑은 고딕" w:eastAsia="맑은 고딕" w:hAnsi="맑은 고딕"/>
+                <w:b w:val="false"/>
+                <w:bCs w:val="false"/>
+                <w:sz w:val="18"/>
+                <w:szCs w:val="18"/>
+              </w:rPr>
+              <w:t xml:space="preserve">7.2.1 (E01 7.10.1)</w:t>
+            </w:r>
+          </w:p>
+        </w:tc>
+      </w:tr>
+      <w:tr>
+        <w:trPr>
+          <w:tblHeader w:val="false"/>
+        </w:trPr>
+        <w:tc>
+          <w:tcPr>
+            <w:tcW w:type="dxa" w:w="423"/>
+            <w:tcBorders>
+              <w:top w:val="single" w:color="999999" w:sz="4"/>
+              <w:left w:val="single" w:color="999999" w:sz="4"/>
+              <w:bottom w:val="single" w:color="999999" w:sz="4"/>
+              <w:right w:val="single" w:color="999999" w:sz="4"/>
+            </w:tcBorders>
+            <w:tcMar>
+              <w:top w:type="dxa" w:w="60"/>
+              <w:left w:type="dxa" w:w="90"/>
+              <w:bottom w:type="dxa" w:w="60"/>
+              <w:right w:type="dxa" w:w="90"/>
+            </w:tcMar>
+          </w:tcPr>
+          <w:p>
+            <w:pPr>
+              <w:spacing w:after="20" w:before="20"/>
+            </w:pPr>
+            <w:r>
+              <w:rPr>
+                <w:rFonts w:ascii="맑은 고딕" w:cs="맑은 고딕" w:eastAsia="맑은 고딕" w:hAnsi="맑은 고딕"/>
+                <w:b w:val="false"/>
+                <w:bCs w:val="false"/>
+                <w:sz w:val="18"/>
+                <w:szCs w:val="18"/>
+              </w:rPr>
+              <w:t xml:space="preserve">1</w:t>
+            </w:r>
+          </w:p>
+        </w:tc>
+        <w:tc>
+          <w:tcPr>
+            <w:tcW w:type="dxa" w:w="3177"/>
+            <w:tcBorders>
+              <w:top w:val="single" w:color="999999" w:sz="4"/>
+              <w:left w:val="single" w:color="999999" w:sz="4"/>
+              <w:bottom w:val="single" w:color="999999" w:sz="4"/>
+              <w:right w:val="single" w:color="999999" w:sz="4"/>
+            </w:tcBorders>
+            <w:tcMar>
+              <w:top w:type="dxa" w:w="60"/>
+              <w:left w:type="dxa" w:w="90"/>
+              <w:bottom w:type="dxa" w:w="60"/>
+              <w:right w:type="dxa" w:w="90"/>
+            </w:tcMar>
+          </w:tcPr>
+          <w:p>
+            <w:pPr>
+              <w:spacing w:after="20" w:before="20"/>
+            </w:pPr>
+            <w:r>
+              <w:rPr>
+                <w:rFonts w:ascii="맑은 고딕" w:cs="맑은 고딕" w:eastAsia="맑은 고딕" w:hAnsi="맑은 고딕"/>
+                <w:b w:val="false"/>
+                <w:bCs w:val="false"/>
+                <w:sz w:val="18"/>
+                <w:szCs w:val="18"/>
+              </w:rPr>
+              <w:t xml:space="preserve">6개월 이상 해당 검사방법 미종사</w:t>
+            </w:r>
+          </w:p>
+        </w:tc>
+        <w:tc>
+          <w:tcPr>
+            <w:tcW w:type="dxa" w:w="3919"/>
+            <w:tcBorders>
+              <w:top w:val="single" w:color="999999" w:sz="4"/>
+              <w:left w:val="single" w:color="999999" w:sz="4"/>
+              <w:bottom w:val="single" w:color="999999" w:sz="4"/>
+              <w:right w:val="single" w:color="999999" w:sz="4"/>
+            </w:tcBorders>
+            <w:tcMar>
+              <w:top w:type="dxa" w:w="60"/>
+              <w:left w:type="dxa" w:w="90"/>
+              <w:bottom w:type="dxa" w:w="60"/>
+              <w:right w:type="dxa" w:w="90"/>
+            </w:tcMar>
+          </w:tcPr>
+          <w:p>
+            <w:pPr>
+              <w:spacing w:after="20" w:before="20"/>
+            </w:pPr>
+            <w:r>
+              <w:rPr>
+                <w:rFonts w:ascii="맑은 고딕" w:cs="맑은 고딕" w:eastAsia="맑은 고딕" w:hAnsi="맑은 고딕"/>
+                <w:b/>
+                <w:bCs/>
+                <w:sz w:val="18"/>
+                <w:szCs w:val="18"/>
+              </w:rPr>
+              <w:t xml:space="preserve">자격 취소</w:t>
+            </w:r>
+          </w:p>
+        </w:tc>
+        <w:tc>
+          <w:tcPr>
+            <w:tcW w:type="dxa" w:w="2120"/>
+            <w:tcBorders>
+              <w:top w:val="single" w:color="999999" w:sz="4"/>
+              <w:left w:val="single" w:color="999999" w:sz="4"/>
+              <w:bottom w:val="single" w:color="999999" w:sz="4"/>
+              <w:right w:val="single" w:color="999999" w:sz="4"/>
+            </w:tcBorders>
+            <w:tcMar>
+              <w:top w:type="dxa" w:w="60"/>
+              <w:left w:type="dxa" w:w="90"/>
+              <w:bottom w:type="dxa" w:w="60"/>
+              <w:right w:type="dxa" w:w="90"/>
+            </w:tcMar>
+          </w:tcPr>
+          <w:p>
+            <w:pPr>
+              <w:spacing w:after="20" w:before="20"/>
+            </w:pPr>
+            <w:r>
+              <w:rPr>
+                <w:rFonts w:ascii="맑은 고딕" w:cs="맑은 고딕" w:eastAsia="맑은 고딕" w:hAnsi="맑은 고딕"/>
+                <w:b w:val="false"/>
+                <w:bCs w:val="false"/>
+                <w:sz w:val="18"/>
+                <w:szCs w:val="18"/>
+              </w:rPr>
+              <w:t xml:space="preserve">7.2.2 (E01 7.10.2)</w:t>
+            </w:r>
+          </w:p>
+        </w:tc>
+      </w:tr>
+      <w:tr>
+        <w:trPr>
+          <w:tblHeader w:val="false"/>
+        </w:trPr>
+        <w:tc>
+          <w:tcPr>
+            <w:tcW w:type="dxa" w:w="423"/>
+            <w:tcBorders>
+              <w:top w:val="single" w:color="999999" w:sz="4"/>
+              <w:left w:val="single" w:color="999999" w:sz="4"/>
+              <w:bottom w:val="single" w:color="999999" w:sz="4"/>
+              <w:right w:val="single" w:color="999999" w:sz="4"/>
+            </w:tcBorders>
+            <w:tcMar>
+              <w:top w:type="dxa" w:w="60"/>
+              <w:left w:type="dxa" w:w="90"/>
+              <w:bottom w:type="dxa" w:w="60"/>
+              <w:right w:type="dxa" w:w="90"/>
+            </w:tcMar>
+          </w:tcPr>
+          <w:p>
+            <w:pPr>
+              <w:spacing w:after="20" w:before="20"/>
+            </w:pPr>
+            <w:r>
+              <w:rPr>
+                <w:rFonts w:ascii="맑은 고딕" w:cs="맑은 고딕" w:eastAsia="맑은 고딕" w:hAnsi="맑은 고딕"/>
+                <w:b w:val="false"/>
+                <w:bCs w:val="false"/>
+                <w:sz w:val="18"/>
+                <w:szCs w:val="18"/>
+              </w:rPr>
+              <w:t xml:space="preserve">2</w:t>
+            </w:r>
+          </w:p>
+        </w:tc>
+        <w:tc>
+          <w:tcPr>
+            <w:tcW w:type="dxa" w:w="3177"/>
+            <w:tcBorders>
+              <w:top w:val="single" w:color="999999" w:sz="4"/>
+              <w:left w:val="single" w:color="999999" w:sz="4"/>
+              <w:bottom w:val="single" w:color="999999" w:sz="4"/>
+              <w:right w:val="single" w:color="999999" w:sz="4"/>
+            </w:tcBorders>
+            <w:tcMar>
+              <w:top w:type="dxa" w:w="60"/>
+              <w:left w:type="dxa" w:w="90"/>
+              <w:bottom w:type="dxa" w:w="60"/>
+              <w:right w:type="dxa" w:w="90"/>
+            </w:tcMar>
+          </w:tcPr>
+          <w:p>
+            <w:pPr>
+              <w:spacing w:after="20" w:before="20"/>
+            </w:pPr>
+            <w:r>
+              <w:rPr>
+                <w:rFonts w:ascii="맑은 고딕" w:cs="맑은 고딕" w:eastAsia="맑은 고딕" w:hAnsi="맑은 고딕"/>
+                <w:b w:val="false"/>
+                <w:bCs w:val="false"/>
+                <w:sz w:val="18"/>
+                <w:szCs w:val="18"/>
+              </w:rPr>
+              <w:t xml:space="preserve">취소 확정</w:t>
+            </w:r>
+          </w:p>
+        </w:tc>
+        <w:tc>
+          <w:tcPr>
+            <w:tcW w:type="dxa" w:w="3919"/>
+            <w:tcBorders>
+              <w:top w:val="single" w:color="999999" w:sz="4"/>
+              <w:left w:val="single" w:color="999999" w:sz="4"/>
+              <w:bottom w:val="single" w:color="999999" w:sz="4"/>
+              <w:right w:val="single" w:color="999999" w:sz="4"/>
+            </w:tcBorders>
+            <w:tcMar>
+              <w:top w:type="dxa" w:w="60"/>
+              <w:left w:type="dxa" w:w="90"/>
+              <w:bottom w:type="dxa" w:w="60"/>
+              <w:right w:type="dxa" w:w="90"/>
+            </w:tcMar>
+          </w:tcPr>
+          <w:p>
+            <w:pPr>
+              <w:spacing w:after="20" w:before="20"/>
+            </w:pPr>
+            <w:r>
+              <w:rPr>
+                <w:rFonts w:ascii="맑은 고딕" w:cs="맑은 고딕" w:eastAsia="맑은 고딕" w:hAnsi="맑은 고딕"/>
+                <w:b w:val="false"/>
+                <w:bCs w:val="false"/>
+                <w:sz w:val="18"/>
+                <w:szCs w:val="18"/>
+              </w:rPr>
+              <w:t xml:space="preserve">발급대장에 종료 일자·사유 기재, </w:t>
+            </w:r>
+            <w:r>
+              <w:rPr>
+                <w:rFonts w:ascii="맑은 고딕" w:cs="맑은 고딕" w:eastAsia="맑은 고딕" w:hAnsi="맑은 고딕"/>
+                <w:b/>
+                <w:bCs/>
+                <w:sz w:val="18"/>
+                <w:szCs w:val="18"/>
+              </w:rPr>
+              <w:t xml:space="preserve">자격증과 ID 카드 회수</w:t>
+            </w:r>
+          </w:p>
+        </w:tc>
+        <w:tc>
+          <w:tcPr>
+            <w:tcW w:type="dxa" w:w="2120"/>
+            <w:tcBorders>
+              <w:top w:val="single" w:color="999999" w:sz="4"/>
+              <w:left w:val="single" w:color="999999" w:sz="4"/>
+              <w:bottom w:val="single" w:color="999999" w:sz="4"/>
+              <w:right w:val="single" w:color="999999" w:sz="4"/>
+            </w:tcBorders>
+            <w:tcMar>
+              <w:top w:type="dxa" w:w="60"/>
+              <w:left w:type="dxa" w:w="90"/>
+              <w:bottom w:type="dxa" w:w="60"/>
+              <w:right w:type="dxa" w:w="90"/>
+            </w:tcMar>
+          </w:tcPr>
+          <w:p>
+            <w:pPr>
+              <w:spacing w:after="20" w:before="20"/>
+            </w:pPr>
+            <w:r>
+              <w:rPr>
+                <w:rFonts w:ascii="맑은 고딕" w:cs="맑은 고딕" w:eastAsia="맑은 고딕" w:hAnsi="맑은 고딕"/>
+                <w:b w:val="false"/>
+                <w:bCs w:val="false"/>
+                <w:sz w:val="18"/>
+                <w:szCs w:val="18"/>
+              </w:rPr>
+              <w:t xml:space="preserve">7.2.3</w:t>
+            </w:r>
+          </w:p>
+        </w:tc>
+      </w:tr>
+      <w:tr>
+        <w:trPr>
+          <w:tblHeader w:val="false"/>
+        </w:trPr>
+        <w:tc>
+          <w:tcPr>
+            <w:tcW w:type="dxa" w:w="423"/>
+            <w:tcBorders>
+              <w:top w:val="single" w:color="999999" w:sz="4"/>
+              <w:left w:val="single" w:color="999999" w:sz="4"/>
+              <w:bottom w:val="single" w:color="999999" w:sz="4"/>
+              <w:right w:val="single" w:color="999999" w:sz="4"/>
+            </w:tcBorders>
+            <w:tcMar>
+              <w:top w:type="dxa" w:w="60"/>
+              <w:left w:type="dxa" w:w="90"/>
+              <w:bottom w:type="dxa" w:w="60"/>
+              <w:right w:type="dxa" w:w="90"/>
+            </w:tcMar>
+          </w:tcPr>
+          <w:p>
+            <w:pPr>
+              <w:spacing w:after="20" w:before="20"/>
+            </w:pPr>
+            <w:r>
+              <w:rPr>
+                <w:rFonts w:ascii="맑은 고딕" w:cs="맑은 고딕" w:eastAsia="맑은 고딕" w:hAnsi="맑은 고딕"/>
+                <w:b w:val="false"/>
+                <w:bCs w:val="false"/>
+                <w:sz w:val="18"/>
+                <w:szCs w:val="18"/>
+              </w:rPr>
+              <w:t xml:space="preserve">3</w:t>
+            </w:r>
+          </w:p>
+        </w:tc>
+        <w:tc>
+          <w:tcPr>
+            <w:tcW w:type="dxa" w:w="3177"/>
+            <w:tcBorders>
+              <w:top w:val="single" w:color="999999" w:sz="4"/>
+              <w:left w:val="single" w:color="999999" w:sz="4"/>
+              <w:bottom w:val="single" w:color="999999" w:sz="4"/>
+              <w:right w:val="single" w:color="999999" w:sz="4"/>
+            </w:tcBorders>
+            <w:tcMar>
+              <w:top w:type="dxa" w:w="60"/>
+              <w:left w:type="dxa" w:w="90"/>
+              <w:bottom w:type="dxa" w:w="60"/>
+              <w:right w:type="dxa" w:w="90"/>
+            </w:tcMar>
+          </w:tcPr>
+          <w:p>
+            <w:pPr>
+              <w:spacing w:after="20" w:before="20"/>
+            </w:pPr>
+            <w:r>
+              <w:rPr>
+                <w:rFonts w:ascii="맑은 고딕" w:cs="맑은 고딕" w:eastAsia="맑은 고딕" w:hAnsi="맑은 고딕"/>
+                <w:b w:val="false"/>
+                <w:bCs w:val="false"/>
+                <w:sz w:val="18"/>
+                <w:szCs w:val="18"/>
+              </w:rPr>
+              <w:t xml:space="preserve">아래 세 가지를 </w:t>
+            </w:r>
+            <w:r>
+              <w:rPr>
+                <w:rFonts w:ascii="맑은 고딕" w:cs="맑은 고딕" w:eastAsia="맑은 고딕" w:hAnsi="맑은 고딕"/>
+                <w:b/>
+                <w:bCs/>
+                <w:sz w:val="18"/>
+                <w:szCs w:val="18"/>
+              </w:rPr>
+              <w:t xml:space="preserve">모두</w:t>
+            </w:r>
+            <w:r>
+              <w:rPr>
+                <w:rFonts w:ascii="맑은 고딕" w:cs="맑은 고딕" w:eastAsia="맑은 고딕" w:hAnsi="맑은 고딕"/>
+                <w:b w:val="false"/>
+                <w:bCs w:val="false"/>
+                <w:sz w:val="18"/>
+                <w:szCs w:val="18"/>
+              </w:rPr>
+              <w:t xml:space="preserve"> 만족</w:t>
+            </w:r>
+          </w:p>
+          <w:p>
+            <w:pPr>
+              <w:spacing w:after="20" w:before="20"/>
+            </w:pPr>
+            <w:r>
+              <w:rPr>
+                <w:rFonts w:ascii="맑은 고딕" w:cs="맑은 고딕" w:eastAsia="맑은 고딕" w:hAnsi="맑은 고딕"/>
+                <w:b w:val="false"/>
+                <w:bCs w:val="false"/>
+                <w:sz w:val="18"/>
+                <w:szCs w:val="18"/>
+              </w:rPr>
+              <w:t xml:space="preserve">① 기록이 유지되고 있을 것</w:t>
+            </w:r>
+          </w:p>
+          <w:p>
+            <w:pPr>
+              <w:spacing w:after="20" w:before="20"/>
+            </w:pPr>
+            <w:r>
+              <w:rPr>
+                <w:rFonts w:ascii="맑은 고딕" w:cs="맑은 고딕" w:eastAsia="맑은 고딕" w:hAnsi="맑은 고딕"/>
+                <w:b w:val="false"/>
+                <w:bCs w:val="false"/>
+                <w:sz w:val="18"/>
+                <w:szCs w:val="18"/>
+              </w:rPr>
+              <w:t xml:space="preserve">② 자격인정 기간이 종료 기간 동안 만기되지 않았을 것</w:t>
+            </w:r>
+          </w:p>
+          <w:p>
+            <w:pPr>
+              <w:spacing w:after="20" w:before="20"/>
+            </w:pPr>
+            <w:r>
+              <w:rPr>
+                <w:rFonts w:ascii="맑은 고딕" w:cs="맑은 고딕" w:eastAsia="맑은 고딕" w:hAnsi="맑은 고딕"/>
+                <w:b w:val="false"/>
+                <w:bCs w:val="false"/>
+                <w:sz w:val="18"/>
+                <w:szCs w:val="18"/>
+              </w:rPr>
+              <w:t xml:space="preserve">③ 자격종료 6개월 이내일 것</w:t>
+            </w:r>
+          </w:p>
+        </w:tc>
+        <w:tc>
+          <w:tcPr>
+            <w:tcW w:type="dxa" w:w="3919"/>
+            <w:tcBorders>
+              <w:top w:val="single" w:color="999999" w:sz="4"/>
+              <w:left w:val="single" w:color="999999" w:sz="4"/>
+              <w:bottom w:val="single" w:color="999999" w:sz="4"/>
+              <w:right w:val="single" w:color="999999" w:sz="4"/>
+            </w:tcBorders>
+            <w:tcMar>
+              <w:top w:type="dxa" w:w="60"/>
+              <w:left w:type="dxa" w:w="90"/>
+              <w:bottom w:type="dxa" w:w="60"/>
+              <w:right w:type="dxa" w:w="90"/>
+            </w:tcMar>
+          </w:tcPr>
+          <w:p>
+            <w:pPr>
+              <w:spacing w:after="20" w:before="20"/>
+            </w:pPr>
+            <w:r>
+              <w:rPr>
+                <w:rFonts w:ascii="맑은 고딕" w:cs="맑은 고딕" w:eastAsia="맑은 고딕" w:hAnsi="맑은 고딕"/>
+                <w:b/>
+                <w:bCs/>
+                <w:sz w:val="18"/>
+                <w:szCs w:val="18"/>
+              </w:rPr>
+              <w:t xml:space="preserve">복권 — 새로운 시험 없이</w:t>
+            </w:r>
+            <w:r>
+              <w:rPr>
+                <w:rFonts w:ascii="맑은 고딕" w:cs="맑은 고딕" w:eastAsia="맑은 고딕" w:hAnsi="맑은 고딕"/>
+                <w:b w:val="false"/>
+                <w:bCs w:val="false"/>
+                <w:sz w:val="18"/>
+                <w:szCs w:val="18"/>
+              </w:rPr>
+              <w:t xml:space="preserve"> 이전 자격 회복.</w:t>
+            </w:r>
+          </w:p>
+          <w:p>
+            <w:pPr>
+              <w:spacing w:after="20" w:before="20"/>
+            </w:pPr>
+            <w:r>
+              <w:rPr>
+                <w:rFonts w:ascii="맑은 고딕" w:cs="맑은 고딕" w:eastAsia="맑은 고딕" w:hAnsi="맑은 고딕"/>
+                <w:b w:val="false"/>
+                <w:bCs w:val="false"/>
+                <w:sz w:val="18"/>
+                <w:szCs w:val="18"/>
+              </w:rPr>
+              <w:t xml:space="preserve">인증·만료 일자는 종료 전의 것을 그대로 쓴다</w:t>
+            </w:r>
+          </w:p>
+        </w:tc>
+        <w:tc>
+          <w:tcPr>
+            <w:tcW w:type="dxa" w:w="2120"/>
+            <w:tcBorders>
+              <w:top w:val="single" w:color="999999" w:sz="4"/>
+              <w:left w:val="single" w:color="999999" w:sz="4"/>
+              <w:bottom w:val="single" w:color="999999" w:sz="4"/>
+              <w:right w:val="single" w:color="999999" w:sz="4"/>
+            </w:tcBorders>
+            <w:tcMar>
+              <w:top w:type="dxa" w:w="60"/>
+              <w:left w:type="dxa" w:w="90"/>
+              <w:bottom w:type="dxa" w:w="60"/>
+              <w:right w:type="dxa" w:w="90"/>
+            </w:tcMar>
+          </w:tcPr>
+          <w:p>
+            <w:pPr>
+              <w:spacing w:after="20" w:before="20"/>
+            </w:pPr>
+            <w:r>
+              <w:rPr>
+                <w:rFonts w:ascii="맑은 고딕" w:cs="맑은 고딕" w:eastAsia="맑은 고딕" w:hAnsi="맑은 고딕"/>
+                <w:b w:val="false"/>
+                <w:bCs w:val="false"/>
+                <w:sz w:val="18"/>
+                <w:szCs w:val="18"/>
+              </w:rPr>
+              <w:t xml:space="preserve">7.4 (E01 7.11)</w:t>
+            </w:r>
+          </w:p>
+        </w:tc>
+      </w:tr>
+      <w:tr>
+        <w:trPr>
+          <w:tblHeader w:val="false"/>
+        </w:trPr>
+        <w:tc>
+          <w:tcPr>
+            <w:tcW w:type="dxa" w:w="423"/>
+            <w:tcBorders>
+              <w:top w:val="single" w:color="999999" w:sz="4"/>
+              <w:left w:val="single" w:color="999999" w:sz="4"/>
+              <w:bottom w:val="single" w:color="999999" w:sz="4"/>
+              <w:right w:val="single" w:color="999999" w:sz="4"/>
+            </w:tcBorders>
+            <w:tcMar>
+              <w:top w:type="dxa" w:w="60"/>
+              <w:left w:type="dxa" w:w="90"/>
+              <w:bottom w:type="dxa" w:w="60"/>
+              <w:right w:type="dxa" w:w="90"/>
+            </w:tcMar>
+          </w:tcPr>
+          <w:p>
+            <w:pPr>
+              <w:spacing w:after="20" w:before="20"/>
+            </w:pPr>
+            <w:r>
+              <w:rPr>
+                <w:rFonts w:ascii="맑은 고딕" w:cs="맑은 고딕" w:eastAsia="맑은 고딕" w:hAnsi="맑은 고딕"/>
+                <w:b w:val="false"/>
+                <w:bCs w:val="false"/>
+                <w:sz w:val="18"/>
+                <w:szCs w:val="18"/>
+              </w:rPr>
+              <w:t xml:space="preserve">3</w:t>
+            </w:r>
+          </w:p>
+        </w:tc>
+        <w:tc>
+          <w:tcPr>
+            <w:tcW w:type="dxa" w:w="3177"/>
+            <w:tcBorders>
+              <w:top w:val="single" w:color="999999" w:sz="4"/>
+              <w:left w:val="single" w:color="999999" w:sz="4"/>
+              <w:bottom w:val="single" w:color="999999" w:sz="4"/>
+              <w:right w:val="single" w:color="999999" w:sz="4"/>
+            </w:tcBorders>
+            <w:tcMar>
+              <w:top w:type="dxa" w:w="60"/>
+              <w:left w:type="dxa" w:w="90"/>
+              <w:bottom w:type="dxa" w:w="60"/>
+              <w:right w:type="dxa" w:w="90"/>
+            </w:tcMar>
+          </w:tcPr>
+          <w:p>
+            <w:pPr>
+              <w:spacing w:after="20" w:before="20"/>
+            </w:pPr>
+            <w:r>
+              <w:rPr>
+                <w:rFonts w:ascii="맑은 고딕" w:cs="맑은 고딕" w:eastAsia="맑은 고딕" w:hAnsi="맑은 고딕"/>
+                <w:b w:val="false"/>
+                <w:bCs w:val="false"/>
+                <w:sz w:val="18"/>
+                <w:szCs w:val="18"/>
+              </w:rPr>
+              <w:t xml:space="preserve">위 세 가지 가운데 하나라도 만족하지 못함</w:t>
+            </w:r>
+          </w:p>
+        </w:tc>
+        <w:tc>
+          <w:tcPr>
+            <w:tcW w:type="dxa" w:w="3919"/>
+            <w:tcBorders>
+              <w:top w:val="single" w:color="999999" w:sz="4"/>
+              <w:left w:val="single" w:color="999999" w:sz="4"/>
+              <w:bottom w:val="single" w:color="999999" w:sz="4"/>
+              <w:right w:val="single" w:color="999999" w:sz="4"/>
+            </w:tcBorders>
+            <w:tcMar>
+              <w:top w:type="dxa" w:w="60"/>
+              <w:left w:type="dxa" w:w="90"/>
+              <w:bottom w:type="dxa" w:w="60"/>
+              <w:right w:type="dxa" w:w="90"/>
+            </w:tcMar>
+          </w:tcPr>
+          <w:p>
+            <w:pPr>
+              <w:spacing w:after="20" w:before="20"/>
+            </w:pPr>
+            <w:r>
+              <w:rPr>
+                <w:rFonts w:ascii="맑은 고딕" w:cs="맑은 고딕" w:eastAsia="맑은 고딕" w:hAnsi="맑은 고딕"/>
+                <w:b/>
+                <w:bCs/>
+                <w:sz w:val="18"/>
+                <w:szCs w:val="18"/>
+              </w:rPr>
+              <w:t xml:space="preserve">재자격 시험</w:t>
+            </w:r>
+            <w:r>
+              <w:rPr>
+                <w:rFonts w:ascii="맑은 고딕" w:cs="맑은 고딕" w:eastAsia="맑은 고딕" w:hAnsi="맑은 고딕"/>
+                <w:b w:val="false"/>
+                <w:bCs w:val="false"/>
+                <w:sz w:val="18"/>
+                <w:szCs w:val="18"/>
+              </w:rPr>
+              <w:t xml:space="preserve"> — HIE-QP-E02에 따라 시행</w:t>
+            </w:r>
+          </w:p>
+        </w:tc>
+        <w:tc>
+          <w:tcPr>
+            <w:tcW w:type="dxa" w:w="2120"/>
+            <w:tcBorders>
+              <w:top w:val="single" w:color="999999" w:sz="4"/>
+              <w:left w:val="single" w:color="999999" w:sz="4"/>
+              <w:bottom w:val="single" w:color="999999" w:sz="4"/>
+              <w:right w:val="single" w:color="999999" w:sz="4"/>
+            </w:tcBorders>
+            <w:tcMar>
+              <w:top w:type="dxa" w:w="60"/>
+              <w:left w:type="dxa" w:w="90"/>
+              <w:bottom w:type="dxa" w:w="60"/>
+              <w:right w:type="dxa" w:w="90"/>
+            </w:tcMar>
+          </w:tcPr>
+          <w:p>
+            <w:pPr>
+              <w:spacing w:after="20" w:before="20"/>
+            </w:pPr>
+            <w:r>
+              <w:rPr>
+                <w:rFonts w:ascii="맑은 고딕" w:cs="맑은 고딕" w:eastAsia="맑은 고딕" w:hAnsi="맑은 고딕"/>
+                <w:b w:val="false"/>
+                <w:bCs w:val="false"/>
+                <w:sz w:val="18"/>
+                <w:szCs w:val="18"/>
+              </w:rPr>
+              <w:t xml:space="preserve">7.3 (E01 7.10.3)</w:t>
+            </w:r>
+          </w:p>
+        </w:tc>
+      </w:tr>
+      <w:tr>
+        <w:trPr>
+          <w:tblHeader w:val="false"/>
+        </w:trPr>
+        <w:tc>
+          <w:tcPr>
+            <w:tcW w:type="dxa" w:w="423"/>
+            <w:tcBorders>
+              <w:top w:val="single" w:color="999999" w:sz="4"/>
+              <w:left w:val="single" w:color="999999" w:sz="4"/>
+              <w:bottom w:val="single" w:color="999999" w:sz="4"/>
+              <w:right w:val="single" w:color="999999" w:sz="4"/>
+            </w:tcBorders>
+            <w:tcMar>
+              <w:top w:type="dxa" w:w="60"/>
+              <w:left w:type="dxa" w:w="90"/>
+              <w:bottom w:type="dxa" w:w="60"/>
+              <w:right w:type="dxa" w:w="90"/>
+            </w:tcMar>
+          </w:tcPr>
+          <w:p>
+            <w:pPr>
+              <w:spacing w:after="20" w:before="20"/>
+            </w:pPr>
+            <w:r>
+              <w:rPr>
+                <w:rFonts w:ascii="맑은 고딕" w:cs="맑은 고딕" w:eastAsia="맑은 고딕" w:hAnsi="맑은 고딕"/>
+                <w:b w:val="false"/>
+                <w:bCs w:val="false"/>
+                <w:sz w:val="18"/>
+                <w:szCs w:val="18"/>
+              </w:rPr>
+              <w:t xml:space="preserve">4</w:t>
+            </w:r>
+          </w:p>
+        </w:tc>
+        <w:tc>
+          <w:tcPr>
+            <w:tcW w:type="dxa" w:w="3177"/>
+            <w:tcBorders>
+              <w:top w:val="single" w:color="999999" w:sz="4"/>
+              <w:left w:val="single" w:color="999999" w:sz="4"/>
+              <w:bottom w:val="single" w:color="999999" w:sz="4"/>
+              <w:right w:val="single" w:color="999999" w:sz="4"/>
+            </w:tcBorders>
+            <w:tcMar>
+              <w:top w:type="dxa" w:w="60"/>
+              <w:left w:type="dxa" w:w="90"/>
+              <w:bottom w:type="dxa" w:w="60"/>
+              <w:right w:type="dxa" w:w="90"/>
+            </w:tcMar>
+          </w:tcPr>
+          <w:p>
+            <w:pPr>
+              <w:spacing w:after="20" w:before="20"/>
+            </w:pPr>
+            <w:r>
+              <w:rPr>
+                <w:rFonts w:ascii="맑은 고딕" w:cs="맑은 고딕" w:eastAsia="맑은 고딕" w:hAnsi="맑은 고딕"/>
+                <w:b w:val="false"/>
+                <w:bCs w:val="false"/>
+                <w:sz w:val="18"/>
+                <w:szCs w:val="18"/>
+              </w:rPr>
+              <w:t xml:space="preserve">재자격 시험 조건도 만족하지 못함</w:t>
+            </w:r>
+          </w:p>
+        </w:tc>
+        <w:tc>
+          <w:tcPr>
+            <w:tcW w:type="dxa" w:w="3919"/>
+            <w:tcBorders>
+              <w:top w:val="single" w:color="999999" w:sz="4"/>
+              <w:left w:val="single" w:color="999999" w:sz="4"/>
+              <w:bottom w:val="single" w:color="999999" w:sz="4"/>
+              <w:right w:val="single" w:color="999999" w:sz="4"/>
+            </w:tcBorders>
+            <w:tcMar>
+              <w:top w:type="dxa" w:w="60"/>
+              <w:left w:type="dxa" w:w="90"/>
+              <w:bottom w:type="dxa" w:w="60"/>
+              <w:right w:type="dxa" w:w="90"/>
+            </w:tcMar>
+          </w:tcPr>
+          <w:p>
+            <w:pPr>
+              <w:spacing w:after="20" w:before="20"/>
+            </w:pPr>
+            <w:r>
+              <w:rPr>
+                <w:rFonts w:ascii="맑은 고딕" w:cs="맑은 고딕" w:eastAsia="맑은 고딕" w:hAnsi="맑은 고딕"/>
+                <w:b w:val="false"/>
+                <w:bCs w:val="false"/>
+                <w:sz w:val="18"/>
+                <w:szCs w:val="18"/>
+              </w:rPr>
+              <w:t xml:space="preserve">응시 전에 </w:t>
+            </w:r>
+            <w:r>
+              <w:rPr>
+                <w:rFonts w:ascii="맑은 고딕" w:cs="맑은 고딕" w:eastAsia="맑은 고딕" w:hAnsi="맑은 고딕"/>
+                <w:b/>
+                <w:bCs/>
+                <w:sz w:val="18"/>
+                <w:szCs w:val="18"/>
+              </w:rPr>
+              <w:t xml:space="preserve">NDE Level Ⅲ가 규정한 추가 훈련</w:t>
+            </w:r>
+            <w:r>
+              <w:rPr>
+                <w:rFonts w:ascii="맑은 고딕" w:cs="맑은 고딕" w:eastAsia="맑은 고딕" w:hAnsi="맑은 고딕"/>
+                <w:b w:val="false"/>
+                <w:bCs w:val="false"/>
+                <w:sz w:val="18"/>
+                <w:szCs w:val="18"/>
+              </w:rPr>
+              <w:t xml:space="preserve">을 받는다</w:t>
+            </w:r>
+          </w:p>
+        </w:tc>
+        <w:tc>
+          <w:tcPr>
+            <w:tcW w:type="dxa" w:w="2120"/>
+            <w:tcBorders>
+              <w:top w:val="single" w:color="999999" w:sz="4"/>
+              <w:left w:val="single" w:color="999999" w:sz="4"/>
+              <w:bottom w:val="single" w:color="999999" w:sz="4"/>
+              <w:right w:val="single" w:color="999999" w:sz="4"/>
+            </w:tcBorders>
+            <w:tcMar>
+              <w:top w:type="dxa" w:w="60"/>
+              <w:left w:type="dxa" w:w="90"/>
+              <w:bottom w:type="dxa" w:w="60"/>
+              <w:right w:type="dxa" w:w="90"/>
+            </w:tcMar>
+          </w:tcPr>
+          <w:p>
+            <w:pPr>
+              <w:spacing w:after="20" w:before="20"/>
+            </w:pPr>
+            <w:r>
+              <w:rPr>
+                <w:rFonts w:ascii="맑은 고딕" w:cs="맑은 고딕" w:eastAsia="맑은 고딕" w:hAnsi="맑은 고딕"/>
+                <w:b w:val="false"/>
+                <w:bCs w:val="false"/>
+                <w:sz w:val="18"/>
+                <w:szCs w:val="18"/>
+              </w:rPr>
+              <w:t xml:space="preserve">7.3.2 (E01 7.10.3-4)</w:t>
+            </w:r>
+          </w:p>
+        </w:tc>
+      </w:tr>
+    </w:tbl>
+    <w:p>
+      <w:pPr>
+        <w:spacing w:after="160"/>
+      </w:pPr>
+    </w:p>
+    <w:p>
+      <w:pPr>
+        <w:spacing w:after="60"/>
+      </w:pPr>
+    </w:p>
+    <w:p>
+      <w:pPr>
+        <w:pBdr>
+          <w:left w:val="single" w:color="003B73" w:sz="12" w:space="8"/>
+        </w:pBdr>
+        <w:spacing w:after="160" w:before="80" w:line="280"/>
+        <w:ind w:left="240"/>
       </w:pPr>
       <w:r>
         <w:rPr>
-          <w:rFonts w:ascii="D2Coding" w:cs="D2Coding" w:eastAsia="D2Coding" w:hAnsi="D2Coding"/>
-          <w:sz w:val="16"/>
-          <w:szCs w:val="16"/>
+          <w:rFonts w:ascii="맑은 고딕" w:cs="맑은 고딕" w:eastAsia="맑은 고딕" w:hAnsi="맑은 고딕"/>
+          <w:b w:val="false"/>
+          <w:bCs w:val="false"/>
+          <w:color w:val="444444"/>
+          <w:sz w:val="18"/>
+          <w:szCs w:val="18"/>
         </w:rPr>
-        <w:t xml:space="preserve">   고용 종료 또는 6개월 이상 미종사</w:t>
+        <w:t xml:space="preserve">3단계의 판정과 4단계의 처리는 </w:t>
       </w:r>
-    </w:p>
-    <w:p>
-      <w:pPr>
-        <w:shd w:fill="F5F5F5" w:val="clear"/>
-        <w:spacing w:after="0" w:before="0"/>
-      </w:pPr>
       <w:r>
         <w:rPr>
-          <w:rFonts w:ascii="D2Coding" w:cs="D2Coding" w:eastAsia="D2Coding" w:hAnsi="D2Coding"/>
-          <w:sz w:val="16"/>
-          <w:szCs w:val="16"/>
+          <w:rFonts w:ascii="맑은 고딕" w:cs="맑은 고딕" w:eastAsia="맑은 고딕" w:hAnsi="맑은 고딕"/>
+          <w:b/>
+          <w:bCs/>
+          <w:color w:val="444444"/>
+          <w:sz w:val="18"/>
+          <w:szCs w:val="18"/>
         </w:rPr>
-        <w:t xml:space="preserve">            ⇩</w:t>
+        <w:t xml:space="preserve">자격종료·복권 기록(HIE-QP-E03-05)</w:t>
       </w:r>
-    </w:p>
-    <w:p>
-      <w:pPr>
-        <w:shd w:fill="F5F5F5" w:val="clear"/>
-        <w:spacing w:after="0" w:before="0"/>
-      </w:pPr>
       <w:r>
         <w:rPr>
-          <w:rFonts w:ascii="D2Coding" w:cs="D2Coding" w:eastAsia="D2Coding" w:hAnsi="D2Coding"/>
-          <w:sz w:val="16"/>
-          <w:szCs w:val="16"/>
+          <w:rFonts w:ascii="맑은 고딕" w:cs="맑은 고딕" w:eastAsia="맑은 고딕" w:hAnsi="맑은 고딕"/>
+          <w:b w:val="false"/>
+          <w:bCs w:val="false"/>
+          <w:color w:val="444444"/>
+          <w:sz w:val="18"/>
+          <w:szCs w:val="18"/>
         </w:rPr>
-        <w:t xml:space="preserve">        자격 취소 (7.2)</w:t>
+        <w:t xml:space="preserve">에 남긴다.</w:t>
       </w:r>
     </w:p>
     <w:p>
       <w:pPr>
-        <w:shd w:fill="F5F5F5" w:val="clear"/>
-        <w:spacing w:after="0" w:before="0"/>
-      </w:pPr>
+        <w:spacing w:after="60"/>
+      </w:pPr>
+    </w:p>
+    <w:p>
       <w:r>
-        <w:rPr>
-          <w:rFonts w:ascii="D2Coding" w:cs="D2Coding" w:eastAsia="D2Coding" w:hAnsi="D2Coding"/>
-          <w:sz w:val="16"/>
-          <w:szCs w:val="16"/>
-        </w:rPr>
-        <w:t xml:space="preserve">     자격증·ID 카드 회수</w:t>
+        <w:br w:type="page"/>
       </w:r>
-    </w:p>
-    <w:p>
-      <w:pPr>
-        <w:shd w:fill="F5F5F5" w:val="clear"/>
-        <w:spacing w:after="0" w:before="0"/>
-      </w:pPr>
-      <w:r>
-        <w:rPr>
-          <w:rFonts w:ascii="D2Coding" w:cs="D2Coding" w:eastAsia="D2Coding" w:hAnsi="D2Coding"/>
-          <w:sz w:val="16"/>
-          <w:szCs w:val="16"/>
-        </w:rPr>
-        <w:t xml:space="preserve">            ⇩</w:t>
-      </w:r>
-    </w:p>
-    <w:p>
-      <w:pPr>
-        <w:shd w:fill="F5F5F5" w:val="clear"/>
-        <w:spacing w:after="0" w:before="0"/>
-      </w:pPr>
-      <w:r>
-        <w:rPr>
-          <w:rFonts w:ascii="D2Coding" w:cs="D2Coding" w:eastAsia="D2Coding" w:hAnsi="D2Coding"/>
-          <w:sz w:val="16"/>
-          <w:szCs w:val="16"/>
-        </w:rPr>
-        <w:t xml:space="preserve">      ┌─────┴─────┐</w:t>
-      </w:r>
-    </w:p>
-    <w:p>
-      <w:pPr>
-        <w:shd w:fill="F5F5F5" w:val="clear"/>
-        <w:spacing w:after="0" w:before="0"/>
-      </w:pPr>
-      <w:r>
-        <w:rPr>
-          <w:rFonts w:ascii="D2Coding" w:cs="D2Coding" w:eastAsia="D2Coding" w:hAnsi="D2Coding"/>
-          <w:sz w:val="16"/>
-          <w:szCs w:val="16"/>
-        </w:rPr>
-        <w:t xml:space="preserve">      │           │</w:t>
-      </w:r>
-    </w:p>
-    <w:p>
-      <w:pPr>
-        <w:shd w:fill="F5F5F5" w:val="clear"/>
-        <w:spacing w:after="0" w:before="0"/>
-      </w:pPr>
-      <w:r>
-        <w:rPr>
-          <w:rFonts w:ascii="D2Coding" w:cs="D2Coding" w:eastAsia="D2Coding" w:hAnsi="D2Coding"/>
-          <w:sz w:val="16"/>
-          <w:szCs w:val="16"/>
-        </w:rPr>
-        <w:t xml:space="preserve">  6개월 이내   6개월 초과</w:t>
-      </w:r>
-    </w:p>
-    <w:p>
-      <w:pPr>
-        <w:shd w:fill="F5F5F5" w:val="clear"/>
-        <w:spacing w:after="0" w:before="0"/>
-      </w:pPr>
-      <w:r>
-        <w:rPr>
-          <w:rFonts w:ascii="D2Coding" w:cs="D2Coding" w:eastAsia="D2Coding" w:hAnsi="D2Coding"/>
-          <w:sz w:val="16"/>
-          <w:szCs w:val="16"/>
-        </w:rPr>
-        <w:t xml:space="preserve">  기록 유지    또는 기간 만기</w:t>
-      </w:r>
-    </w:p>
-    <w:p>
-      <w:pPr>
-        <w:shd w:fill="F5F5F5" w:val="clear"/>
-        <w:spacing w:after="0" w:before="0"/>
-      </w:pPr>
-      <w:r>
-        <w:rPr>
-          <w:rFonts w:ascii="D2Coding" w:cs="D2Coding" w:eastAsia="D2Coding" w:hAnsi="D2Coding"/>
-          <w:sz w:val="16"/>
-          <w:szCs w:val="16"/>
-        </w:rPr>
-        <w:t xml:space="preserve">  기간 미만기       │</w:t>
-      </w:r>
-    </w:p>
-    <w:p>
-      <w:pPr>
-        <w:shd w:fill="F5F5F5" w:val="clear"/>
-        <w:spacing w:after="0" w:before="0"/>
-      </w:pPr>
-      <w:r>
-        <w:rPr>
-          <w:rFonts w:ascii="D2Coding" w:cs="D2Coding" w:eastAsia="D2Coding" w:hAnsi="D2Coding"/>
-          <w:sz w:val="16"/>
-          <w:szCs w:val="16"/>
-        </w:rPr>
-        <w:t xml:space="preserve">      │           │</w:t>
-      </w:r>
-    </w:p>
-    <w:p>
-      <w:pPr>
-        <w:shd w:fill="F5F5F5" w:val="clear"/>
-        <w:spacing w:after="0" w:before="0"/>
-      </w:pPr>
-      <w:r>
-        <w:rPr>
-          <w:rFonts w:ascii="D2Coding" w:cs="D2Coding" w:eastAsia="D2Coding" w:hAnsi="D2Coding"/>
-          <w:sz w:val="16"/>
-          <w:szCs w:val="16"/>
-        </w:rPr>
-        <w:t xml:space="preserve">     복권       재시험</w:t>
-      </w:r>
-    </w:p>
-    <w:p>
-      <w:pPr>
-        <w:shd w:fill="F5F5F5" w:val="clear"/>
-        <w:spacing w:after="0" w:before="0"/>
-      </w:pPr>
-      <w:r>
-        <w:rPr>
-          <w:rFonts w:ascii="D2Coding" w:cs="D2Coding" w:eastAsia="D2Coding" w:hAnsi="D2Coding"/>
-          <w:sz w:val="16"/>
-          <w:szCs w:val="16"/>
-        </w:rPr>
-        <w:t xml:space="preserve">  (시험 없음)  (7.3, E02 로)</w:t>
-      </w:r>
-    </w:p>
-    <w:p>
-      <w:pPr>
-        <w:shd w:fill="F5F5F5" w:val="clear"/>
-        <w:spacing w:after="0" w:before="0"/>
-      </w:pPr>
-      <w:r>
-        <w:rPr>
-          <w:rFonts w:ascii="D2Coding" w:cs="D2Coding" w:eastAsia="D2Coding" w:hAnsi="D2Coding"/>
-          <w:sz w:val="16"/>
-          <w:szCs w:val="16"/>
-        </w:rPr>
-        <w:t xml:space="preserve">     (7.4)</w:t>
-      </w:r>
-    </w:p>
-    <w:p>
-      <w:pPr>
-        <w:spacing w:after="120"/>
-      </w:pPr>
     </w:p>
     <w:p>
       <w:pPr>
@@ -12456,441 +14299,1532 @@
     </w:p>
     <w:p>
       <w:pPr>
-        <w:shd w:fill="F5F5F5" w:val="clear"/>
-        <w:spacing w:after="0" w:before="0"/>
+        <w:spacing w:after="60" w:before="60" w:line="300"/>
+        <w:jc w:val="both"/>
       </w:pPr>
       <w:r>
         <w:rPr>
-          <w:rFonts w:ascii="D2Coding" w:cs="D2Coding" w:eastAsia="D2Coding" w:hAnsi="D2Coding"/>
-          <w:sz w:val="16"/>
-          <w:szCs w:val="16"/>
+          <w:rFonts w:ascii="맑은 고딕" w:cs="맑은 고딕" w:eastAsia="맑은 고딕" w:hAnsi="맑은 고딕"/>
+          <w:b w:val="false"/>
+          <w:bCs w:val="false"/>
+          <w:sz w:val="20"/>
+          <w:szCs w:val="20"/>
         </w:rPr>
-        <w:t xml:space="preserve">┌──────────────────────────────────────────────────────────┐</w:t>
+        <w:t xml:space="preserve">아래 서식으로 발행한다. 기재 사항은 5.2.1을, 작성 요령은 이 첨부의 끝을 따른다.</w:t>
       </w:r>
     </w:p>
     <w:p>
       <w:pPr>
-        <w:shd w:fill="F5F5F5" w:val="clear"/>
-        <w:spacing w:after="0" w:before="0"/>
+        <w:spacing w:after="60"/>
+      </w:pPr>
+    </w:p>
+    <w:p>
+      <w:pPr>
+        <w:spacing w:after="60" w:before="60" w:line="300"/>
+        <w:jc w:val="both"/>
       </w:pPr>
       <w:r>
         <w:rPr>
-          <w:rFonts w:ascii="D2Coding" w:cs="D2Coding" w:eastAsia="D2Coding" w:hAnsi="D2Coding"/>
-          <w:sz w:val="16"/>
-          <w:szCs w:val="16"/>
+          <w:rFonts w:ascii="맑은 고딕" w:cs="맑은 고딕" w:eastAsia="맑은 고딕" w:hAnsi="맑은 고딕"/>
+          <w:b/>
+          <w:bCs/>
+          <w:sz w:val="20"/>
+          <w:szCs w:val="20"/>
         </w:rPr>
-        <w:t xml:space="preserve">│                                                          │</w:t>
+        <w:t xml:space="preserve">HANKUK INDUSTRIAL ENGINEERING CO., LTD.</w:t>
       </w:r>
     </w:p>
     <w:p>
       <w:pPr>
-        <w:shd w:fill="F5F5F5" w:val="clear"/>
-        <w:spacing w:after="0" w:before="0"/>
+        <w:spacing w:after="60"/>
+      </w:pPr>
+    </w:p>
+    <w:p>
+      <w:pPr>
+        <w:spacing w:after="60" w:before="60" w:line="300"/>
+        <w:jc w:val="both"/>
       </w:pPr>
       <w:r>
         <w:rPr>
-          <w:rFonts w:ascii="D2Coding" w:cs="D2Coding" w:eastAsia="D2Coding" w:hAnsi="D2Coding"/>
-          <w:sz w:val="16"/>
-          <w:szCs w:val="16"/>
+          <w:rFonts w:ascii="맑은 고딕" w:cs="맑은 고딕" w:eastAsia="맑은 고딕" w:hAnsi="맑은 고딕"/>
+          <w:b/>
+          <w:bCs/>
+          <w:sz w:val="20"/>
+          <w:szCs w:val="20"/>
         </w:rPr>
-        <w:t xml:space="preserve">│   HANKUK INDUSTRIAL ENGINEERING CO., LTD.                │</w:t>
+        <w:t xml:space="preserve">한국공업엔지니어링㈜</w:t>
       </w:r>
     </w:p>
     <w:p>
       <w:pPr>
-        <w:shd w:fill="F5F5F5" w:val="clear"/>
-        <w:spacing w:after="0" w:before="0"/>
+        <w:spacing w:after="60"/>
+      </w:pPr>
+    </w:p>
+    <w:p>
+      <w:pPr>
+        <w:spacing w:after="60" w:before="60" w:line="300"/>
+        <w:jc w:val="both"/>
       </w:pPr>
       <w:r>
         <w:rPr>
-          <w:rFonts w:ascii="D2Coding" w:cs="D2Coding" w:eastAsia="D2Coding" w:hAnsi="D2Coding"/>
-          <w:sz w:val="16"/>
-          <w:szCs w:val="16"/>
+          <w:rFonts w:ascii="맑은 고딕" w:cs="맑은 고딕" w:eastAsia="맑은 고딕" w:hAnsi="맑은 고딕"/>
+          <w:b/>
+          <w:bCs/>
+          <w:sz w:val="20"/>
+          <w:szCs w:val="20"/>
         </w:rPr>
-        <w:t xml:space="preserve">│   한국공업엔지니어링㈜                                    │</w:t>
+        <w:t xml:space="preserve">CERTIFICATE OF NDE PERSONNEL QUALIFICATION</w:t>
       </w:r>
     </w:p>
     <w:p>
       <w:pPr>
-        <w:shd w:fill="F5F5F5" w:val="clear"/>
-        <w:spacing w:after="0" w:before="0"/>
+        <w:spacing w:after="60"/>
+      </w:pPr>
+    </w:p>
+    <w:p>
+      <w:pPr>
+        <w:spacing w:after="60" w:before="60" w:line="300"/>
+        <w:jc w:val="both"/>
       </w:pPr>
       <w:r>
         <w:rPr>
-          <w:rFonts w:ascii="D2Coding" w:cs="D2Coding" w:eastAsia="D2Coding" w:hAnsi="D2Coding"/>
-          <w:sz w:val="16"/>
-          <w:szCs w:val="16"/>
+          <w:rFonts w:ascii="맑은 고딕" w:cs="맑은 고딕" w:eastAsia="맑은 고딕" w:hAnsi="맑은 고딕"/>
+          <w:b/>
+          <w:bCs/>
+          <w:sz w:val="20"/>
+          <w:szCs w:val="20"/>
         </w:rPr>
-        <w:t xml:space="preserve">│                                                          │</w:t>
+        <w:t xml:space="preserve">비파괴검사 요원 자격증</w:t>
       </w:r>
     </w:p>
     <w:p>
       <w:pPr>
-        <w:shd w:fill="F5F5F5" w:val="clear"/>
-        <w:spacing w:after="0" w:before="0"/>
-      </w:pPr>
-      <w:r>
-        <w:rPr>
-          <w:rFonts w:ascii="D2Coding" w:cs="D2Coding" w:eastAsia="D2Coding" w:hAnsi="D2Coding"/>
-          <w:sz w:val="16"/>
-          <w:szCs w:val="16"/>
-        </w:rPr>
-        <w:t xml:space="preserve">│   CERTIFICATE OF NDE PERSONNEL QUALIFICATION             │</w:t>
-      </w:r>
-    </w:p>
-    <w:p>
-      <w:pPr>
-        <w:shd w:fill="F5F5F5" w:val="clear"/>
-        <w:spacing w:after="0" w:before="0"/>
-      </w:pPr>
-      <w:r>
-        <w:rPr>
-          <w:rFonts w:ascii="D2Coding" w:cs="D2Coding" w:eastAsia="D2Coding" w:hAnsi="D2Coding"/>
-          <w:sz w:val="16"/>
-          <w:szCs w:val="16"/>
-        </w:rPr>
-        <w:t xml:space="preserve">│   비파괴검사 요원 자격증                                  │</w:t>
-      </w:r>
-    </w:p>
-    <w:p>
-      <w:pPr>
-        <w:shd w:fill="F5F5F5" w:val="clear"/>
-        <w:spacing w:after="0" w:before="0"/>
-      </w:pPr>
-      <w:r>
-        <w:rPr>
-          <w:rFonts w:ascii="D2Coding" w:cs="D2Coding" w:eastAsia="D2Coding" w:hAnsi="D2Coding"/>
-          <w:sz w:val="16"/>
-          <w:szCs w:val="16"/>
-        </w:rPr>
-        <w:t xml:space="preserve">│                                                          │</w:t>
-      </w:r>
-    </w:p>
-    <w:p>
-      <w:pPr>
-        <w:shd w:fill="F5F5F5" w:val="clear"/>
-        <w:spacing w:after="0" w:before="0"/>
-      </w:pPr>
-      <w:r>
-        <w:rPr>
-          <w:rFonts w:ascii="D2Coding" w:cs="D2Coding" w:eastAsia="D2Coding" w:hAnsi="D2Coding"/>
-          <w:sz w:val="16"/>
-          <w:szCs w:val="16"/>
-        </w:rPr>
-        <w:t xml:space="preserve">│   Written Practice : HIE-QP-E01  Rev. ____               │</w:t>
-      </w:r>
-    </w:p>
-    <w:p>
-      <w:pPr>
-        <w:shd w:fill="F5F5F5" w:val="clear"/>
-        <w:spacing w:after="0" w:before="0"/>
-      </w:pPr>
-      <w:r>
-        <w:rPr>
-          <w:rFonts w:ascii="D2Coding" w:cs="D2Coding" w:eastAsia="D2Coding" w:hAnsi="D2Coding"/>
-          <w:sz w:val="16"/>
-          <w:szCs w:val="16"/>
-        </w:rPr>
-        <w:t xml:space="preserve">│   SNT-TC-1A ____                                         │</w:t>
-      </w:r>
-    </w:p>
-    <w:p>
-      <w:pPr>
-        <w:shd w:fill="F5F5F5" w:val="clear"/>
-        <w:spacing w:after="0" w:before="0"/>
-      </w:pPr>
-      <w:r>
-        <w:rPr>
-          <w:rFonts w:ascii="D2Coding" w:cs="D2Coding" w:eastAsia="D2Coding" w:hAnsi="D2Coding"/>
-          <w:sz w:val="16"/>
-          <w:szCs w:val="16"/>
-        </w:rPr>
-        <w:t xml:space="preserve">│                                                          │</w:t>
-      </w:r>
-    </w:p>
-    <w:p>
-      <w:pPr>
-        <w:shd w:fill="F5F5F5" w:val="clear"/>
-        <w:spacing w:after="0" w:before="0"/>
-      </w:pPr>
-      <w:r>
-        <w:rPr>
-          <w:rFonts w:ascii="D2Coding" w:cs="D2Coding" w:eastAsia="D2Coding" w:hAnsi="D2Coding"/>
-          <w:sz w:val="16"/>
-          <w:szCs w:val="16"/>
-        </w:rPr>
-        <w:t xml:space="preserve">│   No.                                                    │</w:t>
-      </w:r>
-    </w:p>
-    <w:p>
-      <w:pPr>
-        <w:shd w:fill="F5F5F5" w:val="clear"/>
-        <w:spacing w:after="0" w:before="0"/>
-      </w:pPr>
-      <w:r>
-        <w:rPr>
-          <w:rFonts w:ascii="D2Coding" w:cs="D2Coding" w:eastAsia="D2Coding" w:hAnsi="D2Coding"/>
-          <w:sz w:val="16"/>
-          <w:szCs w:val="16"/>
-        </w:rPr>
-        <w:t xml:space="preserve">│   ────────────────────────────────────────────────────   │</w:t>
-      </w:r>
-    </w:p>
-    <w:p>
-      <w:pPr>
-        <w:shd w:fill="F5F5F5" w:val="clear"/>
-        <w:spacing w:after="0" w:before="0"/>
-      </w:pPr>
-      <w:r>
-        <w:rPr>
-          <w:rFonts w:ascii="D2Coding" w:cs="D2Coding" w:eastAsia="D2Coding" w:hAnsi="D2Coding"/>
-          <w:sz w:val="16"/>
-          <w:szCs w:val="16"/>
-        </w:rPr>
-        <w:t xml:space="preserve">│   Name        (ISO 기본 라틴 알파벳)                      │</w:t>
-      </w:r>
-    </w:p>
-    <w:p>
-      <w:pPr>
-        <w:shd w:fill="F5F5F5" w:val="clear"/>
-        <w:spacing w:after="0" w:before="0"/>
-      </w:pPr>
-      <w:r>
-        <w:rPr>
-          <w:rFonts w:ascii="D2Coding" w:cs="D2Coding" w:eastAsia="D2Coding" w:hAnsi="D2Coding"/>
-          <w:sz w:val="16"/>
-          <w:szCs w:val="16"/>
-        </w:rPr>
-        <w:t xml:space="preserve">│   성명                                                    │</w:t>
-      </w:r>
-    </w:p>
-    <w:p>
-      <w:pPr>
-        <w:shd w:fill="F5F5F5" w:val="clear"/>
-        <w:spacing w:after="0" w:before="0"/>
-      </w:pPr>
-      <w:r>
-        <w:rPr>
-          <w:rFonts w:ascii="D2Coding" w:cs="D2Coding" w:eastAsia="D2Coding" w:hAnsi="D2Coding"/>
-          <w:sz w:val="16"/>
-          <w:szCs w:val="16"/>
-        </w:rPr>
-        <w:t xml:space="preserve">│                                                          │</w:t>
-      </w:r>
-    </w:p>
-    <w:p>
-      <w:pPr>
-        <w:shd w:fill="F5F5F5" w:val="clear"/>
-        <w:spacing w:after="0" w:before="0"/>
-      </w:pPr>
-      <w:r>
-        <w:rPr>
-          <w:rFonts w:ascii="D2Coding" w:cs="D2Coding" w:eastAsia="D2Coding" w:hAnsi="D2Coding"/>
-          <w:sz w:val="16"/>
-          <w:szCs w:val="16"/>
-        </w:rPr>
-        <w:t xml:space="preserve">│   Level       NDE Level  Ⅰ / Ⅱ / Ⅲ                      │</w:t>
-      </w:r>
-    </w:p>
-    <w:p>
-      <w:pPr>
-        <w:shd w:fill="F5F5F5" w:val="clear"/>
-        <w:spacing w:after="0" w:before="0"/>
-      </w:pPr>
-      <w:r>
-        <w:rPr>
-          <w:rFonts w:ascii="D2Coding" w:cs="D2Coding" w:eastAsia="D2Coding" w:hAnsi="D2Coding"/>
-          <w:sz w:val="16"/>
-          <w:szCs w:val="16"/>
-        </w:rPr>
-        <w:t xml:space="preserve">│   Method      RT · UT · MT · PT · VT · ECT · RFT         │</w:t>
-      </w:r>
-    </w:p>
-    <w:p>
-      <w:pPr>
-        <w:shd w:fill="F5F5F5" w:val="clear"/>
-        <w:spacing w:after="0" w:before="0"/>
-      </w:pPr>
-      <w:r>
-        <w:rPr>
-          <w:rFonts w:ascii="D2Coding" w:cs="D2Coding" w:eastAsia="D2Coding" w:hAnsi="D2Coding"/>
-          <w:sz w:val="16"/>
-          <w:szCs w:val="16"/>
-        </w:rPr>
-        <w:t xml:space="preserve">│   Technique   TOFD · PAUT · CR · DR · FMC                │</w:t>
-      </w:r>
-    </w:p>
-    <w:p>
-      <w:pPr>
-        <w:shd w:fill="F5F5F5" w:val="clear"/>
-        <w:spacing w:after="0" w:before="0"/>
-      </w:pPr>
-      <w:r>
-        <w:rPr>
-          <w:rFonts w:ascii="D2Coding" w:cs="D2Coding" w:eastAsia="D2Coding" w:hAnsi="D2Coding"/>
-          <w:sz w:val="16"/>
-          <w:szCs w:val="16"/>
-        </w:rPr>
-        <w:t xml:space="preserve">│                                                          │</w:t>
-      </w:r>
-    </w:p>
-    <w:p>
-      <w:pPr>
-        <w:shd w:fill="F5F5F5" w:val="clear"/>
-        <w:spacing w:after="0" w:before="0"/>
-      </w:pPr>
-      <w:r>
-        <w:rPr>
-          <w:rFonts w:ascii="D2Coding" w:cs="D2Coding" w:eastAsia="D2Coding" w:hAnsi="D2Coding"/>
-          <w:sz w:val="16"/>
-          <w:szCs w:val="16"/>
-        </w:rPr>
-        <w:t xml:space="preserve">│   Certified                    Expires                   │</w:t>
-      </w:r>
-    </w:p>
-    <w:p>
-      <w:pPr>
-        <w:shd w:fill="F5F5F5" w:val="clear"/>
-        <w:spacing w:after="0" w:before="0"/>
-      </w:pPr>
-      <w:r>
-        <w:rPr>
-          <w:rFonts w:ascii="D2Coding" w:cs="D2Coding" w:eastAsia="D2Coding" w:hAnsi="D2Coding"/>
-          <w:sz w:val="16"/>
-          <w:szCs w:val="16"/>
-        </w:rPr>
-        <w:t xml:space="preserve">│   인증 일자                     만료 일자                  │</w:t>
-      </w:r>
-    </w:p>
-    <w:p>
-      <w:pPr>
-        <w:shd w:fill="F5F5F5" w:val="clear"/>
-        <w:spacing w:after="0" w:before="0"/>
-      </w:pPr>
-      <w:r>
-        <w:rPr>
-          <w:rFonts w:ascii="D2Coding" w:cs="D2Coding" w:eastAsia="D2Coding" w:hAnsi="D2Coding"/>
-          <w:sz w:val="16"/>
-          <w:szCs w:val="16"/>
-        </w:rPr>
-        <w:t xml:space="preserve">│   ────────────────────────────────────────────────────   │</w:t>
-      </w:r>
-    </w:p>
-    <w:p>
-      <w:pPr>
-        <w:shd w:fill="F5F5F5" w:val="clear"/>
-        <w:spacing w:after="0" w:before="0"/>
-      </w:pPr>
-      <w:r>
-        <w:rPr>
-          <w:rFonts w:ascii="D2Coding" w:cs="D2Coding" w:eastAsia="D2Coding" w:hAnsi="D2Coding"/>
-          <w:sz w:val="16"/>
-          <w:szCs w:val="16"/>
-        </w:rPr>
-        <w:t xml:space="preserve">│                                                          │</w:t>
-      </w:r>
-    </w:p>
-    <w:p>
-      <w:pPr>
-        <w:shd w:fill="F5F5F5" w:val="clear"/>
-        <w:spacing w:after="0" w:before="0"/>
-      </w:pPr>
-      <w:r>
-        <w:rPr>
-          <w:rFonts w:ascii="D2Coding" w:cs="D2Coding" w:eastAsia="D2Coding" w:hAnsi="D2Coding"/>
-          <w:sz w:val="16"/>
-          <w:szCs w:val="16"/>
-        </w:rPr>
-        <w:t xml:space="preserve">│   Certified by                                           │</w:t>
-      </w:r>
-    </w:p>
-    <w:p>
-      <w:pPr>
-        <w:shd w:fill="F5F5F5" w:val="clear"/>
-        <w:spacing w:after="0" w:before="0"/>
-      </w:pPr>
-      <w:r>
-        <w:rPr>
-          <w:rFonts w:ascii="D2Coding" w:cs="D2Coding" w:eastAsia="D2Coding" w:hAnsi="D2Coding"/>
-          <w:sz w:val="16"/>
-          <w:szCs w:val="16"/>
-        </w:rPr>
-        <w:t xml:space="preserve">│   NDE Level Ⅲ                                            │</w:t>
-      </w:r>
-    </w:p>
-    <w:p>
-      <w:pPr>
-        <w:shd w:fill="F5F5F5" w:val="clear"/>
-        <w:spacing w:after="0" w:before="0"/>
-      </w:pPr>
-      <w:r>
-        <w:rPr>
-          <w:rFonts w:ascii="D2Coding" w:cs="D2Coding" w:eastAsia="D2Coding" w:hAnsi="D2Coding"/>
-          <w:sz w:val="16"/>
-          <w:szCs w:val="16"/>
-        </w:rPr>
-        <w:t xml:space="preserve">│   (성명 풀네임 / ASNT 자격 사항)                          │</w:t>
-      </w:r>
-    </w:p>
-    <w:p>
-      <w:pPr>
-        <w:shd w:fill="F5F5F5" w:val="clear"/>
-        <w:spacing w:after="0" w:before="0"/>
-      </w:pPr>
-      <w:r>
-        <w:rPr>
-          <w:rFonts w:ascii="D2Coding" w:cs="D2Coding" w:eastAsia="D2Coding" w:hAnsi="D2Coding"/>
-          <w:sz w:val="16"/>
-          <w:szCs w:val="16"/>
-        </w:rPr>
-        <w:t xml:space="preserve">│                                                          │</w:t>
-      </w:r>
-    </w:p>
-    <w:p>
-      <w:pPr>
-        <w:shd w:fill="F5F5F5" w:val="clear"/>
-        <w:spacing w:after="0" w:before="0"/>
-      </w:pPr>
-      <w:r>
-        <w:rPr>
-          <w:rFonts w:ascii="D2Coding" w:cs="D2Coding" w:eastAsia="D2Coding" w:hAnsi="D2Coding"/>
-          <w:sz w:val="16"/>
-          <w:szCs w:val="16"/>
-        </w:rPr>
-        <w:t xml:space="preserve">│   Signature ____________________                         │</w:t>
-      </w:r>
-    </w:p>
-    <w:p>
-      <w:pPr>
-        <w:shd w:fill="F5F5F5" w:val="clear"/>
-        <w:spacing w:after="0" w:before="0"/>
-      </w:pPr>
-      <w:r>
-        <w:rPr>
-          <w:rFonts w:ascii="D2Coding" w:cs="D2Coding" w:eastAsia="D2Coding" w:hAnsi="D2Coding"/>
-          <w:sz w:val="16"/>
-          <w:szCs w:val="16"/>
-        </w:rPr>
-        <w:t xml:space="preserve">│                                                          │</w:t>
-      </w:r>
-    </w:p>
-    <w:p>
-      <w:pPr>
-        <w:shd w:fill="F5F5F5" w:val="clear"/>
-        <w:spacing w:after="0" w:before="0"/>
-      </w:pPr>
-      <w:r>
-        <w:rPr>
-          <w:rFonts w:ascii="D2Coding" w:cs="D2Coding" w:eastAsia="D2Coding" w:hAnsi="D2Coding"/>
-          <w:sz w:val="16"/>
-          <w:szCs w:val="16"/>
-        </w:rPr>
-        <w:t xml:space="preserve">└──────────────────────────────────────────────────────────┘</w:t>
-      </w:r>
-    </w:p>
-    <w:p>
-      <w:pPr>
-        <w:spacing w:after="120"/>
+        <w:spacing w:after="60"/>
+      </w:pPr>
+    </w:p>
+    <w:tbl>
+      <w:tblPr>
+        <w:tblW w:type="dxa" w:w="9639"/>
+        <w:tblBorders>
+          <w:top w:val="single" w:color="auto" w:sz="4"/>
+          <w:left w:val="single" w:color="auto" w:sz="4"/>
+          <w:bottom w:val="single" w:color="auto" w:sz="4"/>
+          <w:right w:val="single" w:color="auto" w:sz="4"/>
+          <w:insideH w:val="single" w:color="auto" w:sz="4"/>
+          <w:insideV w:val="single" w:color="auto" w:sz="4"/>
+        </w:tblBorders>
+      </w:tblPr>
+      <w:tblGrid>
+        <w:gridCol w:w="3147"/>
+        <w:gridCol w:w="6492"/>
+      </w:tblGrid>
+      <w:tr>
+        <w:trPr>
+          <w:tblHeader/>
+        </w:trPr>
+        <w:tc>
+          <w:tcPr>
+            <w:tcW w:type="dxa" w:w="3147"/>
+            <w:tcBorders>
+              <w:top w:val="single" w:color="999999" w:sz="4"/>
+              <w:left w:val="single" w:color="999999" w:sz="4"/>
+              <w:bottom w:val="single" w:color="999999" w:sz="4"/>
+              <w:right w:val="single" w:color="999999" w:sz="4"/>
+            </w:tcBorders>
+            <w:shd w:fill="EFEFEF" w:val="clear"/>
+            <w:tcMar>
+              <w:top w:type="dxa" w:w="60"/>
+              <w:left w:type="dxa" w:w="90"/>
+              <w:bottom w:type="dxa" w:w="60"/>
+              <w:right w:type="dxa" w:w="90"/>
+            </w:tcMar>
+          </w:tcPr>
+          <w:p>
+            <w:pPr>
+              <w:spacing w:after="20" w:before="20"/>
+            </w:pPr>
+            <w:r>
+              <w:rPr>
+                <w:rFonts w:ascii="맑은 고딕" w:cs="맑은 고딕" w:eastAsia="맑은 고딕" w:hAnsi="맑은 고딕"/>
+                <w:b/>
+                <w:bCs/>
+                <w:sz w:val="18"/>
+                <w:szCs w:val="18"/>
+              </w:rPr>
+              <w:t xml:space="preserve">항 목</w:t>
+            </w:r>
+          </w:p>
+        </w:tc>
+        <w:tc>
+          <w:tcPr>
+            <w:tcW w:type="dxa" w:w="6492"/>
+            <w:tcBorders>
+              <w:top w:val="single" w:color="999999" w:sz="4"/>
+              <w:left w:val="single" w:color="999999" w:sz="4"/>
+              <w:bottom w:val="single" w:color="999999" w:sz="4"/>
+              <w:right w:val="single" w:color="999999" w:sz="4"/>
+            </w:tcBorders>
+            <w:shd w:fill="EFEFEF" w:val="clear"/>
+            <w:tcMar>
+              <w:top w:type="dxa" w:w="60"/>
+              <w:left w:type="dxa" w:w="90"/>
+              <w:bottom w:type="dxa" w:w="60"/>
+              <w:right w:type="dxa" w:w="90"/>
+            </w:tcMar>
+          </w:tcPr>
+          <w:p>
+            <w:pPr>
+              <w:spacing w:after="20" w:before="20"/>
+            </w:pPr>
+            <w:r>
+              <w:rPr>
+                <w:rFonts w:ascii="맑은 고딕" w:cs="맑은 고딕" w:eastAsia="맑은 고딕" w:hAnsi="맑은 고딕"/>
+                <w:b/>
+                <w:bCs/>
+                <w:sz w:val="18"/>
+                <w:szCs w:val="18"/>
+              </w:rPr>
+              <w:t xml:space="preserve">기 재 란</w:t>
+            </w:r>
+          </w:p>
+        </w:tc>
+      </w:tr>
+      <w:tr>
+        <w:trPr>
+          <w:tblHeader w:val="false"/>
+        </w:trPr>
+        <w:tc>
+          <w:tcPr>
+            <w:tcW w:type="dxa" w:w="3147"/>
+            <w:tcBorders>
+              <w:top w:val="single" w:color="999999" w:sz="4"/>
+              <w:left w:val="single" w:color="999999" w:sz="4"/>
+              <w:bottom w:val="single" w:color="999999" w:sz="4"/>
+              <w:right w:val="single" w:color="999999" w:sz="4"/>
+            </w:tcBorders>
+            <w:tcMar>
+              <w:top w:type="dxa" w:w="60"/>
+              <w:left w:type="dxa" w:w="90"/>
+              <w:bottom w:type="dxa" w:w="60"/>
+              <w:right w:type="dxa" w:w="90"/>
+            </w:tcMar>
+          </w:tcPr>
+          <w:p>
+            <w:pPr>
+              <w:spacing w:after="20" w:before="20"/>
+            </w:pPr>
+            <w:r>
+              <w:rPr>
+                <w:rFonts w:ascii="맑은 고딕" w:cs="맑은 고딕" w:eastAsia="맑은 고딕" w:hAnsi="맑은 고딕"/>
+                <w:b w:val="false"/>
+                <w:bCs w:val="false"/>
+                <w:sz w:val="18"/>
+                <w:szCs w:val="18"/>
+              </w:rPr>
+              <w:t xml:space="preserve">Written Practice</w:t>
+            </w:r>
+          </w:p>
+          <w:p>
+            <w:pPr>
+              <w:spacing w:after="20" w:before="20"/>
+            </w:pPr>
+            <w:r>
+              <w:rPr>
+                <w:rFonts w:ascii="맑은 고딕" w:cs="맑은 고딕" w:eastAsia="맑은 고딕" w:hAnsi="맑은 고딕"/>
+                <w:b w:val="false"/>
+                <w:bCs w:val="false"/>
+                <w:sz w:val="18"/>
+                <w:szCs w:val="18"/>
+              </w:rPr>
+              <w:t xml:space="preserve">자격인정 절차서</w:t>
+            </w:r>
+          </w:p>
+        </w:tc>
+        <w:tc>
+          <w:tcPr>
+            <w:tcW w:type="dxa" w:w="6492"/>
+            <w:tcBorders>
+              <w:top w:val="single" w:color="999999" w:sz="4"/>
+              <w:left w:val="single" w:color="999999" w:sz="4"/>
+              <w:bottom w:val="single" w:color="999999" w:sz="4"/>
+              <w:right w:val="single" w:color="999999" w:sz="4"/>
+            </w:tcBorders>
+            <w:tcMar>
+              <w:top w:type="dxa" w:w="60"/>
+              <w:left w:type="dxa" w:w="90"/>
+              <w:bottom w:type="dxa" w:w="60"/>
+              <w:right w:type="dxa" w:w="90"/>
+            </w:tcMar>
+          </w:tcPr>
+          <w:p>
+            <w:pPr>
+              <w:spacing w:after="20" w:before="20"/>
+            </w:pPr>
+            <w:r>
+              <w:rPr>
+                <w:rFonts w:ascii="맑은 고딕" w:cs="맑은 고딕" w:eastAsia="맑은 고딕" w:hAnsi="맑은 고딕"/>
+                <w:b w:val="false"/>
+                <w:bCs w:val="false"/>
+                <w:sz w:val="18"/>
+                <w:szCs w:val="18"/>
+              </w:rPr>
+              <w:t xml:space="preserve">HIE-QP-E01    Rev.</w:t>
+            </w:r>
+          </w:p>
+        </w:tc>
+      </w:tr>
+      <w:tr>
+        <w:trPr>
+          <w:tblHeader w:val="false"/>
+        </w:trPr>
+        <w:tc>
+          <w:tcPr>
+            <w:tcW w:type="dxa" w:w="3147"/>
+            <w:tcBorders>
+              <w:top w:val="single" w:color="999999" w:sz="4"/>
+              <w:left w:val="single" w:color="999999" w:sz="4"/>
+              <w:bottom w:val="single" w:color="999999" w:sz="4"/>
+              <w:right w:val="single" w:color="999999" w:sz="4"/>
+            </w:tcBorders>
+            <w:tcMar>
+              <w:top w:type="dxa" w:w="60"/>
+              <w:left w:type="dxa" w:w="90"/>
+              <w:bottom w:type="dxa" w:w="60"/>
+              <w:right w:type="dxa" w:w="90"/>
+            </w:tcMar>
+          </w:tcPr>
+          <w:p>
+            <w:pPr>
+              <w:spacing w:after="20" w:before="20"/>
+            </w:pPr>
+            <w:r>
+              <w:rPr>
+                <w:rFonts w:ascii="맑은 고딕" w:cs="맑은 고딕" w:eastAsia="맑은 고딕" w:hAnsi="맑은 고딕"/>
+                <w:b w:val="false"/>
+                <w:bCs w:val="false"/>
+                <w:sz w:val="18"/>
+                <w:szCs w:val="18"/>
+              </w:rPr>
+              <w:t xml:space="preserve">SNT-TC-1A</w:t>
+            </w:r>
+          </w:p>
+        </w:tc>
+        <w:tc>
+          <w:tcPr>
+            <w:tcW w:type="dxa" w:w="6492"/>
+            <w:tcBorders>
+              <w:top w:val="single" w:color="999999" w:sz="4"/>
+              <w:left w:val="single" w:color="999999" w:sz="4"/>
+              <w:bottom w:val="single" w:color="999999" w:sz="4"/>
+              <w:right w:val="single" w:color="999999" w:sz="4"/>
+            </w:tcBorders>
+            <w:tcMar>
+              <w:top w:type="dxa" w:w="60"/>
+              <w:left w:type="dxa" w:w="90"/>
+              <w:bottom w:type="dxa" w:w="60"/>
+              <w:right w:type="dxa" w:w="90"/>
+            </w:tcMar>
+          </w:tcPr>
+          <w:p>
+            <w:pPr>
+              <w:spacing w:after="20" w:before="20"/>
+            </w:pPr>
+            <w:r>
+              <w:rPr>
+                <w:rFonts w:ascii="맑은 고딕" w:cs="맑은 고딕" w:eastAsia="맑은 고딕" w:hAnsi="맑은 고딕"/>
+                <w:b w:val="false"/>
+                <w:bCs w:val="false"/>
+                <w:sz w:val="18"/>
+                <w:szCs w:val="18"/>
+              </w:rPr>
+              <w:t xml:space="preserve">(절차서가 발행된 SNT-TC-1A 해당 판의 4자리 연도)</w:t>
+            </w:r>
+          </w:p>
+        </w:tc>
+      </w:tr>
+      <w:tr>
+        <w:trPr>
+          <w:tblHeader w:val="false"/>
+        </w:trPr>
+        <w:tc>
+          <w:tcPr>
+            <w:tcW w:type="dxa" w:w="3147"/>
+            <w:tcBorders>
+              <w:top w:val="single" w:color="999999" w:sz="4"/>
+              <w:left w:val="single" w:color="999999" w:sz="4"/>
+              <w:bottom w:val="single" w:color="999999" w:sz="4"/>
+              <w:right w:val="single" w:color="999999" w:sz="4"/>
+            </w:tcBorders>
+            <w:tcMar>
+              <w:top w:type="dxa" w:w="60"/>
+              <w:left w:type="dxa" w:w="90"/>
+              <w:bottom w:type="dxa" w:w="60"/>
+              <w:right w:type="dxa" w:w="90"/>
+            </w:tcMar>
+          </w:tcPr>
+          <w:p>
+            <w:pPr>
+              <w:spacing w:after="20" w:before="20"/>
+            </w:pPr>
+            <w:r>
+              <w:rPr>
+                <w:rFonts w:ascii="맑은 고딕" w:cs="맑은 고딕" w:eastAsia="맑은 고딕" w:hAnsi="맑은 고딕"/>
+                <w:b w:val="false"/>
+                <w:bCs w:val="false"/>
+                <w:sz w:val="18"/>
+                <w:szCs w:val="18"/>
+              </w:rPr>
+              <w:t xml:space="preserve">No.   일련번호</w:t>
+            </w:r>
+          </w:p>
+        </w:tc>
+        <w:tc>
+          <w:tcPr>
+            <w:tcW w:type="dxa" w:w="6492"/>
+            <w:tcBorders>
+              <w:top w:val="single" w:color="999999" w:sz="4"/>
+              <w:left w:val="single" w:color="999999" w:sz="4"/>
+              <w:bottom w:val="single" w:color="999999" w:sz="4"/>
+              <w:right w:val="single" w:color="999999" w:sz="4"/>
+            </w:tcBorders>
+            <w:tcMar>
+              <w:top w:type="dxa" w:w="60"/>
+              <w:left w:type="dxa" w:w="90"/>
+              <w:bottom w:type="dxa" w:w="60"/>
+              <w:right w:type="dxa" w:w="90"/>
+            </w:tcMar>
+          </w:tcPr>
+          <w:p>
+            <w:pPr>
+              <w:spacing w:after="20" w:before="20"/>
+            </w:pPr>
+            <w:r>
+              <w:rPr>
+                <w:rFonts w:ascii="맑은 고딕" w:cs="맑은 고딕" w:eastAsia="맑은 고딕" w:hAnsi="맑은 고딕"/>
+                <w:sz w:val="18"/>
+                <w:szCs w:val="18"/>
+              </w:rPr>
+              <w:t xml:space="preserve"/>
+            </w:r>
+          </w:p>
+        </w:tc>
+      </w:tr>
+    </w:tbl>
+    <w:p>
+      <w:pPr>
+        <w:spacing w:after="160"/>
+      </w:pPr>
+    </w:p>
+    <w:p>
+      <w:pPr>
+        <w:spacing w:after="60"/>
+      </w:pPr>
+    </w:p>
+    <w:tbl>
+      <w:tblPr>
+        <w:tblW w:type="dxa" w:w="9639"/>
+        <w:tblBorders>
+          <w:top w:val="single" w:color="auto" w:sz="4"/>
+          <w:left w:val="single" w:color="auto" w:sz="4"/>
+          <w:bottom w:val="single" w:color="auto" w:sz="4"/>
+          <w:right w:val="single" w:color="auto" w:sz="4"/>
+          <w:insideH w:val="single" w:color="auto" w:sz="4"/>
+          <w:insideV w:val="single" w:color="auto" w:sz="4"/>
+        </w:tblBorders>
+      </w:tblPr>
+      <w:tblGrid>
+        <w:gridCol w:w="1770"/>
+        <w:gridCol w:w="7869"/>
+      </w:tblGrid>
+      <w:tr>
+        <w:trPr>
+          <w:tblHeader/>
+        </w:trPr>
+        <w:tc>
+          <w:tcPr>
+            <w:tcW w:type="dxa" w:w="1770"/>
+            <w:tcBorders>
+              <w:top w:val="single" w:color="999999" w:sz="4"/>
+              <w:left w:val="single" w:color="999999" w:sz="4"/>
+              <w:bottom w:val="single" w:color="999999" w:sz="4"/>
+              <w:right w:val="single" w:color="999999" w:sz="4"/>
+            </w:tcBorders>
+            <w:shd w:fill="EFEFEF" w:val="clear"/>
+            <w:tcMar>
+              <w:top w:type="dxa" w:w="60"/>
+              <w:left w:type="dxa" w:w="90"/>
+              <w:bottom w:type="dxa" w:w="60"/>
+              <w:right w:type="dxa" w:w="90"/>
+            </w:tcMar>
+          </w:tcPr>
+          <w:p>
+            <w:pPr>
+              <w:spacing w:after="20" w:before="20"/>
+            </w:pPr>
+            <w:r>
+              <w:rPr>
+                <w:rFonts w:ascii="맑은 고딕" w:cs="맑은 고딕" w:eastAsia="맑은 고딕" w:hAnsi="맑은 고딕"/>
+                <w:b/>
+                <w:bCs/>
+                <w:sz w:val="18"/>
+                <w:szCs w:val="18"/>
+              </w:rPr>
+              <w:t xml:space="preserve">항 목</w:t>
+            </w:r>
+          </w:p>
+        </w:tc>
+        <w:tc>
+          <w:tcPr>
+            <w:tcW w:type="dxa" w:w="7869"/>
+            <w:tcBorders>
+              <w:top w:val="single" w:color="999999" w:sz="4"/>
+              <w:left w:val="single" w:color="999999" w:sz="4"/>
+              <w:bottom w:val="single" w:color="999999" w:sz="4"/>
+              <w:right w:val="single" w:color="999999" w:sz="4"/>
+            </w:tcBorders>
+            <w:shd w:fill="EFEFEF" w:val="clear"/>
+            <w:tcMar>
+              <w:top w:type="dxa" w:w="60"/>
+              <w:left w:type="dxa" w:w="90"/>
+              <w:bottom w:type="dxa" w:w="60"/>
+              <w:right w:type="dxa" w:w="90"/>
+            </w:tcMar>
+          </w:tcPr>
+          <w:p>
+            <w:pPr>
+              <w:spacing w:after="20" w:before="20"/>
+            </w:pPr>
+            <w:r>
+              <w:rPr>
+                <w:rFonts w:ascii="맑은 고딕" w:cs="맑은 고딕" w:eastAsia="맑은 고딕" w:hAnsi="맑은 고딕"/>
+                <w:b/>
+                <w:bCs/>
+                <w:sz w:val="18"/>
+                <w:szCs w:val="18"/>
+              </w:rPr>
+              <w:t xml:space="preserve">기 재 란</w:t>
+            </w:r>
+          </w:p>
+        </w:tc>
+      </w:tr>
+      <w:tr>
+        <w:trPr>
+          <w:tblHeader w:val="false"/>
+        </w:trPr>
+        <w:tc>
+          <w:tcPr>
+            <w:tcW w:type="dxa" w:w="1770"/>
+            <w:tcBorders>
+              <w:top w:val="single" w:color="999999" w:sz="4"/>
+              <w:left w:val="single" w:color="999999" w:sz="4"/>
+              <w:bottom w:val="single" w:color="999999" w:sz="4"/>
+              <w:right w:val="single" w:color="999999" w:sz="4"/>
+            </w:tcBorders>
+            <w:tcMar>
+              <w:top w:type="dxa" w:w="60"/>
+              <w:left w:type="dxa" w:w="90"/>
+              <w:bottom w:type="dxa" w:w="60"/>
+              <w:right w:type="dxa" w:w="90"/>
+            </w:tcMar>
+          </w:tcPr>
+          <w:p>
+            <w:pPr>
+              <w:spacing w:after="20" w:before="20"/>
+            </w:pPr>
+            <w:r>
+              <w:rPr>
+                <w:rFonts w:ascii="맑은 고딕" w:cs="맑은 고딕" w:eastAsia="맑은 고딕" w:hAnsi="맑은 고딕"/>
+                <w:b w:val="false"/>
+                <w:bCs w:val="false"/>
+                <w:sz w:val="18"/>
+                <w:szCs w:val="18"/>
+              </w:rPr>
+              <w:t xml:space="preserve">Name</w:t>
+            </w:r>
+          </w:p>
+          <w:p>
+            <w:pPr>
+              <w:spacing w:after="20" w:before="20"/>
+            </w:pPr>
+            <w:r>
+              <w:rPr>
+                <w:rFonts w:ascii="맑은 고딕" w:cs="맑은 고딕" w:eastAsia="맑은 고딕" w:hAnsi="맑은 고딕"/>
+                <w:b w:val="false"/>
+                <w:bCs w:val="false"/>
+                <w:sz w:val="18"/>
+                <w:szCs w:val="18"/>
+              </w:rPr>
+              <w:t xml:space="preserve">성명</w:t>
+            </w:r>
+          </w:p>
+        </w:tc>
+        <w:tc>
+          <w:tcPr>
+            <w:tcW w:type="dxa" w:w="7869"/>
+            <w:tcBorders>
+              <w:top w:val="single" w:color="999999" w:sz="4"/>
+              <w:left w:val="single" w:color="999999" w:sz="4"/>
+              <w:bottom w:val="single" w:color="999999" w:sz="4"/>
+              <w:right w:val="single" w:color="999999" w:sz="4"/>
+            </w:tcBorders>
+            <w:tcMar>
+              <w:top w:type="dxa" w:w="60"/>
+              <w:left w:type="dxa" w:w="90"/>
+              <w:bottom w:type="dxa" w:w="60"/>
+              <w:right w:type="dxa" w:w="90"/>
+            </w:tcMar>
+          </w:tcPr>
+          <w:p>
+            <w:pPr>
+              <w:spacing w:after="20" w:before="20"/>
+            </w:pPr>
+            <w:r>
+              <w:rPr>
+                <w:rFonts w:ascii="맑은 고딕" w:cs="맑은 고딕" w:eastAsia="맑은 고딕" w:hAnsi="맑은 고딕"/>
+                <w:b w:val="false"/>
+                <w:bCs w:val="false"/>
+                <w:sz w:val="18"/>
+                <w:szCs w:val="18"/>
+              </w:rPr>
+              <w:t xml:space="preserve">(ISO 기본 라틴 알파벳으로 적는다)</w:t>
+            </w:r>
+          </w:p>
+        </w:tc>
+      </w:tr>
+      <w:tr>
+        <w:trPr>
+          <w:tblHeader w:val="false"/>
+        </w:trPr>
+        <w:tc>
+          <w:tcPr>
+            <w:tcW w:type="dxa" w:w="1770"/>
+            <w:tcBorders>
+              <w:top w:val="single" w:color="999999" w:sz="4"/>
+              <w:left w:val="single" w:color="999999" w:sz="4"/>
+              <w:bottom w:val="single" w:color="999999" w:sz="4"/>
+              <w:right w:val="single" w:color="999999" w:sz="4"/>
+            </w:tcBorders>
+            <w:tcMar>
+              <w:top w:type="dxa" w:w="60"/>
+              <w:left w:type="dxa" w:w="90"/>
+              <w:bottom w:type="dxa" w:w="60"/>
+              <w:right w:type="dxa" w:w="90"/>
+            </w:tcMar>
+          </w:tcPr>
+          <w:p>
+            <w:pPr>
+              <w:spacing w:after="20" w:before="20"/>
+            </w:pPr>
+            <w:r>
+              <w:rPr>
+                <w:rFonts w:ascii="맑은 고딕" w:cs="맑은 고딕" w:eastAsia="맑은 고딕" w:hAnsi="맑은 고딕"/>
+                <w:b w:val="false"/>
+                <w:bCs w:val="false"/>
+                <w:sz w:val="18"/>
+                <w:szCs w:val="18"/>
+              </w:rPr>
+              <w:t xml:space="preserve">Level</w:t>
+            </w:r>
+          </w:p>
+          <w:p>
+            <w:pPr>
+              <w:spacing w:after="20" w:before="20"/>
+            </w:pPr>
+            <w:r>
+              <w:rPr>
+                <w:rFonts w:ascii="맑은 고딕" w:cs="맑은 고딕" w:eastAsia="맑은 고딕" w:hAnsi="맑은 고딕"/>
+                <w:b w:val="false"/>
+                <w:bCs w:val="false"/>
+                <w:sz w:val="18"/>
+                <w:szCs w:val="18"/>
+              </w:rPr>
+              <w:t xml:space="preserve">자격 등급</w:t>
+            </w:r>
+          </w:p>
+        </w:tc>
+        <w:tc>
+          <w:tcPr>
+            <w:tcW w:type="dxa" w:w="7869"/>
+            <w:tcBorders>
+              <w:top w:val="single" w:color="999999" w:sz="4"/>
+              <w:left w:val="single" w:color="999999" w:sz="4"/>
+              <w:bottom w:val="single" w:color="999999" w:sz="4"/>
+              <w:right w:val="single" w:color="999999" w:sz="4"/>
+            </w:tcBorders>
+            <w:tcMar>
+              <w:top w:type="dxa" w:w="60"/>
+              <w:left w:type="dxa" w:w="90"/>
+              <w:bottom w:type="dxa" w:w="60"/>
+              <w:right w:type="dxa" w:w="90"/>
+            </w:tcMar>
+          </w:tcPr>
+          <w:p>
+            <w:pPr>
+              <w:spacing w:after="20" w:before="20"/>
+            </w:pPr>
+            <w:r>
+              <w:rPr>
+                <w:rFonts w:ascii="맑은 고딕" w:cs="맑은 고딕" w:eastAsia="맑은 고딕" w:hAnsi="맑은 고딕"/>
+                <w:b w:val="false"/>
+                <w:bCs w:val="false"/>
+                <w:sz w:val="18"/>
+                <w:szCs w:val="18"/>
+              </w:rPr>
+              <w:t xml:space="preserve">NDE Level   □ Ⅰ    □ Ⅱ    □ Ⅲ</w:t>
+            </w:r>
+          </w:p>
+        </w:tc>
+      </w:tr>
+      <w:tr>
+        <w:trPr>
+          <w:tblHeader w:val="false"/>
+        </w:trPr>
+        <w:tc>
+          <w:tcPr>
+            <w:tcW w:type="dxa" w:w="1770"/>
+            <w:tcBorders>
+              <w:top w:val="single" w:color="999999" w:sz="4"/>
+              <w:left w:val="single" w:color="999999" w:sz="4"/>
+              <w:bottom w:val="single" w:color="999999" w:sz="4"/>
+              <w:right w:val="single" w:color="999999" w:sz="4"/>
+            </w:tcBorders>
+            <w:tcMar>
+              <w:top w:type="dxa" w:w="60"/>
+              <w:left w:type="dxa" w:w="90"/>
+              <w:bottom w:type="dxa" w:w="60"/>
+              <w:right w:type="dxa" w:w="90"/>
+            </w:tcMar>
+          </w:tcPr>
+          <w:p>
+            <w:pPr>
+              <w:spacing w:after="20" w:before="20"/>
+            </w:pPr>
+            <w:r>
+              <w:rPr>
+                <w:rFonts w:ascii="맑은 고딕" w:cs="맑은 고딕" w:eastAsia="맑은 고딕" w:hAnsi="맑은 고딕"/>
+                <w:b w:val="false"/>
+                <w:bCs w:val="false"/>
+                <w:sz w:val="18"/>
+                <w:szCs w:val="18"/>
+              </w:rPr>
+              <w:t xml:space="preserve">Method</w:t>
+            </w:r>
+          </w:p>
+          <w:p>
+            <w:pPr>
+              <w:spacing w:after="20" w:before="20"/>
+            </w:pPr>
+            <w:r>
+              <w:rPr>
+                <w:rFonts w:ascii="맑은 고딕" w:cs="맑은 고딕" w:eastAsia="맑은 고딕" w:hAnsi="맑은 고딕"/>
+                <w:b w:val="false"/>
+                <w:bCs w:val="false"/>
+                <w:sz w:val="18"/>
+                <w:szCs w:val="18"/>
+              </w:rPr>
+              <w:t xml:space="preserve">종목</w:t>
+            </w:r>
+          </w:p>
+        </w:tc>
+        <w:tc>
+          <w:tcPr>
+            <w:tcW w:type="dxa" w:w="7869"/>
+            <w:tcBorders>
+              <w:top w:val="single" w:color="999999" w:sz="4"/>
+              <w:left w:val="single" w:color="999999" w:sz="4"/>
+              <w:bottom w:val="single" w:color="999999" w:sz="4"/>
+              <w:right w:val="single" w:color="999999" w:sz="4"/>
+            </w:tcBorders>
+            <w:tcMar>
+              <w:top w:type="dxa" w:w="60"/>
+              <w:left w:type="dxa" w:w="90"/>
+              <w:bottom w:type="dxa" w:w="60"/>
+              <w:right w:type="dxa" w:w="90"/>
+            </w:tcMar>
+          </w:tcPr>
+          <w:p>
+            <w:pPr>
+              <w:spacing w:after="20" w:before="20"/>
+            </w:pPr>
+            <w:r>
+              <w:rPr>
+                <w:rFonts w:ascii="맑은 고딕" w:cs="맑은 고딕" w:eastAsia="맑은 고딕" w:hAnsi="맑은 고딕"/>
+                <w:b w:val="false"/>
+                <w:bCs w:val="false"/>
+                <w:sz w:val="18"/>
+                <w:szCs w:val="18"/>
+              </w:rPr>
+              <w:t xml:space="preserve">□ RT   □ UT   □ MT   □ PT   □ VT   □ ECT   □ RFT</w:t>
+            </w:r>
+          </w:p>
+        </w:tc>
+      </w:tr>
+      <w:tr>
+        <w:trPr>
+          <w:tblHeader w:val="false"/>
+        </w:trPr>
+        <w:tc>
+          <w:tcPr>
+            <w:tcW w:type="dxa" w:w="1770"/>
+            <w:tcBorders>
+              <w:top w:val="single" w:color="999999" w:sz="4"/>
+              <w:left w:val="single" w:color="999999" w:sz="4"/>
+              <w:bottom w:val="single" w:color="999999" w:sz="4"/>
+              <w:right w:val="single" w:color="999999" w:sz="4"/>
+            </w:tcBorders>
+            <w:tcMar>
+              <w:top w:type="dxa" w:w="60"/>
+              <w:left w:type="dxa" w:w="90"/>
+              <w:bottom w:type="dxa" w:w="60"/>
+              <w:right w:type="dxa" w:w="90"/>
+            </w:tcMar>
+          </w:tcPr>
+          <w:p>
+            <w:pPr>
+              <w:spacing w:after="20" w:before="20"/>
+            </w:pPr>
+            <w:r>
+              <w:rPr>
+                <w:rFonts w:ascii="맑은 고딕" w:cs="맑은 고딕" w:eastAsia="맑은 고딕" w:hAnsi="맑은 고딕"/>
+                <w:b w:val="false"/>
+                <w:bCs w:val="false"/>
+                <w:sz w:val="18"/>
+                <w:szCs w:val="18"/>
+              </w:rPr>
+              <w:t xml:space="preserve">Technique</w:t>
+            </w:r>
+          </w:p>
+          <w:p>
+            <w:pPr>
+              <w:spacing w:after="20" w:before="20"/>
+            </w:pPr>
+            <w:r>
+              <w:rPr>
+                <w:rFonts w:ascii="맑은 고딕" w:cs="맑은 고딕" w:eastAsia="맑은 고딕" w:hAnsi="맑은 고딕"/>
+                <w:b w:val="false"/>
+                <w:bCs w:val="false"/>
+                <w:sz w:val="18"/>
+                <w:szCs w:val="18"/>
+              </w:rPr>
+              <w:t xml:space="preserve">기법</w:t>
+            </w:r>
+          </w:p>
+        </w:tc>
+        <w:tc>
+          <w:tcPr>
+            <w:tcW w:type="dxa" w:w="7869"/>
+            <w:tcBorders>
+              <w:top w:val="single" w:color="999999" w:sz="4"/>
+              <w:left w:val="single" w:color="999999" w:sz="4"/>
+              <w:bottom w:val="single" w:color="999999" w:sz="4"/>
+              <w:right w:val="single" w:color="999999" w:sz="4"/>
+            </w:tcBorders>
+            <w:tcMar>
+              <w:top w:type="dxa" w:w="60"/>
+              <w:left w:type="dxa" w:w="90"/>
+              <w:bottom w:type="dxa" w:w="60"/>
+              <w:right w:type="dxa" w:w="90"/>
+            </w:tcMar>
+          </w:tcPr>
+          <w:p>
+            <w:pPr>
+              <w:spacing w:after="20" w:before="20"/>
+            </w:pPr>
+            <w:r>
+              <w:rPr>
+                <w:rFonts w:ascii="맑은 고딕" w:cs="맑은 고딕" w:eastAsia="맑은 고딕" w:hAnsi="맑은 고딕"/>
+                <w:b w:val="false"/>
+                <w:bCs w:val="false"/>
+                <w:sz w:val="18"/>
+                <w:szCs w:val="18"/>
+              </w:rPr>
+              <w:t xml:space="preserve">□ TOFD   □ PAUT   □ FMC   □ CR   □ DR</w:t>
+            </w:r>
+          </w:p>
+          <w:p>
+            <w:pPr>
+              <w:spacing w:after="20" w:before="20"/>
+            </w:pPr>
+            <w:r>
+              <w:rPr>
+                <w:rFonts w:ascii="맑은 고딕" w:cs="맑은 고딕" w:eastAsia="맑은 고딕" w:hAnsi="맑은 고딕"/>
+                <w:b w:val="false"/>
+                <w:bCs w:val="false"/>
+                <w:sz w:val="18"/>
+                <w:szCs w:val="18"/>
+              </w:rPr>
+              <w:t xml:space="preserve">(TOFD·PAUT·FMC 는 UT Level Ⅱ 선수 자격이 있어야 한다 — 5.1.5)</w:t>
+            </w:r>
+          </w:p>
+        </w:tc>
+      </w:tr>
+      <w:tr>
+        <w:trPr>
+          <w:tblHeader w:val="false"/>
+        </w:trPr>
+        <w:tc>
+          <w:tcPr>
+            <w:tcW w:type="dxa" w:w="1770"/>
+            <w:tcBorders>
+              <w:top w:val="single" w:color="999999" w:sz="4"/>
+              <w:left w:val="single" w:color="999999" w:sz="4"/>
+              <w:bottom w:val="single" w:color="999999" w:sz="4"/>
+              <w:right w:val="single" w:color="999999" w:sz="4"/>
+            </w:tcBorders>
+            <w:tcMar>
+              <w:top w:type="dxa" w:w="60"/>
+              <w:left w:type="dxa" w:w="90"/>
+              <w:bottom w:type="dxa" w:w="60"/>
+              <w:right w:type="dxa" w:w="90"/>
+            </w:tcMar>
+          </w:tcPr>
+          <w:p>
+            <w:pPr>
+              <w:spacing w:after="20" w:before="20"/>
+            </w:pPr>
+            <w:r>
+              <w:rPr>
+                <w:rFonts w:ascii="맑은 고딕" w:cs="맑은 고딕" w:eastAsia="맑은 고딕" w:hAnsi="맑은 고딕"/>
+                <w:b w:val="false"/>
+                <w:bCs w:val="false"/>
+                <w:sz w:val="18"/>
+                <w:szCs w:val="18"/>
+              </w:rPr>
+              <w:t xml:space="preserve">Certified</w:t>
+            </w:r>
+          </w:p>
+          <w:p>
+            <w:pPr>
+              <w:spacing w:after="20" w:before="20"/>
+            </w:pPr>
+            <w:r>
+              <w:rPr>
+                <w:rFonts w:ascii="맑은 고딕" w:cs="맑은 고딕" w:eastAsia="맑은 고딕" w:hAnsi="맑은 고딕"/>
+                <w:b w:val="false"/>
+                <w:bCs w:val="false"/>
+                <w:sz w:val="18"/>
+                <w:szCs w:val="18"/>
+              </w:rPr>
+              <w:t xml:space="preserve">인증 일자</w:t>
+            </w:r>
+          </w:p>
+        </w:tc>
+        <w:tc>
+          <w:tcPr>
+            <w:tcW w:type="dxa" w:w="7869"/>
+            <w:tcBorders>
+              <w:top w:val="single" w:color="999999" w:sz="4"/>
+              <w:left w:val="single" w:color="999999" w:sz="4"/>
+              <w:bottom w:val="single" w:color="999999" w:sz="4"/>
+              <w:right w:val="single" w:color="999999" w:sz="4"/>
+            </w:tcBorders>
+            <w:tcMar>
+              <w:top w:type="dxa" w:w="60"/>
+              <w:left w:type="dxa" w:w="90"/>
+              <w:bottom w:type="dxa" w:w="60"/>
+              <w:right w:type="dxa" w:w="90"/>
+            </w:tcMar>
+          </w:tcPr>
+          <w:p>
+            <w:pPr>
+              <w:spacing w:after="20" w:before="20"/>
+            </w:pPr>
+            <w:r>
+              <w:rPr>
+                <w:rFonts w:ascii="맑은 고딕" w:cs="맑은 고딕" w:eastAsia="맑은 고딕" w:hAnsi="맑은 고딕"/>
+                <w:b w:val="false"/>
+                <w:bCs w:val="false"/>
+                <w:sz w:val="18"/>
+                <w:szCs w:val="18"/>
+              </w:rPr>
+              <w:t xml:space="preserve">년    월    일</w:t>
+            </w:r>
+          </w:p>
+        </w:tc>
+      </w:tr>
+      <w:tr>
+        <w:trPr>
+          <w:tblHeader w:val="false"/>
+        </w:trPr>
+        <w:tc>
+          <w:tcPr>
+            <w:tcW w:type="dxa" w:w="1770"/>
+            <w:tcBorders>
+              <w:top w:val="single" w:color="999999" w:sz="4"/>
+              <w:left w:val="single" w:color="999999" w:sz="4"/>
+              <w:bottom w:val="single" w:color="999999" w:sz="4"/>
+              <w:right w:val="single" w:color="999999" w:sz="4"/>
+            </w:tcBorders>
+            <w:tcMar>
+              <w:top w:type="dxa" w:w="60"/>
+              <w:left w:type="dxa" w:w="90"/>
+              <w:bottom w:type="dxa" w:w="60"/>
+              <w:right w:type="dxa" w:w="90"/>
+            </w:tcMar>
+          </w:tcPr>
+          <w:p>
+            <w:pPr>
+              <w:spacing w:after="20" w:before="20"/>
+            </w:pPr>
+            <w:r>
+              <w:rPr>
+                <w:rFonts w:ascii="맑은 고딕" w:cs="맑은 고딕" w:eastAsia="맑은 고딕" w:hAnsi="맑은 고딕"/>
+                <w:b w:val="false"/>
+                <w:bCs w:val="false"/>
+                <w:sz w:val="18"/>
+                <w:szCs w:val="18"/>
+              </w:rPr>
+              <w:t xml:space="preserve">Expires</w:t>
+            </w:r>
+          </w:p>
+          <w:p>
+            <w:pPr>
+              <w:spacing w:after="20" w:before="20"/>
+            </w:pPr>
+            <w:r>
+              <w:rPr>
+                <w:rFonts w:ascii="맑은 고딕" w:cs="맑은 고딕" w:eastAsia="맑은 고딕" w:hAnsi="맑은 고딕"/>
+                <w:b w:val="false"/>
+                <w:bCs w:val="false"/>
+                <w:sz w:val="18"/>
+                <w:szCs w:val="18"/>
+              </w:rPr>
+              <w:t xml:space="preserve">만료 일자</w:t>
+            </w:r>
+          </w:p>
+        </w:tc>
+        <w:tc>
+          <w:tcPr>
+            <w:tcW w:type="dxa" w:w="7869"/>
+            <w:tcBorders>
+              <w:top w:val="single" w:color="999999" w:sz="4"/>
+              <w:left w:val="single" w:color="999999" w:sz="4"/>
+              <w:bottom w:val="single" w:color="999999" w:sz="4"/>
+              <w:right w:val="single" w:color="999999" w:sz="4"/>
+            </w:tcBorders>
+            <w:tcMar>
+              <w:top w:type="dxa" w:w="60"/>
+              <w:left w:type="dxa" w:w="90"/>
+              <w:bottom w:type="dxa" w:w="60"/>
+              <w:right w:type="dxa" w:w="90"/>
+            </w:tcMar>
+          </w:tcPr>
+          <w:p>
+            <w:pPr>
+              <w:spacing w:after="20" w:before="20"/>
+            </w:pPr>
+            <w:r>
+              <w:rPr>
+                <w:rFonts w:ascii="맑은 고딕" w:cs="맑은 고딕" w:eastAsia="맑은 고딕" w:hAnsi="맑은 고딕"/>
+                <w:b w:val="false"/>
+                <w:bCs w:val="false"/>
+                <w:sz w:val="18"/>
+                <w:szCs w:val="18"/>
+              </w:rPr>
+              <w:t xml:space="preserve">년    월    일</w:t>
+            </w:r>
+          </w:p>
+        </w:tc>
+      </w:tr>
+    </w:tbl>
+    <w:p>
+      <w:pPr>
+        <w:spacing w:after="160"/>
+      </w:pPr>
+    </w:p>
+    <w:p>
+      <w:pPr>
+        <w:spacing w:after="60"/>
+      </w:pPr>
+    </w:p>
+    <w:tbl>
+      <w:tblPr>
+        <w:tblW w:type="dxa" w:w="9639"/>
+        <w:tblBorders>
+          <w:top w:val="single" w:color="auto" w:sz="4"/>
+          <w:left w:val="single" w:color="auto" w:sz="4"/>
+          <w:bottom w:val="single" w:color="auto" w:sz="4"/>
+          <w:right w:val="single" w:color="auto" w:sz="4"/>
+          <w:insideH w:val="single" w:color="auto" w:sz="4"/>
+          <w:insideV w:val="single" w:color="auto" w:sz="4"/>
+        </w:tblBorders>
+      </w:tblPr>
+      <w:tblGrid>
+        <w:gridCol w:w="4819"/>
+        <w:gridCol w:w="4820"/>
+      </w:tblGrid>
+      <w:tr>
+        <w:trPr>
+          <w:tblHeader/>
+        </w:trPr>
+        <w:tc>
+          <w:tcPr>
+            <w:tcW w:type="dxa" w:w="4819"/>
+            <w:tcBorders>
+              <w:top w:val="single" w:color="999999" w:sz="4"/>
+              <w:left w:val="single" w:color="999999" w:sz="4"/>
+              <w:bottom w:val="single" w:color="999999" w:sz="4"/>
+              <w:right w:val="single" w:color="999999" w:sz="4"/>
+            </w:tcBorders>
+            <w:shd w:fill="EFEFEF" w:val="clear"/>
+            <w:tcMar>
+              <w:top w:type="dxa" w:w="60"/>
+              <w:left w:type="dxa" w:w="90"/>
+              <w:bottom w:type="dxa" w:w="60"/>
+              <w:right w:type="dxa" w:w="90"/>
+            </w:tcMar>
+          </w:tcPr>
+          <w:p>
+            <w:pPr>
+              <w:spacing w:after="20" w:before="20"/>
+            </w:pPr>
+            <w:r>
+              <w:rPr>
+                <w:rFonts w:ascii="맑은 고딕" w:cs="맑은 고딕" w:eastAsia="맑은 고딕" w:hAnsi="맑은 고딕"/>
+                <w:b/>
+                <w:bCs/>
+                <w:sz w:val="18"/>
+                <w:szCs w:val="18"/>
+              </w:rPr>
+              <w:t xml:space="preserve">항 목</w:t>
+            </w:r>
+          </w:p>
+        </w:tc>
+        <w:tc>
+          <w:tcPr>
+            <w:tcW w:type="dxa" w:w="4820"/>
+            <w:tcBorders>
+              <w:top w:val="single" w:color="999999" w:sz="4"/>
+              <w:left w:val="single" w:color="999999" w:sz="4"/>
+              <w:bottom w:val="single" w:color="999999" w:sz="4"/>
+              <w:right w:val="single" w:color="999999" w:sz="4"/>
+            </w:tcBorders>
+            <w:shd w:fill="EFEFEF" w:val="clear"/>
+            <w:tcMar>
+              <w:top w:type="dxa" w:w="60"/>
+              <w:left w:type="dxa" w:w="90"/>
+              <w:bottom w:type="dxa" w:w="60"/>
+              <w:right w:type="dxa" w:w="90"/>
+            </w:tcMar>
+          </w:tcPr>
+          <w:p>
+            <w:pPr>
+              <w:spacing w:after="20" w:before="20"/>
+            </w:pPr>
+            <w:r>
+              <w:rPr>
+                <w:rFonts w:ascii="맑은 고딕" w:cs="맑은 고딕" w:eastAsia="맑은 고딕" w:hAnsi="맑은 고딕"/>
+                <w:b/>
+                <w:bCs/>
+                <w:sz w:val="18"/>
+                <w:szCs w:val="18"/>
+              </w:rPr>
+              <w:t xml:space="preserve">기 재 란</w:t>
+            </w:r>
+          </w:p>
+        </w:tc>
+      </w:tr>
+      <w:tr>
+        <w:trPr>
+          <w:tblHeader w:val="false"/>
+        </w:trPr>
+        <w:tc>
+          <w:tcPr>
+            <w:tcW w:type="dxa" w:w="4819"/>
+            <w:tcBorders>
+              <w:top w:val="single" w:color="999999" w:sz="4"/>
+              <w:left w:val="single" w:color="999999" w:sz="4"/>
+              <w:bottom w:val="single" w:color="999999" w:sz="4"/>
+              <w:right w:val="single" w:color="999999" w:sz="4"/>
+            </w:tcBorders>
+            <w:tcMar>
+              <w:top w:type="dxa" w:w="60"/>
+              <w:left w:type="dxa" w:w="90"/>
+              <w:bottom w:type="dxa" w:w="60"/>
+              <w:right w:type="dxa" w:w="90"/>
+            </w:tcMar>
+          </w:tcPr>
+          <w:p>
+            <w:pPr>
+              <w:spacing w:after="20" w:before="20"/>
+            </w:pPr>
+            <w:r>
+              <w:rPr>
+                <w:rFonts w:ascii="맑은 고딕" w:cs="맑은 고딕" w:eastAsia="맑은 고딕" w:hAnsi="맑은 고딕"/>
+                <w:b w:val="false"/>
+                <w:bCs w:val="false"/>
+                <w:sz w:val="18"/>
+                <w:szCs w:val="18"/>
+              </w:rPr>
+              <w:t xml:space="preserve">Certified by</w:t>
+            </w:r>
+          </w:p>
+          <w:p>
+            <w:pPr>
+              <w:spacing w:after="20" w:before="20"/>
+            </w:pPr>
+            <w:r>
+              <w:rPr>
+                <w:rFonts w:ascii="맑은 고딕" w:cs="맑은 고딕" w:eastAsia="맑은 고딕" w:hAnsi="맑은 고딕"/>
+                <w:b w:val="false"/>
+                <w:bCs w:val="false"/>
+                <w:sz w:val="18"/>
+                <w:szCs w:val="18"/>
+              </w:rPr>
+              <w:t xml:space="preserve">인증한 사람</w:t>
+            </w:r>
+          </w:p>
+        </w:tc>
+        <w:tc>
+          <w:tcPr>
+            <w:tcW w:type="dxa" w:w="4820"/>
+            <w:tcBorders>
+              <w:top w:val="single" w:color="999999" w:sz="4"/>
+              <w:left w:val="single" w:color="999999" w:sz="4"/>
+              <w:bottom w:val="single" w:color="999999" w:sz="4"/>
+              <w:right w:val="single" w:color="999999" w:sz="4"/>
+            </w:tcBorders>
+            <w:tcMar>
+              <w:top w:type="dxa" w:w="60"/>
+              <w:left w:type="dxa" w:w="90"/>
+              <w:bottom w:type="dxa" w:w="60"/>
+              <w:right w:type="dxa" w:w="90"/>
+            </w:tcMar>
+          </w:tcPr>
+          <w:p>
+            <w:pPr>
+              <w:spacing w:after="20" w:before="20"/>
+            </w:pPr>
+            <w:r>
+              <w:rPr>
+                <w:rFonts w:ascii="맑은 고딕" w:cs="맑은 고딕" w:eastAsia="맑은 고딕" w:hAnsi="맑은 고딕"/>
+                <w:sz w:val="18"/>
+                <w:szCs w:val="18"/>
+              </w:rPr>
+              <w:t xml:space="preserve"/>
+            </w:r>
+          </w:p>
+        </w:tc>
+      </w:tr>
+      <w:tr>
+        <w:trPr>
+          <w:tblHeader w:val="false"/>
+        </w:trPr>
+        <w:tc>
+          <w:tcPr>
+            <w:tcW w:type="dxa" w:w="4819"/>
+            <w:tcBorders>
+              <w:top w:val="single" w:color="999999" w:sz="4"/>
+              <w:left w:val="single" w:color="999999" w:sz="4"/>
+              <w:bottom w:val="single" w:color="999999" w:sz="4"/>
+              <w:right w:val="single" w:color="999999" w:sz="4"/>
+            </w:tcBorders>
+            <w:tcMar>
+              <w:top w:type="dxa" w:w="60"/>
+              <w:left w:type="dxa" w:w="90"/>
+              <w:bottom w:type="dxa" w:w="60"/>
+              <w:right w:type="dxa" w:w="90"/>
+            </w:tcMar>
+          </w:tcPr>
+          <w:p>
+            <w:pPr>
+              <w:spacing w:after="20" w:before="20"/>
+            </w:pPr>
+            <w:r>
+              <w:rPr>
+                <w:rFonts w:ascii="맑은 고딕" w:cs="맑은 고딕" w:eastAsia="맑은 고딕" w:hAnsi="맑은 고딕"/>
+                <w:b w:val="false"/>
+                <w:bCs w:val="false"/>
+                <w:sz w:val="18"/>
+                <w:szCs w:val="18"/>
+              </w:rPr>
+              <w:t xml:space="preserve">NDE Level Ⅲ</w:t>
+            </w:r>
+          </w:p>
+          <w:p>
+            <w:pPr>
+              <w:spacing w:after="20" w:before="20"/>
+            </w:pPr>
+            <w:r>
+              <w:rPr>
+                <w:rFonts w:ascii="맑은 고딕" w:cs="맑은 고딕" w:eastAsia="맑은 고딕" w:hAnsi="맑은 고딕"/>
+                <w:b w:val="false"/>
+                <w:bCs w:val="false"/>
+                <w:sz w:val="18"/>
+                <w:szCs w:val="18"/>
+              </w:rPr>
+              <w:t xml:space="preserve">(성명 풀네임)</w:t>
+            </w:r>
+          </w:p>
+        </w:tc>
+        <w:tc>
+          <w:tcPr>
+            <w:tcW w:type="dxa" w:w="4820"/>
+            <w:tcBorders>
+              <w:top w:val="single" w:color="999999" w:sz="4"/>
+              <w:left w:val="single" w:color="999999" w:sz="4"/>
+              <w:bottom w:val="single" w:color="999999" w:sz="4"/>
+              <w:right w:val="single" w:color="999999" w:sz="4"/>
+            </w:tcBorders>
+            <w:tcMar>
+              <w:top w:type="dxa" w:w="60"/>
+              <w:left w:type="dxa" w:w="90"/>
+              <w:bottom w:type="dxa" w:w="60"/>
+              <w:right w:type="dxa" w:w="90"/>
+            </w:tcMar>
+          </w:tcPr>
+          <w:p>
+            <w:pPr>
+              <w:spacing w:after="20" w:before="20"/>
+            </w:pPr>
+            <w:r>
+              <w:rPr>
+                <w:rFonts w:ascii="맑은 고딕" w:cs="맑은 고딕" w:eastAsia="맑은 고딕" w:hAnsi="맑은 고딕"/>
+                <w:sz w:val="18"/>
+                <w:szCs w:val="18"/>
+              </w:rPr>
+              <w:t xml:space="preserve"/>
+            </w:r>
+          </w:p>
+        </w:tc>
+      </w:tr>
+      <w:tr>
+        <w:trPr>
+          <w:tblHeader w:val="false"/>
+        </w:trPr>
+        <w:tc>
+          <w:tcPr>
+            <w:tcW w:type="dxa" w:w="4819"/>
+            <w:tcBorders>
+              <w:top w:val="single" w:color="999999" w:sz="4"/>
+              <w:left w:val="single" w:color="999999" w:sz="4"/>
+              <w:bottom w:val="single" w:color="999999" w:sz="4"/>
+              <w:right w:val="single" w:color="999999" w:sz="4"/>
+            </w:tcBorders>
+            <w:tcMar>
+              <w:top w:type="dxa" w:w="60"/>
+              <w:left w:type="dxa" w:w="90"/>
+              <w:bottom w:type="dxa" w:w="60"/>
+              <w:right w:type="dxa" w:w="90"/>
+            </w:tcMar>
+          </w:tcPr>
+          <w:p>
+            <w:pPr>
+              <w:spacing w:after="20" w:before="20"/>
+            </w:pPr>
+            <w:r>
+              <w:rPr>
+                <w:rFonts w:ascii="맑은 고딕" w:cs="맑은 고딕" w:eastAsia="맑은 고딕" w:hAnsi="맑은 고딕"/>
+                <w:b w:val="false"/>
+                <w:bCs w:val="false"/>
+                <w:sz w:val="18"/>
+                <w:szCs w:val="18"/>
+              </w:rPr>
+              <w:t xml:space="preserve">ASNT 자격 사항</w:t>
+            </w:r>
+          </w:p>
+          <w:p>
+            <w:pPr>
+              <w:spacing w:after="20" w:before="20"/>
+            </w:pPr>
+            <w:r>
+              <w:rPr>
+                <w:rFonts w:ascii="맑은 고딕" w:cs="맑은 고딕" w:eastAsia="맑은 고딕" w:hAnsi="맑은 고딕"/>
+                <w:b w:val="false"/>
+                <w:bCs w:val="false"/>
+                <w:sz w:val="18"/>
+                <w:szCs w:val="18"/>
+              </w:rPr>
+              <w:t xml:space="preserve">(해당하는 경우)</w:t>
+            </w:r>
+          </w:p>
+        </w:tc>
+        <w:tc>
+          <w:tcPr>
+            <w:tcW w:type="dxa" w:w="4820"/>
+            <w:tcBorders>
+              <w:top w:val="single" w:color="999999" w:sz="4"/>
+              <w:left w:val="single" w:color="999999" w:sz="4"/>
+              <w:bottom w:val="single" w:color="999999" w:sz="4"/>
+              <w:right w:val="single" w:color="999999" w:sz="4"/>
+            </w:tcBorders>
+            <w:tcMar>
+              <w:top w:type="dxa" w:w="60"/>
+              <w:left w:type="dxa" w:w="90"/>
+              <w:bottom w:type="dxa" w:w="60"/>
+              <w:right w:type="dxa" w:w="90"/>
+            </w:tcMar>
+          </w:tcPr>
+          <w:p>
+            <w:pPr>
+              <w:spacing w:after="20" w:before="20"/>
+            </w:pPr>
+            <w:r>
+              <w:rPr>
+                <w:rFonts w:ascii="맑은 고딕" w:cs="맑은 고딕" w:eastAsia="맑은 고딕" w:hAnsi="맑은 고딕"/>
+                <w:b w:val="false"/>
+                <w:bCs w:val="false"/>
+                <w:sz w:val="18"/>
+                <w:szCs w:val="18"/>
+              </w:rPr>
+              <w:t xml:space="preserve">ASNT NDT Level Ⅲ No.</w:t>
+            </w:r>
+          </w:p>
+        </w:tc>
+      </w:tr>
+      <w:tr>
+        <w:trPr>
+          <w:tblHeader w:val="false"/>
+        </w:trPr>
+        <w:tc>
+          <w:tcPr>
+            <w:tcW w:type="dxa" w:w="4819"/>
+            <w:tcBorders>
+              <w:top w:val="single" w:color="999999" w:sz="4"/>
+              <w:left w:val="single" w:color="999999" w:sz="4"/>
+              <w:bottom w:val="single" w:color="999999" w:sz="4"/>
+              <w:right w:val="single" w:color="999999" w:sz="4"/>
+            </w:tcBorders>
+            <w:tcMar>
+              <w:top w:type="dxa" w:w="60"/>
+              <w:left w:type="dxa" w:w="90"/>
+              <w:bottom w:type="dxa" w:w="60"/>
+              <w:right w:type="dxa" w:w="90"/>
+            </w:tcMar>
+          </w:tcPr>
+          <w:p>
+            <w:pPr>
+              <w:spacing w:after="20" w:before="20"/>
+            </w:pPr>
+            <w:r>
+              <w:rPr>
+                <w:rFonts w:ascii="맑은 고딕" w:cs="맑은 고딕" w:eastAsia="맑은 고딕" w:hAnsi="맑은 고딕"/>
+                <w:b w:val="false"/>
+                <w:bCs w:val="false"/>
+                <w:sz w:val="18"/>
+                <w:szCs w:val="18"/>
+              </w:rPr>
+              <w:t xml:space="preserve">인증 기관</w:t>
+            </w:r>
+          </w:p>
+          <w:p>
+            <w:pPr>
+              <w:spacing w:after="20" w:before="20"/>
+            </w:pPr>
+            <w:r>
+              <w:rPr>
+                <w:rFonts w:ascii="맑은 고딕" w:cs="맑은 고딕" w:eastAsia="맑은 고딕" w:hAnsi="맑은 고딕"/>
+                <w:b w:val="false"/>
+                <w:bCs w:val="false"/>
+                <w:sz w:val="18"/>
+                <w:szCs w:val="18"/>
+              </w:rPr>
+              <w:t xml:space="preserve">(Level Ⅲ와 위치가 다른 경우)</w:t>
+            </w:r>
+          </w:p>
+        </w:tc>
+        <w:tc>
+          <w:tcPr>
+            <w:tcW w:type="dxa" w:w="4820"/>
+            <w:tcBorders>
+              <w:top w:val="single" w:color="999999" w:sz="4"/>
+              <w:left w:val="single" w:color="999999" w:sz="4"/>
+              <w:bottom w:val="single" w:color="999999" w:sz="4"/>
+              <w:right w:val="single" w:color="999999" w:sz="4"/>
+            </w:tcBorders>
+            <w:tcMar>
+              <w:top w:type="dxa" w:w="60"/>
+              <w:left w:type="dxa" w:w="90"/>
+              <w:bottom w:type="dxa" w:w="60"/>
+              <w:right w:type="dxa" w:w="90"/>
+            </w:tcMar>
+          </w:tcPr>
+          <w:p>
+            <w:pPr>
+              <w:spacing w:after="20" w:before="20"/>
+            </w:pPr>
+            <w:r>
+              <w:rPr>
+                <w:rFonts w:ascii="맑은 고딕" w:cs="맑은 고딕" w:eastAsia="맑은 고딕" w:hAnsi="맑은 고딕"/>
+                <w:sz w:val="18"/>
+                <w:szCs w:val="18"/>
+              </w:rPr>
+              <w:t xml:space="preserve"/>
+            </w:r>
+          </w:p>
+        </w:tc>
+      </w:tr>
+      <w:tr>
+        <w:trPr>
+          <w:tblHeader w:val="false"/>
+        </w:trPr>
+        <w:tc>
+          <w:tcPr>
+            <w:tcW w:type="dxa" w:w="4819"/>
+            <w:tcBorders>
+              <w:top w:val="single" w:color="999999" w:sz="4"/>
+              <w:left w:val="single" w:color="999999" w:sz="4"/>
+              <w:bottom w:val="single" w:color="999999" w:sz="4"/>
+              <w:right w:val="single" w:color="999999" w:sz="4"/>
+            </w:tcBorders>
+            <w:tcMar>
+              <w:top w:type="dxa" w:w="60"/>
+              <w:left w:type="dxa" w:w="90"/>
+              <w:bottom w:type="dxa" w:w="60"/>
+              <w:right w:type="dxa" w:w="90"/>
+            </w:tcMar>
+          </w:tcPr>
+          <w:p>
+            <w:pPr>
+              <w:spacing w:after="20" w:before="20"/>
+            </w:pPr>
+            <w:r>
+              <w:rPr>
+                <w:rFonts w:ascii="맑은 고딕" w:cs="맑은 고딕" w:eastAsia="맑은 고딕" w:hAnsi="맑은 고딕"/>
+                <w:b w:val="false"/>
+                <w:bCs w:val="false"/>
+                <w:sz w:val="18"/>
+                <w:szCs w:val="18"/>
+              </w:rPr>
+              <w:t xml:space="preserve">Signature   서명</w:t>
+            </w:r>
+          </w:p>
+        </w:tc>
+        <w:tc>
+          <w:tcPr>
+            <w:tcW w:type="dxa" w:w="4820"/>
+            <w:tcBorders>
+              <w:top w:val="single" w:color="999999" w:sz="4"/>
+              <w:left w:val="single" w:color="999999" w:sz="4"/>
+              <w:bottom w:val="single" w:color="999999" w:sz="4"/>
+              <w:right w:val="single" w:color="999999" w:sz="4"/>
+            </w:tcBorders>
+            <w:tcMar>
+              <w:top w:type="dxa" w:w="60"/>
+              <w:left w:type="dxa" w:w="90"/>
+              <w:bottom w:type="dxa" w:w="60"/>
+              <w:right w:type="dxa" w:w="90"/>
+            </w:tcMar>
+          </w:tcPr>
+          <w:p>
+            <w:pPr>
+              <w:spacing w:after="20" w:before="20"/>
+            </w:pPr>
+            <w:r>
+              <w:rPr>
+                <w:rFonts w:ascii="맑은 고딕" w:cs="맑은 고딕" w:eastAsia="맑은 고딕" w:hAnsi="맑은 고딕"/>
+                <w:sz w:val="18"/>
+                <w:szCs w:val="18"/>
+              </w:rPr>
+              <w:t xml:space="preserve"/>
+            </w:r>
+          </w:p>
+        </w:tc>
+      </w:tr>
+    </w:tbl>
+    <w:p>
+      <w:pPr>
+        <w:spacing w:after="160"/>
       </w:pPr>
     </w:p>
     <w:p>
@@ -12988,7 +15922,7 @@
           <w:sz w:val="20"/>
           <w:szCs w:val="20"/>
         </w:rPr>
-        <w:t xml:space="preserve"> 모두 채운다. (E01 7.6.7-6)</w:t>
+        <w:t xml:space="preserve"> 모두 채운다. 해당 없는 칸에는 「해당 없음」으로 적는다. (E01 7.6.7-6)</w:t>
       </w:r>
     </w:p>
     <w:p>
@@ -13004,7 +15938,7 @@
           <w:sz w:val="20"/>
           <w:szCs w:val="20"/>
         </w:rPr>
-        <w:t xml:space="preserve">3. 해당되지 않는 등급·종목·기법은 지우거나 표시하지 않는다.</w:t>
+        <w:t xml:space="preserve">3. 해당되지 않는 등급·종목·기법의 네모 칸은 비워 둔다.</w:t>
       </w:r>
     </w:p>
     <w:p>
@@ -13021,6 +15955,22 @@
           <w:szCs w:val="20"/>
         </w:rPr>
         <w:t xml:space="preserve">4. Level Ⅲ와 인증 기관이 별도의 위치로 식별되는 경우 양쪽을 모두 적는다. (E01 7.6.7-5)</w:t>
+      </w:r>
+    </w:p>
+    <w:p>
+      <w:pPr>
+        <w:spacing w:after="30" w:before="30"/>
+        <w:ind w:left="240" w:hanging="240"/>
+      </w:pPr>
+      <w:r>
+        <w:rPr>
+          <w:rFonts w:ascii="맑은 고딕" w:cs="맑은 고딕" w:eastAsia="맑은 고딕" w:hAnsi="맑은 고딕"/>
+          <w:b w:val="false"/>
+          <w:bCs w:val="false"/>
+          <w:sz w:val="20"/>
+          <w:szCs w:val="20"/>
+        </w:rPr>
+        <w:t xml:space="preserve">5. 자격증의 내용을 휴대할 수 있도록 ID 카드를 함께 발행할 수 있다. ID 카드에는 위 기재 사항과 함께 일련번호, 성명과 사진, 위·변조를 방지하기 위한 표시를 넣는다. (5.3)</w:t>
       </w:r>
     </w:p>
     <w:p>

--- a/docs/HIE-QP-E03 자격증 발행 및 관리 규칙.docx
+++ b/docs/HIE-QP-E03 자격증 발행 및 관리 규칙.docx
@@ -1553,7 +1553,7 @@
           <w:sz w:val="18"/>
           <w:szCs w:val="18"/>
         </w:rPr>
-        <w:t xml:space="preserve">의 7.6 자격인정, 7.9 재자격 인정, 7.10 자격종료, 7.11 복권 조항을 시행하기 위한 세부 규칙이다. 상위 절차서와 어긋나는 내용이 있으면 </w:t>
+        <w:t xml:space="preserve">의 7.6 자격인정, 7.9 재자격인정, 7.10 자격종료, 7.11 복권 조항을 시행하기 위한 세부 규칙이다. 상위 절차서와 어긋나는 내용이 있으면 </w:t>
       </w:r>
       <w:r>
         <w:rPr>
@@ -1637,7 +1637,7 @@
           <w:sz w:val="20"/>
           <w:szCs w:val="20"/>
         </w:rPr>
-        <w:t xml:space="preserve">1.1 이 규칙은 HIE-QP-E01에 따라 자격이 인정된 비파괴검사 요원에게 발행하는 자격증의 발행, 유효기간 관리, 재자격, 자격종료와 복권, 기록 관리에 대한 세부 절차를 규정한다.</w:t>
+        <w:t xml:space="preserve">1.1 이 규칙은 HIE-QP-E01에 따라 자격이 인정된 비파괴검사요원에게 발행하는 자격증의 발행, 유효기간 관리, 재자격, 자격종료와 복권, 기록 관리에 대한 세부 절차를 규정한다.</w:t>
       </w:r>
     </w:p>
     <w:p>
@@ -1930,7 +1930,7 @@
           <w:sz w:val="20"/>
           <w:szCs w:val="20"/>
         </w:rPr>
-        <w:t xml:space="preserve">는 자격증을 발급하기 위한 응시자의 자격인정 기록을 검토한다. (E01 3.2) 또한 모든 비파괴검사 요원의 자격 부여 및 재자격 부여가 HIE-QP-E01에 따라 수행되고 있는지 검토하고 승인할 책임이 있다. (E01 3.3)</w:t>
+        <w:t xml:space="preserve">는 자격증을 발급하기 위한 응시자의 자격인정 기록을 검토한다. (E01 3.2) 또한 모든 비파괴검사요원의 자격부여 및 재자격부여가 HIE-QP-E01에 따라 수행되고 있는지 검토하고 승인할 책임이 있다. (E01 3.3)</w:t>
       </w:r>
     </w:p>
     <w:p>
@@ -2075,7 +2075,7 @@
           <w:sz w:val="20"/>
           <w:szCs w:val="20"/>
         </w:rPr>
-        <w:t xml:space="preserve"> 자격이 인정된 비파괴검사 요원에게 발행하는 증서. HIE-QP-E01 7.6.7은 "자격 인증서" 로, 다른 기관의 규칙은 "합격증" 으로 부르기도 하나 모두 같은 것을 가리킨다. 이 규칙에서는 </w:t>
+        <w:t xml:space="preserve"> 자격이 인정된 비파괴검사요원에게 발행하는 증서. HIE-QP-E01 7.6.7은 "자격인증서" 로, 다른 기관의 규칙은 "합격증" 으로 부르기도 하나 모두 같은 것을 가리킨다. 이 규칙에서는 </w:t>
       </w:r>
       <w:r>
         <w:rPr>
@@ -2208,7 +2208,7 @@
           <w:sz w:val="20"/>
           <w:szCs w:val="20"/>
         </w:rPr>
-        <w:t xml:space="preserve">재자격 인정 (Recertification)</w:t>
+        <w:t xml:space="preserve">재자격인정 (Recertification)</w:t>
       </w:r>
       <w:r>
         <w:rPr>
@@ -4325,7 +4325,7 @@
           <w:sz w:val="18"/>
           <w:szCs w:val="18"/>
         </w:rPr>
-        <w:t xml:space="preserve">이다. (E01 7.9.2) 위 보기는 Level Ⅱ 이므로 재자격 인정주기가 3년이다. 2026년 8월에 인증하면 만료 월은 2029년 8월이고, 만료일은 그 달의 마지막 날인 8월 31일이 된다.</w:t>
+        <w:t xml:space="preserve">이다. (E01 7.9.2) 위 보기는 Level Ⅱ 이므로 재자격인정 주기가 3년이다. 2026년 8월에 인증하면 만료 월은 2029년 8월이고, 만료일은 그 달의 마지막 날인 8월 31일이 된다.</w:t>
       </w:r>
     </w:p>
     <w:p>
@@ -4345,7 +4345,7 @@
           <w:sz w:val="18"/>
           <w:szCs w:val="18"/>
         </w:rPr>
-        <w:t xml:space="preserve">Technique 에 TOFD·PAUT 가 있으므로 이 사람은 </w:t>
+        <w:t xml:space="preserve">Technique에 TOFD·PAUT가 있으므로 이 사람은 </w:t>
       </w:r>
       <w:r>
         <w:rPr>
@@ -4778,7 +4778,7 @@
           <w:sz w:val="20"/>
           <w:szCs w:val="20"/>
         </w:rPr>
-        <w:t xml:space="preserve">6.1.1 최대 재자격 인정주기는 다음과 같으며, 자격은 </w:t>
+        <w:t xml:space="preserve">6.1.1 최대 재자격인정 주기는 다음과 같으며, 자격은 </w:t>
       </w:r>
       <w:r>
         <w:rPr>
@@ -4888,7 +4888,7 @@
                 <w:sz w:val="18"/>
                 <w:szCs w:val="18"/>
               </w:rPr>
-              <w:t xml:space="preserve">최대 재자격 인정주기</w:t>
+              <w:t xml:space="preserve">최대 재자격인정 주기</w:t>
             </w:r>
           </w:p>
         </w:tc>
@@ -5360,7 +5360,7 @@
           <w:sz w:val="20"/>
           <w:szCs w:val="20"/>
         </w:rPr>
-        <w:t xml:space="preserve">2. 검사 업무의 중단으로 인해 재자격 인정 대상이 되지 않았을 것</w:t>
+        <w:t xml:space="preserve">2. 검사 업무의 중단으로 인해 재자격인정 대상이 되지 않았을 것</w:t>
       </w:r>
     </w:p>
     <w:p>
@@ -5464,7 +5464,7 @@
           <w:sz w:val="20"/>
           <w:szCs w:val="20"/>
         </w:rPr>
-        <w:t xml:space="preserve">6.4.1 비파괴검사 요원은 </w:t>
+        <w:t xml:space="preserve">6.4.1 비파괴검사요원은 </w:t>
       </w:r>
       <w:r>
         <w:rPr>
@@ -5976,7 +5976,7 @@
           <w:sz w:val="20"/>
           <w:szCs w:val="20"/>
         </w:rPr>
-        <w:t xml:space="preserve">7.4.1 자격인정이 종료된 비파괴검사 요원은 다음 조건이 </w:t>
+        <w:t xml:space="preserve">7.4.1 자격인정이 종료된 비파괴검사요원은 다음 조건이 </w:t>
       </w:r>
       <w:r>
         <w:rPr>
@@ -6244,7 +6244,7 @@
                 <w:sz w:val="18"/>
                 <w:szCs w:val="18"/>
               </w:rPr>
-              <w:t xml:space="preserve">비파괴검사 요원의 </w:t>
+              <w:t xml:space="preserve">비파괴검사요원의 </w:t>
             </w:r>
             <w:r>
               <w:rPr>
@@ -6323,7 +6323,7 @@
                 <w:sz w:val="18"/>
                 <w:szCs w:val="18"/>
               </w:rPr>
-              <w:t xml:space="preserve">비파괴검사 요원이 </w:t>
+              <w:t xml:space="preserve">비파괴검사요원이 </w:t>
             </w:r>
             <w:r>
               <w:rPr>
@@ -6467,7 +6467,7 @@
           <w:sz w:val="20"/>
           <w:szCs w:val="20"/>
         </w:rPr>
-        <w:t xml:space="preserve">8.1.1 자격 인정된 비파괴검사 요원을 확인하는 </w:t>
+        <w:t xml:space="preserve">8.1.1 자격인정된 비파괴검사요원을 확인하는 </w:t>
       </w:r>
       <w:r>
         <w:rPr>
@@ -6487,7 +6487,7 @@
           <w:sz w:val="20"/>
           <w:szCs w:val="20"/>
         </w:rPr>
-        <w:t xml:space="preserve">은 비파괴검사 요원이 </w:t>
+        <w:t xml:space="preserve">은 비파괴검사요원이 </w:t>
       </w:r>
       <w:r>
         <w:rPr>
@@ -6709,7 +6709,7 @@
                 <w:sz w:val="18"/>
                 <w:szCs w:val="18"/>
               </w:rPr>
-              <w:t xml:space="preserve">자격 인정된 개인의 성명</w:t>
+              <w:t xml:space="preserve">자격인정된 개인의 성명</w:t>
             </w:r>
           </w:p>
         </w:tc>
@@ -6847,7 +6847,7 @@
                 <w:sz w:val="18"/>
                 <w:szCs w:val="18"/>
               </w:rPr>
-              <w:t xml:space="preserve">자격 인정된 개인의 학력 및 경력</w:t>
+              <w:t xml:space="preserve">자격인정된 개인의 학력 및 경력</w:t>
             </w:r>
           </w:p>
         </w:tc>
@@ -9045,7 +9045,7 @@
                 <w:sz w:val="18"/>
                 <w:szCs w:val="18"/>
               </w:rPr>
-              <w:t xml:space="preserve">TOFD·PAUT·FMC 는 UT Level Ⅱ 선수 자격</w:t>
+              <w:t xml:space="preserve">TOFD·PAUT·FMC는 UT Level Ⅱ 선수 자격</w:t>
             </w:r>
           </w:p>
         </w:tc>
@@ -11651,7 +11651,7 @@
                 <w:sz w:val="18"/>
                 <w:szCs w:val="18"/>
               </w:rPr>
-              <w:t xml:space="preserve">재자격 인정 → 자격증 재발행 (위로 되돌아간다)</w:t>
+              <w:t xml:space="preserve">재자격인정 → 자격증 재발행 (위로 되돌아간다)</w:t>
             </w:r>
           </w:p>
         </w:tc>
@@ -14394,7 +14394,7 @@
           <w:sz w:val="20"/>
           <w:szCs w:val="20"/>
         </w:rPr>
-        <w:t xml:space="preserve">비파괴검사 요원 자격증</w:t>
+        <w:t xml:space="preserve">비파괴검사요원 자격증</w:t>
       </w:r>
     </w:p>
     <w:p>
@@ -15153,7 +15153,7 @@
                 <w:sz w:val="18"/>
                 <w:szCs w:val="18"/>
               </w:rPr>
-              <w:t xml:space="preserve">(TOFD·PAUT·FMC 는 UT Level Ⅱ 선수 자격이 있어야 한다 — 5.1.5)</w:t>
+              <w:t xml:space="preserve">(TOFD·PAUT·FMC는 UT Level Ⅱ 선수 자격이 있어야 한다 — 5.1.5)</w:t>
             </w:r>
           </w:p>
         </w:tc>
@@ -20585,7 +20585,7 @@
           <w:sz w:val="18"/>
           <w:szCs w:val="18"/>
         </w:rPr>
-        <w:t xml:space="preserve">로 적는다. (HIE-QP-E01 7.9.2) 최대 재자격 인정주기는 Level Ⅰ·Ⅱ 3년, Level Ⅲ 5년이다. </w:t>
+        <w:t xml:space="preserve">로 적는다. (HIE-QP-E01 7.9.2) 최대 재자격인정 주기는 Level Ⅰ·Ⅱ 3년, Level Ⅲ 5년이다. </w:t>
       </w:r>
       <w:r>
         <w:rPr>
@@ -20607,7 +20607,7 @@
           <w:sz w:val="18"/>
           <w:szCs w:val="18"/>
         </w:rPr>
-        <w:t xml:space="preserve">은 UT Level Ⅱ 자격이 인증된 사람에게만 발행하며, UT Level Ⅱ 가 종료·만료되면 함께 효력을 잃는다. (HIE-QP-E03 5.1.5)</w:t>
+        <w:t xml:space="preserve">은 UT Level Ⅱ 자격이 인증된 사람에게만 발행하며, UT Level Ⅱ가 종료·만료되면 함께 효력을 잃는다. (HIE-QP-E03 5.1.5)</w:t>
       </w:r>
     </w:p>
     <w:p>
